--- a/Individuals/final_reports/p2510819-AngWeiChong-CA2_Individual.docx
+++ b/Individuals/final_reports/p2510819-AngWeiChong-CA2_Individual.docx
@@ -1142,7 +1142,7 @@
                                   <w:pStyle w:val="NoSpacing"/>
                                   <w:jc w:val="right"/>
                                   <w:rPr>
-                                    <w:color w:val="FFFFFF" w:themeColor="background1"/>
+                                    <w:color w:val="1C1C1C"/>
                                     <w:sz w:val="28"/>
                                     <w:szCs w:val="28"/>
                                   </w:rPr>
@@ -1189,7 +1189,7 @@
                             <w:pStyle w:val="NoSpacing"/>
                             <w:jc w:val="right"/>
                             <w:rPr>
-                              <w:color w:val="FFFFFF" w:themeColor="background1"/>
+                              <w:color w:val="1C1C1C"/>
                               <w:sz w:val="28"/>
                               <w:szCs w:val="28"/>
                             </w:rPr>
@@ -1830,7 +1830,7 @@
               <w:rPr>
                 <w:rFonts w:ascii="Carlito" w:eastAsia="Carlito" w:hAnsi="Carlito"/>
                 <w:b/>
-                <w:color w:val="FFFFFF"/>
+                <w:color w:val="1C1C1C"/>
                 <w:sz w:val="18"/>
               </w:rPr>
               <w:t>Collection</w:t>
@@ -1863,7 +1863,7 @@
               <w:rPr>
                 <w:rFonts w:ascii="Carlito" w:eastAsia="Carlito" w:hAnsi="Carlito"/>
                 <w:b/>
-                <w:color w:val="FFFFFF"/>
+                <w:color w:val="1C1C1C"/>
                 <w:sz w:val="18"/>
               </w:rPr>
               <w:t>SQL</w:t>
@@ -2800,7 +2800,7 @@
               <w:rPr>
                 <w:rFonts w:ascii="Carlito" w:eastAsia="Carlito" w:hAnsi="Carlito"/>
                 <w:b/>
-                <w:color w:val="FFFFFF"/>
+                <w:color w:val="1C1C1C"/>
                 <w:sz w:val="18"/>
               </w:rPr>
               <w:t>Collection</w:t>
@@ -2833,7 +2833,7 @@
               <w:rPr>
                 <w:rFonts w:ascii="Carlito" w:eastAsia="Carlito" w:hAnsi="Carlito"/>
                 <w:b/>
-                <w:color w:val="FFFFFF"/>
+                <w:color w:val="1C1C1C"/>
                 <w:sz w:val="18"/>
               </w:rPr>
               <w:t>Number of Documents</w:t>
@@ -2986,7 +2986,7 @@
               <w:rPr>
                 <w:rFonts w:ascii="Carlito" w:eastAsia="Carlito" w:hAnsi="Carlito"/>
                 <w:b/>
-                <w:color w:val="FFFFFF"/>
+                <w:color w:val="1C1C1C"/>
                 <w:sz w:val="17"/>
               </w:rPr>
               <w:t>Question</w:t>
@@ -3019,7 +3019,7 @@
               <w:rPr>
                 <w:rFonts w:ascii="Carlito" w:eastAsia="Carlito" w:hAnsi="Carlito"/>
                 <w:b/>
-                <w:color w:val="FFFFFF"/>
+                <w:color w:val="1C1C1C"/>
                 <w:sz w:val="17"/>
               </w:rPr>
               <w:t>Mongo Command</w:t>
@@ -3052,7 +3052,7 @@
               <w:rPr>
                 <w:rFonts w:ascii="Carlito" w:eastAsia="Carlito" w:hAnsi="Carlito"/>
                 <w:b/>
-                <w:color w:val="FFFFFF"/>
+                <w:color w:val="1C1C1C"/>
                 <w:sz w:val="17"/>
               </w:rPr>
               <w:t>Result</w:t>
@@ -5830,7 +5830,7 @@
               <w:rPr>
                 <w:rFonts w:ascii="Carlito" w:eastAsia="Carlito" w:hAnsi="Carlito"/>
                 <w:b/>
-                <w:color w:val="FFFFFF"/>
+                <w:color w:val="1C1C1C"/>
                 <w:sz w:val="19"/>
               </w:rPr>
               <w:t>Date</w:t>
@@ -5863,7 +5863,7 @@
               <w:rPr>
                 <w:rFonts w:ascii="Carlito" w:eastAsia="Carlito" w:hAnsi="Carlito"/>
                 <w:b/>
-                <w:color w:val="FFFFFF"/>
+                <w:color w:val="1C1C1C"/>
                 <w:sz w:val="19"/>
               </w:rPr>
               <w:t>Loans</w:t>
@@ -5896,7 +5896,7 @@
               <w:rPr>
                 <w:rFonts w:ascii="Carlito" w:eastAsia="Carlito" w:hAnsi="Carlito"/>
                 <w:b/>
-                <w:color w:val="FFFFFF"/>
+                <w:color w:val="1C1C1C"/>
                 <w:sz w:val="19"/>
               </w:rPr>
               <w:t>Date</w:t>
@@ -5929,7 +5929,7 @@
               <w:rPr>
                 <w:rFonts w:ascii="Carlito" w:eastAsia="Carlito" w:hAnsi="Carlito"/>
                 <w:b/>
-                <w:color w:val="FFFFFF"/>
+                <w:color w:val="1C1C1C"/>
                 <w:sz w:val="19"/>
               </w:rPr>
               <w:t>Loans</w:t>
@@ -6930,7 +6930,7 @@
               <w:rPr>
                 <w:rFonts w:ascii="Carlito" w:eastAsia="Carlito" w:hAnsi="Carlito"/>
                 <w:b/>
-                <w:color w:val="FFFFFF"/>
+                <w:color w:val="1C1C1C"/>
                 <w:sz w:val="19"/>
               </w:rPr>
               <w:t>Date</w:t>
@@ -6963,7 +6963,7 @@
               <w:rPr>
                 <w:rFonts w:ascii="Carlito" w:eastAsia="Carlito" w:hAnsi="Carlito"/>
                 <w:b/>
-                <w:color w:val="FFFFFF"/>
+                <w:color w:val="1C1C1C"/>
                 <w:sz w:val="19"/>
               </w:rPr>
               <w:t>Loans</w:t>
@@ -6996,7 +6996,7 @@
               <w:rPr>
                 <w:rFonts w:ascii="Carlito" w:eastAsia="Carlito" w:hAnsi="Carlito"/>
                 <w:b/>
-                <w:color w:val="FFFFFF"/>
+                <w:color w:val="1C1C1C"/>
                 <w:sz w:val="19"/>
               </w:rPr>
               <w:t>Rolling 7d</w:t>
@@ -7029,7 +7029,7 @@
               <w:rPr>
                 <w:rFonts w:ascii="Carlito" w:eastAsia="Carlito" w:hAnsi="Carlito"/>
                 <w:b/>
-                <w:color w:val="FFFFFF"/>
+                <w:color w:val="1C1C1C"/>
                 <w:sz w:val="19"/>
               </w:rPr>
               <w:t>Average 7d</w:t>
@@ -7062,7 +7062,7 @@
               <w:rPr>
                 <w:rFonts w:ascii="Carlito" w:eastAsia="Carlito" w:hAnsi="Carlito"/>
                 <w:b/>
-                <w:color w:val="FFFFFF"/>
+                <w:color w:val="1C1C1C"/>
                 <w:sz w:val="19"/>
               </w:rPr>
               <w:t>Day change</w:t>

--- a/Individuals/final_reports/p2510819-AngWeiChong-CA2_Individual.docx
+++ b/Individuals/final_reports/p2510819-AngWeiChong-CA2_Individual.docx
@@ -1,6 +1,7276 @@
 
-<file path=word/document.xml><?xml version="1.0" encoding="UTF-8" standalone="yes"?>
-<w:document xmlns:wpc="http://schemas.microsoft.com/office/word/2010/wordprocessingCanvas" xmlns:cx="http://schemas.microsoft.com/office/drawing/2014/chartex" xmlns:cx1="http://schemas.microsoft.com/office/drawing/2015/9/8/chartex" xmlns:cx2="http://schemas.microsoft.com/office/drawing/2015/10/21/chartex" xmlns:cx3="http://schemas.microsoft.com/office/drawing/2016/5/9/chartex" xmlns:cx4="http://schemas.microsoft.com/office/drawing/2016/5/10/chartex" xmlns:cx5="http://schemas.microsoft.com/office/drawing/2016/5/11/chartex" xmlns:cx6="http://schemas.microsoft.com/office/drawing/2016/5/12/chartex" xmlns:cx7="http://schemas.microsoft.com/office/drawing/2016/5/13/chartex" xmlns:cx8="http://schemas.microsoft.com/office/drawing/2016/5/14/chartex" xmlns:mc="http://schemas.openxmlformats.org/markup-compatibility/2006" xmlns:aink="http://schemas.microsoft.com/office/drawing/2016/ink" xmlns:am3d="http://schemas.microsoft.com/office/drawing/2017/model3d" xmlns:o="urn:schemas-microsoft-com:office:office" xmlns:oel="http://schemas.microsoft.com/office/2019/extlst" xmlns:r="http://schemas.openxmlformats.org/officeDocument/2006/relationships" xmlns:m="http://schemas.openxmlformats.org/officeDocument/2006/math" xmlns:v="urn:schemas-microsoft-com:vml" xmlns:wp14="http://schemas.microsoft.com/office/word/2010/wordprocessingDrawing" xmlns:wp="http://schemas.openxmlformats.org/drawingml/2006/wordprocessingDrawing" xmlns:w10="urn:schemas-microsoft-com:office:word" xmlns:w="http://schemas.openxmlformats.org/wordprocessingml/2006/main" xmlns:w14="http://schemas.microsoft.com/office/word/2010/wordml" xmlns:w15="http://schemas.microsoft.com/office/word/2012/wordml" xmlns:w16cei="http://schemas.microsoft.com/office/word/2026/wordml/cei" xmlns:w16cex="http://schemas.microsoft.com/office/word/2018/wordml/cex" xmlns:w16cid="http://schemas.microsoft.com/office/word/2016/wordml/cid" xmlns:w16="http://schemas.microsoft.com/office/word/2018/wordml" xmlns:w16du="http://schemas.microsoft.com/office/word/2023/wordml/word16du" xmlns:w16sdtdh="http://schemas.microsoft.com/office/word/2020/wordml/sdtdatahash" xmlns:w16sdtfl="http://schemas.microsoft.com/office/word/2024/wordml/sdtformatlock" xmlns:w16se="http://schemas.microsoft.com/office/word/2015/wordml/symex" xmlns:wpg="http://schemas.microsoft.com/office/word/2010/wordprocessingGroup" xmlns:wpi="http://schemas.microsoft.com/office/word/2010/wordprocessingInk" xmlns:wne="http://schemas.microsoft.com/office/word/2006/wordml" xmlns:wps="http://schemas.microsoft.com/office/word/2010/wordprocessingShape" mc:Ignorable="w14 w15 w16se w16cid w16 w16cex w16sdtdh w16sdtfl w16du wp14"><w:body><w:p><w:pPr><w:pStyle w:val="NoSpacing" /><w:ind w:left="-567" /><w:rPr><w:rFonts w:eastAsia="Times New Roman" w:cs="Times New Roman" /><w:noProof /><w:sz w:val="24" /><w:szCs w:val="24" /><w:lang w:eastAsia="en-SG" w:bidi="th-TH" /></w:rPr></w:pPr><w:r><w:rPr><w:noProof /><w:lang w:val="en-SG" w:eastAsia="en-SG" /></w:rPr><mc:AlternateContent><mc:Choice Requires="wps"><w:drawing><wp:anchor distT="0" distB="0" distL="114300" distR="114300" simplePos="0" relativeHeight="251658240" behindDoc="1" locked="0" layoutInCell="1" allowOverlap="1" wp14:anchorId="75BA97E1" wp14:editId="3F011274"><wp:simplePos x="0" y="0" /><wp:positionH relativeFrom="column"><wp:posOffset>-352425</wp:posOffset></wp:positionH><wp:positionV relativeFrom="paragraph"><wp:posOffset>-238125</wp:posOffset></wp:positionV><wp:extent cx="632460" cy="9839325" /><wp:effectExtent l="0" t="0" r="0" b="9525" /><wp:wrapNone /><wp:docPr id="4" name="Rectangle 4" /><wp:cNvGraphicFramePr /><a:graphic xmlns:a="http://schemas.openxmlformats.org/drawingml/2006/main"><a:graphicData uri="http://schemas.microsoft.com/office/word/2010/wordprocessingShape"><wps:wsp><wps:cNvSpPr /><wps:spPr><a:xfrm><a:off x="0" y="0" /><a:ext cx="632460" cy="9839325" /></a:xfrm><a:prstGeom prst="rect"><a:avLst /></a:prstGeom><a:solidFill><a:srgbClr val="92D050" /></a:solidFill><a:ln><a:noFill /></a:ln></wps:spPr><wps:style><a:lnRef idx="2"><a:schemeClr val="accent1"><a:shade val="50000" /></a:schemeClr></a:lnRef><a:fillRef idx="1"><a:schemeClr val="accent1" /></a:fillRef><a:effectRef idx="0"><a:schemeClr val="accent1" /></a:effectRef><a:fontRef idx="minor"><a:schemeClr val="lt1" /></a:fontRef></wps:style><wps:bodyPr rot="0" spcFirstLastPara="0" vert="horz" wrap="square" lIns="91440" tIns="45720" rIns="91440" bIns="45720" numCol="1" spcCol="0" rtlCol="0" fromWordArt="0" anchor="ctr" anchorCtr="0" forceAA="0" compatLnSpc="1"><a:prstTxWarp prst="textNoShape"><a:avLst /></a:prstTxWarp><a:noAutofit /></wps:bodyPr></wps:wsp></a:graphicData></a:graphic><wp14:sizeRelH relativeFrom="margin"><wp14:pctWidth>0</wp14:pctWidth></wp14:sizeRelH><wp14:sizeRelV relativeFrom="margin"><wp14:pctHeight>0</wp14:pctHeight></wp14:sizeRelV></wp:anchor></w:drawing></mc:Choice><mc:Fallback><w:pict><v:rect w14:anchorId="442B718D" id="Rectangle 4" o:spid="_x0000_s1026" style="position:absolute;margin-left:-27.75pt;margin-top:-18.75pt;width:49.8pt;height:774.75pt;z-index:-251658240;visibility:visible;mso-wrap-style:square;mso-width-percent:0;mso-height-percent:0;mso-wrap-distance-left:9pt;mso-wrap-distance-top:0;mso-wrap-distance-right:9pt;mso-wrap-distance-bottom:0;mso-position-horizontal:absolute;mso-position-horizontal-relative:text;mso-position-vertical:absolute;mso-position-vertical-relative:text;mso-width-percent:0;mso-height-percent:0;mso-width-relative:margin;mso-height-relative:margin;v-text-anchor:middle" o:gfxdata="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" fillcolor="#92d050" stroked="f" strokeweight="2pt" /></w:pict></mc:Fallback></mc:AlternateContent></w:r></w:p><w:p><w:pPr><w:pStyle w:val="NoSpacing" /><w:rPr><w:rFonts w:eastAsia="Times New Roman" w:cs="Times New Roman" /><w:noProof /><w:sz w:val="24" /><w:szCs w:val="24" /><w:lang w:eastAsia="en-SG" w:bidi="th-TH" /></w:rPr></w:pPr><w:r><w:rPr><w:noProof /><w:lang w:val="en-SG" w:eastAsia="en-SG" /></w:rPr><mc:AlternateContent><mc:Choice Requires="wps"><w:drawing><wp:anchor distT="0" distB="0" distL="114300" distR="114300" simplePos="0" relativeHeight="251658242" behindDoc="0" locked="0" layoutInCell="1" allowOverlap="1" wp14:anchorId="314475A8" wp14:editId="50BC4734"><wp:simplePos x="0" y="0" /><wp:positionH relativeFrom="page"><wp:posOffset>941070</wp:posOffset></wp:positionH><wp:positionV relativeFrom="page"><wp:posOffset>1266825</wp:posOffset></wp:positionV><wp:extent cx="5913120" cy="274320" /><wp:effectExtent l="0" t="0" r="11430" b="11430" /><wp:wrapNone /><wp:docPr id="38" name="Text Box 38" /><wp:cNvGraphicFramePr /><a:graphic xmlns:a="http://schemas.openxmlformats.org/drawingml/2006/main"><a:graphicData uri="http://schemas.microsoft.com/office/word/2010/wordprocessingShape"><wps:wsp><wps:cNvSpPr txBox="1" /><wps:spPr><a:xfrm><a:off x="0" y="0" /><a:ext cx="5913120" cy="274320" /></a:xfrm><a:prstGeom prst="rect"><a:avLst /></a:prstGeom><a:noFill /><a:ln w="6350"><a:noFill /></a:ln><a:effectLst /></wps:spPr><wps:style><a:lnRef idx="0"><a:schemeClr val="accent1" /></a:lnRef><a:fillRef idx="0"><a:schemeClr val="accent1" /></a:fillRef><a:effectRef idx="0"><a:schemeClr val="accent1" /></a:effectRef><a:fontRef idx="minor"><a:schemeClr val="dk1" /></a:fontRef></wps:style><wps:txbx><w:txbxContent><w:p><w:pPr><w:pStyle w:val="NoSpacing" /><w:jc w:val="center" /><w:rPr><w:b /><w:color w:val="B2A1C7" w:themeColor="accent4" w:themeTint="99" /><w:sz w:val="32" /><w:szCs w:val="32" /></w:rPr></w:pPr><w:sdt><w:sdtPr><w:rPr><w:b /><w:caps /><w:color w:val="B2A1C7" w:themeColor="accent4" w:themeTint="99" /><w:sz w:val="32" /><w:szCs w:val="32" /></w:rPr><w:alias w:val="Company" /><w:tag w:val="" /><w:id w:val="1410883653" /><w:dataBinding w:prefixMappings="xmlns:ns0='http://schemas.openxmlformats.org/officeDocument/2006/extended-properties' " w:xpath="/ns0:Properties[1]/ns0:Company[1]" w:storeItemID="{6668398D-A668-4E3E-A5EB-62B293D839F1}" /><w:text /></w:sdtPr><w:sdtContent><w:r><w:rPr><w:b /><w:caps /><w:color w:val="B2A1C7" w:themeColor="accent4" w:themeTint="99" /><w:sz w:val="32" /><w:szCs w:val="32" /><w:lang w:val="en-SG" /></w:rPr><w:t xml:space="preserve">SCHOOL OF </w:t></w:r><w:r><w:rPr><w:b /><w:caps /><w:color w:val="B2A1C7" w:themeColor="accent4" w:themeTint="99" /><w:sz w:val="32" /><w:szCs w:val="32" /><w:lang w:val="en-SG" /></w:rPr><w:t xml:space="preserve">COMPUTING </w:t></w:r><w:r><w:rPr><w:b /><w:caps /><w:color w:val="B2A1C7" w:themeColor="accent4" w:themeTint="99" /><w:sz w:val="32" /><w:szCs w:val="32" /><w:lang w:val="en-SG" /></w:rPr><w:t>(</w:t></w:r><w:r><w:rPr><w:b /><w:caps /><w:color w:val="B2A1C7" w:themeColor="accent4" w:themeTint="99" /><w:sz w:val="32" /><w:szCs w:val="32" /><w:lang w:val="en-SG" /></w:rPr><w:t>SOC</w:t></w:r><w:r><w:rPr><w:b /><w:caps /><w:color w:val="B2A1C7" w:themeColor="accent4" w:themeTint="99" /><w:sz w:val="32" /><w:szCs w:val="32" /><w:lang w:val="en-SG" /></w:rPr><w:t>)</w:t></w:r></w:sdtContent></w:sdt></w:p></w:txbxContent></wps:txbx><wps:bodyPr rot="0" spcFirstLastPara="0" vertOverflow="overflow" horzOverflow="overflow" vert="horz" wrap="square" lIns="0" tIns="0" rIns="0" bIns="0" numCol="1" spcCol="0" rtlCol="0" fromWordArt="0" anchor="b" anchorCtr="0" forceAA="0" compatLnSpc="1"><a:prstTxWarp prst="textNoShape"><a:avLst /></a:prstTxWarp><a:noAutofit /></wps:bodyPr></wps:wsp></a:graphicData></a:graphic><wp14:sizeRelH relativeFrom="page"><wp14:pctWidth>0</wp14:pctWidth></wp14:sizeRelH><wp14:sizeRelV relativeFrom="margin"><wp14:pctHeight>0</wp14:pctHeight></wp14:sizeRelV></wp:anchor></w:drawing></mc:Choice><mc:Fallback><w:pict><v:shapetype w14:anchorId="314475A8" id="_x0000_t202" coordsize="21600,21600" o:spt="202" path="m,l,21600r21600,l21600,xe"><v:stroke joinstyle="miter" /><v:path gradientshapeok="t" o:connecttype="rect" /></v:shapetype><v:shape id="Text Box 38" o:spid="_x0000_s1026" type="#_x0000_t202" style="position:absolute;margin-left:74.1pt;margin-top:99.75pt;width:465.6pt;height:21.6pt;z-index:251658242;visibility:visible;mso-wrap-style:square;mso-width-percent:0;mso-height-percent:0;mso-wrap-distance-left:9pt;mso-wrap-distance-top:0;mso-wrap-distance-right:9pt;mso-wrap-distance-bottom:0;mso-position-horizontal:absolute;mso-position-horizontal-relative:page;mso-position-vertical:absolute;mso-position-vertical-relative:page;mso-width-percent:0;mso-height-percent:0;mso-width-relative:page;mso-height-relative:margin;v-text-anchor:bottom" o:gfxdata="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" filled="f" stroked="f" strokeweight=".5pt"><v:textbox inset="0,0,0,0"><w:txbxContent><w:p><w:pPr><w:pStyle w:val="NoSpacing" /><w:jc w:val="center" /><w:rPr><w:b /><w:color w:val="B2A1C7" w:themeColor="accent4" w:themeTint="99" /><w:sz w:val="32" /><w:szCs w:val="32" /></w:rPr></w:pPr><w:sdt><w:sdtPr><w:rPr><w:b /><w:caps /><w:color w:val="B2A1C7" w:themeColor="accent4" w:themeTint="99" /><w:sz w:val="32" /><w:szCs w:val="32" /></w:rPr><w:alias w:val="Company" /><w:tag w:val="" /><w:id w:val="1410883653" /><w:dataBinding w:prefixMappings="xmlns:ns0='http://schemas.openxmlformats.org/officeDocument/2006/extended-properties' " w:xpath="/ns0:Properties[1]/ns0:Company[1]" w:storeItemID="{6668398D-A668-4E3E-A5EB-62B293D839F1}" /><w:text /></w:sdtPr><w:sdtContent><w:r><w:rPr><w:b /><w:caps /><w:color w:val="B2A1C7" w:themeColor="accent4" w:themeTint="99" /><w:sz w:val="32" /><w:szCs w:val="32" /><w:lang w:val="en-SG" /></w:rPr><w:t xml:space="preserve">SCHOOL OF </w:t></w:r><w:r><w:rPr><w:b /><w:caps /><w:color w:val="B2A1C7" w:themeColor="accent4" w:themeTint="99" /><w:sz w:val="32" /><w:szCs w:val="32" /><w:lang w:val="en-SG" /></w:rPr><w:t xml:space="preserve">COMPUTING </w:t></w:r><w:r><w:rPr><w:b /><w:caps /><w:color w:val="B2A1C7" w:themeColor="accent4" w:themeTint="99" /><w:sz w:val="32" /><w:szCs w:val="32" /><w:lang w:val="en-SG" /></w:rPr><w:t>(</w:t></w:r><w:r><w:rPr><w:b /><w:caps /><w:color w:val="B2A1C7" w:themeColor="accent4" w:themeTint="99" /><w:sz w:val="32" /><w:szCs w:val="32" /><w:lang w:val="en-SG" /></w:rPr><w:t>SOC</w:t></w:r><w:r><w:rPr><w:b /><w:caps /><w:color w:val="B2A1C7" w:themeColor="accent4" w:themeTint="99" /><w:sz w:val="32" /><w:szCs w:val="32" /><w:lang w:val="en-SG" /></w:rPr><w:t>)</w:t></w:r></w:sdtContent></w:sdt></w:p></w:txbxContent></v:textbox><w10:wrap anchorx="page" anchory="page" /></v:shape></w:pict></mc:Fallback></mc:AlternateContent></w:r></w:p><w:sdt><w:sdtPr><w:rPr><w:rFonts w:eastAsia="Times New Roman" w:cs="Times New Roman" /><w:noProof /><w:sz w:val="24" /><w:szCs w:val="24" /><w:lang w:eastAsia="en-SG" w:bidi="th-TH" /></w:rPr><w:id w:val="951902355" /><w:docPartObj><w:docPartGallery w:val="Cover Pages" /><w:docPartUnique /></w:docPartObj></w:sdtPr><w:sdtEndPr><w:rPr><w:noProof w:val="0" /></w:rPr></w:sdtEndPr><w:sdtContent><w:p><w:pPr><w:pStyle w:val="NoSpacing" /></w:pPr></w:p><w:p><w:r><w:rPr><w:noProof /><w:lang w:val="en-SG" w:bidi="ar-SA" /></w:rPr><mc:AlternateContent><mc:Choice Requires="wps"><w:drawing><wp:anchor distT="0" distB="0" distL="114300" distR="114300" simplePos="0" relativeHeight="251658243" behindDoc="0" locked="0" layoutInCell="1" allowOverlap="1" wp14:anchorId="3D62382C" wp14:editId="52F02CE1"><wp:simplePos x="0" y="0" /><wp:positionH relativeFrom="page"><wp:posOffset>2190750</wp:posOffset></wp:positionH><wp:positionV relativeFrom="page"><wp:posOffset>1990725</wp:posOffset></wp:positionV><wp:extent cx="4665345" cy="2924175" /><wp:effectExtent l="0" t="0" r="1905" b="9525" /><wp:wrapNone /><wp:docPr id="39" name="Text Box 39" /><wp:cNvGraphicFramePr /><a:graphic xmlns:a="http://schemas.openxmlformats.org/drawingml/2006/main"><a:graphicData uri="http://schemas.microsoft.com/office/word/2010/wordprocessingShape"><wps:wsp><wps:cNvSpPr txBox="1" /><wps:spPr><a:xfrm><a:off x="0" y="0" /><a:ext cx="4665345" cy="2924175" /></a:xfrm><a:prstGeom prst="rect"><a:avLst /></a:prstGeom><a:noFill /><a:ln w="6350"><a:noFill /></a:ln><a:effectLst /></wps:spPr><wps:style><a:lnRef idx="0"><a:schemeClr val="accent1" /></a:lnRef><a:fillRef idx="0"><a:schemeClr val="accent1" /></a:fillRef><a:effectRef idx="0"><a:schemeClr val="accent1" /></a:effectRef><a:fontRef idx="minor"><a:schemeClr val="dk1" /></a:fontRef></wps:style><wps:txbx><w:txbxContent><w:p><w:pPr><w:pStyle w:val="NoSpacing" /><w:rPr><w:rFonts w:ascii="Arial" w:eastAsiaTheme="majorEastAsia" w:hAnsi="Arial" w:cs="Arial" /><w:b /><w:color w:val="403152" w:themeColor="accent4" w:themeShade="80" /><w:sz w:val="72" /><w:szCs w:val="72" /><w:lang w:val="en-SG" /></w:rPr></w:pPr><w:r><w:rPr><w:rFonts w:ascii="Arial" w:eastAsiaTheme="majorEastAsia" w:hAnsi="Arial" w:cs="Arial" /><w:b /><w:color w:val="403152" w:themeColor="accent4" w:themeShade="80" /><w:sz w:val="72" /><w:szCs w:val="72" /><w:lang w:val="en-SG" /></w:rPr><w:t>CA</w:t></w:r><w:r><w:rPr><w:rFonts w:ascii="Arial" w:eastAsiaTheme="majorEastAsia" w:hAnsi="Arial" w:cs="Arial" /><w:b /><w:color w:val="403152" w:themeColor="accent4" w:themeShade="80" /><w:sz w:val="72" /><w:szCs w:val="72" /><w:lang w:val="en-SG" /></w:rPr><w:t>2 Individual</w:t></w:r><w:r><w:rPr><w:rFonts w:ascii="Arial" w:eastAsiaTheme="majorEastAsia" w:hAnsi="Arial" w:cs="Arial" /><w:b /><w:color w:val="403152" w:themeColor="accent4" w:themeShade="80" /><w:sz w:val="72" /><w:szCs w:val="72" /><w:lang w:val="en-SG" /></w:rPr><w:t xml:space="preserve"> </w:t></w:r><w:r><w:rPr><w:rFonts w:ascii="Arial" w:eastAsiaTheme="majorEastAsia" w:hAnsi="Arial" w:cs="Arial" /><w:b /><w:color w:val="403152" w:themeColor="accent4" w:themeShade="80" /><w:sz w:val="72" /><w:szCs w:val="72" /><w:lang w:val="en-SG" /></w:rPr><w:t>Template</w:t></w:r></w:p><w:p><w:pPr><w:pStyle w:val="NoSpacing" /><w:rPr><w:rFonts w:ascii="Times New Roman" w:eastAsiaTheme="majorEastAsia" w:hAnsi="Times New Roman" w:cs="Times New Roman" /><w:b /><w:color w:val="7030A0" /><w:sz w:val="28" /><w:szCs w:val="72" /><w:u w:val="double" /><w:lang w:val="en-SG" /></w:rPr></w:pPr><w:r><w:rPr><w:rFonts w:ascii="Times New Roman" w:eastAsiaTheme="majorEastAsia" w:hAnsi="Times New Roman" w:cs="Times New Roman" /><w:b /><w:color w:val="7030A0" /><w:sz w:val="48" /><w:szCs w:val="72" /><w:lang w:val="en-SG" /></w:rPr><w:br /></w:r><w:r><w:rPr><w:rFonts w:ascii="Times New Roman" w:eastAsiaTheme="majorEastAsia" w:hAnsi="Times New Roman" w:cs="Times New Roman" /><w:b /><w:color w:val="5F497A" w:themeColor="accent4" w:themeShade="BF" /><w:sz w:val="28" /><w:szCs w:val="72" /><w:lang w:val="en-SG" /></w:rPr><w:t>Diploma in Applied AI &amp; Analytics</w:t></w:r></w:p><w:p><w:pPr><w:pStyle w:val="NoSpacing" /><w:rPr><w:rFonts w:ascii="Arial" w:eastAsiaTheme="majorEastAsia" w:hAnsi="Arial" w:cs="Arial" /><w:b /><w:color w:val="7030A0" /><w:sz w:val="28" /><w:szCs w:val="72" /><w:lang w:val="en-SG" /></w:rPr></w:pPr><w:r><w:rPr><w:rFonts w:ascii="Times New Roman" w:eastAsiaTheme="majorEastAsia" w:hAnsi="Times New Roman" w:cs="Times New Roman" /><w:b /><w:color w:val="7030A0" /><w:sz w:val="36" /><w:szCs w:val="72" /><w:lang w:val="en-SG" /></w:rPr><w:br /></w:r><w:r><w:rPr><w:rFonts w:ascii="Arial" w:eastAsiaTheme="majorEastAsia" w:hAnsi="Arial" w:cs="Arial" /><w:b /><w:color w:val="7030A0" /><w:sz w:val="28" /><w:szCs w:val="72" /><w:lang w:val="en-SG" /></w:rPr><w:t>ST1501</w:t></w:r></w:p><w:p><w:pPr><w:pStyle w:val="NoSpacing" /><w:rPr><w:rFonts w:ascii="Arial" w:eastAsiaTheme="majorEastAsia" w:hAnsi="Arial" w:cs="Arial" /><w:b /><w:color w:val="7030A0" /><w:sz w:val="36" /><w:szCs w:val="72" /><w:lang w:val="en-SG" /></w:rPr></w:pPr><w:r><w:rPr><w:rFonts w:ascii="Arial" w:eastAsiaTheme="majorEastAsia" w:hAnsi="Arial" w:cs="Arial" /><w:b /><w:color w:val="7030A0" /><w:sz w:val="28" /><w:szCs w:val="72" /><w:lang w:val="en-SG" /></w:rPr><w:t>Data Engineering</w:t></w:r></w:p><w:p><w:pPr><w:pStyle w:val="NoSpacing" /><w:rPr><w:rFonts w:ascii="Arial" w:eastAsiaTheme="majorEastAsia" w:hAnsi="Arial" w:cs="Arial" /><w:b /><w:color w:val="7030A0" /><w:sz w:val="32" /><w:szCs w:val="72" /><w:lang w:val="en-SG" /></w:rPr></w:pPr></w:p><w:p><w:pPr><w:pStyle w:val="NoSpacing" /><w:rPr><w:rFonts w:ascii="Arial" w:eastAsiaTheme="majorEastAsia" w:hAnsi="Arial" w:cs="Arial" /><w:b /><w:color w:val="5F497A" w:themeColor="accent4" w:themeShade="BF" /><w:sz w:val="28" /></w:rPr></w:pPr><w:r><w:rPr><w:rFonts w:ascii="Arial" w:eastAsiaTheme="majorEastAsia" w:hAnsi="Arial" w:cs="Arial" /><w:b /><w:color w:val="5F497A" w:themeColor="accent4" w:themeShade="BF" /><w:sz w:val="28" /><w:szCs w:val="72" /><w:lang w:val="en-SG" /></w:rPr><w:t>20</w:t></w:r><w:r><w:rPr><w:rFonts w:ascii="Arial" w:eastAsiaTheme="majorEastAsia" w:hAnsi="Arial" w:cs="Arial" /><w:b /><w:color w:val="5F497A" w:themeColor="accent4" w:themeShade="BF" /><w:sz w:val="28" /><w:szCs w:val="72" /><w:lang w:val="en-SG" /></w:rPr><w:t>2</w:t></w:r><w:r><w:rPr><w:rFonts w:ascii="Arial" w:eastAsiaTheme="majorEastAsia" w:hAnsi="Arial" w:cs="Arial" /><w:b /><w:color w:val="5F497A" w:themeColor="accent4" w:themeShade="BF" /><w:sz w:val="28" /><w:szCs w:val="72" /><w:lang w:val="en-SG" /></w:rPr><w:t>6</w:t></w:r><w:r><w:rPr><w:rFonts w:ascii="Arial" w:eastAsiaTheme="majorEastAsia" w:hAnsi="Arial" w:cs="Arial" /><w:b /><w:color w:val="5F497A" w:themeColor="accent4" w:themeShade="BF" /><w:sz w:val="28" /><w:szCs w:val="72" /><w:lang w:val="en-SG" /></w:rPr><w:t>/</w:t></w:r><w:r><w:rPr><w:rFonts w:ascii="Arial" w:eastAsiaTheme="majorEastAsia" w:hAnsi="Arial" w:cs="Arial" /><w:b /><w:color w:val="5F497A" w:themeColor="accent4" w:themeShade="BF" /><w:sz w:val="28" /><w:szCs w:val="72" /><w:lang w:val="en-SG" /></w:rPr><w:t>20</w:t></w:r><w:r><w:rPr><w:rFonts w:ascii="Arial" w:eastAsiaTheme="majorEastAsia" w:hAnsi="Arial" w:cs="Arial" /><w:b /><w:color w:val="5F497A" w:themeColor="accent4" w:themeShade="BF" /><w:sz w:val="28" /><w:szCs w:val="72" /><w:lang w:val="en-SG" /></w:rPr><w:t>2</w:t></w:r><w:r><w:rPr><w:rFonts w:ascii="Arial" w:eastAsiaTheme="majorEastAsia" w:hAnsi="Arial" w:cs="Arial" /><w:b /><w:color w:val="5F497A" w:themeColor="accent4" w:themeShade="BF" /><w:sz w:val="28" /><w:szCs w:val="72" /><w:lang w:val="en-SG" /></w:rPr><w:t>7</w:t></w:r><w:r><w:rPr><w:rFonts w:ascii="Arial" w:eastAsiaTheme="majorEastAsia" w:hAnsi="Arial" w:cs="Arial" /><w:b /><w:color w:val="5F497A" w:themeColor="accent4" w:themeShade="BF" /><w:sz w:val="28" /><w:szCs w:val="72" /><w:lang w:val="en-SG" /></w:rPr><w:t xml:space="preserve"> </w:t></w:r><w:r><w:rPr><w:rFonts w:ascii="Arial" w:eastAsiaTheme="majorEastAsia" w:hAnsi="Arial" w:cs="Arial" /><w:b /><w:color w:val="5F497A" w:themeColor="accent4" w:themeShade="BF" /><w:sz w:val="28" /><w:szCs w:val="72" /><w:lang w:val="en-SG" /></w:rPr><w:t>Semester</w:t></w:r><w:r><w:rPr><w:rFonts w:ascii="Arial" w:eastAsiaTheme="majorEastAsia" w:hAnsi="Arial" w:cs="Arial" /><w:b /><w:color w:val="5F497A" w:themeColor="accent4" w:themeShade="BF" /><w:sz w:val="28" /><w:szCs w:val="72" /><w:lang w:val="en-SG" /></w:rPr><w:t xml:space="preserve"> </w:t></w:r><w:r><w:rPr><w:rFonts w:ascii="Arial" w:eastAsiaTheme="majorEastAsia" w:hAnsi="Arial" w:cs="Arial" /><w:b /><w:color w:val="5F497A" w:themeColor="accent4" w:themeShade="BF" /><w:sz w:val="28" /><w:szCs w:val="72" /><w:lang w:val="en-SG" /></w:rPr><w:t>1</w:t></w:r></w:p></w:txbxContent></wps:txbx><wps:bodyPr rot="0" spcFirstLastPara="0" vertOverflow="overflow" horzOverflow="overflow" vert="horz" wrap="square" lIns="0" tIns="0" rIns="0" bIns="0" numCol="1" spcCol="0" rtlCol="0" fromWordArt="0" anchor="t" anchorCtr="0" forceAA="0" compatLnSpc="1"><a:prstTxWarp prst="textNoShape"><a:avLst /></a:prstTxWarp><a:noAutofit /></wps:bodyPr></wps:wsp></a:graphicData></a:graphic><wp14:sizeRelH relativeFrom="page"><wp14:pctWidth>0</wp14:pctWidth></wp14:sizeRelH><wp14:sizeRelV relativeFrom="margin"><wp14:pctHeight>0</wp14:pctHeight></wp14:sizeRelV></wp:anchor></w:drawing></mc:Choice><mc:Fallback><w:pict><v:shape w14:anchorId="3D62382C" id="Text Box 39" o:spid="_x0000_s1027" type="#_x0000_t202" style="position:absolute;margin-left:172.5pt;margin-top:156.75pt;width:367.35pt;height:230.25pt;z-index:251658243;visibility:visible;mso-wrap-style:square;mso-width-percent:0;mso-height-percent:0;mso-wrap-distance-left:9pt;mso-wrap-distance-top:0;mso-wrap-distance-right:9pt;mso-wrap-distance-bottom:0;mso-position-horizontal:absolute;mso-position-horizontal-relative:page;mso-position-vertical:absolute;mso-position-vertical-relative:page;mso-width-percent:0;mso-height-percent:0;mso-width-relative:page;mso-height-relative:margin;v-text-anchor:top" o:gfxdata="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" filled="f" stroked="f" strokeweight=".5pt"><v:textbox inset="0,0,0,0"><w:txbxContent><w:p><w:pPr><w:pStyle w:val="NoSpacing" /><w:rPr><w:rFonts w:ascii="Arial" w:eastAsiaTheme="majorEastAsia" w:hAnsi="Arial" w:cs="Arial" /><w:b /><w:color w:val="403152" w:themeColor="accent4" w:themeShade="80" /><w:sz w:val="72" /><w:szCs w:val="72" /><w:lang w:val="en-SG" /></w:rPr></w:pPr><w:r><w:rPr><w:rFonts w:ascii="Arial" w:eastAsiaTheme="majorEastAsia" w:hAnsi="Arial" w:cs="Arial" /><w:b /><w:color w:val="403152" w:themeColor="accent4" w:themeShade="80" /><w:sz w:val="72" /><w:szCs w:val="72" /><w:lang w:val="en-SG" /></w:rPr><w:t>CA</w:t></w:r><w:r><w:rPr><w:rFonts w:ascii="Arial" w:eastAsiaTheme="majorEastAsia" w:hAnsi="Arial" w:cs="Arial" /><w:b /><w:color w:val="403152" w:themeColor="accent4" w:themeShade="80" /><w:sz w:val="72" /><w:szCs w:val="72" /><w:lang w:val="en-SG" /></w:rPr><w:t>2 Individual</w:t></w:r><w:r><w:rPr><w:rFonts w:ascii="Arial" w:eastAsiaTheme="majorEastAsia" w:hAnsi="Arial" w:cs="Arial" /><w:b /><w:color w:val="403152" w:themeColor="accent4" w:themeShade="80" /><w:sz w:val="72" /><w:szCs w:val="72" /><w:lang w:val="en-SG" /></w:rPr><w:t xml:space="preserve"> </w:t></w:r><w:r><w:rPr><w:rFonts w:ascii="Arial" w:eastAsiaTheme="majorEastAsia" w:hAnsi="Arial" w:cs="Arial" /><w:b /><w:color w:val="403152" w:themeColor="accent4" w:themeShade="80" /><w:sz w:val="72" /><w:szCs w:val="72" /><w:lang w:val="en-SG" /></w:rPr><w:t>Template</w:t></w:r></w:p><w:p><w:pPr><w:pStyle w:val="NoSpacing" /><w:rPr><w:rFonts w:ascii="Times New Roman" w:eastAsiaTheme="majorEastAsia" w:hAnsi="Times New Roman" w:cs="Times New Roman" /><w:b /><w:color w:val="7030A0" /><w:sz w:val="28" /><w:szCs w:val="72" /><w:u w:val="double" /><w:lang w:val="en-SG" /></w:rPr></w:pPr><w:r><w:rPr><w:rFonts w:ascii="Times New Roman" w:eastAsiaTheme="majorEastAsia" w:hAnsi="Times New Roman" w:cs="Times New Roman" /><w:b /><w:color w:val="7030A0" /><w:sz w:val="48" /><w:szCs w:val="72" /><w:lang w:val="en-SG" /></w:rPr><w:br /></w:r><w:r><w:rPr><w:rFonts w:ascii="Times New Roman" w:eastAsiaTheme="majorEastAsia" w:hAnsi="Times New Roman" w:cs="Times New Roman" /><w:b /><w:color w:val="5F497A" w:themeColor="accent4" w:themeShade="BF" /><w:sz w:val="28" /><w:szCs w:val="72" /><w:lang w:val="en-SG" /></w:rPr><w:t>Diploma in Applied AI &amp; Analytics</w:t></w:r></w:p><w:p><w:pPr><w:pStyle w:val="NoSpacing" /><w:rPr><w:rFonts w:ascii="Arial" w:eastAsiaTheme="majorEastAsia" w:hAnsi="Arial" w:cs="Arial" /><w:b /><w:color w:val="7030A0" /><w:sz w:val="28" /><w:szCs w:val="72" /><w:lang w:val="en-SG" /></w:rPr></w:pPr><w:r><w:rPr><w:rFonts w:ascii="Times New Roman" w:eastAsiaTheme="majorEastAsia" w:hAnsi="Times New Roman" w:cs="Times New Roman" /><w:b /><w:color w:val="7030A0" /><w:sz w:val="36" /><w:szCs w:val="72" /><w:lang w:val="en-SG" /></w:rPr><w:br /></w:r><w:r><w:rPr><w:rFonts w:ascii="Arial" w:eastAsiaTheme="majorEastAsia" w:hAnsi="Arial" w:cs="Arial" /><w:b /><w:color w:val="7030A0" /><w:sz w:val="28" /><w:szCs w:val="72" /><w:lang w:val="en-SG" /></w:rPr><w:t>ST1501</w:t></w:r></w:p><w:p><w:pPr><w:pStyle w:val="NoSpacing" /><w:rPr><w:rFonts w:ascii="Arial" w:eastAsiaTheme="majorEastAsia" w:hAnsi="Arial" w:cs="Arial" /><w:b /><w:color w:val="7030A0" /><w:sz w:val="36" /><w:szCs w:val="72" /><w:lang w:val="en-SG" /></w:rPr></w:pPr><w:r><w:rPr><w:rFonts w:ascii="Arial" w:eastAsiaTheme="majorEastAsia" w:hAnsi="Arial" w:cs="Arial" /><w:b /><w:color w:val="7030A0" /><w:sz w:val="28" /><w:szCs w:val="72" /><w:lang w:val="en-SG" /></w:rPr><w:t>Data Engineering</w:t></w:r></w:p><w:p><w:pPr><w:pStyle w:val="NoSpacing" /><w:rPr><w:rFonts w:ascii="Arial" w:eastAsiaTheme="majorEastAsia" w:hAnsi="Arial" w:cs="Arial" /><w:b /><w:color w:val="7030A0" /><w:sz w:val="32" /><w:szCs w:val="72" /><w:lang w:val="en-SG" /></w:rPr></w:pPr></w:p><w:p><w:pPr><w:pStyle w:val="NoSpacing" /><w:rPr><w:rFonts w:ascii="Arial" w:eastAsiaTheme="majorEastAsia" w:hAnsi="Arial" w:cs="Arial" /><w:b /><w:color w:val="5F497A" w:themeColor="accent4" w:themeShade="BF" /><w:sz w:val="28" /></w:rPr></w:pPr><w:r><w:rPr><w:rFonts w:ascii="Arial" w:eastAsiaTheme="majorEastAsia" w:hAnsi="Arial" w:cs="Arial" /><w:b /><w:color w:val="5F497A" w:themeColor="accent4" w:themeShade="BF" /><w:sz w:val="28" /><w:szCs w:val="72" /><w:lang w:val="en-SG" /></w:rPr><w:t>20</w:t></w:r><w:r><w:rPr><w:rFonts w:ascii="Arial" w:eastAsiaTheme="majorEastAsia" w:hAnsi="Arial" w:cs="Arial" /><w:b /><w:color w:val="5F497A" w:themeColor="accent4" w:themeShade="BF" /><w:sz w:val="28" /><w:szCs w:val="72" /><w:lang w:val="en-SG" /></w:rPr><w:t>2</w:t></w:r><w:r><w:rPr><w:rFonts w:ascii="Arial" w:eastAsiaTheme="majorEastAsia" w:hAnsi="Arial" w:cs="Arial" /><w:b /><w:color w:val="5F497A" w:themeColor="accent4" w:themeShade="BF" /><w:sz w:val="28" /><w:szCs w:val="72" /><w:lang w:val="en-SG" /></w:rPr><w:t>6</w:t></w:r><w:r><w:rPr><w:rFonts w:ascii="Arial" w:eastAsiaTheme="majorEastAsia" w:hAnsi="Arial" w:cs="Arial" /><w:b /><w:color w:val="5F497A" w:themeColor="accent4" w:themeShade="BF" /><w:sz w:val="28" /><w:szCs w:val="72" /><w:lang w:val="en-SG" /></w:rPr><w:t>/</w:t></w:r><w:r><w:rPr><w:rFonts w:ascii="Arial" w:eastAsiaTheme="majorEastAsia" w:hAnsi="Arial" w:cs="Arial" /><w:b /><w:color w:val="5F497A" w:themeColor="accent4" w:themeShade="BF" /><w:sz w:val="28" /><w:szCs w:val="72" /><w:lang w:val="en-SG" /></w:rPr><w:t>20</w:t></w:r><w:r><w:rPr><w:rFonts w:ascii="Arial" w:eastAsiaTheme="majorEastAsia" w:hAnsi="Arial" w:cs="Arial" /><w:b /><w:color w:val="5F497A" w:themeColor="accent4" w:themeShade="BF" /><w:sz w:val="28" /><w:szCs w:val="72" /><w:lang w:val="en-SG" /></w:rPr><w:t>2</w:t></w:r><w:r><w:rPr><w:rFonts w:ascii="Arial" w:eastAsiaTheme="majorEastAsia" w:hAnsi="Arial" w:cs="Arial" /><w:b /><w:color w:val="5F497A" w:themeColor="accent4" w:themeShade="BF" /><w:sz w:val="28" /><w:szCs w:val="72" /><w:lang w:val="en-SG" /></w:rPr><w:t>7</w:t></w:r><w:r><w:rPr><w:rFonts w:ascii="Arial" w:eastAsiaTheme="majorEastAsia" w:hAnsi="Arial" w:cs="Arial" /><w:b /><w:color w:val="5F497A" w:themeColor="accent4" w:themeShade="BF" /><w:sz w:val="28" /><w:szCs w:val="72" /><w:lang w:val="en-SG" /></w:rPr><w:t xml:space="preserve"> </w:t></w:r><w:r><w:rPr><w:rFonts w:ascii="Arial" w:eastAsiaTheme="majorEastAsia" w:hAnsi="Arial" w:cs="Arial" /><w:b /><w:color w:val="5F497A" w:themeColor="accent4" w:themeShade="BF" /><w:sz w:val="28" /><w:szCs w:val="72" /><w:lang w:val="en-SG" /></w:rPr><w:t>Semester</w:t></w:r><w:r><w:rPr><w:rFonts w:ascii="Arial" w:eastAsiaTheme="majorEastAsia" w:hAnsi="Arial" w:cs="Arial" /><w:b /><w:color w:val="5F497A" w:themeColor="accent4" w:themeShade="BF" /><w:sz w:val="28" /><w:szCs w:val="72" /><w:lang w:val="en-SG" /></w:rPr><w:t xml:space="preserve"> </w:t></w:r><w:r><w:rPr><w:rFonts w:ascii="Arial" w:eastAsiaTheme="majorEastAsia" w:hAnsi="Arial" w:cs="Arial" /><w:b /><w:color w:val="5F497A" w:themeColor="accent4" w:themeShade="BF" /><w:sz w:val="28" /><w:szCs w:val="72" /><w:lang w:val="en-SG" /></w:rPr><w:t>1</w:t></w:r></w:p></w:txbxContent></v:textbox><w10:wrap anchorx="page" anchory="page" /></v:shape></w:pict></mc:Fallback></mc:AlternateContent></w:r><w:r><w:rPr><w:noProof /><w:lang w:val="en-SG" w:bidi="ar-SA" /></w:rPr><mc:AlternateContent><mc:Choice Requires="wps"><w:drawing><wp:anchor distT="0" distB="0" distL="114300" distR="114300" simplePos="0" relativeHeight="251658241" behindDoc="1" locked="0" layoutInCell="1" allowOverlap="1" wp14:anchorId="48561284" wp14:editId="2CE87EB3"><wp:simplePos x="0" y="0" /><wp:positionH relativeFrom="column"><wp:posOffset>19050</wp:posOffset></wp:positionH><wp:positionV relativeFrom="paragraph"><wp:posOffset>648335</wp:posOffset></wp:positionV><wp:extent cx="1409041" cy="885825" /><wp:effectExtent l="0" t="0" r="1270" b="9525" /><wp:wrapNone /><wp:docPr id="9" name="Pentagon 9" /><wp:cNvGraphicFramePr /><a:graphic xmlns:a="http://schemas.openxmlformats.org/drawingml/2006/main"><a:graphicData uri="http://schemas.microsoft.com/office/word/2010/wordprocessingShape"><wps:wsp><wps:cNvSpPr /><wps:spPr><a:xfrm><a:off x="0" y="0" /><a:ext cx="1409041" cy="885825" /></a:xfrm><a:prstGeom prst="homePlate"><a:avLst /></a:prstGeom><a:solidFill><a:srgbClr val="92D050" /></a:solidFill><a:ln><a:noFill /></a:ln></wps:spPr><wps:style><a:lnRef idx="2"><a:schemeClr val="accent1"><a:shade val="50000" /></a:schemeClr></a:lnRef><a:fillRef idx="1"><a:schemeClr val="accent1" /></a:fillRef><a:effectRef idx="0"><a:schemeClr val="accent1" /></a:effectRef><a:fontRef idx="minor"><a:schemeClr val="lt1" /></a:fontRef></wps:style><wps:txbx><w:txbxContent><w:p><w:pPr><w:pStyle w:val="NoSpacing" /><w:jc w:val="right" /><w:rPr><w:color w:val="1C1C1C" /><w:sz w:val="28" /><w:szCs w:val="28" /></w:rPr></w:pPr></w:p></w:txbxContent></wps:txbx><wps:bodyPr rot="0" spcFirstLastPara="0" vert="horz" wrap="square" lIns="91440" tIns="0" rIns="182880" bIns="0" numCol="1" spcCol="0" rtlCol="0" fromWordArt="0" anchor="ctr" anchorCtr="0" forceAA="0" compatLnSpc="1"><a:prstTxWarp prst="textNoShape"><a:avLst /></a:prstTxWarp><a:noAutofit /></wps:bodyPr></wps:wsp></a:graphicData></a:graphic><wp14:sizeRelH relativeFrom="margin"><wp14:pctWidth>0</wp14:pctWidth></wp14:sizeRelH><wp14:sizeRelV relativeFrom="margin"><wp14:pctHeight>0</wp14:pctHeight></wp14:sizeRelV></wp:anchor></w:drawing></mc:Choice><mc:Fallback><w:pict><v:shapetype w14:anchorId="48561284" id="_x0000_t15" coordsize="21600,21600" o:spt="15" adj="16200" path="m@0,l,,,21600@0,21600,21600,10800xe"><v:stroke joinstyle="miter" /><v:formulas><v:f eqn="val #0" /><v:f eqn="prod #0 1 2" /></v:formulas><v:path gradientshapeok="t" o:connecttype="custom" o:connectlocs="@1,0;0,10800;@1,21600;21600,10800" o:connectangles="270,180,90,0" textboxrect="0,0,10800,21600;0,0,16200,21600;0,0,21600,21600" /><v:handles><v:h position="#0,topLeft" xrange="0,21600" /></v:handles></v:shapetype><v:shape id="Pentagon 9" o:spid="_x0000_s1028" type="#_x0000_t15" style="position:absolute;margin-left:1.5pt;margin-top:51.05pt;width:110.95pt;height:69.75pt;z-index:-251658239;visibility:visible;mso-wrap-style:square;mso-width-percent:0;mso-height-percent:0;mso-wrap-distance-left:9pt;mso-wrap-distance-top:0;mso-wrap-distance-right:9pt;mso-wrap-distance-bottom:0;mso-position-horizontal:absolute;mso-position-horizontal-relative:text;mso-position-vertical:absolute;mso-position-vertical-relative:text;mso-width-percent:0;mso-height-percent:0;mso-width-relative:margin;mso-height-relative:margin;v-text-anchor:middle" o:gfxdata="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" adj="14810" fillcolor="#92d050" stroked="f" strokeweight="2pt"><v:textbox inset=",0,14.4pt,0"><w:txbxContent><w:p><w:pPr><w:pStyle w:val="NoSpacing" /><w:jc w:val="right" /><w:rPr><w:color w:val="1C1C1C" /><w:sz w:val="28" /><w:szCs w:val="28" /></w:rPr></w:pPr></w:p></w:txbxContent></v:textbox></v:shape></w:pict></mc:Fallback></mc:AlternateContent></w:r><w:r><w:rPr><w:noProof /><w:lang w:val="en-SG" w:bidi="ar-SA" /></w:rPr><mc:AlternateContent><mc:Choice Requires="wps"><w:drawing><wp:anchor distT="45720" distB="45720" distL="114300" distR="114300" simplePos="0" relativeHeight="251658244" behindDoc="0" locked="0" layoutInCell="1" allowOverlap="1" wp14:anchorId="613D5061" wp14:editId="7A8EF19B"><wp:simplePos x="0" y="0" /><wp:positionH relativeFrom="column"><wp:posOffset>685800</wp:posOffset></wp:positionH><wp:positionV relativeFrom="paragraph"><wp:posOffset>4581525</wp:posOffset></wp:positionV><wp:extent cx="5387340" cy="2771775" /><wp:effectExtent l="0" t="0" r="22860" b="28575" /><wp:wrapSquare wrapText="bothSides" /><wp:docPr id="217" name="Text Box 2" /><wp:cNvGraphicFramePr><a:graphicFrameLocks xmlns:a="http://schemas.openxmlformats.org/drawingml/2006/main" /></wp:cNvGraphicFramePr><a:graphic xmlns:a="http://schemas.openxmlformats.org/drawingml/2006/main"><a:graphicData uri="http://schemas.microsoft.com/office/word/2010/wordprocessingShape"><wps:wsp><wps:cNvSpPr txBox="1"><a:spLocks noChangeArrowheads="1" /></wps:cNvSpPr><wps:spPr bwMode="auto"><a:xfrm><a:off x="0" y="0" /><a:ext cx="5387340" cy="2771775" /></a:xfrm><a:prstGeom prst="rect"><a:avLst /></a:prstGeom><a:noFill /><a:ln w="9525"><a:solidFill><a:schemeClr val="accent3"><a:lumMod val="50000" /></a:schemeClr></a:solidFill><a:prstDash val="dash" /><a:miter lim="800000" /><a:headEnd /><a:tailEnd /></a:ln></wps:spPr><wps:txbx><w:txbxContent><w:p><w:pPr><w:rPr><w:b /><w:sz w:val="32" /><w:lang w:val="en-SG" /></w:rPr></w:pPr><w:r><w:rPr><w:b /><w:sz w:val="32" /><w:lang w:val="en-SG" /></w:rPr><w:t>This is the submission template</w:t></w:r><w:r><w:rPr><w:b /><w:sz w:val="32" /><w:lang w:val="en-SG" /></w:rPr><w:t xml:space="preserve"> for CA</w:t></w:r><w:r><w:rPr><w:b /><w:sz w:val="32" /><w:lang w:val="en-SG" /></w:rPr><w:t>2 task e)</w:t></w:r><w:r><w:rPr><w:b /><w:sz w:val="32" /><w:lang w:val="en-SG" /></w:rPr><w:t xml:space="preserve"> and f)</w:t></w:r><w:r><w:rPr><w:b /><w:sz w:val="32" /><w:lang w:val="en-SG" /></w:rPr><w:t>.</w:t></w:r><w:r><w:rPr><w:b /><w:sz w:val="32" /><w:lang w:val="en-SG" /></w:rPr><w:t xml:space="preserve"> </w:t></w:r><w:r><w:rPr><w:b /><w:sz w:val="32" /><w:lang w:val="en-SG" /></w:rPr><w:t>Fill your name and student ID below</w:t></w:r><w:r><w:rPr><w:b /><w:sz w:val="32" /><w:lang w:val="en-SG" /></w:rPr><w:t>, and your answers to respective tasks in subsequent pages.</w:t></w:r></w:p><w:p><w:pPr><w:rPr><w:b /><w:sz w:val="32" /><w:lang w:val="en-SG" /></w:rPr></w:pPr></w:p><w:p><w:pPr><w:rPr><w:b /><w:sz w:val="32" /><w:lang w:val="en-SG" /></w:rPr></w:pPr></w:p><w:p><w:pPr><w:rPr><w:b /><w:sz w:val="32" /><w:lang w:val="en-SG" /></w:rPr></w:pPr></w:p><w:p><w:pPr><w:rPr><w:b /><w:sz w:val="32" /><w:u w:val="single" /><w:lang w:val="en-SG" /></w:rPr></w:pPr><w:r><w:rPr><w:b /><w:sz w:val="32" /><w:lang w:val="en-SG" /></w:rPr><w:t>Name:                 Ang Wei Chong</w:t></w:r><w:r><w:rPr><w:b /><w:sz w:val="32" /><w:lang w:val="en-SG" /></w:rPr><w:tab /></w:r><w:r><w:rPr><w:b /><w:sz w:val="32" /><w:lang w:val="en-SG" /></w:rPr><w:tab /></w:r><w:r><w:rPr><w:b /><w:sz w:val="32" /><w:u w:val="single" /><w:lang w:val="en-SG" /></w:rPr><w:tab /></w:r><w:r><w:rPr><w:b /><w:sz w:val="32" /><w:u w:val="single" /><w:lang w:val="en-SG" /></w:rPr><w:tab /></w:r><w:r><w:rPr><w:b /><w:sz w:val="32" /><w:u w:val="single" /><w:lang w:val="en-SG" /></w:rPr><w:tab /></w:r><w:r><w:rPr><w:b /><w:sz w:val="32" /><w:u w:val="single" /><w:lang w:val="en-SG" /></w:rPr><w:tab /></w:r></w:p><w:p><w:pPr><w:rPr><w:lang w:val="en-SG" /></w:rPr></w:pPr><w:r><w:rPr><w:b /><w:sz w:val="32" /><w:lang w:val="en-SG" /></w:rPr><w:t>Student ID:         p2510819</w:t></w:r><w:r><w:rPr><w:b /><w:sz w:val="32" /><w:lang w:val="en-SG" /></w:rPr><w:tab /></w:r><w:r><w:rPr><w:b /><w:sz w:val="32" /><w:u w:val="single" /><w:lang w:val="en-SG" /></w:rPr><w:tab /></w:r><w:r><w:rPr><w:b /><w:sz w:val="32" /><w:u w:val="single" /><w:lang w:val="en-SG" /></w:rPr><w:tab /></w:r><w:r><w:rPr><w:b /><w:sz w:val="32" /><w:u w:val="single" /><w:lang w:val="en-SG" /></w:rPr><w:tab /></w:r><w:r><w:rPr><w:b /><w:sz w:val="32" /><w:u w:val="single" /><w:lang w:val="en-SG" /></w:rPr><w:tab /></w:r></w:p></w:txbxContent></wps:txbx><wps:bodyPr rot="0" vert="horz" wrap="square" lIns="108000" tIns="108000" rIns="108000" bIns="108000" anchor="t" anchorCtr="0"><a:noAutofit /></wps:bodyPr></wps:wsp></a:graphicData></a:graphic><wp14:sizeRelH relativeFrom="margin"><wp14:pctWidth>0</wp14:pctWidth></wp14:sizeRelH><wp14:sizeRelV relativeFrom="margin"><wp14:pctHeight>0</wp14:pctHeight></wp14:sizeRelV></wp:anchor></w:drawing></mc:Choice><mc:Fallback><w:pict><v:shape w14:anchorId="613D5061" id="Text Box 2" o:spid="_x0000_s1029" type="#_x0000_t202" style="position:absolute;margin-left:54pt;margin-top:360.75pt;width:424.2pt;height:218.25pt;z-index:251658244;visibility:visible;mso-wrap-style:square;mso-width-percent:0;mso-height-percent:0;mso-wrap-distance-left:9pt;mso-wrap-distance-top:3.6pt;mso-wrap-distance-right:9pt;mso-wrap-distance-bottom:3.6pt;mso-position-horizontal:absolute;mso-position-horizontal-relative:text;mso-position-vertical:absolute;mso-position-vertical-relative:text;mso-width-percent:0;mso-height-percent:0;mso-width-relative:margin;mso-height-relative:margin;v-text-anchor:top" o:gfxdata="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" filled="f" strokecolor="#4e6128 [1606]"><v:stroke dashstyle="dash" /><v:textbox inset="3mm,3mm,3mm,3mm"><w:txbxContent><w:p><w:pPr><w:rPr><w:b /><w:sz w:val="32" /><w:lang w:val="en-SG" /></w:rPr></w:pPr><w:r><w:rPr><w:b /><w:sz w:val="32" /><w:lang w:val="en-SG" /></w:rPr><w:t>This is the submission template</w:t></w:r><w:r><w:rPr><w:b /><w:sz w:val="32" /><w:lang w:val="en-SG" /></w:rPr><w:t xml:space="preserve"> for CA</w:t></w:r><w:r><w:rPr><w:b /><w:sz w:val="32" /><w:lang w:val="en-SG" /></w:rPr><w:t>2 task e)</w:t></w:r><w:r><w:rPr><w:b /><w:sz w:val="32" /><w:lang w:val="en-SG" /></w:rPr><w:t xml:space="preserve"> and f)</w:t></w:r><w:r><w:rPr><w:b /><w:sz w:val="32" /><w:lang w:val="en-SG" /></w:rPr><w:t>.</w:t></w:r><w:r><w:rPr><w:b /><w:sz w:val="32" /><w:lang w:val="en-SG" /></w:rPr><w:t xml:space="preserve"> </w:t></w:r><w:r><w:rPr><w:b /><w:sz w:val="32" /><w:lang w:val="en-SG" /></w:rPr><w:t>Fill your name and student ID below</w:t></w:r><w:r><w:rPr><w:b /><w:sz w:val="32" /><w:lang w:val="en-SG" /></w:rPr><w:t>, and your answers to respective tasks in subsequent pages.</w:t></w:r></w:p><w:p><w:pPr><w:rPr><w:b /><w:sz w:val="32" /><w:lang w:val="en-SG" /></w:rPr></w:pPr></w:p><w:p><w:pPr><w:rPr><w:b /><w:sz w:val="32" /><w:lang w:val="en-SG" /></w:rPr></w:pPr></w:p><w:p><w:pPr><w:rPr><w:b /><w:sz w:val="32" /><w:lang w:val="en-SG" /></w:rPr></w:pPr></w:p><w:p><w:pPr><w:rPr><w:b /><w:sz w:val="32" /><w:u w:val="single" /><w:lang w:val="en-SG" /></w:rPr></w:pPr><w:r><w:rPr><w:b /><w:sz w:val="32" /><w:lang w:val="en-SG" /></w:rPr><w:t>Name:                 Ang Wei Chong</w:t></w:r><w:r><w:rPr><w:b /><w:sz w:val="32" /><w:lang w:val="en-SG" /></w:rPr><w:tab /></w:r><w:r><w:rPr><w:b /><w:sz w:val="32" /><w:lang w:val="en-SG" /></w:rPr><w:tab /></w:r><w:r><w:rPr><w:b /><w:sz w:val="32" /><w:u w:val="single" /><w:lang w:val="en-SG" /></w:rPr><w:tab /></w:r><w:r><w:rPr><w:b /><w:sz w:val="32" /><w:u w:val="single" /><w:lang w:val="en-SG" /></w:rPr><w:tab /></w:r><w:r><w:rPr><w:b /><w:sz w:val="32" /><w:u w:val="single" /><w:lang w:val="en-SG" /></w:rPr><w:tab /></w:r><w:r><w:rPr><w:b /><w:sz w:val="32" /><w:u w:val="single" /><w:lang w:val="en-SG" /></w:rPr><w:tab /></w:r></w:p><w:p><w:pPr><w:rPr><w:lang w:val="en-SG" /></w:rPr></w:pPr><w:r><w:rPr><w:b /><w:sz w:val="32" /><w:lang w:val="en-SG" /></w:rPr><w:t>Student ID:         p2510819</w:t></w:r><w:r><w:rPr><w:b /><w:sz w:val="32" /><w:lang w:val="en-SG" /></w:rPr><w:tab /></w:r><w:r><w:rPr><w:b /><w:sz w:val="32" /><w:u w:val="single" /><w:lang w:val="en-SG" /></w:rPr><w:tab /></w:r><w:r><w:rPr><w:b /><w:sz w:val="32" /><w:u w:val="single" /><w:lang w:val="en-SG" /></w:rPr><w:tab /></w:r><w:r><w:rPr><w:b /><w:sz w:val="32" /><w:u w:val="single" /><w:lang w:val="en-SG" /></w:rPr><w:tab /></w:r><w:r><w:rPr><w:b /><w:sz w:val="32" /><w:u w:val="single" /><w:lang w:val="en-SG" /></w:rPr><w:tab /></w:r></w:p></w:txbxContent></v:textbox><w10:wrap type="square" /></v:shape></w:pict></mc:Fallback></mc:AlternateContent></w:r><w:r><w:br w:type="page" /></w:r></w:p></w:sdtContent></w:sdt><w:p><w:pPr><w:pStyle w:val="ListParagraph" /><w:numPr><w:ilvl w:val="0" /><w:numId w:val="45" /></w:numPr><w:spacing w:after="80" w:line="240" w:lineRule="auto" /></w:pPr><w:proofErr w:type="spellStart" /><w:r><w:rPr><w:rFonts w:ascii="Carlito" w:eastAsia="Carlito" w:hAnsi="Carlito" /><w:color w:val="252525" /><w:sz w:val="21" /></w:rPr><w:lastRenderedPageBreak /><w:t>i</w:t></w:r><w:proofErr w:type="spellEnd" /><w:r><w:rPr><w:rFonts w:ascii="Carlito" w:eastAsia="Carlito" w:hAnsi="Carlito" /><w:color w:val="252525" /><w:sz w:val="21" /></w:rPr><w:t>) Paste the SQL statement used to extract the Book collection data from the OLTP tables.</w:t></w:r></w:p><w:tbl><w:tblPr><w:tblStyle w:val="TableGrid" /><w:tblW w:w="0" w:type="auto" /><w:jc w:val="center" /><w:tblBorders><w:top w:val="single" w:sz="6" w:space="0" w:color="7F7F7F" /><w:left w:val="single" w:sz="6" w:space="0" w:color="7F7F7F" /><w:bottom w:val="single" w:sz="6" w:space="0" w:color="7F7F7F" /><w:right w:val="single" w:sz="6" w:space="0" w:color="7F7F7F" /><w:insideH w:val="single" w:sz="6" w:space="0" w:color="7F7F7F" /><w:insideV w:val="single" w:sz="6" w:space="0" w:color="7F7F7F" /></w:tblBorders><w:tblLayout w:type="fixed" /><w:tblLook w:val="04A0" w:firstRow="1" w:lastRow="0" w:firstColumn="1" w:lastColumn="0" w:noHBand="0" w:noVBand="1" /></w:tblPr><w:tblGrid><w:gridCol w:w="1224" /><w:gridCol w:w="8712" /></w:tblGrid><w:tr><w:trPr><w:cantSplit /><w:tblHeader /><w:jc w:val="center" /></w:trPr><w:tc><w:tcPr><w:tcW w:w="1224" w:type="dxa" /><w:tcBorders><w:top w:val="single" w:sz="5" w:space="0" w:color="8D7B9B" /><w:left w:val="single" w:sz="5" w:space="0" w:color="8D7B9B" /><w:bottom w:val="single" w:sz="5" w:space="0" w:color="8D7B9B" /><w:right w:val="single" w:sz="5" w:space="0" w:color="8D7B9B" /></w:tcBorders><w:tcMar><w:top w:w="70" w:type="dxa" /><w:left w:w="90" w:type="dxa" /><w:bottom w:w="70" w:type="dxa" /><w:right w:w="90" w:type="dxa" /></w:tcMar><w:vAlign w:val="center" /></w:tcPr><w:p><w:pPr><w:spacing w:after="0" w:line="240" w:lineRule="auto" /><w:jc w:val="center" /></w:pPr><w:r><w:rPr><w:rFonts w:ascii="Carlito" w:eastAsia="Carlito" w:hAnsi="Carlito" /><w:b /><w:color w:val="1C1C1C" /><w:sz w:val="18" /></w:rPr><w:t>Collection</w:t></w:r></w:p></w:tc><w:tc><w:tcPr><w:tcW w:w="8712" w:type="dxa" /><w:tcBorders><w:top w:val="single" w:sz="5" w:space="0" w:color="8D7B9B" /><w:left w:val="single" w:sz="5" w:space="0" w:color="8D7B9B" /><w:bottom w:val="single" w:sz="5" w:space="0" w:color="8D7B9B" /><w:right w:val="single" w:sz="5" w:space="0" w:color="8D7B9B" /></w:tcBorders><w:tcMar><w:top w:w="70" w:type="dxa" /><w:left w:w="90" w:type="dxa" /><w:bottom w:w="70" w:type="dxa" /><w:right w:w="90" w:type="dxa" /></w:tcMar><w:vAlign w:val="center" /></w:tcPr><w:p><w:pPr><w:spacing w:after="0" w:line="240" w:lineRule="auto" /><w:jc w:val="center" /></w:pPr><w:r><w:rPr><w:rFonts w:ascii="Carlito" w:eastAsia="Carlito" w:hAnsi="Carlito" /><w:b /><w:color w:val="1C1C1C" /><w:sz w:val="18" /></w:rPr><w:t>SQL</w:t></w:r></w:p></w:tc></w:tr><w:tr><w:trPr><w:cantSplit /><w:jc w:val="center" /></w:trPr><w:tc><w:tcPr><w:tcW w:w="1224" w:type="dxa" /><w:tcBorders><w:top w:val="single" w:sz="5" w:space="0" w:color="8D7B9B" /><w:left w:val="single" w:sz="5" w:space="0" w:color="8D7B9B" /><w:bottom w:val="single" w:sz="5" w:space="0" w:color="8D7B9B" /><w:right w:val="single" w:sz="5" w:space="0" w:color="8D7B9B" /></w:tcBorders><w:tcMar><w:top w:w="70" w:type="dxa" /><w:left w:w="90" w:type="dxa" /><w:bottom w:w="70" w:type="dxa" /><w:right w:w="90" w:type="dxa" /></w:tcMar><w:vAlign w:val="center" /></w:tcPr><w:p><w:pPr><w:spacing w:after="0" w:line="240" w:lineRule="auto" /><w:jc w:val="center" /></w:pPr><w:r><w:rPr><w:rFonts w:ascii="Carlito" w:eastAsia="Carlito" w:hAnsi="Carlito" /><w:color w:val="252525" /><w:sz w:val="18" /></w:rPr><w:t>Book</w:t></w:r></w:p></w:tc><w:tc><w:tcPr><w:tcW w:w="8712" w:type="dxa" /><w:tcBorders><w:top w:val="single" w:sz="5" w:space="0" w:color="8D7B9B" /><w:left w:val="single" w:sz="5" w:space="0" w:color="8D7B9B" /><w:bottom w:val="single" w:sz="5" w:space="0" w:color="8D7B9B" /><w:right w:val="single" w:sz="5" w:space="0" w:color="8D7B9B" /></w:tcBorders><w:tcMar><w:top w:w="70" w:type="dxa" /><w:left w:w="90" w:type="dxa" /><w:bottom w:w="70" w:type="dxa" /><w:right w:w="90" w:type="dxa" /></w:tcMar><w:vAlign w:val="center" /></w:tcPr><w:p><w:pPr><w:spacing w:after="0" w:line="221" w:lineRule="auto" /></w:pPr><w:r><w:rPr><w:rFonts w:ascii="Liberation Mono" w:eastAsia="Liberation Mono" w:hAnsi="Liberation Mono" /><w:color w:val="252525" /><w:sz w:val="14" /></w:rPr><w:t d8p1:space="preserve" xmlns:d8p1="http://www.w3.org/XML/1998/namespace">-- Task e)(i): extract one document per book from the OLTP database</w:t><w:br /></w:r><w:r><w:rPr><w:rFonts w:ascii="Liberation Mono" w:eastAsia="Liberation Mono" w:hAnsi="Liberation Mono" /><w:color w:val="252525" /><w:sz w:val="14" /></w:rPr><w:br /></w:r><w:r><w:rPr><w:rFonts w:ascii="Liberation Mono" w:eastAsia="Liberation Mono" w:hAnsi="Liberation Mono" /><w:color w:val="252525" /><w:sz w:val="14" /></w:rPr><w:t>USE CA22B2104;</w:t></w:r><w:r><w:br /></w:r><w:r><w:br /></w:r><w:r><w:rPr><w:rFonts w:ascii="Liberation Mono" w:eastAsia="Liberation Mono" w:hAnsi="Liberation Mono" /><w:color w:val="252525" /><w:sz w:val="14" /></w:rPr><w:t d8p1:space="preserve" xmlns:d8p1="http://www.w3.org/XML/1998/namespace">-- Start from Book so every book appears, even if it has no copies or loans.</w:t><w:br /></w:r><w:r><w:rPr><w:rFonts w:ascii="Liberation Mono" w:eastAsia="Liberation Mono" w:hAnsi="Liberation Mono" /><w:color w:val="252525" /><w:sz w:val="14" /></w:rPr><w:t d8p1:space="preserve" xmlns:d8p1="http://www.w3.org/XML/1998/namespace">-- The two derived tables pre-calculate copy and loan totals before they are joined.</w:t><w:br /></w:r><w:r><w:rPr><w:rFonts w:ascii="Liberation Mono" w:eastAsia="Liberation Mono" w:hAnsi="Liberation Mono" /><w:color w:val="252525" /><w:sz w:val="14" /></w:rPr><w:t>SELECT</w:t></w:r><w:r><w:br /></w:r><w:r><w:rPr><w:rFonts w:ascii="Liberation Mono" w:eastAsia="Liberation Mono" w:hAnsi="Liberation Mono" /><w:color w:val="252525" /><w:sz w:val="14" /></w:rPr><w:t xml:space="preserve">    </w:t></w:r><w:proofErr w:type="spellStart" /><w:r><w:rPr><w:rFonts w:ascii="Liberation Mono" w:eastAsia="Liberation Mono" w:hAnsi="Liberation Mono" /><w:color w:val="252525" /><w:sz w:val="14" /></w:rPr><w:t>b.BookID</w:t></w:r><w:proofErr w:type="spellEnd" /><w:r><w:rPr><w:rFonts w:ascii="Liberation Mono" w:eastAsia="Liberation Mono" w:hAnsi="Liberation Mono" /><w:color w:val="252525" /><w:sz w:val="14" /></w:rPr><w:t xml:space="preserve"> AS </w:t></w:r><w:proofErr w:type="spellStart" /><w:r><w:rPr><w:rFonts w:ascii="Liberation Mono" w:eastAsia="Liberation Mono" w:hAnsi="Liberation Mono" /><w:color w:val="252525" /><w:sz w:val="14" /></w:rPr><w:t>bookId</w:t></w:r><w:proofErr w:type="spellEnd" /><w:r><w:rPr><w:rFonts w:ascii="Liberation Mono" w:eastAsia="Liberation Mono" w:hAnsi="Liberation Mono" /><w:color w:val="252525" /><w:sz w:val="14" /></w:rPr><w:t>,</w:t></w:r><w:r><w:br /></w:r><w:r><w:rPr><w:rFonts w:ascii="Liberation Mono" w:eastAsia="Liberation Mono" w:hAnsi="Liberation Mono" /><w:color w:val="252525" /><w:sz w:val="14" /></w:rPr><w:t xml:space="preserve">    </w:t></w:r><w:proofErr w:type="spellStart" /><w:r><w:rPr><w:rFonts w:ascii="Liberation Mono" w:eastAsia="Liberation Mono" w:hAnsi="Liberation Mono" /><w:color w:val="252525" /><w:sz w:val="14" /></w:rPr><w:t>b.Title</w:t></w:r><w:proofErr w:type="spellEnd" /><w:r><w:rPr><w:rFonts w:ascii="Liberation Mono" w:eastAsia="Liberation Mono" w:hAnsi="Liberation Mono" /><w:color w:val="252525" /><w:sz w:val="14" /></w:rPr><w:t xml:space="preserve"> AS title,</w:t></w:r><w:r><w:br /></w:r><w:r><w:rPr><w:rFonts w:ascii="Liberation Mono" w:eastAsia="Liberation Mono" w:hAnsi="Liberation Mono" /><w:color w:val="252525" /><w:sz w:val="14" /></w:rPr><w:t xml:space="preserve">    </w:t></w:r><w:proofErr w:type="spellStart" /><w:r><w:rPr><w:rFonts w:ascii="Liberation Mono" w:eastAsia="Liberation Mono" w:hAnsi="Liberation Mono" /><w:color w:val="252525" /><w:sz w:val="14" /></w:rPr><w:t>b.Author</w:t></w:r><w:proofErr w:type="spellEnd" /><w:r><w:rPr><w:rFonts w:ascii="Liberation Mono" w:eastAsia="Liberation Mono" w:hAnsi="Liberation Mono" /><w:color w:val="252525" /><w:sz w:val="14" /></w:rPr><w:t xml:space="preserve"> AS author,</w:t></w:r><w:r><w:br /></w:r><w:r><w:rPr><w:rFonts w:ascii="Liberation Mono" w:eastAsia="Liberation Mono" w:hAnsi="Liberation Mono" /><w:color w:val="252525" /><w:sz w:val="14" /></w:rPr><w:t xml:space="preserve">    </w:t></w:r><w:proofErr w:type="spellStart" /><w:r><w:rPr><w:rFonts w:ascii="Liberation Mono" w:eastAsia="Liberation Mono" w:hAnsi="Liberation Mono" /><w:color w:val="252525" /><w:sz w:val="14" /></w:rPr><w:t>b.Genre</w:t></w:r><w:proofErr w:type="spellEnd" /><w:r><w:rPr><w:rFonts w:ascii="Liberation Mono" w:eastAsia="Liberation Mono" w:hAnsi="Liberation Mono" /><w:color w:val="252525" /><w:sz w:val="14" /></w:rPr><w:t xml:space="preserve"> AS genre,</w:t></w:r><w:r><w:br /></w:r><w:r><w:rPr><w:rFonts w:ascii="Liberation Mono" w:eastAsia="Liberation Mono" w:hAnsi="Liberation Mono" /><w:color w:val="252525" /><w:sz w:val="14" /></w:rPr><w:t xml:space="preserve">    </w:t></w:r><w:proofErr w:type="spellStart" /><w:r><w:rPr><w:rFonts w:ascii="Liberation Mono" w:eastAsia="Liberation Mono" w:hAnsi="Liberation Mono" /><w:color w:val="252525" /><w:sz w:val="14" /></w:rPr><w:t>mt.TierName</w:t></w:r><w:proofErr w:type="spellEnd" /><w:r><w:rPr><w:rFonts w:ascii="Liberation Mono" w:eastAsia="Liberation Mono" w:hAnsi="Liberation Mono" /><w:color w:val="252525" /><w:sz w:val="14" /></w:rPr><w:t xml:space="preserve"> AS </w:t></w:r><w:proofErr w:type="spellStart" /><w:r><w:rPr><w:rFonts w:ascii="Liberation Mono" w:eastAsia="Liberation Mono" w:hAnsi="Liberation Mono" /><w:color w:val="252525" /><w:sz w:val="14" /></w:rPr><w:t>minimumMembershipTier</w:t></w:r><w:proofErr w:type="spellEnd" /><w:r><w:rPr><w:rFonts w:ascii="Liberation Mono" w:eastAsia="Liberation Mono" w:hAnsi="Liberation Mono" /><w:color w:val="252525" /><w:sz w:val="14" /></w:rPr><w:t>,</w:t></w:r><w:r><w:br /></w:r><w:r><w:rPr><w:rFonts w:ascii="Liberation Mono" w:eastAsia="Liberation Mono" w:hAnsi="Liberation Mono" /><w:color w:val="252525" /><w:sz w:val="14" /></w:rPr><w:t xml:space="preserve">    IFNULL(</w:t></w:r><w:proofErr w:type="spellStart" /><w:r><w:rPr><w:rFonts w:ascii="Liberation Mono" w:eastAsia="Liberation Mono" w:hAnsi="Liberation Mono" /><w:color w:val="252525" /><w:sz w:val="14" /></w:rPr><w:t>c.totalCopies</w:t></w:r><w:proofErr w:type="spellEnd" /><w:r><w:rPr><w:rFonts w:ascii="Liberation Mono" w:eastAsia="Liberation Mono" w:hAnsi="Liberation Mono" /><w:color w:val="252525" /><w:sz w:val="14" /></w:rPr><w:t xml:space="preserve">, 0) AS </w:t></w:r><w:proofErr w:type="spellStart" /><w:r><w:rPr><w:rFonts w:ascii="Liberation Mono" w:eastAsia="Liberation Mono" w:hAnsi="Liberation Mono" /><w:color w:val="252525" /><w:sz w:val="14" /></w:rPr><w:t>totalCopies</w:t></w:r><w:proofErr w:type="spellEnd" /><w:r><w:rPr><w:rFonts w:ascii="Liberation Mono" w:eastAsia="Liberation Mono" w:hAnsi="Liberation Mono" /><w:color w:val="252525" /><w:sz w:val="14" /></w:rPr><w:t>,</w:t></w:r><w:r><w:br /></w:r><w:r><w:rPr><w:rFonts w:ascii="Liberation Mono" w:eastAsia="Liberation Mono" w:hAnsi="Liberation Mono" /><w:color w:val="252525" /><w:sz w:val="14" /></w:rPr><w:t xml:space="preserve">    IFNULL(</w:t></w:r><w:proofErr w:type="spellStart" /><w:r><w:rPr><w:rFonts w:ascii="Liberation Mono" w:eastAsia="Liberation Mono" w:hAnsi="Liberation Mono" /><w:color w:val="252525" /><w:sz w:val="14" /></w:rPr><w:t>c.lostCopies</w:t></w:r><w:proofErr w:type="spellEnd" /><w:r><w:rPr><w:rFonts w:ascii="Liberation Mono" w:eastAsia="Liberation Mono" w:hAnsi="Liberation Mono" /><w:color w:val="252525" /><w:sz w:val="14" /></w:rPr><w:t xml:space="preserve">, 0) AS </w:t></w:r><w:proofErr w:type="spellStart" /><w:r><w:rPr><w:rFonts w:ascii="Liberation Mono" w:eastAsia="Liberation Mono" w:hAnsi="Liberation Mono" /><w:color w:val="252525" /><w:sz w:val="14" /></w:rPr><w:t>lostCopies</w:t></w:r><w:proofErr w:type="spellEnd" /><w:r><w:rPr><w:rFonts w:ascii="Liberation Mono" w:eastAsia="Liberation Mono" w:hAnsi="Liberation Mono" /><w:color w:val="252525" /><w:sz w:val="14" /></w:rPr><w:t>,</w:t></w:r><w:r><w:br /></w:r><w:r><w:rPr><w:rFonts w:ascii="Liberation Mono" w:eastAsia="Liberation Mono" w:hAnsi="Liberation Mono" /><w:color w:val="252525" /><w:sz w:val="14" /></w:rPr><w:t xml:space="preserve">    IFNULL(</w:t></w:r><w:proofErr w:type="spellStart" /><w:r><w:rPr><w:rFonts w:ascii="Liberation Mono" w:eastAsia="Liberation Mono" w:hAnsi="Liberation Mono" /><w:color w:val="252525" /><w:sz w:val="14" /></w:rPr><w:t>l.totalLoanTransactions</w:t></w:r><w:proofErr w:type="spellEnd" /><w:r><w:rPr><w:rFonts w:ascii="Liberation Mono" w:eastAsia="Liberation Mono" w:hAnsi="Liberation Mono" /><w:color w:val="252525" /><w:sz w:val="14" /></w:rPr><w:t xml:space="preserve">, 0) AS </w:t></w:r><w:proofErr w:type="spellStart" /><w:r><w:rPr><w:rFonts w:ascii="Liberation Mono" w:eastAsia="Liberation Mono" w:hAnsi="Liberation Mono" /><w:color w:val="252525" /><w:sz w:val="14" /></w:rPr><w:t>totalLoanTransactions</w:t></w:r><w:proofErr w:type="spellEnd" /><w:r><w:br /></w:r><w:r><w:rPr><w:rFonts w:ascii="Liberation Mono" w:eastAsia="Liberation Mono" w:hAnsi="Liberation Mono" /><w:color w:val="252525" /><w:sz w:val="14" /></w:rPr><w:t>FROM Book AS b</w:t></w:r><w:r><w:br /></w:r><w:r><w:rPr><w:rFonts w:ascii="Liberation Mono" w:eastAsia="Liberation Mono" w:hAnsi="Liberation Mono" /><w:color w:val="252525" /><w:sz w:val="14" /></w:rPr><w:t xml:space="preserve">JOIN </w:t></w:r><w:proofErr w:type="spellStart" /><w:r><w:rPr><w:rFonts w:ascii="Liberation Mono" w:eastAsia="Liberation Mono" w:hAnsi="Liberation Mono" /><w:color w:val="252525" /><w:sz w:val="14" /></w:rPr><w:t>MembershipTier</w:t></w:r><w:proofErr w:type="spellEnd" /><w:r><w:rPr><w:rFonts w:ascii="Liberation Mono" w:eastAsia="Liberation Mono" w:hAnsi="Liberation Mono" /><w:color w:val="252525" /><w:sz w:val="14" /></w:rPr><w:t xml:space="preserve"> AS mt</w:t></w:r><w:r><w:br /></w:r><w:r><w:rPr><w:rFonts w:ascii="Liberation Mono" w:eastAsia="Liberation Mono" w:hAnsi="Liberation Mono" /><w:color w:val="252525" /><w:sz w:val="14" /></w:rPr><w:t xml:space="preserve">  ON </w:t></w:r><w:proofErr w:type="spellStart" /><w:r><w:rPr><w:rFonts w:ascii="Liberation Mono" w:eastAsia="Liberation Mono" w:hAnsi="Liberation Mono" /><w:color w:val="252525" /><w:sz w:val="14" /></w:rPr><w:t>mt.TierID</w:t></w:r><w:proofErr w:type="spellEnd" /><w:r><w:rPr><w:rFonts w:ascii="Liberation Mono" w:eastAsia="Liberation Mono" w:hAnsi="Liberation Mono" /><w:color w:val="252525" /><w:sz w:val="14" /></w:rPr><w:t xml:space="preserve"> = </w:t></w:r><w:proofErr w:type="spellStart" /><w:r><w:rPr><w:rFonts w:ascii="Liberation Mono" w:eastAsia="Liberation Mono" w:hAnsi="Liberation Mono" /><w:color w:val="252525" /><w:sz w:val="14" /></w:rPr><w:t>b.MinTierID</w:t></w:r><w:proofErr w:type="spellEnd" /><w:r><w:br /></w:r><w:r><w:rPr><w:rFonts w:ascii="Liberation Mono" w:eastAsia="Liberation Mono" w:hAnsi="Liberation Mono" /><w:color w:val="252525" /><w:sz w:val="14" /></w:rPr><w:t>LEFT JOIN (</w:t></w:r><w:r><w:br /></w:r><w:r><w:rPr><w:rFonts w:ascii="Liberation Mono" w:eastAsia="Liberation Mono" w:hAnsi="Liberation Mono" /><w:color w:val="252525" /><w:sz w:val="14" /></w:rPr><w:t d8p1:space="preserve" xmlns:d8p1="http://www.w3.org/XML/1998/namespace">    -- One row per book: total copies and copies currently marked Lost.</w:t><w:br /></w:r><w:r><w:rPr><w:rFonts w:ascii="Liberation Mono" w:eastAsia="Liberation Mono" w:hAnsi="Liberation Mono" /><w:color w:val="252525" /><w:sz w:val="14" /></w:rPr><w:t xml:space="preserve">    SELECT</w:t></w:r><w:r><w:br /></w:r><w:r><w:rPr><w:rFonts w:ascii="Liberation Mono" w:eastAsia="Liberation Mono" w:hAnsi="Liberation Mono" /><w:color w:val="252525" /><w:sz w:val="14" /></w:rPr><w:t xml:space="preserve">        </w:t></w:r><w:proofErr w:type="spellStart" /><w:r><w:rPr><w:rFonts w:ascii="Liberation Mono" w:eastAsia="Liberation Mono" w:hAnsi="Liberation Mono" /><w:color w:val="252525" /><w:sz w:val="14" /></w:rPr><w:t>BookID</w:t></w:r><w:proofErr w:type="spellEnd" /><w:r><w:rPr><w:rFonts w:ascii="Liberation Mono" w:eastAsia="Liberation Mono" w:hAnsi="Liberation Mono" /><w:color w:val="252525" /><w:sz w:val="14" /></w:rPr><w:t>,</w:t></w:r><w:r><w:br /></w:r><w:r><w:rPr><w:rFonts w:ascii="Liberation Mono" w:eastAsia="Liberation Mono" w:hAnsi="Liberation Mono" /><w:color w:val="252525" /><w:sz w:val="14" /></w:rPr><w:t xml:space="preserve">        COUNT(*) AS </w:t></w:r><w:proofErr w:type="spellStart" /><w:r><w:rPr><w:rFonts w:ascii="Liberation Mono" w:eastAsia="Liberation Mono" w:hAnsi="Liberation Mono" /><w:color w:val="252525" /><w:sz w:val="14" /></w:rPr><w:t>totalCopies</w:t></w:r><w:proofErr w:type="spellEnd" /><w:r><w:rPr><w:rFonts w:ascii="Liberation Mono" w:eastAsia="Liberation Mono" w:hAnsi="Liberation Mono" /><w:color w:val="252525" /><w:sz w:val="14" /></w:rPr><w:t>,</w:t></w:r><w:r><w:br /></w:r><w:r><w:rPr><w:rFonts w:ascii="Liberation Mono" w:eastAsia="Liberation Mono" w:hAnsi="Liberation Mono" /><w:color w:val="252525" /><w:sz w:val="14" /></w:rPr><w:t xml:space="preserve">        SUM(CASE WHEN Status = 'Lost' THEN 1 ELSE 0 END) AS </w:t></w:r><w:proofErr w:type="spellStart" /><w:r><w:rPr><w:rFonts w:ascii="Liberation Mono" w:eastAsia="Liberation Mono" w:hAnsi="Liberation Mono" /><w:color w:val="252525" /><w:sz w:val="14" /></w:rPr><w:t>lostCopies</w:t></w:r><w:proofErr w:type="spellEnd" /><w:r><w:br /></w:r><w:r><w:rPr><w:rFonts w:ascii="Liberation Mono" w:eastAsia="Liberation Mono" w:hAnsi="Liberation Mono" /><w:color w:val="252525" /><w:sz w:val="14" /></w:rPr><w:t xml:space="preserve">    FROM </w:t></w:r><w:proofErr w:type="spellStart" /><w:r><w:rPr><w:rFonts w:ascii="Liberation Mono" w:eastAsia="Liberation Mono" w:hAnsi="Liberation Mono" /><w:color w:val="252525" /><w:sz w:val="14" /></w:rPr><w:t>BookCopy</w:t></w:r><w:proofErr w:type="spellEnd" /><w:r><w:br /></w:r><w:r><w:rPr><w:rFonts w:ascii="Liberation Mono" w:eastAsia="Liberation Mono" w:hAnsi="Liberation Mono" /><w:color w:val="252525" /><w:sz w:val="14" /></w:rPr><w:t xml:space="preserve">    GROUP BY </w:t></w:r><w:proofErr w:type="spellStart" /><w:r><w:rPr><w:rFonts w:ascii="Liberation Mono" w:eastAsia="Liberation Mono" w:hAnsi="Liberation Mono" /><w:color w:val="252525" /><w:sz w:val="14" /></w:rPr><w:t>BookID</w:t></w:r><w:proofErr w:type="spellEnd" /><w:r><w:br /></w:r><w:r><w:rPr><w:rFonts w:ascii="Liberation Mono" w:eastAsia="Liberation Mono" w:hAnsi="Liberation Mono" /><w:color w:val="252525" /><w:sz w:val="14" /></w:rPr><w:t>) AS c</w:t></w:r><w:r><w:br /></w:r><w:r><w:rPr><w:rFonts w:ascii="Liberation Mono" w:eastAsia="Liberation Mono" w:hAnsi="Liberation Mono" /><w:color w:val="252525" /><w:sz w:val="14" /></w:rPr><w:t xml:space="preserve">  ON </w:t></w:r><w:proofErr w:type="spellStart" /><w:r><w:rPr><w:rFonts w:ascii="Liberation Mono" w:eastAsia="Liberation Mono" w:hAnsi="Liberation Mono" /><w:color w:val="252525" /><w:sz w:val="14" /></w:rPr><w:t>c.BookID</w:t></w:r><w:proofErr w:type="spellEnd" /><w:r><w:rPr><w:rFonts w:ascii="Liberation Mono" w:eastAsia="Liberation Mono" w:hAnsi="Liberation Mono" /><w:color w:val="252525" /><w:sz w:val="14" /></w:rPr><w:t xml:space="preserve"> = </w:t></w:r><w:proofErr w:type="spellStart" /><w:r><w:rPr><w:rFonts w:ascii="Liberation Mono" w:eastAsia="Liberation Mono" w:hAnsi="Liberation Mono" /><w:color w:val="252525" /><w:sz w:val="14" /></w:rPr><w:t>b.BookID</w:t></w:r><w:proofErr w:type="spellEnd" /><w:r><w:br /></w:r><w:r><w:rPr><w:rFonts w:ascii="Liberation Mono" w:eastAsia="Liberation Mono" w:hAnsi="Liberation Mono" /><w:color w:val="252525" /><w:sz w:val="14" /></w:rPr><w:t>LEFT JOIN (</w:t></w:r><w:r><w:br /></w:r><w:r><w:rPr><w:rFonts w:ascii="Liberation Mono" w:eastAsia="Liberation Mono" w:hAnsi="Liberation Mono" /><w:color w:val="252525" /><w:sz w:val="14" /></w:rPr><w:t d8p1:space="preserve" xmlns:d8p1="http://www.w3.org/XML/1998/namespace">    -- One row per book: total borrowing transactions across all its copies.</w:t><w:br /></w:r><w:r><w:rPr><w:rFonts w:ascii="Liberation Mono" w:eastAsia="Liberation Mono" w:hAnsi="Liberation Mono" /><w:color w:val="252525" /><w:sz w:val="14" /></w:rPr><w:t xml:space="preserve">    SELECT</w:t></w:r><w:r><w:br /></w:r><w:r><w:rPr><w:rFonts w:ascii="Liberation Mono" w:eastAsia="Liberation Mono" w:hAnsi="Liberation Mono" /><w:color w:val="252525" /><w:sz w:val="14" /></w:rPr><w:t xml:space="preserve">        </w:t></w:r><w:proofErr w:type="spellStart" /><w:r><w:rPr><w:rFonts w:ascii="Liberation Mono" w:eastAsia="Liberation Mono" w:hAnsi="Liberation Mono" /><w:color w:val="252525" /><w:sz w:val="14" /></w:rPr><w:t>BookID</w:t></w:r><w:proofErr w:type="spellEnd" /><w:r><w:rPr><w:rFonts w:ascii="Liberation Mono" w:eastAsia="Liberation Mono" w:hAnsi="Liberation Mono" /><w:color w:val="252525" /><w:sz w:val="14" /></w:rPr><w:t>,</w:t></w:r><w:r><w:br /></w:r><w:r><w:rPr><w:rFonts w:ascii="Liberation Mono" w:eastAsia="Liberation Mono" w:hAnsi="Liberation Mono" /><w:color w:val="252525" /><w:sz w:val="14" /></w:rPr><w:t xml:space="preserve">        COUNT(*) AS </w:t></w:r><w:proofErr w:type="spellStart" /><w:r><w:rPr><w:rFonts w:ascii="Liberation Mono" w:eastAsia="Liberation Mono" w:hAnsi="Liberation Mono" /><w:color w:val="252525" /><w:sz w:val="14" /></w:rPr><w:t>totalLoanTransactions</w:t></w:r><w:proofErr w:type="spellEnd" /><w:r><w:br /></w:r><w:r><w:rPr><w:rFonts w:ascii="Liberation Mono" w:eastAsia="Liberation Mono" w:hAnsi="Liberation Mono" /><w:color w:val="252525" /><w:sz w:val="14" /></w:rPr><w:t xml:space="preserve">    FROM Loan</w:t></w:r><w:r><w:br /></w:r><w:r><w:rPr><w:rFonts w:ascii="Liberation Mono" w:eastAsia="Liberation Mono" w:hAnsi="Liberation Mono" /><w:color w:val="252525" /><w:sz w:val="14" /></w:rPr><w:t xml:space="preserve">    GROUP BY </w:t></w:r><w:proofErr w:type="spellStart" /><w:r><w:rPr><w:rFonts w:ascii="Liberation Mono" w:eastAsia="Liberation Mono" w:hAnsi="Liberation Mono" /><w:color w:val="252525" /><w:sz w:val="14" /></w:rPr><w:t>BookID</w:t></w:r><w:proofErr w:type="spellEnd" /><w:r><w:br /></w:r><w:r><w:rPr><w:rFonts w:ascii="Liberation Mono" w:eastAsia="Liberation Mono" w:hAnsi="Liberation Mono" /><w:color w:val="252525" /><w:sz w:val="14" /></w:rPr><w:t>) AS l</w:t></w:r><w:r><w:br /></w:r><w:r><w:rPr><w:rFonts w:ascii="Liberation Mono" w:eastAsia="Liberation Mono" w:hAnsi="Liberation Mono" /><w:color w:val="252525" /><w:sz w:val="14" /></w:rPr><w:t xml:space="preserve">  ON </w:t></w:r><w:proofErr w:type="spellStart" /><w:r><w:rPr><w:rFonts w:ascii="Liberation Mono" w:eastAsia="Liberation Mono" w:hAnsi="Liberation Mono" /><w:color w:val="252525" /><w:sz w:val="14" /></w:rPr><w:t>l.BookID</w:t></w:r><w:proofErr w:type="spellEnd" /><w:r><w:rPr><w:rFonts w:ascii="Liberation Mono" w:eastAsia="Liberation Mono" w:hAnsi="Liberation Mono" /><w:color w:val="252525" /><w:sz w:val="14" /></w:rPr><w:t xml:space="preserve"> = </w:t></w:r><w:proofErr w:type="spellStart" /><w:r><w:rPr><w:rFonts w:ascii="Liberation Mono" w:eastAsia="Liberation Mono" w:hAnsi="Liberation Mono" /><w:color w:val="252525" /><w:sz w:val="14" /></w:rPr><w:t>b.BookID</w:t></w:r><w:proofErr w:type="spellEnd" /><w:r><w:br /></w:r><w:r><w:rPr><w:rFonts w:ascii="Liberation Mono" w:eastAsia="Liberation Mono" w:hAnsi="Liberation Mono" /><w:color w:val="252525" /><w:sz w:val="14" /></w:rPr><w:t xml:space="preserve">ORDER BY </w:t></w:r><w:proofErr w:type="spellStart" /><w:r><w:rPr><w:rFonts w:ascii="Liberation Mono" w:eastAsia="Liberation Mono" w:hAnsi="Liberation Mono" /><w:color w:val="252525" /><w:sz w:val="14" /></w:rPr><w:t>b.BookID</w:t></w:r><w:proofErr w:type="spellEnd" /><w:r><w:rPr><w:rFonts w:ascii="Liberation Mono" w:eastAsia="Liberation Mono" w:hAnsi="Liberation Mono" /><w:color w:val="252525" /><w:sz w:val="14" /></w:rPr><w:t>;</w:t></w:r></w:p></w:tc></w:tr></w:tbl><w:p><w:pPr><w:pStyle w:val="ListParagraph" /></w:pPr></w:p><w:p><w:pPr><w:pStyle w:val="ListParagraph" /><w:spacing w:after="80" w:line="240" w:lineRule="auto" /></w:pPr><w:r><w:rPr><w:rFonts w:ascii="Carlito" w:eastAsia="Carlito" w:hAnsi="Carlito" /><w:color w:val="252525" /><w:sz w:val="21" /></w:rPr><w:t>Count the documents after the Book collection has been loaded.</w:t></w:r></w:p><w:p><w:pPr><w:pStyle w:val="ListParagraph" /></w:pPr></w:p><w:tbl><w:tblPr><w:tblStyle w:val="TableGrid" /><w:tblW w:w="0" w:type="auto" /><w:jc w:val="center" /><w:tblBorders><w:top w:val="single" w:sz="6" w:space="0" w:color="7F7F7F" /><w:left w:val="single" w:sz="6" w:space="0" w:color="7F7F7F" /><w:bottom w:val="single" w:sz="6" w:space="0" w:color="7F7F7F" /><w:right w:val="single" w:sz="6" w:space="0" w:color="7F7F7F" /><w:insideH w:val="single" w:sz="6" w:space="0" w:color="7F7F7F" /><w:insideV w:val="single" w:sz="6" w:space="0" w:color="7F7F7F" /></w:tblBorders><w:tblLayout w:type="fixed" /><w:tblLook w:val="04A0" w:firstRow="1" w:lastRow="0" w:firstColumn="1" w:lastColumn="0" w:noHBand="0" w:noVBand="1" /></w:tblPr><w:tblGrid><w:gridCol w:w="2880" /><w:gridCol w:w="7056" /></w:tblGrid><w:tr><w:trPr><w:cantSplit /><w:tblHeader /><w:jc w:val="center" /></w:trPr><w:tc><w:tcPr><w:tcW w:w="2880" w:type="dxa" /><w:tcBorders><w:top w:val="single" w:sz="5" w:space="0" w:color="8D7B9B" /><w:left w:val="single" w:sz="5" w:space="0" w:color="8D7B9B" /><w:bottom w:val="single" w:sz="5" w:space="0" w:color="8D7B9B" /><w:right w:val="single" w:sz="5" w:space="0" w:color="8D7B9B" /></w:tcBorders><w:tcMar><w:top w:w="70" w:type="dxa" /><w:left w:w="90" w:type="dxa" /><w:bottom w:w="70" w:type="dxa" /><w:right w:w="90" w:type="dxa" /></w:tcMar><w:vAlign w:val="center" /></w:tcPr><w:p><w:pPr><w:spacing w:after="0" w:line="240" w:lineRule="auto" /><w:jc w:val="center" /></w:pPr><w:r><w:rPr><w:rFonts w:ascii="Carlito" w:eastAsia="Carlito" w:hAnsi="Carlito" /><w:b /><w:color w:val="1C1C1C" /><w:sz w:val="18" /></w:rPr><w:t>Collection</w:t></w:r></w:p></w:tc><w:tc><w:tcPr><w:tcW w:w="7056" w:type="dxa" /><w:tcBorders><w:top w:val="single" w:sz="5" w:space="0" w:color="8D7B9B" /><w:left w:val="single" w:sz="5" w:space="0" w:color="8D7B9B" /><w:bottom w:val="single" w:sz="5" w:space="0" w:color="8D7B9B" /><w:right w:val="single" w:sz="5" w:space="0" w:color="8D7B9B" /></w:tcBorders><w:tcMar><w:top w:w="70" w:type="dxa" /><w:left w:w="90" w:type="dxa" /><w:bottom w:w="70" w:type="dxa" /><w:right w:w="90" w:type="dxa" /></w:tcMar><w:vAlign w:val="center" /></w:tcPr><w:p><w:pPr><w:spacing w:after="0" w:line="240" w:lineRule="auto" /><w:jc w:val="center" /></w:pPr><w:r><w:rPr><w:rFonts w:ascii="Carlito" w:eastAsia="Carlito" w:hAnsi="Carlito" /><w:b /><w:color w:val="1C1C1C" /><w:sz w:val="18" /></w:rPr><w:t>Number of Documents</w:t></w:r></w:p></w:tc></w:tr><w:tr><w:trPr><w:cantSplit /><w:jc w:val="center" /></w:trPr><w:tc><w:tcPr><w:tcW w:w="2880" w:type="dxa" /><w:tcBorders><w:top w:val="single" w:sz="5" w:space="0" w:color="8D7B9B" /><w:left w:val="single" w:sz="5" w:space="0" w:color="8D7B9B" /><w:bottom w:val="single" w:sz="5" w:space="0" w:color="8D7B9B" /><w:right w:val="single" w:sz="5" w:space="0" w:color="8D7B9B" /></w:tcBorders><w:tcMar><w:top w:w="70" w:type="dxa" /><w:left w:w="90" w:type="dxa" /><w:bottom w:w="70" w:type="dxa" /><w:right w:w="90" w:type="dxa" /></w:tcMar><w:vAlign w:val="center" /></w:tcPr><w:p><w:pPr><w:spacing w:after="0" w:line="240" w:lineRule="auto" /></w:pPr><w:r><w:rPr><w:rFonts w:ascii="Carlito" w:eastAsia="Carlito" w:hAnsi="Carlito" /><w:color w:val="252525" /><w:sz w:val="18" /></w:rPr><w:t>Book</w:t></w:r></w:p></w:tc><w:tc><w:tcPr><w:tcW w:w="7056" w:type="dxa" /><w:tcBorders><w:top w:val="single" w:sz="5" w:space="0" w:color="8D7B9B" /><w:left w:val="single" w:sz="5" w:space="0" w:color="8D7B9B" /><w:bottom w:val="single" w:sz="5" w:space="0" w:color="8D7B9B" /><w:right w:val="single" w:sz="5" w:space="0" w:color="8D7B9B" /></w:tcBorders><w:tcMar><w:top w:w="70" w:type="dxa" /><w:left w:w="90" w:type="dxa" /><w:bottom w:w="70" w:type="dxa" /><w:right w:w="90" w:type="dxa" /></w:tcMar><w:vAlign w:val="center" /></w:tcPr><w:p><w:pPr><w:spacing w:after="0" w:line="240" w:lineRule="auto" /><w:jc w:val="center" /></w:pPr><w:r><w:rPr><w:rFonts w:ascii="Carlito" w:eastAsia="Carlito" w:hAnsi="Carlito" /><w:b /><w:color w:val="5D8F2B" /><w:sz w:val="19" /></w:rPr><w:t>500</w:t></w:r></w:p></w:tc></w:tr></w:tbl><w:p><w:pPr><w:pStyle w:val="ListParagraph" /></w:pPr></w:p><w:p><w:pPr><w:pageBreakBefore /><w:spacing w:after="80" w:line="240" w:lineRule="auto" /><w:ind w:left="720" /></w:pPr><w:r><w:rPr><w:rFonts w:ascii="Carlito" w:eastAsia="Carlito" w:hAnsi="Carlito" /><w:color w:val="252525" /><w:sz w:val="21" /></w:rPr><w:lastRenderedPageBreak /><w:t>ii) Paste the MongoDB commands and results for the two questions below.</w:t></w:r></w:p><w:tbl><w:tblPr><w:tblStyle w:val="TableGrid" /><w:tblW w:w="0" w:type="auto" /><w:jc w:val="center" /><w:tblBorders><w:top w:val="single" w:sz="6" w:space="0" w:color="7F7F7F" /><w:left w:val="single" w:sz="6" w:space="0" w:color="7F7F7F" /><w:bottom w:val="single" w:sz="6" w:space="0" w:color="7F7F7F" /><w:right w:val="single" w:sz="6" w:space="0" w:color="7F7F7F" /><w:insideH w:val="single" w:sz="6" w:space="0" w:color="7F7F7F" /><w:insideV w:val="single" w:sz="6" w:space="0" w:color="7F7F7F" /></w:tblBorders><w:tblLayout w:type="fixed" /><w:tblLook w:val="04A0" w:firstRow="1" w:lastRow="0" w:firstColumn="1" w:lastColumn="0" w:noHBand="0" w:noVBand="1" /></w:tblPr><w:tblGrid><w:gridCol w:w="691" /><w:gridCol w:w="4608" /><w:gridCol w:w="4636" /></w:tblGrid><w:tr><w:trPr><w:cantSplit /><w:tblHeader /><w:jc w:val="center" /></w:trPr><w:tc><w:tcPr><w:tcW w:w="691" w:type="dxa" /><w:tcBorders><w:top w:val="single" w:sz="5" w:space="0" w:color="8D7B9B" /><w:left w:val="single" w:sz="5" w:space="0" w:color="8D7B9B" /><w:bottom w:val="single" w:sz="5" w:space="0" w:color="8D7B9B" /><w:right w:val="single" w:sz="5" w:space="0" w:color="8D7B9B" /></w:tcBorders><w:tcMar><w:top w:w="70" w:type="dxa" /><w:left w:w="90" w:type="dxa" /><w:bottom w:w="70" w:type="dxa" /><w:right w:w="90" w:type="dxa" /></w:tcMar><w:vAlign w:val="center" /></w:tcPr><w:p><w:pPr><w:spacing w:after="0" w:line="240" w:lineRule="auto" /><w:jc w:val="center" /></w:pPr><w:r><w:rPr><w:rFonts w:ascii="Carlito" w:eastAsia="Carlito" w:hAnsi="Carlito" /><w:b /><w:color w:val="1C1C1C" /><w:sz w:val="17" /></w:rPr><w:t>Question</w:t></w:r></w:p></w:tc><w:tc><w:tcPr><w:tcW w:w="4608" w:type="dxa" /><w:tcBorders><w:top w:val="single" w:sz="5" w:space="0" w:color="8D7B9B" /><w:left w:val="single" w:sz="5" w:space="0" w:color="8D7B9B" /><w:bottom w:val="single" w:sz="5" w:space="0" w:color="8D7B9B" /><w:right w:val="single" w:sz="5" w:space="0" w:color="8D7B9B" /></w:tcBorders><w:tcMar><w:top w:w="70" w:type="dxa" /><w:left w:w="90" w:type="dxa" /><w:bottom w:w="70" w:type="dxa" /><w:right w:w="90" w:type="dxa" /></w:tcMar><w:vAlign w:val="center" /></w:tcPr><w:p><w:pPr><w:spacing w:after="0" w:line="240" w:lineRule="auto" /><w:jc w:val="center" /></w:pPr><w:r><w:rPr><w:rFonts w:ascii="Carlito" w:eastAsia="Carlito" w:hAnsi="Carlito" /><w:b /><w:color w:val="1C1C1C" /><w:sz w:val="17" /></w:rPr><w:t>Mongo Command</w:t></w:r></w:p></w:tc><w:tc><w:tcPr><w:tcW w:w="4636" w:type="dxa" /><w:tcBorders><w:top w:val="single" w:sz="5" w:space="0" w:color="8D7B9B" /><w:left w:val="single" w:sz="5" w:space="0" w:color="8D7B9B" /><w:bottom w:val="single" w:sz="5" w:space="0" w:color="8D7B9B" /><w:right w:val="single" w:sz="5" w:space="0" w:color="8D7B9B" /></w:tcBorders><w:tcMar><w:top w:w="70" w:type="dxa" /><w:left w:w="90" w:type="dxa" /><w:bottom w:w="70" w:type="dxa" /><w:right w:w="90" w:type="dxa" /></w:tcMar><w:vAlign w:val="center" /></w:tcPr><w:p><w:pPr><w:spacing w:after="0" w:line="240" w:lineRule="auto" /><w:jc w:val="center" /></w:pPr><w:r><w:rPr><w:rFonts w:ascii="Carlito" w:eastAsia="Carlito" w:hAnsi="Carlito" /><w:b /><w:color w:val="1C1C1C" /><w:sz w:val="17" /></w:rPr><w:t>Result</w:t></w:r></w:p></w:tc></w:tr><w:tr><w:trPr><w:cantSplit /><w:jc w:val="center" /></w:trPr><w:tc><w:tcPr><w:tcW w:w="691" w:type="dxa" /><w:tcBorders><w:top w:val="single" w:sz="5" w:space="0" w:color="8D7B9B" /><w:left w:val="single" w:sz="5" w:space="0" w:color="8D7B9B" /><w:bottom w:val="single" w:sz="5" w:space="0" w:color="8D7B9B" /><w:right w:val="single" w:sz="5" w:space="0" w:color="8D7B9B" /></w:tcBorders><w:tcMar><w:top w:w="70" w:type="dxa" /><w:left w:w="90" w:type="dxa" /><w:bottom w:w="70" w:type="dxa" /><w:right w:w="90" w:type="dxa" /></w:tcMar><w:vAlign w:val="center" /></w:tcPr><w:p><w:pPr><w:spacing w:after="0" w:line="240" w:lineRule="auto" /><w:jc w:val="center" /></w:pPr><w:r><w:rPr><w:rFonts w:ascii="Carlito" w:eastAsia="Carlito" w:hAnsi="Carlito" /><w:b /><w:color w:val="252525" /><w:sz w:val="17" /></w:rPr><w:t>1</w:t></w:r></w:p></w:tc><w:tc><w:tcPr><w:tcW w:w="4608" w:type="dxa" /><w:tcBorders><w:top w:val="single" w:sz="5" w:space="0" w:color="8D7B9B" /><w:left w:val="single" w:sz="5" w:space="0" w:color="8D7B9B" /><w:bottom w:val="single" w:sz="5" w:space="0" w:color="8D7B9B" /><w:right w:val="single" w:sz="5" w:space="0" w:color="8D7B9B" /></w:tcBorders><w:tcMar><w:top w:w="70" w:type="dxa" /><w:left w:w="90" w:type="dxa" /><w:bottom w:w="70" w:type="dxa" /><w:right w:w="90" w:type="dxa" /></w:tcMar><w:vAlign w:val="center" /></w:tcPr><w:p><w:pPr><w:spacing w:after="0" w:line="216" w:lineRule="auto" /></w:pPr><w:proofErr w:type="spellStart" /><w:proofErr w:type="gramStart" /><w:r><w:rPr><w:rFonts w:ascii="Liberation Mono" w:eastAsia="Liberation Mono" w:hAnsi="Liberation Mono" /><w:color w:val="252525" /><w:sz w:val="14" /></w:rPr><w:t>db.Book.find</w:t></w:r><w:proofErr w:type="spellEnd" /><w:proofErr w:type="gramEnd" /><w:r><w:rPr><w:rFonts w:ascii="Liberation Mono" w:eastAsia="Liberation Mono" w:hAnsi="Liberation Mono" /><w:color w:val="252525" /><w:sz w:val="14" /></w:rPr><w:t>(</w:t></w:r><w:r><w:br /></w:r><w:r><w:rPr><w:rFonts w:ascii="Liberation Mono" w:eastAsia="Liberation Mono" w:hAnsi="Liberation Mono" /><w:color w:val="252525" /><w:sz w:val="14" /></w:rPr><w:t xml:space="preserve">  { </w:t></w:r><w:proofErr w:type="spellStart" /><w:r><w:rPr><w:rFonts w:ascii="Liberation Mono" w:eastAsia="Liberation Mono" w:hAnsi="Liberation Mono" /><w:color w:val="252525" /><w:sz w:val="14" /></w:rPr><w:t>totalLoanTransactions</w:t></w:r><w:proofErr w:type="spellEnd" /><w:r><w:rPr><w:rFonts w:ascii="Liberation Mono" w:eastAsia="Liberation Mono" w:hAnsi="Liberation Mono" /><w:color w:val="252525" /><w:sz w:val="14" /></w:rPr><w:t xml:space="preserve">: </w:t></w:r><w:proofErr w:type="gramStart" /><w:r><w:rPr><w:rFonts w:ascii="Liberation Mono" w:eastAsia="Liberation Mono" w:hAnsi="Liberation Mono" /><w:color w:val="252525" /><w:sz w:val="14" /></w:rPr><w:t>{ $</w:t></w:r><w:proofErr w:type="spellStart" /><w:proofErr w:type="gramEnd" /><w:r><w:rPr><w:rFonts w:ascii="Liberation Mono" w:eastAsia="Liberation Mono" w:hAnsi="Liberation Mono" /><w:color w:val="252525" /><w:sz w:val="14" /></w:rPr><w:t>gt</w:t></w:r><w:proofErr w:type="spellEnd" /><w:r><w:rPr><w:rFonts w:ascii="Liberation Mono" w:eastAsia="Liberation Mono" w:hAnsi="Liberation Mono" /><w:color w:val="252525" /><w:sz w:val="14" /></w:rPr><w:t xml:space="preserve">: </w:t></w:r><w:proofErr w:type="gramStart" /><w:r><w:rPr><w:rFonts w:ascii="Liberation Mono" w:eastAsia="Liberation Mono" w:hAnsi="Liberation Mono" /><w:color w:val="252525" /><w:sz w:val="14" /></w:rPr><w:t>400 }</w:t></w:r><w:proofErr w:type="gramEnd" /><w:r><w:rPr><w:rFonts w:ascii="Liberation Mono" w:eastAsia="Liberation Mono" w:hAnsi="Liberation Mono" /><w:color w:val="252525" /><w:sz w:val="14" /></w:rPr><w:t xml:space="preserve"> },</w:t></w:r><w:r><w:br /></w:r><w:r><w:rPr><w:rFonts w:ascii="Liberation Mono" w:eastAsia="Liberation Mono" w:hAnsi="Liberation Mono" /><w:color w:val="252525" /><w:sz w:val="14" /></w:rPr><w:t xml:space="preserve">  {</w:t></w:r><w:r><w:br /></w:r><w:r><w:rPr><w:rFonts w:ascii="Liberation Mono" w:eastAsia="Liberation Mono" w:hAnsi="Liberation Mono" /><w:color w:val="252525" /><w:sz w:val="14" /></w:rPr><w:t xml:space="preserve">    _id: 0,</w:t></w:r><w:r><w:br /></w:r><w:r><w:rPr><w:rFonts w:ascii="Liberation Mono" w:eastAsia="Liberation Mono" w:hAnsi="Liberation Mono" /><w:color w:val="252525" /><w:sz w:val="14" /></w:rPr><w:t xml:space="preserve">    title: 1,</w:t></w:r><w:r><w:br /></w:r><w:r><w:rPr><w:rFonts w:ascii="Liberation Mono" w:eastAsia="Liberation Mono" w:hAnsi="Liberation Mono" /><w:color w:val="252525" /><w:sz w:val="14" /></w:rPr><w:t xml:space="preserve">    genre: 1,</w:t></w:r><w:r><w:br /></w:r><w:r><w:rPr><w:rFonts w:ascii="Liberation Mono" w:eastAsia="Liberation Mono" w:hAnsi="Liberation Mono" /><w:color w:val="252525" /><w:sz w:val="14" /></w:rPr><w:t xml:space="preserve">    </w:t></w:r><w:proofErr w:type="spellStart" /><w:r><w:rPr><w:rFonts w:ascii="Liberation Mono" w:eastAsia="Liberation Mono" w:hAnsi="Liberation Mono" /><w:color w:val="252525" /><w:sz w:val="14" /></w:rPr><w:t>totalLoanTransactions</w:t></w:r><w:proofErr w:type="spellEnd" /><w:r><w:rPr><w:rFonts w:ascii="Liberation Mono" w:eastAsia="Liberation Mono" w:hAnsi="Liberation Mono" /><w:color w:val="252525" /><w:sz w:val="14" /></w:rPr><w:t>: 1</w:t></w:r><w:r><w:br /></w:r><w:r><w:rPr><w:rFonts w:ascii="Liberation Mono" w:eastAsia="Liberation Mono" w:hAnsi="Liberation Mono" /><w:color w:val="252525" /><w:sz w:val="14" /></w:rPr><w:t xml:space="preserve">  }</w:t></w:r><w:r><w:br /></w:r><w:proofErr w:type="gramStart" /><w:r><w:rPr><w:rFonts w:ascii="Liberation Mono" w:eastAsia="Liberation Mono" w:hAnsi="Liberation Mono" /><w:color w:val="252525" /><w:sz w:val="14" /></w:rPr><w:t>).sort</w:t></w:r><w:proofErr w:type="gramEnd" /><w:r><w:rPr><w:rFonts w:ascii="Liberation Mono" w:eastAsia="Liberation Mono" w:hAnsi="Liberation Mono" /><w:color w:val="252525" /><w:sz w:val="14" /></w:rPr><w:t>({</w:t></w:r><w:r><w:br /></w:r><w:r><w:rPr><w:rFonts w:ascii="Liberation Mono" w:eastAsia="Liberation Mono" w:hAnsi="Liberation Mono" /><w:color w:val="252525" /><w:sz w:val="14" /></w:rPr><w:t xml:space="preserve">  </w:t></w:r><w:proofErr w:type="spellStart" /><w:r><w:rPr><w:rFonts w:ascii="Liberation Mono" w:eastAsia="Liberation Mono" w:hAnsi="Liberation Mono" /><w:color w:val="252525" /><w:sz w:val="14" /></w:rPr><w:t>totalLoanTransactions</w:t></w:r><w:proofErr w:type="spellEnd" /><w:r><w:rPr><w:rFonts w:ascii="Liberation Mono" w:eastAsia="Liberation Mono" w:hAnsi="Liberation Mono" /><w:color w:val="252525" /><w:sz w:val="14" /></w:rPr><w:t>: -1,</w:t></w:r><w:r><w:br /></w:r><w:r><w:rPr><w:rFonts w:ascii="Liberation Mono" w:eastAsia="Liberation Mono" w:hAnsi="Liberation Mono" /><w:color w:val="252525" /><w:sz w:val="14" /></w:rPr><w:t xml:space="preserve">  title: 1</w:t></w:r><w:r><w:br /></w:r><w:r><w:rPr><w:rFonts w:ascii="Liberation Mono" w:eastAsia="Liberation Mono" w:hAnsi="Liberation Mono" /><w:color w:val="252525" /><w:sz w:val="14" /></w:rPr><w:t>}</w:t></w:r><w:proofErr w:type="gramStart" /><w:r><w:rPr><w:rFonts w:ascii="Liberation Mono" w:eastAsia="Liberation Mono" w:hAnsi="Liberation Mono" /><w:color w:val="252525" /><w:sz w:val="14" /></w:rPr><w:t>).</w:t></w:r><w:proofErr w:type="spellStart" /><w:r><w:rPr><w:rFonts w:ascii="Liberation Mono" w:eastAsia="Liberation Mono" w:hAnsi="Liberation Mono" /><w:color w:val="252525" /><w:sz w:val="14" /></w:rPr><w:t>toArray</w:t></w:r><w:proofErr w:type="spellEnd" /><w:proofErr w:type="gramEnd" /><w:r><w:rPr><w:rFonts w:ascii="Liberation Mono" w:eastAsia="Liberation Mono" w:hAnsi="Liberation Mono" /><w:color w:val="252525" /><w:sz w:val="14" /></w:rPr><w:t>()</w:t></w:r></w:p></w:tc><w:tc><w:tcPr><w:tcW w:w="4636" w:type="dxa" /><w:tcBorders><w:top w:val="single" w:sz="5" w:space="0" w:color="8D7B9B" /><w:left w:val="single" w:sz="5" w:space="0" w:color="8D7B9B" /><w:bottom w:val="single" w:sz="5" w:space="0" w:color="8D7B9B" /><w:right w:val="single" w:sz="5" w:space="0" w:color="8D7B9B" /></w:tcBorders><w:tcMar><w:top w:w="70" w:type="dxa" /><w:left w:w="90" w:type="dxa" /><w:bottom w:w="70" w:type="dxa" /><w:right w:w="90" w:type="dxa" /></w:tcMar><w:vAlign w:val="center" /></w:tcPr><w:p><w:pPr><w:spacing w:after="0" w:line="230" w:lineRule="auto" /></w:pPr><w:r><w:rPr><w:rFonts w:ascii="Carlito" w:eastAsia="Carlito" w:hAnsi="Carlito" /><w:color w:val="000000" w:themeColor="text1" /></w:rPr><w:t>None</w:t></w:r></w:p></w:tc></w:tr><w:tr><w:trPr><w:cantSplit /><w:jc w:val="center" /></w:trPr><w:tc><w:tcPr><w:tcW w:w="691" w:type="dxa" /><w:tcBorders><w:top w:val="single" w:sz="5" w:space="0" w:color="8D7B9B" /><w:left w:val="single" w:sz="5" w:space="0" w:color="8D7B9B" /><w:bottom w:val="single" w:sz="5" w:space="0" w:color="8D7B9B" /><w:right w:val="single" w:sz="5" w:space="0" w:color="8D7B9B" /></w:tcBorders><w:tcMar><w:top w:w="70" w:type="dxa" /><w:left w:w="90" w:type="dxa" /><w:bottom w:w="70" w:type="dxa" /><w:right w:w="90" w:type="dxa" /></w:tcMar><w:vAlign w:val="center" /></w:tcPr><w:p><w:pPr><w:spacing w:after="0" w:line="240" w:lineRule="auto" /><w:jc w:val="center" /></w:pPr><w:r><w:rPr><w:rFonts w:ascii="Carlito" w:eastAsia="Carlito" w:hAnsi="Carlito" /><w:b /><w:color w:val="252525" /><w:sz w:val="17" /></w:rPr><w:t>2</w:t></w:r></w:p></w:tc><w:tc><w:tcPr><w:tcW w:w="4608" w:type="dxa" /><w:tcBorders><w:top w:val="single" w:sz="5" w:space="0" w:color="8D7B9B" /><w:left w:val="single" w:sz="5" w:space="0" w:color="8D7B9B" /><w:bottom w:val="single" w:sz="5" w:space="0" w:color="8D7B9B" /><w:right w:val="single" w:sz="5" w:space="0" w:color="8D7B9B" /></w:tcBorders><w:tcMar><w:top w:w="70" w:type="dxa" /><w:left w:w="90" w:type="dxa" /><w:bottom w:w="70" w:type="dxa" /><w:right w:w="90" w:type="dxa" /></w:tcMar><w:vAlign w:val="center" /></w:tcPr><w:p><w:pPr><w:spacing w:after="0" w:line="211" w:lineRule="auto" /></w:pPr><w:proofErr w:type="spellStart" /><w:r><w:rPr><w:rFonts w:ascii="Liberation Mono" w:eastAsia="Liberation Mono" w:hAnsi="Liberation Mono" /><w:color w:val="252525" /><w:sz w:val="13" /></w:rPr><w:t>db.Book.aggregate</w:t></w:r><w:proofErr w:type="spellEnd" /><w:r><w:rPr><w:rFonts w:ascii="Liberation Mono" w:eastAsia="Liberation Mono" w:hAnsi="Liberation Mono" /><w:color w:val="252525" /><w:sz w:val="13" /></w:rPr><w:t>([</w:t></w:r><w:r><w:br /></w:r><w:r><w:rPr><w:rFonts w:ascii="Liberation Mono" w:eastAsia="Liberation Mono" w:hAnsi="Liberation Mono" /><w:color w:val="252525" /><w:sz w:val="13" /></w:rPr><w:t xml:space="preserve">  {</w:t></w:r><w:r><w:br /></w:r><w:r><w:rPr><w:rFonts w:ascii="Liberation Mono" w:eastAsia="Liberation Mono" w:hAnsi="Liberation Mono" /><w:color w:val="252525" /><w:sz w:val="13" /></w:rPr><w:t xml:space="preserve">    $group: {</w:t></w:r><w:r><w:br /></w:r><w:r><w:rPr><w:rFonts w:ascii="Liberation Mono" w:eastAsia="Liberation Mono" w:hAnsi="Liberation Mono" /><w:color w:val="252525" /><w:sz w:val="13" /></w:rPr><w:t xml:space="preserve">      _id: "$genre",</w:t></w:r><w:r><w:br /></w:r><w:r><w:rPr><w:rFonts w:ascii="Liberation Mono" w:eastAsia="Liberation Mono" w:hAnsi="Liberation Mono" /><w:color w:val="252525" /><w:sz w:val="13" /></w:rPr><w:t xml:space="preserve">      </w:t></w:r><w:proofErr w:type="spellStart" /><w:r><w:rPr><w:rFonts w:ascii="Liberation Mono" w:eastAsia="Liberation Mono" w:hAnsi="Liberation Mono" /><w:color w:val="252525" /><w:sz w:val="13" /></w:rPr><w:t>numberOfBooks</w:t></w:r><w:proofErr w:type="spellEnd" /><w:r><w:rPr><w:rFonts w:ascii="Liberation Mono" w:eastAsia="Liberation Mono" w:hAnsi="Liberation Mono" /><w:color w:val="252525" /><w:sz w:val="13" /></w:rPr><w:t>: { $sum: 1 },</w:t></w:r><w:r><w:br /></w:r><w:r><w:rPr><w:rFonts w:ascii="Liberation Mono" w:eastAsia="Liberation Mono" w:hAnsi="Liberation Mono" /><w:color w:val="252525" /><w:sz w:val="13" /></w:rPr><w:t xml:space="preserve">      </w:t></w:r><w:proofErr w:type="spellStart" /><w:r><w:rPr><w:rFonts w:ascii="Liberation Mono" w:eastAsia="Liberation Mono" w:hAnsi="Liberation Mono" /><w:color w:val="252525" /><w:sz w:val="13" /></w:rPr><w:t>averageLoansPerBook</w:t></w:r><w:proofErr w:type="spellEnd" /><w:r><w:rPr><w:rFonts w:ascii="Liberation Mono" w:eastAsia="Liberation Mono" w:hAnsi="Liberation Mono" /><w:color w:val="252525" /><w:sz w:val="13" /></w:rPr><w:t>: {</w:t></w:r><w:r><w:br /></w:r><w:r><w:rPr><w:rFonts w:ascii="Liberation Mono" w:eastAsia="Liberation Mono" w:hAnsi="Liberation Mono" /><w:color w:val="252525" /><w:sz w:val="13" /></w:rPr><w:t xml:space="preserve">        $avg: "$</w:t></w:r><w:proofErr w:type="spellStart" /><w:r><w:rPr><w:rFonts w:ascii="Liberation Mono" w:eastAsia="Liberation Mono" w:hAnsi="Liberation Mono" /><w:color w:val="252525" /><w:sz w:val="13" /></w:rPr><w:t>totalLoanTransactions</w:t></w:r><w:proofErr w:type="spellEnd" /><w:r><w:rPr><w:rFonts w:ascii="Liberation Mono" w:eastAsia="Liberation Mono" w:hAnsi="Liberation Mono" /><w:color w:val="252525" /><w:sz w:val="13" /></w:rPr><w:t>"</w:t></w:r><w:r><w:br /></w:r><w:r><w:rPr><w:rFonts w:ascii="Liberation Mono" w:eastAsia="Liberation Mono" w:hAnsi="Liberation Mono" /><w:color w:val="252525" /><w:sz w:val="13" /></w:rPr><w:t xml:space="preserve">      }</w:t></w:r><w:r><w:br /></w:r><w:r><w:rPr><w:rFonts w:ascii="Liberation Mono" w:eastAsia="Liberation Mono" w:hAnsi="Liberation Mono" /><w:color w:val="252525" /><w:sz w:val="13" /></w:rPr><w:t xml:space="preserve">    }</w:t></w:r><w:r><w:br /></w:r><w:r><w:rPr><w:rFonts w:ascii="Liberation Mono" w:eastAsia="Liberation Mono" w:hAnsi="Liberation Mono" /><w:color w:val="252525" /><w:sz w:val="13" /></w:rPr><w:t xml:space="preserve">  },</w:t></w:r><w:r><w:br /></w:r><w:r><w:rPr><w:rFonts w:ascii="Liberation Mono" w:eastAsia="Liberation Mono" w:hAnsi="Liberation Mono" /><w:color w:val="252525" /><w:sz w:val="13" /></w:rPr><w:t xml:space="preserve">  {</w:t></w:r><w:r><w:br /></w:r><w:r><w:rPr><w:rFonts w:ascii="Liberation Mono" w:eastAsia="Liberation Mono" w:hAnsi="Liberation Mono" /><w:color w:val="252525" /><w:sz w:val="13" /></w:rPr><w:t xml:space="preserve">    $match: {</w:t></w:r><w:r><w:br /></w:r><w:r><w:rPr><w:rFonts w:ascii="Liberation Mono" w:eastAsia="Liberation Mono" w:hAnsi="Liberation Mono" /><w:color w:val="252525" /><w:sz w:val="13" /></w:rPr><w:t xml:space="preserve">      </w:t></w:r><w:proofErr w:type="spellStart" /><w:r><w:rPr><w:rFonts w:ascii="Liberation Mono" w:eastAsia="Liberation Mono" w:hAnsi="Liberation Mono" /><w:color w:val="252525" /><w:sz w:val="13" /></w:rPr><w:t>numberOfBooks</w:t></w:r><w:proofErr w:type="spellEnd" /><w:r><w:rPr><w:rFonts w:ascii="Liberation Mono" w:eastAsia="Liberation Mono" w:hAnsi="Liberation Mono" /><w:color w:val="252525" /><w:sz w:val="13" /></w:rPr><w:t>: { $</w:t></w:r><w:proofErr w:type="spellStart" /><w:r><w:rPr><w:rFonts w:ascii="Liberation Mono" w:eastAsia="Liberation Mono" w:hAnsi="Liberation Mono" /><w:color w:val="252525" /><w:sz w:val="13" /></w:rPr><w:t>gt</w:t></w:r><w:proofErr w:type="spellEnd" /><w:r><w:rPr><w:rFonts w:ascii="Liberation Mono" w:eastAsia="Liberation Mono" w:hAnsi="Liberation Mono" /><w:color w:val="252525" /><w:sz w:val="13" /></w:rPr><w:t>: 50 },</w:t></w:r><w:r><w:br /></w:r><w:r><w:rPr><w:rFonts w:ascii="Liberation Mono" w:eastAsia="Liberation Mono" w:hAnsi="Liberation Mono" /><w:color w:val="252525" /><w:sz w:val="13" /></w:rPr><w:t xml:space="preserve">      </w:t></w:r><w:proofErr w:type="spellStart" /><w:r><w:rPr><w:rFonts w:ascii="Liberation Mono" w:eastAsia="Liberation Mono" w:hAnsi="Liberation Mono" /><w:color w:val="252525" /><w:sz w:val="13" /></w:rPr><w:t>averageLoansPerBook</w:t></w:r><w:proofErr w:type="spellEnd" /><w:r><w:rPr><w:rFonts w:ascii="Liberation Mono" w:eastAsia="Liberation Mono" w:hAnsi="Liberation Mono" /><w:color w:val="252525" /><w:sz w:val="13" /></w:rPr><w:t>: { $</w:t></w:r><w:proofErr w:type="spellStart" /><w:r><w:rPr><w:rFonts w:ascii="Liberation Mono" w:eastAsia="Liberation Mono" w:hAnsi="Liberation Mono" /><w:color w:val="252525" /><w:sz w:val="13" /></w:rPr><w:t>gt</w:t></w:r><w:proofErr w:type="spellEnd" /><w:r><w:rPr><w:rFonts w:ascii="Liberation Mono" w:eastAsia="Liberation Mono" w:hAnsi="Liberation Mono" /><w:color w:val="252525" /><w:sz w:val="13" /></w:rPr><w:t>: 70 }</w:t></w:r><w:r><w:br /></w:r><w:r><w:rPr><w:rFonts w:ascii="Liberation Mono" w:eastAsia="Liberation Mono" w:hAnsi="Liberation Mono" /><w:color w:val="252525" /><w:sz w:val="13" /></w:rPr><w:t xml:space="preserve">    }</w:t></w:r><w:r><w:br /></w:r><w:r><w:rPr><w:rFonts w:ascii="Liberation Mono" w:eastAsia="Liberation Mono" w:hAnsi="Liberation Mono" /><w:color w:val="252525" /><w:sz w:val="13" /></w:rPr><w:t xml:space="preserve">  },</w:t></w:r><w:r><w:br /></w:r><w:r><w:rPr><w:rFonts w:ascii="Liberation Mono" w:eastAsia="Liberation Mono" w:hAnsi="Liberation Mono" /><w:color w:val="252525" /><w:sz w:val="13" /></w:rPr><w:t xml:space="preserve">  {</w:t></w:r><w:r><w:br /></w:r><w:r><w:rPr><w:rFonts w:ascii="Liberation Mono" w:eastAsia="Liberation Mono" w:hAnsi="Liberation Mono" /><w:color w:val="252525" /><w:sz w:val="13" /></w:rPr><w:t xml:space="preserve">    $project: {</w:t></w:r><w:r><w:br /></w:r><w:r><w:rPr><w:rFonts w:ascii="Liberation Mono" w:eastAsia="Liberation Mono" w:hAnsi="Liberation Mono" /><w:color w:val="252525" /><w:sz w:val="13" /></w:rPr><w:t xml:space="preserve">      _id: 0,</w:t></w:r><w:r><w:br /></w:r><w:r><w:rPr><w:rFonts w:ascii="Liberation Mono" w:eastAsia="Liberation Mono" w:hAnsi="Liberation Mono" /><w:color w:val="252525" /><w:sz w:val="13" /></w:rPr><w:t xml:space="preserve">      genre: "$_id",</w:t></w:r><w:r><w:br /></w:r><w:r><w:rPr><w:rFonts w:ascii="Liberation Mono" w:eastAsia="Liberation Mono" w:hAnsi="Liberation Mono" /><w:color w:val="252525" /><w:sz w:val="13" /></w:rPr><w:t xml:space="preserve">      </w:t></w:r><w:proofErr w:type="spellStart" /><w:r><w:rPr><w:rFonts w:ascii="Liberation Mono" w:eastAsia="Liberation Mono" w:hAnsi="Liberation Mono" /><w:color w:val="252525" /><w:sz w:val="13" /></w:rPr><w:t>numberOfBooks</w:t></w:r><w:proofErr w:type="spellEnd" /><w:r><w:rPr><w:rFonts w:ascii="Liberation Mono" w:eastAsia="Liberation Mono" w:hAnsi="Liberation Mono" /><w:color w:val="252525" /><w:sz w:val="13" /></w:rPr><w:t>: 1,</w:t></w:r><w:r><w:br /></w:r><w:r><w:rPr><w:rFonts w:ascii="Liberation Mono" w:eastAsia="Liberation Mono" w:hAnsi="Liberation Mono" /><w:color w:val="252525" /><w:sz w:val="13" /></w:rPr><w:t xml:space="preserve">      </w:t></w:r><w:proofErr w:type="spellStart" /><w:r><w:rPr><w:rFonts w:ascii="Liberation Mono" w:eastAsia="Liberation Mono" w:hAnsi="Liberation Mono" /><w:color w:val="252525" /><w:sz w:val="13" /></w:rPr><w:t>averageLoansPerBook</w:t></w:r><w:proofErr w:type="spellEnd" /><w:r><w:rPr><w:rFonts w:ascii="Liberation Mono" w:eastAsia="Liberation Mono" w:hAnsi="Liberation Mono" /><w:color w:val="252525" /><w:sz w:val="13" /></w:rPr><w:t>: {</w:t></w:r><w:r><w:br /></w:r><w:r><w:rPr><w:rFonts w:ascii="Liberation Mono" w:eastAsia="Liberation Mono" w:hAnsi="Liberation Mono" /><w:color w:val="252525" /><w:sz w:val="13" /></w:rPr><w:t xml:space="preserve">        $round: ["$</w:t></w:r><w:proofErr w:type="spellStart" /><w:r><w:rPr><w:rFonts w:ascii="Liberation Mono" w:eastAsia="Liberation Mono" w:hAnsi="Liberation Mono" /><w:color w:val="252525" /><w:sz w:val="13" /></w:rPr><w:t>averageLoansPerBook</w:t></w:r><w:proofErr w:type="spellEnd" /><w:r><w:rPr><w:rFonts w:ascii="Liberation Mono" w:eastAsia="Liberation Mono" w:hAnsi="Liberation Mono" /><w:color w:val="252525" /><w:sz w:val="13" /></w:rPr><w:t>", 2]</w:t></w:r><w:r><w:br /></w:r><w:r><w:rPr><w:rFonts w:ascii="Liberation Mono" w:eastAsia="Liberation Mono" w:hAnsi="Liberation Mono" /><w:color w:val="252525" /><w:sz w:val="13" /></w:rPr><w:t xml:space="preserve">      }</w:t></w:r><w:r><w:br /></w:r><w:r><w:rPr><w:rFonts w:ascii="Liberation Mono" w:eastAsia="Liberation Mono" w:hAnsi="Liberation Mono" /><w:color w:val="252525" /><w:sz w:val="13" /></w:rPr><w:t xml:space="preserve">    }</w:t></w:r><w:r><w:br /></w:r><w:r><w:rPr><w:rFonts w:ascii="Liberation Mono" w:eastAsia="Liberation Mono" w:hAnsi="Liberation Mono" /><w:color w:val="252525" /><w:sz w:val="13" /></w:rPr><w:t xml:space="preserve">  },</w:t></w:r><w:r><w:br /></w:r><w:r><w:rPr><w:rFonts w:ascii="Liberation Mono" w:eastAsia="Liberation Mono" w:hAnsi="Liberation Mono" /><w:color w:val="252525" /><w:sz w:val="13" /></w:rPr><w:t xml:space="preserve">  { $sort: { </w:t></w:r><w:proofErr w:type="spellStart" /><w:r><w:rPr><w:rFonts w:ascii="Liberation Mono" w:eastAsia="Liberation Mono" w:hAnsi="Liberation Mono" /><w:color w:val="252525" /><w:sz w:val="13" /></w:rPr><w:t>averageLoansPerBook</w:t></w:r><w:proofErr w:type="spellEnd" /><w:r><w:rPr><w:rFonts w:ascii="Liberation Mono" w:eastAsia="Liberation Mono" w:hAnsi="Liberation Mono" /><w:color w:val="252525" /><w:sz w:val="13" /></w:rPr><w:t>: -1, genre: 1 } }</w:t></w:r><w:r><w:br /></w:r><w:r><w:rPr><w:rFonts w:ascii="Liberation Mono" w:eastAsia="Liberation Mono" w:hAnsi="Liberation Mono" /><w:color w:val="252525" /><w:sz w:val="13" /></w:rPr><w:t>]).</w:t></w:r><w:proofErr w:type="spellStart" /><w:r><w:rPr><w:rFonts w:ascii="Liberation Mono" w:eastAsia="Liberation Mono" w:hAnsi="Liberation Mono" /><w:color w:val="252525" /><w:sz w:val="13" /></w:rPr><w:t>toArray</w:t></w:r><w:proofErr w:type="spellEnd" /><w:r><w:rPr><w:rFonts w:ascii="Liberation Mono" w:eastAsia="Liberation Mono" w:hAnsi="Liberation Mono" /><w:color w:val="252525" /><w:sz w:val="13" /></w:rPr><w:t>()</w:t></w:r></w:p></w:tc><w:tc><w:tcPr><w:tcW w:w="4636" w:type="dxa" /><w:tcBorders><w:top w:val="single" w:sz="5" w:space="0" w:color="8D7B9B" /><w:left w:val="single" w:sz="5" w:space="0" w:color="8D7B9B" /><w:bottom w:val="single" w:sz="5" w:space="0" w:color="8D7B9B" /><w:right w:val="single" w:sz="5" w:space="0" w:color="8D7B9B" /></w:tcBorders><w:tcMar><w:top w:w="70" w:type="dxa" /><w:left w:w="90" w:type="dxa" /><w:bottom w:w="70" w:type="dxa" /><w:right w:w="90" w:type="dxa" /></w:tcMar><w:vAlign w:val="center" /></w:tcPr><w:p><w:pPr><w:spacing w:after="0" w:line="226" w:lineRule="auto" /></w:pPr><w:r><w:rPr><w:rFonts w:ascii="Carlito" w:eastAsia="Carlito" w:hAnsi="Carlito" /><w:color w:val="252525" /></w:rPr><w:t>None</w:t></w:r></w:p></w:tc></w:tr></w:tbl><w:p><w:pPr><w:ind w:left="720" /><w:rPr><w:b /><w:bCs /></w:rPr></w:pPr></w:p><w:p><w:pPr><w:rPr><w:b /><w:bCs /></w:rPr></w:pPr><w:r><w:rPr><w:b /><w:bCs /></w:rPr><w:br w:type="page" /></w:r></w:p><w:p><w:pPr><w:pStyle w:val="ListParagraph" /><w:keepNext /><w:numPr><w:ilvl w:val="0" /><w:numId w:val="45" /></w:numPr><w:spacing w:after="40" w:line="240" w:lineRule="auto" /><w:rPr><w:b /><w:bCs /></w:rPr></w:pPr><w:r><w:rPr><w:rFonts w:ascii="Carlito" w:eastAsia="Carlito" w:hAnsi="Carlito" /><w:b /><w:color w:val="252525" /><w:sz w:val="21" /></w:rPr><w:lastRenderedPageBreak /><w:t>Individual report</w:t></w:r></w:p><w:p><w:pPr><w:pStyle w:val="ReportTitle" /></w:pPr><w:r><w:t>Calendar-Safe Rolling Loan Metrics</w:t></w:r></w:p><w:p><w:pPr><w:pStyle w:val="ReportSubtitle" /></w:pPr><w:r><w:t>Recursive date spines and window functions for reliable seven-day demand</w:t></w:r></w:p><w:tbl><w:tblPr><w:tblW w:w="0" w:type="auto" /><w:jc w:val="center" /><w:tblLayout w:type="fixed" /><w:tblLook w:val="04A0" w:firstRow="1" w:lastRow="0" w:firstColumn="1" w:lastColumn="0" w:noHBand="0" w:noVBand="1" /></w:tblPr><w:tblGrid><w:gridCol w:w="1800" /><w:gridCol w:w="8136" /></w:tblGrid><w:tr><w:trPr><w:cantSplit /><w:jc w:val="center" /></w:trPr><w:tc><w:tcPr><w:tcW w:w="1800" w:type="dxa" /><w:tcBorders><w:top w:val="single" w:sz="5" w:space="0" w:color="D7D9DE" /><w:left w:val="single" w:sz="5" w:space="0" w:color="D7D9DE" /><w:bottom w:val="single" w:sz="5" w:space="0" w:color="D7D9DE" /><w:right w:val="single" w:sz="5" w:space="0" w:color="D7D9DE" /></w:tcBorders><w:tcMar><w:top w:w="70" w:type="dxa" /><w:left w:w="90" w:type="dxa" /><w:bottom w:w="70" w:type="dxa" /><w:right w:w="90" w:type="dxa" /></w:tcMar><w:vAlign w:val="center" /></w:tcPr><w:p><w:pPr><w:spacing w:after="0" w:line="240" w:lineRule="auto" /></w:pPr><w:r><w:rPr><w:rFonts w:ascii="Carlito" w:eastAsia="Carlito" w:hAnsi="Carlito" /><w:b /><w:color w:val="4B2A63" /><w:sz w:val="19" /></w:rPr><w:t>Name</w:t></w:r></w:p></w:tc><w:tc><w:tcPr><w:tcW w:w="8136" w:type="dxa" /><w:tcBorders><w:top w:val="single" w:sz="5" w:space="0" w:color="D7D9DE" /><w:left w:val="single" w:sz="5" w:space="0" w:color="D7D9DE" /><w:bottom w:val="single" w:sz="5" w:space="0" w:color="D7D9DE" /><w:right w:val="single" w:sz="5" w:space="0" w:color="D7D9DE" /></w:tcBorders><w:tcMar><w:top w:w="70" w:type="dxa" /><w:left w:w="90" w:type="dxa" /><w:bottom w:w="70" w:type="dxa" /><w:right w:w="90" w:type="dxa" /></w:tcMar><w:vAlign w:val="center" /></w:tcPr><w:p><w:pPr><w:spacing w:after="0" w:line="240" w:lineRule="auto" /></w:pPr><w:r><w:rPr><w:rFonts w:ascii="Carlito" w:eastAsia="Carlito" w:hAnsi="Carlito" /><w:color w:val="252525" /><w:sz w:val="19" /></w:rPr><w:t>Ang Wei Chong</w:t></w:r></w:p></w:tc></w:tr><w:tr><w:trPr><w:cantSplit /><w:jc w:val="center" /></w:trPr><w:tc><w:tcPr><w:tcW w:w="1800" w:type="dxa" /><w:tcBorders><w:top w:val="single" w:sz="5" w:space="0" w:color="D7D9DE" /><w:left w:val="single" w:sz="5" w:space="0" w:color="D7D9DE" /><w:bottom w:val="single" w:sz="5" w:space="0" w:color="D7D9DE" /><w:right w:val="single" w:sz="5" w:space="0" w:color="D7D9DE" /></w:tcBorders><w:tcMar><w:top w:w="70" w:type="dxa" /><w:left w:w="90" w:type="dxa" /><w:bottom w:w="70" w:type="dxa" /><w:right w:w="90" w:type="dxa" /></w:tcMar><w:vAlign w:val="center" /></w:tcPr><w:p><w:pPr><w:spacing w:after="0" w:line="240" w:lineRule="auto" /></w:pPr><w:r><w:rPr><w:rFonts w:ascii="Carlito" w:eastAsia="Carlito" w:hAnsi="Carlito" /><w:b /><w:color w:val="4B2A63" /><w:sz w:val="19" /></w:rPr><w:t>Student ID</w:t></w:r></w:p></w:tc><w:tc><w:tcPr><w:tcW w:w="8136" w:type="dxa" /><w:tcBorders><w:top w:val="single" w:sz="5" w:space="0" w:color="D7D9DE" /><w:left w:val="single" w:sz="5" w:space="0" w:color="D7D9DE" /><w:bottom w:val="single" w:sz="5" w:space="0" w:color="D7D9DE" /><w:right w:val="single" w:sz="5" w:space="0" w:color="D7D9DE" /></w:tcBorders><w:tcMar><w:top w:w="70" w:type="dxa" /><w:left w:w="90" w:type="dxa" /><w:bottom w:w="70" w:type="dxa" /><w:right w:w="90" w:type="dxa" /></w:tcMar><w:vAlign w:val="center" /></w:tcPr><w:p><w:pPr><w:spacing w:after="0" w:line="240" w:lineRule="auto" /></w:pPr><w:r><w:rPr><w:rFonts w:ascii="Carlito" w:eastAsia="Carlito" w:hAnsi="Carlito" /><w:color w:val="252525" /><w:sz w:val="19" /></w:rPr><w:t>p2510819</w:t></w:r></w:p></w:tc></w:tr></w:tbl><w:p><w:pPr><w:spacing w:after="0" /></w:pPr></w:p><w:tbl><w:tblPr><w:tblW w:w="0" w:type="auto" /><w:jc w:val="center" /><w:tblLayout w:type="fixed" /><w:tblLook w:val="04A0" w:firstRow="1" w:lastRow="0" w:firstColumn="1" w:lastColumn="0" w:noHBand="0" w:noVBand="1" /></w:tblPr><w:tblGrid><w:gridCol w:w="9936" /></w:tblGrid><w:tr><w:trPr><w:cantSplit /><w:jc w:val="center" /></w:trPr><w:tc><w:tcPr><w:tcW w:w="9936" w:type="dxa" /><w:tcBorders><w:top w:val="single" w:sz="10" w:space="0" w:color="5D8F2B" /><w:left w:val="single" w:sz="10" w:space="0" w:color="5D8F2B" /><w:bottom w:val="single" w:sz="10" w:space="0" w:color="5D8F2B" /><w:right w:val="single" w:sz="10" w:space="0" w:color="5D8F2B" /></w:tcBorders><w:tcMar><w:top w:w="80" w:type="dxa" /><w:left w:w="100" w:type="dxa" /><w:bottom w:w="80" w:type="dxa" /><w:right w:w="100" w:type="dxa" /></w:tcMar></w:tcPr><w:p><w:pPr><w:spacing w:after="0" w:line="240" w:lineRule="auto" /></w:pPr><w:r><w:rPr><w:rFonts w:ascii="Carlito" w:eastAsia="Carlito" w:hAnsi="Carlito" /><w:b /><w:color w:val="5D8F2B" /><w:sz w:val="21" /></w:rPr><w:t xml:space="preserve">Research question: </w:t></w:r><w:r><w:rPr><w:rFonts w:ascii="Carlito" w:eastAsia="Carlito" w:hAnsi="Carlito" /><w:color w:val="252525" /><w:sz w:val="21" /></w:rPr><w:t>How can a seven-day rolling loan metric remain a true seven-calendar-day measure when some dates have no transactions?</w:t></w:r></w:p></w:tc></w:tr></w:tbl><w:p><w:pPr><w:spacing w:after="0" /></w:pPr></w:p><w:p><w:pPr><w:pStyle w:val="ReportHeading" /><w:pBdr><w:bottom w:val="single" w:sz="10" w:space="2" w:color="8ED14B" /></w:pBdr></w:pPr><w:r><w:t>1. Why missing dates matter</w:t></w:r></w:p><w:p><w:pPr><w:pStyle w:val="ReportBody" /></w:pPr><w:r><w:t>A daily loan summary normally contains one row only for dates on which at least one loan occurred. If a rolling calculation is applied directly to that summary, ROWS BETWEEN 6 PRECEDING AND CURRENT ROW means seven stored rows, not necessarily seven consecutive calendar days. A quiet day can disappear completely, causing the window to stretch further into the past and inflate the result.</w:t></w:r></w:p><w:p><w:pPr><w:pStyle w:val="ReportBody" /></w:pPr><w:r><w:t xml:space="preserve">I explored a two-stage solution. First, a recursive common table expression generates a date spine with one row for every day in the requested period. Second, the spine is left-joined to the fact table so missing days become explicit zeroes. Only then are SUM, AVG and LAG applied. MySQL documents recursive CTEs </w:t></w:r><w:proofErr w:type="gramStart" /><w:r><w:t>as a way to</w:t></w:r><w:proofErr w:type="gramEnd" /><w:r><w:t xml:space="preserve"> generate date series that include dates </w:t></w:r><w:proofErr w:type="gramStart" /><w:r><w:t>not present</w:t></w:r><w:proofErr w:type="gramEnd" /><w:r><w:t xml:space="preserve"> in the source data [1].</w:t></w:r></w:p><w:tbl><w:tblPr><w:tblW w:w="0" w:type="auto" /><w:jc w:val="center" /><w:tblLayout w:type="fixed" /><w:tblLook w:val="04A0" w:firstRow="1" w:lastRow="0" w:firstColumn="1" w:lastColumn="0" w:noHBand="0" w:noVBand="1" /></w:tblPr><w:tblGrid><w:gridCol w:w="2484" /><w:gridCol w:w="2484" /><w:gridCol w:w="2484" /><w:gridCol w:w="2484" /></w:tblGrid><w:tr><w:trPr><w:cantSplit /><w:jc w:val="center" /></w:trPr><w:tc><w:tcPr><w:tcW w:w="2484" w:type="dxa" /><w:tcBorders><w:top w:val="single" w:sz="5" w:space="0" w:color="5D8F2B" /><w:left w:val="single" w:sz="5" w:space="0" w:color="5D8F2B" /><w:bottom w:val="single" w:sz="5" w:space="0" w:color="5D8F2B" /><w:right w:val="single" w:sz="5" w:space="0" w:color="5D8F2B" /></w:tcBorders><w:tcMar><w:top w:w="70" w:type="dxa" /><w:left w:w="65" w:type="dxa" /><w:bottom w:w="70" w:type="dxa" /><w:right w:w="65" w:type="dxa" /></w:tcMar></w:tcPr><w:p><w:pPr><w:spacing w:after="20" /><w:jc w:val="center" /></w:pPr><w:r><w:rPr><w:rFonts w:ascii="Carlito" w:eastAsia="Carlito" w:hAnsi="Carlito" /><w:b /><w:color w:val="4B2A63" /><w:sz w:val="19" /></w:rPr><w:t>1. Generate</w:t></w:r><w:r><w:br /></w:r><w:r><w:rPr><w:rFonts w:ascii="Carlito" w:eastAsia="Carlito" w:hAnsi="Carlito" /><w:color w:val="252525" /><w:sz w:val="17" /></w:rPr><w:t>Create one row per calendar date</w:t></w:r></w:p></w:tc><w:tc><w:tcPr><w:tcW w:w="2484" w:type="dxa" /><w:tcBorders><w:top w:val="single" w:sz="5" w:space="0" w:color="5D8F2B" /><w:left w:val="single" w:sz="5" w:space="0" w:color="5D8F2B" /><w:bottom w:val="single" w:sz="5" w:space="0" w:color="5D8F2B" /><w:right w:val="single" w:sz="5" w:space="0" w:color="5D8F2B" /></w:tcBorders><w:tcMar><w:top w:w="70" w:type="dxa" /><w:left w:w="65" w:type="dxa" /><w:bottom w:w="70" w:type="dxa" /><w:right w:w="65" w:type="dxa" /></w:tcMar></w:tcPr><w:p><w:pPr><w:spacing w:after="20" /><w:jc w:val="center" /></w:pPr><w:r><w:rPr><w:rFonts w:ascii="Carlito" w:eastAsia="Carlito" w:hAnsi="Carlito" /><w:b /><w:color w:val="4B2A63" /><w:sz w:val="19" /></w:rPr><w:t>2. Count</w:t></w:r><w:r><w:br /></w:r><w:r><w:rPr><w:rFonts w:ascii="Carlito" w:eastAsia="Carlito" w:hAnsi="Carlito" /><w:color w:val="252525" /><w:sz w:val="17" /></w:rPr><w:t>Left-join facts and keep zero-loan days</w:t></w:r></w:p></w:tc><w:tc><w:tcPr><w:tcW w:w="2484" w:type="dxa" /><w:tcBorders><w:top w:val="single" w:sz="5" w:space="0" w:color="5D8F2B" /><w:left w:val="single" w:sz="5" w:space="0" w:color="5D8F2B" /><w:bottom w:val="single" w:sz="5" w:space="0" w:color="5D8F2B" /><w:right w:val="single" w:sz="5" w:space="0" w:color="5D8F2B" /></w:tcBorders><w:tcMar><w:top w:w="70" w:type="dxa" /><w:left w:w="65" w:type="dxa" /><w:bottom w:w="70" w:type="dxa" /><w:right w:w="65" w:type="dxa" /></w:tcMar></w:tcPr><w:p><w:pPr><w:spacing w:after="20" /><w:jc w:val="center" /></w:pPr><w:r><w:rPr><w:rFonts w:ascii="Carlito" w:eastAsia="Carlito" w:hAnsi="Carlito" /><w:b /><w:color w:val="4B2A63" /><w:sz w:val="19" /></w:rPr><w:t>3. Window</w:t></w:r><w:r><w:br /></w:r><w:r><w:rPr><w:rFonts w:ascii="Carlito" w:eastAsia="Carlito" w:hAnsi="Carlito" /><w:color w:val="252525" /><w:sz w:val="17" /></w:rPr><w:t>Calculate seven-row rolling metrics</w:t></w:r></w:p></w:tc><w:tc><w:tcPr><w:tcW w:w="2484" w:type="dxa" /><w:tcBorders><w:top w:val="single" w:sz="5" w:space="0" w:color="5D8F2B" /><w:left w:val="single" w:sz="5" w:space="0" w:color="5D8F2B" /><w:bottom w:val="single" w:sz="5" w:space="0" w:color="5D8F2B" /><w:right w:val="single" w:sz="5" w:space="0" w:color="5D8F2B" /></w:tcBorders><w:tcMar><w:top w:w="70" w:type="dxa" /><w:left w:w="65" w:type="dxa" /><w:bottom w:w="70" w:type="dxa" /><w:right w:w="65" w:type="dxa" /></w:tcMar></w:tcPr><w:p><w:pPr><w:spacing w:after="20" /><w:jc w:val="center" /></w:pPr><w:r><w:rPr><w:rFonts w:ascii="Carlito" w:eastAsia="Carlito" w:hAnsi="Carlito" /><w:b /><w:color w:val="4B2A63" /><w:sz w:val="19" /></w:rPr><w:t>4. Interpret</w:t></w:r><w:r><w:br /></w:r><w:r><w:rPr><w:rFonts w:ascii="Carlito" w:eastAsia="Carlito" w:hAnsi="Carlito" /><w:color w:val="252525" /><w:sz w:val="17" /></w:rPr><w:t>Read changes on a continuous timeline</w:t></w:r></w:p></w:tc></w:tr></w:tbl><w:p><w:pPr><w:pStyle w:val="ReportHeading" /><w:pBdr><w:bottom w:val="single" w:sz="10" w:space="2" w:color="8ED14B" /></w:pBdr></w:pPr><w:r><w:t>2. Measures produced</w:t></w:r></w:p><w:p><w:pPr><w:pStyle w:val="ReportBullet" /><w:ind w:left="360" w:hanging="216" /></w:pPr><w:r><w:rPr><w:b /><w:color w:val="5D8F2B" /><w:sz w:val="22" /></w:rPr><w:t xml:space="preserve">• </w:t></w:r><w:proofErr w:type="spellStart" /><w:r><w:rPr><w:sz w:val="22" /></w:rPr><w:t>loan_count</w:t></w:r><w:proofErr w:type="spellEnd" /><w:r><w:rPr><w:sz w:val="22" /></w:rPr><w:t>: transactions issued on that calendar date.</w:t></w:r></w:p><w:p><w:pPr><w:pStyle w:val="ReportBullet" /><w:ind w:left="360" w:hanging="216" /></w:pPr><w:r><w:rPr><w:b /><w:color w:val="5D8F2B" /><w:sz w:val="22" /></w:rPr><w:t xml:space="preserve">• </w:t></w:r><w:r><w:rPr><w:sz w:val="22" /></w:rPr><w:t>rolling_7d: the total for the current day and six preceding days.</w:t></w:r></w:p><w:p><w:pPr><w:pStyle w:val="ReportBullet" /><w:ind w:left="360" w:hanging="216" /></w:pPr><w:r><w:rPr><w:b /><w:color w:val="5D8F2B" /><w:sz w:val="22" /></w:rPr><w:t xml:space="preserve">• </w:t></w:r><w:r><w:rPr><w:sz w:val="22" /></w:rPr><w:t>average_7d: the rolling total divided across the available daily rows.</w:t></w:r></w:p><w:p><w:pPr><w:pStyle w:val="ReportBullet" /><w:ind w:left="360" w:hanging="216" /></w:pPr><w:r><w:rPr><w:b /><w:color w:val="5D8F2B" /><w:sz w:val="22" /></w:rPr><w:t xml:space="preserve">• </w:t></w:r><w:proofErr w:type="spellStart" /><w:r><w:rPr><w:sz w:val="22" /></w:rPr><w:t>day_change</w:t></w:r><w:proofErr w:type="spellEnd" /><w:r><w:rPr><w:sz w:val="22" /></w:rPr><w:t>: today’s count minus the previous calendar day, calculated with LAG.</w:t></w:r></w:p><w:p><w:pPr><w:spacing w:after="0" /></w:pPr><w:r><w:br w:type="page" /></w:r></w:p><w:p><w:pPr><w:pStyle w:val="ReportHeading" /><w:pBdr><w:bottom w:val="single" w:sz="10" w:space="2" w:color="8ED14B" /></w:pBdr></w:pPr><w:r><w:lastRenderedPageBreak /><w:t>3. Query design</w:t></w:r></w:p><w:p><w:pPr><w:pStyle w:val="ReportSubheading" /></w:pPr><w:r><w:rPr><w:sz w:val="23" /></w:rPr><w:t>Stage A: build a complete daily series</w:t></w:r></w:p><w:tbl><w:tblPr><w:tblW w:w="0" w:type="auto" /><w:jc w:val="center" /><w:tblLayout w:type="fixed" /><w:tblLook w:val="04A0" w:firstRow="1" w:lastRow="0" w:firstColumn="1" w:lastColumn="0" w:noHBand="0" w:noVBand="1" /></w:tblPr><w:tblGrid><w:gridCol w:w="9936" /></w:tblGrid><w:tr><w:trPr><w:cantSplit /><w:jc w:val="center" /></w:trPr><w:tc><w:tcPr><w:tcW w:w="9936" w:type="dxa" /><w:tcBorders><w:top w:val="single" w:sz="6" w:space="0" w:color="D7D9DE" /><w:left w:val="single" w:sz="6" w:space="0" w:color="D7D9DE" /><w:bottom w:val="single" w:sz="6" w:space="0" w:color="D7D9DE" /><w:right w:val="single" w:sz="6" w:space="0" w:color="D7D9DE" /></w:tcBorders><w:tcMar><w:top w:w="75" w:type="dxa" /><w:left w:w="95" w:type="dxa" /><w:bottom w:w="75" w:type="dxa" /><w:right w:w="95" w:type="dxa" /></w:tcMar></w:tcPr><w:p><w:pPr><w:spacing w:after="0" w:line="228" w:lineRule="auto" /></w:pPr><w:r><w:rPr><w:rFonts w:ascii="Liberation Mono" w:eastAsia="Liberation Mono" w:hAnsi="Liberation Mono" /><w:color w:val="1C1C1C" /><w:sz w:val="16" /></w:rPr><w:t>WITH RECURSIVE</w:t></w:r><w:r><w:br /></w:r><w:r><w:rPr><w:rFonts w:ascii="Liberation Mono" w:eastAsia="Liberation Mono" w:hAnsi="Liberation Mono" /><w:color w:val="1C1C1C" /><w:sz w:val="16" /></w:rPr><w:t>bounds AS (</w:t></w:r><w:r><w:br /></w:r><w:r><w:rPr><w:rFonts w:ascii="Liberation Mono" w:eastAsia="Liberation Mono" w:hAnsi="Liberation Mono" /><w:color w:val="1C1C1C" /><w:sz w:val="16" /></w:rPr><w:t xml:space="preserve">    SELECT DATE('2026-07-01') AS </w:t></w:r><w:proofErr w:type="spellStart" /><w:r><w:rPr><w:rFonts w:ascii="Liberation Mono" w:eastAsia="Liberation Mono" w:hAnsi="Liberation Mono" /><w:color w:val="1C1C1C" /><w:sz w:val="16" /></w:rPr><w:t>start_date</w:t></w:r><w:proofErr w:type="spellEnd" /><w:r><w:rPr><w:rFonts w:ascii="Liberation Mono" w:eastAsia="Liberation Mono" w:hAnsi="Liberation Mono" /><w:color w:val="1C1C1C" /><w:sz w:val="16" /></w:rPr><w:t>,</w:t></w:r><w:r><w:br /></w:r><w:r><w:rPr><w:rFonts w:ascii="Liberation Mono" w:eastAsia="Liberation Mono" w:hAnsi="Liberation Mono" /><w:color w:val="1C1C1C" /><w:sz w:val="16" /></w:rPr><w:t xml:space="preserve">           DATE('2026-07-14') AS </w:t></w:r><w:proofErr w:type="spellStart" /><w:r><w:rPr><w:rFonts w:ascii="Liberation Mono" w:eastAsia="Liberation Mono" w:hAnsi="Liberation Mono" /><w:color w:val="1C1C1C" /><w:sz w:val="16" /></w:rPr><w:t>end_date</w:t></w:r><w:proofErr w:type="spellEnd" /><w:r><w:br /></w:r><w:r><w:rPr><w:rFonts w:ascii="Liberation Mono" w:eastAsia="Liberation Mono" w:hAnsi="Liberation Mono" /><w:color w:val="1C1C1C" /><w:sz w:val="16" /></w:rPr><w:t>),</w:t></w:r><w:r><w:br /></w:r><w:r><w:rPr><w:rFonts w:ascii="Liberation Mono" w:eastAsia="Liberation Mono" w:hAnsi="Liberation Mono" /><w:color w:val="1C1C1C" /><w:sz w:val="16" /></w:rPr><w:t>calendar AS (</w:t></w:r><w:r><w:br /></w:r><w:r><w:rPr><w:rFonts w:ascii="Liberation Mono" w:eastAsia="Liberation Mono" w:hAnsi="Liberation Mono" /><w:color w:val="1C1C1C" /><w:sz w:val="16" /></w:rPr><w:t xml:space="preserve">    SELECT </w:t></w:r><w:proofErr w:type="spellStart" /><w:r><w:rPr><w:rFonts w:ascii="Liberation Mono" w:eastAsia="Liberation Mono" w:hAnsi="Liberation Mono" /><w:color w:val="1C1C1C" /><w:sz w:val="16" /></w:rPr><w:t>start_date</w:t></w:r><w:proofErr w:type="spellEnd" /><w:r><w:rPr><w:rFonts w:ascii="Liberation Mono" w:eastAsia="Liberation Mono" w:hAnsi="Liberation Mono" /><w:color w:val="1C1C1C" /><w:sz w:val="16" /></w:rPr><w:t xml:space="preserve"> AS </w:t></w:r><w:proofErr w:type="spellStart" /><w:r><w:rPr><w:rFonts w:ascii="Liberation Mono" w:eastAsia="Liberation Mono" w:hAnsi="Liberation Mono" /><w:color w:val="1C1C1C" /><w:sz w:val="16" /></w:rPr><w:t>loan_date</w:t></w:r><w:proofErr w:type="spellEnd" /><w:r><w:rPr><w:rFonts w:ascii="Liberation Mono" w:eastAsia="Liberation Mono" w:hAnsi="Liberation Mono" /><w:color w:val="1C1C1C" /><w:sz w:val="16" /></w:rPr><w:t xml:space="preserve">, </w:t></w:r><w:proofErr w:type="spellStart" /><w:r><w:rPr><w:rFonts w:ascii="Liberation Mono" w:eastAsia="Liberation Mono" w:hAnsi="Liberation Mono" /><w:color w:val="1C1C1C" /><w:sz w:val="16" /></w:rPr><w:t>end_date</w:t></w:r><w:proofErr w:type="spellEnd" /><w:r><w:br /></w:r><w:r><w:rPr><w:rFonts w:ascii="Liberation Mono" w:eastAsia="Liberation Mono" w:hAnsi="Liberation Mono" /><w:color w:val="1C1C1C" /><w:sz w:val="16" /></w:rPr><w:t xml:space="preserve">    FROM bounds</w:t></w:r><w:r><w:br /></w:r><w:r><w:rPr><w:rFonts w:ascii="Liberation Mono" w:eastAsia="Liberation Mono" w:hAnsi="Liberation Mono" /><w:color w:val="1C1C1C" /><w:sz w:val="16" /></w:rPr><w:t xml:space="preserve">    UNION ALL</w:t></w:r><w:r><w:br /></w:r><w:r><w:rPr><w:rFonts w:ascii="Liberation Mono" w:eastAsia="Liberation Mono" w:hAnsi="Liberation Mono" /><w:color w:val="1C1C1C" /><w:sz w:val="16" /></w:rPr><w:t xml:space="preserve">    SELECT </w:t></w:r><w:proofErr w:type="spellStart" /><w:r><w:rPr><w:rFonts w:ascii="Liberation Mono" w:eastAsia="Liberation Mono" w:hAnsi="Liberation Mono" /><w:color w:val="1C1C1C" /><w:sz w:val="16" /></w:rPr><w:t>loan_date</w:t></w:r><w:proofErr w:type="spellEnd" /><w:r><w:rPr><w:rFonts w:ascii="Liberation Mono" w:eastAsia="Liberation Mono" w:hAnsi="Liberation Mono" /><w:color w:val="1C1C1C" /><w:sz w:val="16" /></w:rPr><w:t xml:space="preserve"> + INTERVAL 1 DAY, </w:t></w:r><w:proofErr w:type="spellStart" /><w:r><w:rPr><w:rFonts w:ascii="Liberation Mono" w:eastAsia="Liberation Mono" w:hAnsi="Liberation Mono" /><w:color w:val="1C1C1C" /><w:sz w:val="16" /></w:rPr><w:t>end_date</w:t></w:r><w:proofErr w:type="spellEnd" /><w:r><w:br /></w:r><w:r><w:rPr><w:rFonts w:ascii="Liberation Mono" w:eastAsia="Liberation Mono" w:hAnsi="Liberation Mono" /><w:color w:val="1C1C1C" /><w:sz w:val="16" /></w:rPr><w:t xml:space="preserve">    FROM calendar</w:t></w:r><w:r><w:br /></w:r><w:r><w:rPr><w:rFonts w:ascii="Liberation Mono" w:eastAsia="Liberation Mono" w:hAnsi="Liberation Mono" /><w:color w:val="1C1C1C" /><w:sz w:val="16" /></w:rPr><w:t xml:space="preserve">    WHERE </w:t></w:r><w:proofErr w:type="spellStart" /><w:r><w:rPr><w:rFonts w:ascii="Liberation Mono" w:eastAsia="Liberation Mono" w:hAnsi="Liberation Mono" /><w:color w:val="1C1C1C" /><w:sz w:val="16" /></w:rPr><w:t>loan_date</w:t></w:r><w:proofErr w:type="spellEnd" /><w:r><w:rPr><w:rFonts w:ascii="Liberation Mono" w:eastAsia="Liberation Mono" w:hAnsi="Liberation Mono" /><w:color w:val="1C1C1C" /><w:sz w:val="16" /></w:rPr><w:t xml:space="preserve"> &lt; </w:t></w:r><w:proofErr w:type="spellStart" /><w:r><w:rPr><w:rFonts w:ascii="Liberation Mono" w:eastAsia="Liberation Mono" w:hAnsi="Liberation Mono" /><w:color w:val="1C1C1C" /><w:sz w:val="16" /></w:rPr><w:t>end_date</w:t></w:r><w:proofErr w:type="spellEnd" /><w:r><w:br /></w:r><w:r><w:rPr><w:rFonts w:ascii="Liberation Mono" w:eastAsia="Liberation Mono" w:hAnsi="Liberation Mono" /><w:color w:val="1C1C1C" /><w:sz w:val="16" /></w:rPr><w:t>),</w:t></w:r><w:r><w:br /></w:r><w:r><w:rPr><w:rFonts w:ascii="Liberation Mono" w:eastAsia="Liberation Mono" w:hAnsi="Liberation Mono" /><w:color w:val="1C1C1C" /><w:sz w:val="16" /></w:rPr><w:t>daily AS (</w:t></w:r><w:r><w:br /></w:r><w:r><w:rPr><w:rFonts w:ascii="Liberation Mono" w:eastAsia="Liberation Mono" w:hAnsi="Liberation Mono" /><w:color w:val="1C1C1C" /><w:sz w:val="16" /></w:rPr><w:t xml:space="preserve">    SELECT </w:t></w:r><w:proofErr w:type="spellStart" /><w:r><w:rPr><w:rFonts w:ascii="Liberation Mono" w:eastAsia="Liberation Mono" w:hAnsi="Liberation Mono" /><w:color w:val="1C1C1C" /><w:sz w:val="16" /></w:rPr><w:t>c.loan_date</w:t></w:r><w:proofErr w:type="spellEnd" /><w:r><w:rPr><w:rFonts w:ascii="Liberation Mono" w:eastAsia="Liberation Mono" w:hAnsi="Liberation Mono" /><w:color w:val="1C1C1C" /><w:sz w:val="16" /></w:rPr><w:t>,</w:t></w:r><w:r><w:br /></w:r><w:r><w:rPr><w:rFonts w:ascii="Liberation Mono" w:eastAsia="Liberation Mono" w:hAnsi="Liberation Mono" /><w:color w:val="1C1C1C" /><w:sz w:val="16" /></w:rPr><w:t xml:space="preserve">           COUNT(</w:t></w:r><w:proofErr w:type="spellStart" /><w:r><w:rPr><w:rFonts w:ascii="Liberation Mono" w:eastAsia="Liberation Mono" w:hAnsi="Liberation Mono" /><w:color w:val="1C1C1C" /><w:sz w:val="16" /></w:rPr><w:t>f.LoanKey</w:t></w:r><w:proofErr w:type="spellEnd" /><w:r><w:rPr><w:rFonts w:ascii="Liberation Mono" w:eastAsia="Liberation Mono" w:hAnsi="Liberation Mono" /><w:color w:val="1C1C1C" /><w:sz w:val="16" /></w:rPr><w:t xml:space="preserve">) AS </w:t></w:r><w:proofErr w:type="spellStart" /><w:r><w:rPr><w:rFonts w:ascii="Liberation Mono" w:eastAsia="Liberation Mono" w:hAnsi="Liberation Mono" /><w:color w:val="1C1C1C" /><w:sz w:val="16" /></w:rPr><w:t>loan_count</w:t></w:r><w:proofErr w:type="spellEnd" /><w:r><w:br /></w:r><w:r><w:rPr><w:rFonts w:ascii="Liberation Mono" w:eastAsia="Liberation Mono" w:hAnsi="Liberation Mono" /><w:color w:val="1C1C1C" /><w:sz w:val="16" /></w:rPr><w:t xml:space="preserve">    FROM calendar AS c</w:t></w:r><w:r><w:br /></w:r><w:r><w:rPr><w:rFonts w:ascii="Liberation Mono" w:eastAsia="Liberation Mono" w:hAnsi="Liberation Mono" /><w:color w:val="1C1C1C" /><w:sz w:val="16" /></w:rPr><w:t xml:space="preserve">    LEFT JOIN </w:t></w:r><w:proofErr w:type="spellStart" /><w:r><w:rPr><w:rFonts w:ascii="Liberation Mono" w:eastAsia="Liberation Mono" w:hAnsi="Liberation Mono" /><w:color w:val="1C1C1C" /><w:sz w:val="16" /></w:rPr><w:t>DimDate</w:t></w:r><w:proofErr w:type="spellEnd" /><w:r><w:rPr><w:rFonts w:ascii="Liberation Mono" w:eastAsia="Liberation Mono" w:hAnsi="Liberation Mono" /><w:color w:val="1C1C1C" /><w:sz w:val="16" /></w:rPr><w:t xml:space="preserve"> AS d</w:t></w:r><w:r><w:br /></w:r><w:r><w:rPr><w:rFonts w:ascii="Liberation Mono" w:eastAsia="Liberation Mono" w:hAnsi="Liberation Mono" /><w:color w:val="1C1C1C" /><w:sz w:val="16" /></w:rPr><w:t xml:space="preserve">      ON </w:t></w:r><w:proofErr w:type="spellStart" /><w:r><w:rPr><w:rFonts w:ascii="Liberation Mono" w:eastAsia="Liberation Mono" w:hAnsi="Liberation Mono" /><w:color w:val="1C1C1C" /><w:sz w:val="16" /></w:rPr><w:t>d.FullDate</w:t></w:r><w:proofErr w:type="spellEnd" /><w:r><w:rPr><w:rFonts w:ascii="Liberation Mono" w:eastAsia="Liberation Mono" w:hAnsi="Liberation Mono" /><w:color w:val="1C1C1C" /><w:sz w:val="16" /></w:rPr><w:t xml:space="preserve"> = </w:t></w:r><w:proofErr w:type="spellStart" /><w:r><w:rPr><w:rFonts w:ascii="Liberation Mono" w:eastAsia="Liberation Mono" w:hAnsi="Liberation Mono" /><w:color w:val="1C1C1C" /><w:sz w:val="16" /></w:rPr><w:t>c.loan_date</w:t></w:r><w:proofErr w:type="spellEnd" /><w:r><w:br /></w:r><w:r><w:rPr><w:rFonts w:ascii="Liberation Mono" w:eastAsia="Liberation Mono" w:hAnsi="Liberation Mono" /><w:color w:val="1C1C1C" /><w:sz w:val="16" /></w:rPr><w:t xml:space="preserve">    LEFT JOIN </w:t></w:r><w:proofErr w:type="spellStart" /><w:r><w:rPr><w:rFonts w:ascii="Liberation Mono" w:eastAsia="Liberation Mono" w:hAnsi="Liberation Mono" /><w:color w:val="1C1C1C" /><w:sz w:val="16" /></w:rPr><w:t>FactLoan</w:t></w:r><w:proofErr w:type="spellEnd" /><w:r><w:rPr><w:rFonts w:ascii="Liberation Mono" w:eastAsia="Liberation Mono" w:hAnsi="Liberation Mono" /><w:color w:val="1C1C1C" /><w:sz w:val="16" /></w:rPr><w:t xml:space="preserve"> AS f</w:t></w:r><w:r><w:br /></w:r><w:r><w:rPr><w:rFonts w:ascii="Liberation Mono" w:eastAsia="Liberation Mono" w:hAnsi="Liberation Mono" /><w:color w:val="1C1C1C" /><w:sz w:val="16" /></w:rPr><w:t xml:space="preserve">      ON </w:t></w:r><w:proofErr w:type="spellStart" /><w:r><w:rPr><w:rFonts w:ascii="Liberation Mono" w:eastAsia="Liberation Mono" w:hAnsi="Liberation Mono" /><w:color w:val="1C1C1C" /><w:sz w:val="16" /></w:rPr><w:t>f.BorrowDateKey</w:t></w:r><w:proofErr w:type="spellEnd" /><w:r><w:rPr><w:rFonts w:ascii="Liberation Mono" w:eastAsia="Liberation Mono" w:hAnsi="Liberation Mono" /><w:color w:val="1C1C1C" /><w:sz w:val="16" /></w:rPr><w:t xml:space="preserve"> = </w:t></w:r><w:proofErr w:type="spellStart" /><w:r><w:rPr><w:rFonts w:ascii="Liberation Mono" w:eastAsia="Liberation Mono" w:hAnsi="Liberation Mono" /><w:color w:val="1C1C1C" /><w:sz w:val="16" /></w:rPr><w:t>d.DateKey</w:t></w:r><w:proofErr w:type="spellEnd" /><w:r><w:br /></w:r><w:r><w:rPr><w:rFonts w:ascii="Liberation Mono" w:eastAsia="Liberation Mono" w:hAnsi="Liberation Mono" /><w:color w:val="1C1C1C" /><w:sz w:val="16" /></w:rPr><w:t xml:space="preserve">    GROUP BY </w:t></w:r><w:proofErr w:type="spellStart" /><w:r><w:rPr><w:rFonts w:ascii="Liberation Mono" w:eastAsia="Liberation Mono" w:hAnsi="Liberation Mono" /><w:color w:val="1C1C1C" /><w:sz w:val="16" /></w:rPr><w:t>c.loan_date</w:t></w:r><w:proofErr w:type="spellEnd" /><w:r><w:br /></w:r><w:r><w:rPr><w:rFonts w:ascii="Liberation Mono" w:eastAsia="Liberation Mono" w:hAnsi="Liberation Mono" /><w:color w:val="1C1C1C" /><w:sz w:val="16" /></w:rPr><w:t>)</w:t></w:r></w:p></w:tc></w:tr></w:tbl><w:p><w:pPr><w:pStyle w:val="ReportSubheading" /></w:pPr><w:r><w:rPr><w:sz w:val="23" /></w:rPr><w:t>Stage B: calculate the window metrics</w:t></w:r></w:p><w:tbl><w:tblPr><w:tblW w:w="0" w:type="auto" /><w:jc w:val="center" /><w:tblLayout w:type="fixed" /><w:tblLook w:val="04A0" w:firstRow="1" w:lastRow="0" w:firstColumn="1" w:lastColumn="0" w:noHBand="0" w:noVBand="1" /></w:tblPr><w:tblGrid><w:gridCol w:w="9936" /></w:tblGrid><w:tr><w:trPr><w:cantSplit /><w:jc w:val="center" /></w:trPr><w:tc><w:tcPr><w:tcW w:w="9936" w:type="dxa" /><w:tcBorders><w:top w:val="single" w:sz="6" w:space="0" w:color="D7D9DE" /><w:left w:val="single" w:sz="6" w:space="0" w:color="D7D9DE" /><w:bottom w:val="single" w:sz="6" w:space="0" w:color="D7D9DE" /><w:right w:val="single" w:sz="6" w:space="0" w:color="D7D9DE" /></w:tcBorders><w:tcMar><w:top w:w="75" w:type="dxa" /><w:left w:w="95" w:type="dxa" /><w:bottom w:w="75" w:type="dxa" /><w:right w:w="95" w:type="dxa" /></w:tcMar></w:tcPr><w:p><w:pPr><w:spacing w:after="0" w:line="228" w:lineRule="auto" /></w:pPr><w:r><w:rPr><w:rFonts w:ascii="Liberation Mono" w:eastAsia="Liberation Mono" w:hAnsi="Liberation Mono" /><w:color w:val="1C1C1C" /><w:sz w:val="16" /></w:rPr><w:t>SELECT</w:t></w:r><w:r><w:br /></w:r><w:r><w:rPr><w:rFonts w:ascii="Liberation Mono" w:eastAsia="Liberation Mono" w:hAnsi="Liberation Mono" /><w:color w:val="1C1C1C" /><w:sz w:val="16" /></w:rPr><w:t xml:space="preserve">    </w:t></w:r><w:proofErr w:type="spellStart" /><w:r><w:rPr><w:rFonts w:ascii="Liberation Mono" w:eastAsia="Liberation Mono" w:hAnsi="Liberation Mono" /><w:color w:val="1C1C1C" /><w:sz w:val="16" /></w:rPr><w:t>loan_date</w:t></w:r><w:proofErr w:type="spellEnd" /><w:r><w:rPr><w:rFonts w:ascii="Liberation Mono" w:eastAsia="Liberation Mono" w:hAnsi="Liberation Mono" /><w:color w:val="1C1C1C" /><w:sz w:val="16" /></w:rPr><w:t>,</w:t></w:r><w:r><w:br /></w:r><w:r><w:rPr><w:rFonts w:ascii="Liberation Mono" w:eastAsia="Liberation Mono" w:hAnsi="Liberation Mono" /><w:color w:val="1C1C1C" /><w:sz w:val="16" /></w:rPr><w:t xml:space="preserve">    </w:t></w:r><w:proofErr w:type="spellStart" /><w:r><w:rPr><w:rFonts w:ascii="Liberation Mono" w:eastAsia="Liberation Mono" w:hAnsi="Liberation Mono" /><w:color w:val="1C1C1C" /><w:sz w:val="16" /></w:rPr><w:t>loan_count</w:t></w:r><w:proofErr w:type="spellEnd" /><w:r><w:rPr><w:rFonts w:ascii="Liberation Mono" w:eastAsia="Liberation Mono" w:hAnsi="Liberation Mono" /><w:color w:val="1C1C1C" /><w:sz w:val="16" /></w:rPr><w:t>,</w:t></w:r><w:r><w:br /></w:r><w:r><w:rPr><w:rFonts w:ascii="Liberation Mono" w:eastAsia="Liberation Mono" w:hAnsi="Liberation Mono" /><w:color w:val="1C1C1C" /><w:sz w:val="16" /></w:rPr><w:t xml:space="preserve">    </w:t></w:r><w:proofErr w:type="gramStart" /><w:r><w:rPr><w:rFonts w:ascii="Liberation Mono" w:eastAsia="Liberation Mono" w:hAnsi="Liberation Mono" /><w:color w:val="1C1C1C" /><w:sz w:val="16" /></w:rPr><w:t>SUM(</w:t></w:r><w:proofErr w:type="spellStart" /><w:proofErr w:type="gramEnd" /><w:r><w:rPr><w:rFonts w:ascii="Liberation Mono" w:eastAsia="Liberation Mono" w:hAnsi="Liberation Mono" /><w:color w:val="1C1C1C" /><w:sz w:val="16" /></w:rPr><w:t>loan_count</w:t></w:r><w:proofErr w:type="spellEnd" /><w:r><w:rPr><w:rFonts w:ascii="Liberation Mono" w:eastAsia="Liberation Mono" w:hAnsi="Liberation Mono" /><w:color w:val="1C1C1C" /><w:sz w:val="16" /></w:rPr><w:t>) OVER (</w:t></w:r><w:r><w:br /></w:r><w:r><w:rPr><w:rFonts w:ascii="Liberation Mono" w:eastAsia="Liberation Mono" w:hAnsi="Liberation Mono" /><w:color w:val="1C1C1C" /><w:sz w:val="16" /></w:rPr><w:t xml:space="preserve">        ORDER BY </w:t></w:r><w:proofErr w:type="spellStart" /><w:r><w:rPr><w:rFonts w:ascii="Liberation Mono" w:eastAsia="Liberation Mono" w:hAnsi="Liberation Mono" /><w:color w:val="1C1C1C" /><w:sz w:val="16" /></w:rPr><w:t>loan_date</w:t></w:r><w:proofErr w:type="spellEnd" /><w:r><w:br /></w:r><w:r><w:rPr><w:rFonts w:ascii="Liberation Mono" w:eastAsia="Liberation Mono" w:hAnsi="Liberation Mono" /><w:color w:val="1C1C1C" /><w:sz w:val="16" /></w:rPr><w:t xml:space="preserve">        ROWS BETWEEN 6 PRECEDING AND CURRENT ROW</w:t></w:r><w:r><w:br /></w:r><w:r><w:rPr><w:rFonts w:ascii="Liberation Mono" w:eastAsia="Liberation Mono" w:hAnsi="Liberation Mono" /><w:color w:val="1C1C1C" /><w:sz w:val="16" /></w:rPr><w:t xml:space="preserve">  </w:t></w:r><w:proofErr w:type="gramStart" /><w:r><w:rPr><w:rFonts w:ascii="Liberation Mono" w:eastAsia="Liberation Mono" w:hAnsi="Liberation Mono" /><w:color w:val="1C1C1C" /><w:sz w:val="16" /></w:rPr><w:t xml:space="preserve">  )</w:t></w:r><w:proofErr w:type="gramEnd" /><w:r><w:rPr><w:rFonts w:ascii="Liberation Mono" w:eastAsia="Liberation Mono" w:hAnsi="Liberation Mono" /><w:color w:val="1C1C1C" /><w:sz w:val="16" /></w:rPr><w:t xml:space="preserve"> AS rolling_7d,</w:t></w:r><w:r><w:br /></w:r><w:r><w:rPr><w:rFonts w:ascii="Liberation Mono" w:eastAsia="Liberation Mono" w:hAnsi="Liberation Mono" /><w:color w:val="1C1C1C" /><w:sz w:val="16" /></w:rPr><w:t xml:space="preserve">    ROUND(</w:t></w:r><w:proofErr w:type="gramStart" /><w:r><w:rPr><w:rFonts w:ascii="Liberation Mono" w:eastAsia="Liberation Mono" w:hAnsi="Liberation Mono" /><w:color w:val="1C1C1C" /><w:sz w:val="16" /></w:rPr><w:t>AVG(</w:t></w:r><w:proofErr w:type="spellStart" /><w:proofErr w:type="gramEnd" /><w:r><w:rPr><w:rFonts w:ascii="Liberation Mono" w:eastAsia="Liberation Mono" w:hAnsi="Liberation Mono" /><w:color w:val="1C1C1C" /><w:sz w:val="16" /></w:rPr><w:t>loan_count</w:t></w:r><w:proofErr w:type="spellEnd" /><w:r><w:rPr><w:rFonts w:ascii="Liberation Mono" w:eastAsia="Liberation Mono" w:hAnsi="Liberation Mono" /><w:color w:val="1C1C1C" /><w:sz w:val="16" /></w:rPr><w:t>) OVER (</w:t></w:r><w:r><w:br /></w:r><w:r><w:rPr><w:rFonts w:ascii="Liberation Mono" w:eastAsia="Liberation Mono" w:hAnsi="Liberation Mono" /><w:color w:val="1C1C1C" /><w:sz w:val="16" /></w:rPr><w:t xml:space="preserve">        ORDER BY </w:t></w:r><w:proofErr w:type="spellStart" /><w:r><w:rPr><w:rFonts w:ascii="Liberation Mono" w:eastAsia="Liberation Mono" w:hAnsi="Liberation Mono" /><w:color w:val="1C1C1C" /><w:sz w:val="16" /></w:rPr><w:t>loan_date</w:t></w:r><w:proofErr w:type="spellEnd" /><w:r><w:br /></w:r><w:r><w:rPr><w:rFonts w:ascii="Liberation Mono" w:eastAsia="Liberation Mono" w:hAnsi="Liberation Mono" /><w:color w:val="1C1C1C" /><w:sz w:val="16" /></w:rPr><w:t xml:space="preserve">        ROWS BETWEEN 6 PRECEDING AND CURRENT ROW</w:t></w:r><w:r><w:br /></w:r><w:r><w:rPr><w:rFonts w:ascii="Liberation Mono" w:eastAsia="Liberation Mono" w:hAnsi="Liberation Mono" /><w:color w:val="1C1C1C" /><w:sz w:val="16" /></w:rPr><w:t xml:space="preserve">  </w:t></w:r><w:proofErr w:type="gramStart" /><w:r><w:rPr><w:rFonts w:ascii="Liberation Mono" w:eastAsia="Liberation Mono" w:hAnsi="Liberation Mono" /><w:color w:val="1C1C1C" /><w:sz w:val="16" /></w:rPr><w:t xml:space="preserve">  )</w:t></w:r><w:proofErr w:type="gramEnd" /><w:r><w:rPr><w:rFonts w:ascii="Liberation Mono" w:eastAsia="Liberation Mono" w:hAnsi="Liberation Mono" /><w:color w:val="1C1C1C" /><w:sz w:val="16" /></w:rPr><w:t>, 2) AS average_7d,</w:t></w:r><w:r><w:br /></w:r><w:r><w:rPr><w:rFonts w:ascii="Liberation Mono" w:eastAsia="Liberation Mono" w:hAnsi="Liberation Mono" /><w:color w:val="1C1C1C" /><w:sz w:val="16" /></w:rPr><w:t xml:space="preserve">    </w:t></w:r><w:proofErr w:type="spellStart" /><w:r><w:rPr><w:rFonts w:ascii="Liberation Mono" w:eastAsia="Liberation Mono" w:hAnsi="Liberation Mono" /><w:color w:val="1C1C1C" /><w:sz w:val="16" /></w:rPr><w:t>loan_count</w:t></w:r><w:proofErr w:type="spellEnd" /><w:r><w:rPr><w:rFonts w:ascii="Liberation Mono" w:eastAsia="Liberation Mono" w:hAnsi="Liberation Mono" /><w:color w:val="1C1C1C" /><w:sz w:val="16" /></w:rPr><w:t xml:space="preserve"> - </w:t></w:r><w:proofErr w:type="gramStart" /><w:r><w:rPr><w:rFonts w:ascii="Liberation Mono" w:eastAsia="Liberation Mono" w:hAnsi="Liberation Mono" /><w:color w:val="1C1C1C" /><w:sz w:val="16" /></w:rPr><w:t>LAG(</w:t></w:r><w:proofErr w:type="spellStart" /><w:proofErr w:type="gramEnd" /><w:r><w:rPr><w:rFonts w:ascii="Liberation Mono" w:eastAsia="Liberation Mono" w:hAnsi="Liberation Mono" /><w:color w:val="1C1C1C" /><w:sz w:val="16" /></w:rPr><w:t>loan_count</w:t></w:r><w:proofErr w:type="spellEnd" /><w:r><w:rPr><w:rFonts w:ascii="Liberation Mono" w:eastAsia="Liberation Mono" w:hAnsi="Liberation Mono" /><w:color w:val="1C1C1C" /><w:sz w:val="16" /></w:rPr><w:t>) OVER (</w:t></w:r><w:r><w:br /></w:r><w:r><w:rPr><w:rFonts w:ascii="Liberation Mono" w:eastAsia="Liberation Mono" w:hAnsi="Liberation Mono" /><w:color w:val="1C1C1C" /><w:sz w:val="16" /></w:rPr><w:t xml:space="preserve">        ORDER BY </w:t></w:r><w:proofErr w:type="spellStart" /><w:r><w:rPr><w:rFonts w:ascii="Liberation Mono" w:eastAsia="Liberation Mono" w:hAnsi="Liberation Mono" /><w:color w:val="1C1C1C" /><w:sz w:val="16" /></w:rPr><w:t>loan_date</w:t></w:r><w:proofErr w:type="spellEnd" /><w:r><w:br /></w:r><w:r><w:rPr><w:rFonts w:ascii="Liberation Mono" w:eastAsia="Liberation Mono" w:hAnsi="Liberation Mono" /><w:color w:val="1C1C1C" /><w:sz w:val="16" /></w:rPr><w:t xml:space="preserve">  </w:t></w:r><w:proofErr w:type="gramStart" /><w:r><w:rPr><w:rFonts w:ascii="Liberation Mono" w:eastAsia="Liberation Mono" w:hAnsi="Liberation Mono" /><w:color w:val="1C1C1C" /><w:sz w:val="16" /></w:rPr><w:t xml:space="preserve">  )</w:t></w:r><w:proofErr w:type="gramEnd" /><w:r><w:rPr><w:rFonts w:ascii="Liberation Mono" w:eastAsia="Liberation Mono" w:hAnsi="Liberation Mono" /><w:color w:val="1C1C1C" /><w:sz w:val="16" /></w:rPr><w:t xml:space="preserve"> AS </w:t></w:r><w:proofErr w:type="spellStart" /><w:r><w:rPr><w:rFonts w:ascii="Liberation Mono" w:eastAsia="Liberation Mono" w:hAnsi="Liberation Mono" /><w:color w:val="1C1C1C" /><w:sz w:val="16" /></w:rPr><w:t>day_change</w:t></w:r><w:proofErr w:type="spellEnd" /><w:r><w:br /></w:r><w:r><w:rPr><w:rFonts w:ascii="Liberation Mono" w:eastAsia="Liberation Mono" w:hAnsi="Liberation Mono" /><w:color w:val="1C1C1C" /><w:sz w:val="16" /></w:rPr><w:t>FROM daily</w:t></w:r><w:r><w:br /></w:r><w:r><w:rPr><w:rFonts w:ascii="Liberation Mono" w:eastAsia="Liberation Mono" w:hAnsi="Liberation Mono" /><w:color w:val="1C1C1C" /><w:sz w:val="16" /></w:rPr><w:t xml:space="preserve">ORDER BY </w:t></w:r><w:proofErr w:type="spellStart" /><w:r><w:rPr><w:rFonts w:ascii="Liberation Mono" w:eastAsia="Liberation Mono" w:hAnsi="Liberation Mono" /><w:color w:val="1C1C1C" /><w:sz w:val="16" /></w:rPr><w:t>loan_date</w:t></w:r><w:proofErr w:type="spellEnd" /><w:r><w:rPr><w:rFonts w:ascii="Liberation Mono" w:eastAsia="Liberation Mono" w:hAnsi="Liberation Mono" /><w:color w:val="1C1C1C" /><w:sz w:val="16" /></w:rPr><w:t>;</w:t></w:r></w:p></w:tc></w:tr></w:tbl><w:p><w:pPr><w:pStyle w:val="ReportBody" /></w:pPr><w:r><w:t>LAG reads the value from the preceding ordered row and can be used to calculate a difference [2]. Because the date spine guarantees exactly one row per date, “preceding row” now means “preceding day”. The window is fully formed from the seventh row onward; earlier rows are still useful but cover fewer than seven days.</w:t></w:r></w:p><w:p><w:pPr><w:spacing w:after="0" /></w:pPr><w:r><w:br w:type="page" /></w:r></w:p><w:p><w:pPr><w:pStyle w:val="ReportHeading" /><w:pBdr><w:bottom w:val="single" w:sz="10" w:space="2" w:color="8ED14B" /></w:pBdr></w:pPr><w:r><w:lastRenderedPageBreak /><w:t>4. Practical demonstration</w:t></w:r></w:p><w:p><w:pPr><w:pStyle w:val="ReportBody" /></w:pPr><w:r><w:t>The following generated data includes two zero-loan dates. A four-column layout keeps the entire fourteen-day input visible without hiding those gaps.</w:t></w:r></w:p><w:tbl><w:tblPr><w:tblW w:w="0" w:type="auto" /><w:jc w:val="center" /><w:tblLayout w:type="fixed" /><w:tblLook w:val="04A0" w:firstRow="1" w:lastRow="0" w:firstColumn="1" w:lastColumn="0" w:noHBand="0" w:noVBand="1" /></w:tblPr><w:tblGrid><w:gridCol w:w="2664" /><w:gridCol w:w="1655" /><w:gridCol w:w="2664" /><w:gridCol w:w="1655" /></w:tblGrid><w:tr><w:trPr><w:cantSplit /><w:tblHeader /><w:jc w:val="center" /></w:trPr><w:tc><w:tcPr><w:tcW w:w="2664" w:type="dxa" /><w:tcBorders><w:top w:val="single" w:sz="5" w:space="0" w:color="D7D9DE" /><w:left w:val="single" w:sz="5" w:space="0" w:color="D7D9DE" /><w:bottom w:val="single" w:sz="5" w:space="0" w:color="D7D9DE" /><w:right w:val="single" w:sz="5" w:space="0" w:color="D7D9DE" /></w:tcBorders><w:tcMar><w:top w:w="55" w:type="dxa" /><w:left w:w="70" w:type="dxa" /><w:bottom w:w="55" w:type="dxa" /><w:right w:w="70" w:type="dxa" /></w:tcMar><w:vAlign w:val="center" /></w:tcPr><w:p><w:pPr><w:spacing w:after="0" w:line="240" w:lineRule="auto" /><w:jc w:val="center" /></w:pPr><w:r><w:rPr><w:rFonts w:ascii="Carlito" w:eastAsia="Carlito" w:hAnsi="Carlito" /><w:b /><w:color w:val="1C1C1C" /><w:sz w:val="19" /></w:rPr><w:t>Date</w:t></w:r></w:p></w:tc><w:tc><w:tcPr><w:tcW w:w="1655" w:type="dxa" /><w:tcBorders><w:top w:val="single" w:sz="5" w:space="0" w:color="D7D9DE" /><w:left w:val="single" w:sz="5" w:space="0" w:color="D7D9DE" /><w:bottom w:val="single" w:sz="5" w:space="0" w:color="D7D9DE" /><w:right w:val="single" w:sz="5" w:space="0" w:color="D7D9DE" /></w:tcBorders><w:tcMar><w:top w:w="55" w:type="dxa" /><w:left w:w="70" w:type="dxa" /><w:bottom w:w="55" w:type="dxa" /><w:right w:w="70" w:type="dxa" /></w:tcMar><w:vAlign w:val="center" /></w:tcPr><w:p><w:pPr><w:spacing w:after="0" w:line="240" w:lineRule="auto" /><w:jc w:val="center" /></w:pPr><w:r><w:rPr><w:rFonts w:ascii="Carlito" w:eastAsia="Carlito" w:hAnsi="Carlito" /><w:b /><w:color w:val="1C1C1C" /><w:sz w:val="19" /></w:rPr><w:t>Loans</w:t></w:r></w:p></w:tc><w:tc><w:tcPr><w:tcW w:w="2664" w:type="dxa" /><w:tcBorders><w:top w:val="single" w:sz="5" w:space="0" w:color="D7D9DE" /><w:left w:val="single" w:sz="5" w:space="0" w:color="D7D9DE" /><w:bottom w:val="single" w:sz="5" w:space="0" w:color="D7D9DE" /><w:right w:val="single" w:sz="5" w:space="0" w:color="D7D9DE" /></w:tcBorders><w:tcMar><w:top w:w="55" w:type="dxa" /><w:left w:w="70" w:type="dxa" /><w:bottom w:w="55" w:type="dxa" /><w:right w:w="70" w:type="dxa" /></w:tcMar><w:vAlign w:val="center" /></w:tcPr><w:p><w:pPr><w:spacing w:after="0" w:line="240" w:lineRule="auto" /><w:jc w:val="center" /></w:pPr><w:r><w:rPr><w:rFonts w:ascii="Carlito" w:eastAsia="Carlito" w:hAnsi="Carlito" /><w:b /><w:color w:val="1C1C1C" /><w:sz w:val="19" /></w:rPr><w:t>Date</w:t></w:r></w:p></w:tc><w:tc><w:tcPr><w:tcW w:w="1655" w:type="dxa" /><w:tcBorders><w:top w:val="single" w:sz="5" w:space="0" w:color="D7D9DE" /><w:left w:val="single" w:sz="5" w:space="0" w:color="D7D9DE" /><w:bottom w:val="single" w:sz="5" w:space="0" w:color="D7D9DE" /><w:right w:val="single" w:sz="5" w:space="0" w:color="D7D9DE" /></w:tcBorders><w:tcMar><w:top w:w="55" w:type="dxa" /><w:left w:w="70" w:type="dxa" /><w:bottom w:w="55" w:type="dxa" /><w:right w:w="70" w:type="dxa" /></w:tcMar><w:vAlign w:val="center" /></w:tcPr><w:p><w:pPr><w:spacing w:after="0" w:line="240" w:lineRule="auto" /><w:jc w:val="center" /></w:pPr><w:r><w:rPr><w:rFonts w:ascii="Carlito" w:eastAsia="Carlito" w:hAnsi="Carlito" /><w:b /><w:color w:val="1C1C1C" /><w:sz w:val="19" /></w:rPr><w:t>Loans</w:t></w:r></w:p></w:tc></w:tr><w:tr><w:trPr><w:cantSplit /><w:jc w:val="center" /></w:trPr><w:tc><w:tcPr><w:tcW w:w="2664" w:type="dxa" /><w:tcBorders><w:top w:val="single" w:sz="5" w:space="0" w:color="D7D9DE" /><w:left w:val="single" w:sz="5" w:space="0" w:color="D7D9DE" /><w:bottom w:val="single" w:sz="5" w:space="0" w:color="D7D9DE" /><w:right w:val="single" w:sz="5" w:space="0" w:color="D7D9DE" /></w:tcBorders><w:tcMar><w:top w:w="55" w:type="dxa" /><w:left w:w="70" w:type="dxa" /><w:bottom w:w="55" w:type="dxa" /><w:right w:w="70" w:type="dxa" /></w:tcMar><w:vAlign w:val="center" /></w:tcPr><w:p><w:pPr><w:spacing w:after="0" w:line="240" w:lineRule="auto" /><w:jc w:val="center" /></w:pPr><w:r><w:rPr><w:rFonts w:ascii="Carlito" w:eastAsia="Carlito" w:hAnsi="Carlito" /><w:color w:val="252525" /><w:sz w:val="19" /></w:rPr><w:t>01 Jul</w:t></w:r></w:p></w:tc><w:tc><w:tcPr><w:tcW w:w="1655" w:type="dxa" /><w:tcBorders><w:top w:val="single" w:sz="5" w:space="0" w:color="D7D9DE" /><w:left w:val="single" w:sz="5" w:space="0" w:color="D7D9DE" /><w:bottom w:val="single" w:sz="5" w:space="0" w:color="D7D9DE" /><w:right w:val="single" w:sz="5" w:space="0" w:color="D7D9DE" /></w:tcBorders><w:tcMar><w:top w:w="55" w:type="dxa" /><w:left w:w="70" w:type="dxa" /><w:bottom w:w="55" w:type="dxa" /><w:right w:w="70" w:type="dxa" /></w:tcMar><w:vAlign w:val="center" /></w:tcPr><w:p><w:pPr><w:spacing w:after="0" w:line="240" w:lineRule="auto" /><w:jc w:val="center" /></w:pPr><w:r><w:rPr><w:rFonts w:ascii="Carlito" w:eastAsia="Carlito" w:hAnsi="Carlito" /><w:color w:val="252525" /><w:sz w:val="19" /></w:rPr><w:t>12</w:t></w:r></w:p></w:tc><w:tc><w:tcPr><w:tcW w:w="2664" w:type="dxa" /><w:tcBorders><w:top w:val="single" w:sz="5" w:space="0" w:color="D7D9DE" /><w:left w:val="single" w:sz="5" w:space="0" w:color="D7D9DE" /><w:bottom w:val="single" w:sz="5" w:space="0" w:color="D7D9DE" /><w:right w:val="single" w:sz="5" w:space="0" w:color="D7D9DE" /></w:tcBorders><w:tcMar><w:top w:w="55" w:type="dxa" /><w:left w:w="70" w:type="dxa" /><w:bottom w:w="55" w:type="dxa" /><w:right w:w="70" w:type="dxa" /></w:tcMar><w:vAlign w:val="center" /></w:tcPr><w:p><w:pPr><w:spacing w:after="0" w:line="240" w:lineRule="auto" /><w:jc w:val="center" /></w:pPr><w:r><w:rPr><w:rFonts w:ascii="Carlito" w:eastAsia="Carlito" w:hAnsi="Carlito" /><w:color w:val="252525" /><w:sz w:val="19" /></w:rPr><w:t>08 Jul</w:t></w:r></w:p></w:tc><w:tc><w:tcPr><w:tcW w:w="1655" w:type="dxa" /><w:tcBorders><w:top w:val="single" w:sz="5" w:space="0" w:color="D7D9DE" /><w:left w:val="single" w:sz="5" w:space="0" w:color="D7D9DE" /><w:bottom w:val="single" w:sz="5" w:space="0" w:color="D7D9DE" /><w:right w:val="single" w:sz="5" w:space="0" w:color="D7D9DE" /></w:tcBorders><w:tcMar><w:top w:w="55" w:type="dxa" /><w:left w:w="70" w:type="dxa" /><w:bottom w:w="55" w:type="dxa" /><w:right w:w="70" w:type="dxa" /></w:tcMar><w:vAlign w:val="center" /></w:tcPr><w:p><w:pPr><w:spacing w:after="0" w:line="240" w:lineRule="auto" /><w:jc w:val="center" /></w:pPr><w:r><w:rPr><w:rFonts w:ascii="Carlito" w:eastAsia="Carlito" w:hAnsi="Carlito" /><w:color w:val="252525" /><w:sz w:val="19" /></w:rPr><w:t>6</w:t></w:r></w:p></w:tc></w:tr><w:tr><w:trPr><w:cantSplit /><w:jc w:val="center" /></w:trPr><w:tc><w:tcPr><w:tcW w:w="2664" w:type="dxa" /><w:tcBorders><w:top w:val="single" w:sz="5" w:space="0" w:color="D7D9DE" /><w:left w:val="single" w:sz="5" w:space="0" w:color="D7D9DE" /><w:bottom w:val="single" w:sz="5" w:space="0" w:color="D7D9DE" /><w:right w:val="single" w:sz="5" w:space="0" w:color="D7D9DE" /></w:tcBorders><w:tcMar><w:top w:w="55" w:type="dxa" /><w:left w:w="70" w:type="dxa" /><w:bottom w:w="55" w:type="dxa" /><w:right w:w="70" w:type="dxa" /></w:tcMar><w:vAlign w:val="center" /></w:tcPr><w:p><w:pPr><w:spacing w:after="0" w:line="240" w:lineRule="auto" /><w:jc w:val="center" /></w:pPr><w:r><w:rPr><w:rFonts w:ascii="Carlito" w:eastAsia="Carlito" w:hAnsi="Carlito" /><w:color w:val="252525" /><w:sz w:val="19" /></w:rPr><w:t>02 Jul</w:t></w:r></w:p></w:tc><w:tc><w:tcPr><w:tcW w:w="1655" w:type="dxa" /><w:tcBorders><w:top w:val="single" w:sz="5" w:space="0" w:color="D7D9DE" /><w:left w:val="single" w:sz="5" w:space="0" w:color="D7D9DE" /><w:bottom w:val="single" w:sz="5" w:space="0" w:color="D7D9DE" /><w:right w:val="single" w:sz="5" w:space="0" w:color="D7D9DE" /></w:tcBorders><w:tcMar><w:top w:w="55" w:type="dxa" /><w:left w:w="70" w:type="dxa" /><w:bottom w:w="55" w:type="dxa" /><w:right w:w="70" w:type="dxa" /></w:tcMar><w:vAlign w:val="center" /></w:tcPr><w:p><w:pPr><w:spacing w:after="0" w:line="240" w:lineRule="auto" /><w:jc w:val="center" /></w:pPr><w:r><w:rPr><w:rFonts w:ascii="Carlito" w:eastAsia="Carlito" w:hAnsi="Carlito" /><w:color w:val="252525" /><w:sz w:val="19" /></w:rPr><w:t>9</w:t></w:r></w:p></w:tc><w:tc><w:tcPr><w:tcW w:w="2664" w:type="dxa" /><w:tcBorders><w:top w:val="single" w:sz="5" w:space="0" w:color="D7D9DE" /><w:left w:val="single" w:sz="5" w:space="0" w:color="D7D9DE" /><w:bottom w:val="single" w:sz="5" w:space="0" w:color="D7D9DE" /><w:right w:val="single" w:sz="5" w:space="0" w:color="D7D9DE" /></w:tcBorders><w:tcMar><w:top w:w="55" w:type="dxa" /><w:left w:w="70" w:type="dxa" /><w:bottom w:w="55" w:type="dxa" /><w:right w:w="70" w:type="dxa" /></w:tcMar><w:vAlign w:val="center" /></w:tcPr><w:p><w:pPr><w:spacing w:after="0" w:line="240" w:lineRule="auto" /><w:jc w:val="center" /></w:pPr><w:r><w:rPr><w:rFonts w:ascii="Carlito" w:eastAsia="Carlito" w:hAnsi="Carlito" /><w:color w:val="252525" /><w:sz w:val="19" /></w:rPr><w:t>09 Jul</w:t></w:r></w:p></w:tc><w:tc><w:tcPr><w:tcW w:w="1655" w:type="dxa" /><w:tcBorders><w:top w:val="single" w:sz="5" w:space="0" w:color="D7D9DE" /><w:left w:val="single" w:sz="5" w:space="0" w:color="D7D9DE" /><w:bottom w:val="single" w:sz="5" w:space="0" w:color="D7D9DE" /><w:right w:val="single" w:sz="5" w:space="0" w:color="D7D9DE" /></w:tcBorders><w:tcMar><w:top w:w="55" w:type="dxa" /><w:left w:w="70" w:type="dxa" /><w:bottom w:w="55" w:type="dxa" /><w:right w:w="70" w:type="dxa" /></w:tcMar><w:vAlign w:val="center" /></w:tcPr><w:p><w:pPr><w:spacing w:after="0" w:line="240" w:lineRule="auto" /><w:jc w:val="center" /></w:pPr><w:r><w:rPr><w:rFonts w:ascii="Carlito" w:eastAsia="Carlito" w:hAnsi="Carlito" /><w:color w:val="252525" /><w:sz w:val="19" /></w:rPr><w:t>8</w:t></w:r></w:p></w:tc></w:tr><w:tr><w:trPr><w:cantSplit /><w:jc w:val="center" /></w:trPr><w:tc><w:tcPr><w:tcW w:w="2664" w:type="dxa" /><w:tcBorders><w:top w:val="single" w:sz="5" w:space="0" w:color="D7D9DE" /><w:left w:val="single" w:sz="5" w:space="0" w:color="D7D9DE" /><w:bottom w:val="single" w:sz="5" w:space="0" w:color="D7D9DE" /><w:right w:val="single" w:sz="5" w:space="0" w:color="D7D9DE" /></w:tcBorders><w:tcMar><w:top w:w="55" w:type="dxa" /><w:left w:w="70" w:type="dxa" /><w:bottom w:w="55" w:type="dxa" /><w:right w:w="70" w:type="dxa" /></w:tcMar><w:vAlign w:val="center" /></w:tcPr><w:p><w:pPr><w:spacing w:after="0" w:line="240" w:lineRule="auto" /><w:jc w:val="center" /></w:pPr><w:r><w:rPr><w:rFonts w:ascii="Carlito" w:eastAsia="Carlito" w:hAnsi="Carlito" /><w:color w:val="252525" /><w:sz w:val="19" /></w:rPr><w:t>03 Jul</w:t></w:r></w:p></w:tc><w:tc><w:tcPr><w:tcW w:w="1655" w:type="dxa" /><w:tcBorders><w:top w:val="single" w:sz="5" w:space="0" w:color="D7D9DE" /><w:left w:val="single" w:sz="5" w:space="0" w:color="D7D9DE" /><w:bottom w:val="single" w:sz="5" w:space="0" w:color="D7D9DE" /><w:right w:val="single" w:sz="5" w:space="0" w:color="D7D9DE" /></w:tcBorders><w:tcMar><w:top w:w="55" w:type="dxa" /><w:left w:w="70" w:type="dxa" /><w:bottom w:w="55" w:type="dxa" /><w:right w:w="70" w:type="dxa" /></w:tcMar><w:vAlign w:val="center" /></w:tcPr><w:p><w:pPr><w:spacing w:after="0" w:line="240" w:lineRule="auto" /><w:jc w:val="center" /></w:pPr><w:r><w:rPr><w:rFonts w:ascii="Carlito" w:eastAsia="Carlito" w:hAnsi="Carlito" /><w:color w:val="252525" /><w:sz w:val="19" /></w:rPr><w:t>0</w:t></w:r></w:p></w:tc><w:tc><w:tcPr><w:tcW w:w="2664" w:type="dxa" /><w:tcBorders><w:top w:val="single" w:sz="5" w:space="0" w:color="D7D9DE" /><w:left w:val="single" w:sz="5" w:space="0" w:color="D7D9DE" /><w:bottom w:val="single" w:sz="5" w:space="0" w:color="D7D9DE" /><w:right w:val="single" w:sz="5" w:space="0" w:color="D7D9DE" /></w:tcBorders><w:tcMar><w:top w:w="55" w:type="dxa" /><w:left w:w="70" w:type="dxa" /><w:bottom w:w="55" w:type="dxa" /><w:right w:w="70" w:type="dxa" /></w:tcMar><w:vAlign w:val="center" /></w:tcPr><w:p><w:pPr><w:spacing w:after="0" w:line="240" w:lineRule="auto" /><w:jc w:val="center" /></w:pPr><w:r><w:rPr><w:rFonts w:ascii="Carlito" w:eastAsia="Carlito" w:hAnsi="Carlito" /><w:color w:val="252525" /><w:sz w:val="19" /></w:rPr><w:t>10 Jul</w:t></w:r></w:p></w:tc><w:tc><w:tcPr><w:tcW w:w="1655" w:type="dxa" /><w:tcBorders><w:top w:val="single" w:sz="5" w:space="0" w:color="D7D9DE" /><w:left w:val="single" w:sz="5" w:space="0" w:color="D7D9DE" /><w:bottom w:val="single" w:sz="5" w:space="0" w:color="D7D9DE" /><w:right w:val="single" w:sz="5" w:space="0" w:color="D7D9DE" /></w:tcBorders><w:tcMar><w:top w:w="55" w:type="dxa" /><w:left w:w="70" w:type="dxa" /><w:bottom w:w="55" w:type="dxa" /><w:right w:w="70" w:type="dxa" /></w:tcMar><w:vAlign w:val="center" /></w:tcPr><w:p><w:pPr><w:spacing w:after="0" w:line="240" w:lineRule="auto" /><w:jc w:val="center" /></w:pPr><w:r><w:rPr><w:rFonts w:ascii="Carlito" w:eastAsia="Carlito" w:hAnsi="Carlito" /><w:color w:val="252525" /><w:sz w:val="19" /></w:rPr><w:t>0</w:t></w:r></w:p></w:tc></w:tr><w:tr><w:trPr><w:cantSplit /><w:jc w:val="center" /></w:trPr><w:tc><w:tcPr><w:tcW w:w="2664" w:type="dxa" /><w:tcBorders><w:top w:val="single" w:sz="5" w:space="0" w:color="D7D9DE" /><w:left w:val="single" w:sz="5" w:space="0" w:color="D7D9DE" /><w:bottom w:val="single" w:sz="5" w:space="0" w:color="D7D9DE" /><w:right w:val="single" w:sz="5" w:space="0" w:color="D7D9DE" /></w:tcBorders><w:tcMar><w:top w:w="55" w:type="dxa" /><w:left w:w="70" w:type="dxa" /><w:bottom w:w="55" w:type="dxa" /><w:right w:w="70" w:type="dxa" /></w:tcMar><w:vAlign w:val="center" /></w:tcPr><w:p><w:pPr><w:spacing w:after="0" w:line="240" w:lineRule="auto" /><w:jc w:val="center" /></w:pPr><w:r><w:rPr><w:rFonts w:ascii="Carlito" w:eastAsia="Carlito" w:hAnsi="Carlito" /><w:color w:val="252525" /><w:sz w:val="19" /></w:rPr><w:t>04 Jul</w:t></w:r></w:p></w:tc><w:tc><w:tcPr><w:tcW w:w="1655" w:type="dxa" /><w:tcBorders><w:top w:val="single" w:sz="5" w:space="0" w:color="D7D9DE" /><w:left w:val="single" w:sz="5" w:space="0" w:color="D7D9DE" /><w:bottom w:val="single" w:sz="5" w:space="0" w:color="D7D9DE" /><w:right w:val="single" w:sz="5" w:space="0" w:color="D7D9DE" /></w:tcBorders><w:tcMar><w:top w:w="55" w:type="dxa" /><w:left w:w="70" w:type="dxa" /><w:bottom w:w="55" w:type="dxa" /><w:right w:w="70" w:type="dxa" /></w:tcMar><w:vAlign w:val="center" /></w:tcPr><w:p><w:pPr><w:spacing w:after="0" w:line="240" w:lineRule="auto" /><w:jc w:val="center" /></w:pPr><w:r><w:rPr><w:rFonts w:ascii="Carlito" w:eastAsia="Carlito" w:hAnsi="Carlito" /><w:color w:val="252525" /><w:sz w:val="19" /></w:rPr><w:t>11</w:t></w:r></w:p></w:tc><w:tc><w:tcPr><w:tcW w:w="2664" w:type="dxa" /><w:tcBorders><w:top w:val="single" w:sz="5" w:space="0" w:color="D7D9DE" /><w:left w:val="single" w:sz="5" w:space="0" w:color="D7D9DE" /><w:bottom w:val="single" w:sz="5" w:space="0" w:color="D7D9DE" /><w:right w:val="single" w:sz="5" w:space="0" w:color="D7D9DE" /></w:tcBorders><w:tcMar><w:top w:w="55" w:type="dxa" /><w:left w:w="70" w:type="dxa" /><w:bottom w:w="55" w:type="dxa" /><w:right w:w="70" w:type="dxa" /></w:tcMar><w:vAlign w:val="center" /></w:tcPr><w:p><w:pPr><w:spacing w:after="0" w:line="240" w:lineRule="auto" /><w:jc w:val="center" /></w:pPr><w:r><w:rPr><w:rFonts w:ascii="Carlito" w:eastAsia="Carlito" w:hAnsi="Carlito" /><w:color w:val="252525" /><w:sz w:val="19" /></w:rPr><w:t>11 Jul</w:t></w:r></w:p></w:tc><w:tc><w:tcPr><w:tcW w:w="1655" w:type="dxa" /><w:tcBorders><w:top w:val="single" w:sz="5" w:space="0" w:color="D7D9DE" /><w:left w:val="single" w:sz="5" w:space="0" w:color="D7D9DE" /><w:bottom w:val="single" w:sz="5" w:space="0" w:color="D7D9DE" /><w:right w:val="single" w:sz="5" w:space="0" w:color="D7D9DE" /></w:tcBorders><w:tcMar><w:top w:w="55" w:type="dxa" /><w:left w:w="70" w:type="dxa" /><w:bottom w:w="55" w:type="dxa" /><w:right w:w="70" w:type="dxa" /></w:tcMar><w:vAlign w:val="center" /></w:tcPr><w:p><w:pPr><w:spacing w:after="0" w:line="240" w:lineRule="auto" /><w:jc w:val="center" /></w:pPr><w:r><w:rPr><w:rFonts w:ascii="Carlito" w:eastAsia="Carlito" w:hAnsi="Carlito" /><w:color w:val="252525" /><w:sz w:val="19" /></w:rPr><w:t>16</w:t></w:r></w:p></w:tc></w:tr><w:tr><w:trPr><w:cantSplit /><w:jc w:val="center" /></w:trPr><w:tc><w:tcPr><w:tcW w:w="2664" w:type="dxa" /><w:tcBorders><w:top w:val="single" w:sz="5" w:space="0" w:color="D7D9DE" /><w:left w:val="single" w:sz="5" w:space="0" w:color="D7D9DE" /><w:bottom w:val="single" w:sz="5" w:space="0" w:color="D7D9DE" /><w:right w:val="single" w:sz="5" w:space="0" w:color="D7D9DE" /></w:tcBorders><w:tcMar><w:top w:w="55" w:type="dxa" /><w:left w:w="70" w:type="dxa" /><w:bottom w:w="55" w:type="dxa" /><w:right w:w="70" w:type="dxa" /></w:tcMar><w:vAlign w:val="center" /></w:tcPr><w:p><w:pPr><w:spacing w:after="0" w:line="240" w:lineRule="auto" /><w:jc w:val="center" /></w:pPr><w:r><w:rPr><w:rFonts w:ascii="Carlito" w:eastAsia="Carlito" w:hAnsi="Carlito" /><w:color w:val="252525" /><w:sz w:val="19" /></w:rPr><w:t>05 Jul</w:t></w:r></w:p></w:tc><w:tc><w:tcPr><w:tcW w:w="1655" w:type="dxa" /><w:tcBorders><w:top w:val="single" w:sz="5" w:space="0" w:color="D7D9DE" /><w:left w:val="single" w:sz="5" w:space="0" w:color="D7D9DE" /><w:bottom w:val="single" w:sz="5" w:space="0" w:color="D7D9DE" /><w:right w:val="single" w:sz="5" w:space="0" w:color="D7D9DE" /></w:tcBorders><w:tcMar><w:top w:w="55" w:type="dxa" /><w:left w:w="70" w:type="dxa" /><w:bottom w:w="55" w:type="dxa" /><w:right w:w="70" w:type="dxa" /></w:tcMar><w:vAlign w:val="center" /></w:tcPr><w:p><w:pPr><w:spacing w:after="0" w:line="240" w:lineRule="auto" /><w:jc w:val="center" /></w:pPr><w:r><w:rPr><w:rFonts w:ascii="Carlito" w:eastAsia="Carlito" w:hAnsi="Carlito" /><w:color w:val="252525" /><w:sz w:val="19" /></w:rPr><w:t>18</w:t></w:r></w:p></w:tc><w:tc><w:tcPr><w:tcW w:w="2664" w:type="dxa" /><w:tcBorders><w:top w:val="single" w:sz="5" w:space="0" w:color="D7D9DE" /><w:left w:val="single" w:sz="5" w:space="0" w:color="D7D9DE" /><w:bottom w:val="single" w:sz="5" w:space="0" w:color="D7D9DE" /><w:right w:val="single" w:sz="5" w:space="0" w:color="D7D9DE" /></w:tcBorders><w:tcMar><w:top w:w="55" w:type="dxa" /><w:left w:w="70" w:type="dxa" /><w:bottom w:w="55" w:type="dxa" /><w:right w:w="70" w:type="dxa" /></w:tcMar><w:vAlign w:val="center" /></w:tcPr><w:p><w:pPr><w:spacing w:after="0" w:line="240" w:lineRule="auto" /><w:jc w:val="center" /></w:pPr><w:r><w:rPr><w:rFonts w:ascii="Carlito" w:eastAsia="Carlito" w:hAnsi="Carlito" /><w:color w:val="252525" /><w:sz w:val="19" /></w:rPr><w:t>12 Jul</w:t></w:r></w:p></w:tc><w:tc><w:tcPr><w:tcW w:w="1655" w:type="dxa" /><w:tcBorders><w:top w:val="single" w:sz="5" w:space="0" w:color="D7D9DE" /><w:left w:val="single" w:sz="5" w:space="0" w:color="D7D9DE" /><w:bottom w:val="single" w:sz="5" w:space="0" w:color="D7D9DE" /><w:right w:val="single" w:sz="5" w:space="0" w:color="D7D9DE" /></w:tcBorders><w:tcMar><w:top w:w="55" w:type="dxa" /><w:left w:w="70" w:type="dxa" /><w:bottom w:w="55" w:type="dxa" /><w:right w:w="70" w:type="dxa" /></w:tcMar><w:vAlign w:val="center" /></w:tcPr><w:p><w:pPr><w:spacing w:after="0" w:line="240" w:lineRule="auto" /><w:jc w:val="center" /></w:pPr><w:r><w:rPr><w:rFonts w:ascii="Carlito" w:eastAsia="Carlito" w:hAnsi="Carlito" /><w:color w:val="252525" /><w:sz w:val="19" /></w:rPr><w:t>19</w:t></w:r></w:p></w:tc></w:tr><w:tr><w:trPr><w:cantSplit /><w:jc w:val="center" /></w:trPr><w:tc><w:tcPr><w:tcW w:w="2664" w:type="dxa" /><w:tcBorders><w:top w:val="single" w:sz="5" w:space="0" w:color="D7D9DE" /><w:left w:val="single" w:sz="5" w:space="0" w:color="D7D9DE" /><w:bottom w:val="single" w:sz="5" w:space="0" w:color="D7D9DE" /><w:right w:val="single" w:sz="5" w:space="0" w:color="D7D9DE" /></w:tcBorders><w:tcMar><w:top w:w="55" w:type="dxa" /><w:left w:w="70" w:type="dxa" /><w:bottom w:w="55" w:type="dxa" /><w:right w:w="70" w:type="dxa" /></w:tcMar><w:vAlign w:val="center" /></w:tcPr><w:p><w:pPr><w:spacing w:after="0" w:line="240" w:lineRule="auto" /><w:jc w:val="center" /></w:pPr><w:r><w:rPr><w:rFonts w:ascii="Carlito" w:eastAsia="Carlito" w:hAnsi="Carlito" /><w:color w:val="252525" /><w:sz w:val="19" /></w:rPr><w:t>06 Jul</w:t></w:r></w:p></w:tc><w:tc><w:tcPr><w:tcW w:w="1655" w:type="dxa" /><w:tcBorders><w:top w:val="single" w:sz="5" w:space="0" w:color="D7D9DE" /><w:left w:val="single" w:sz="5" w:space="0" w:color="D7D9DE" /><w:bottom w:val="single" w:sz="5" w:space="0" w:color="D7D9DE" /><w:right w:val="single" w:sz="5" w:space="0" w:color="D7D9DE" /></w:tcBorders><w:tcMar><w:top w:w="55" w:type="dxa" /><w:left w:w="70" w:type="dxa" /><w:bottom w:w="55" w:type="dxa" /><w:right w:w="70" w:type="dxa" /></w:tcMar><w:vAlign w:val="center" /></w:tcPr><w:p><w:pPr><w:spacing w:after="0" w:line="240" w:lineRule="auto" /><w:jc w:val="center" /></w:pPr><w:r><w:rPr><w:rFonts w:ascii="Carlito" w:eastAsia="Carlito" w:hAnsi="Carlito" /><w:color w:val="252525" /><w:sz w:val="19" /></w:rPr><w:t>22</w:t></w:r></w:p></w:tc><w:tc><w:tcPr><w:tcW w:w="2664" w:type="dxa" /><w:tcBorders><w:top w:val="single" w:sz="5" w:space="0" w:color="D7D9DE" /><w:left w:val="single" w:sz="5" w:space="0" w:color="D7D9DE" /><w:bottom w:val="single" w:sz="5" w:space="0" w:color="D7D9DE" /><w:right w:val="single" w:sz="5" w:space="0" w:color="D7D9DE" /></w:tcBorders><w:tcMar><w:top w:w="55" w:type="dxa" /><w:left w:w="70" w:type="dxa" /><w:bottom w:w="55" w:type="dxa" /><w:right w:w="70" w:type="dxa" /></w:tcMar><w:vAlign w:val="center" /></w:tcPr><w:p><w:pPr><w:spacing w:after="0" w:line="240" w:lineRule="auto" /><w:jc w:val="center" /></w:pPr><w:r><w:rPr><w:rFonts w:ascii="Carlito" w:eastAsia="Carlito" w:hAnsi="Carlito" /><w:color w:val="252525" /><w:sz w:val="19" /></w:rPr><w:t>13 Jul</w:t></w:r></w:p></w:tc><w:tc><w:tcPr><w:tcW w:w="1655" w:type="dxa" /><w:tcBorders><w:top w:val="single" w:sz="5" w:space="0" w:color="D7D9DE" /><w:left w:val="single" w:sz="5" w:space="0" w:color="D7D9DE" /><w:bottom w:val="single" w:sz="5" w:space="0" w:color="D7D9DE" /><w:right w:val="single" w:sz="5" w:space="0" w:color="D7D9DE" /></w:tcBorders><w:tcMar><w:top w:w="55" w:type="dxa" /><w:left w:w="70" w:type="dxa" /><w:bottom w:w="55" w:type="dxa" /><w:right w:w="70" w:type="dxa" /></w:tcMar><w:vAlign w:val="center" /></w:tcPr><w:p><w:pPr><w:spacing w:after="0" w:line="240" w:lineRule="auto" /><w:jc w:val="center" /></w:pPr><w:r><w:rPr><w:rFonts w:ascii="Carlito" w:eastAsia="Carlito" w:hAnsi="Carlito" /><w:color w:val="252525" /><w:sz w:val="19" /></w:rPr><w:t>24</w:t></w:r></w:p></w:tc></w:tr><w:tr><w:trPr><w:cantSplit /><w:jc w:val="center" /></w:trPr><w:tc><w:tcPr><w:tcW w:w="2664" w:type="dxa" /><w:tcBorders><w:top w:val="single" w:sz="5" w:space="0" w:color="D7D9DE" /><w:left w:val="single" w:sz="5" w:space="0" w:color="D7D9DE" /><w:bottom w:val="single" w:sz="5" w:space="0" w:color="D7D9DE" /><w:right w:val="single" w:sz="5" w:space="0" w:color="D7D9DE" /></w:tcBorders><w:tcMar><w:top w:w="55" w:type="dxa" /><w:left w:w="70" w:type="dxa" /><w:bottom w:w="55" w:type="dxa" /><w:right w:w="70" w:type="dxa" /></w:tcMar><w:vAlign w:val="center" /></w:tcPr><w:p><w:pPr><w:spacing w:after="0" w:line="240" w:lineRule="auto" /><w:jc w:val="center" /></w:pPr><w:r><w:rPr><w:rFonts w:ascii="Carlito" w:eastAsia="Carlito" w:hAnsi="Carlito" /><w:color w:val="252525" /><w:sz w:val="19" /></w:rPr><w:t>07 Jul</w:t></w:r></w:p></w:tc><w:tc><w:tcPr><w:tcW w:w="1655" w:type="dxa" /><w:tcBorders><w:top w:val="single" w:sz="5" w:space="0" w:color="D7D9DE" /><w:left w:val="single" w:sz="5" w:space="0" w:color="D7D9DE" /><w:bottom w:val="single" w:sz="5" w:space="0" w:color="D7D9DE" /><w:right w:val="single" w:sz="5" w:space="0" w:color="D7D9DE" /></w:tcBorders><w:tcMar><w:top w:w="55" w:type="dxa" /><w:left w:w="70" w:type="dxa" /><w:bottom w:w="55" w:type="dxa" /><w:right w:w="70" w:type="dxa" /></w:tcMar><w:vAlign w:val="center" /></w:tcPr><w:p><w:pPr><w:spacing w:after="0" w:line="240" w:lineRule="auto" /><w:jc w:val="center" /></w:pPr><w:r><w:rPr><w:rFonts w:ascii="Carlito" w:eastAsia="Carlito" w:hAnsi="Carlito" /><w:color w:val="252525" /><w:sz w:val="19" /></w:rPr><w:t>25</w:t></w:r></w:p></w:tc><w:tc><w:tcPr><w:tcW w:w="2664" w:type="dxa" /><w:tcBorders><w:top w:val="single" w:sz="5" w:space="0" w:color="D7D9DE" /><w:left w:val="single" w:sz="5" w:space="0" w:color="D7D9DE" /><w:bottom w:val="single" w:sz="5" w:space="0" w:color="D7D9DE" /><w:right w:val="single" w:sz="5" w:space="0" w:color="D7D9DE" /></w:tcBorders><w:tcMar><w:top w:w="55" w:type="dxa" /><w:left w:w="70" w:type="dxa" /><w:bottom w:w="55" w:type="dxa" /><w:right w:w="70" w:type="dxa" /></w:tcMar><w:vAlign w:val="center" /></w:tcPr><w:p><w:pPr><w:spacing w:after="0" w:line="240" w:lineRule="auto" /><w:jc w:val="center" /></w:pPr><w:r><w:rPr><w:rFonts w:ascii="Carlito" w:eastAsia="Carlito" w:hAnsi="Carlito" /><w:color w:val="252525" /><w:sz w:val="19" /></w:rPr><w:t>14 Jul</w:t></w:r></w:p></w:tc><w:tc><w:tcPr><w:tcW w:w="1655" w:type="dxa" /><w:tcBorders><w:top w:val="single" w:sz="5" w:space="0" w:color="D7D9DE" /><w:left w:val="single" w:sz="5" w:space="0" w:color="D7D9DE" /><w:bottom w:val="single" w:sz="5" w:space="0" w:color="D7D9DE" /><w:right w:val="single" w:sz="5" w:space="0" w:color="D7D9DE" /></w:tcBorders><w:tcMar><w:top w:w="55" w:type="dxa" /><w:left w:w="70" w:type="dxa" /><w:bottom w:w="55" w:type="dxa" /><w:right w:w="70" w:type="dxa" /></w:tcMar><w:vAlign w:val="center" /></w:tcPr><w:p><w:pPr><w:spacing w:after="0" w:line="240" w:lineRule="auto" /><w:jc w:val="center" /></w:pPr><w:r><w:rPr><w:rFonts w:ascii="Carlito" w:eastAsia="Carlito" w:hAnsi="Carlito" /><w:color w:val="252525" /><w:sz w:val="19" /></w:rPr><w:t>28</w:t></w:r></w:p></w:tc></w:tr></w:tbl><w:p><w:pPr><w:pStyle w:val="ReportSubheading" /></w:pPr><w:r><w:t>Output once the seven-day window is complete</w:t></w:r></w:p><w:tbl><w:tblPr><w:tblW w:w="0" w:type="auto" /><w:jc w:val="center" /><w:tblLayout w:type="fixed" /><w:tblLook w:val="04A0" w:firstRow="1" w:lastRow="0" w:firstColumn="1" w:lastColumn="0" w:noHBand="0" w:noVBand="1" /></w:tblPr><w:tblGrid><w:gridCol w:w="1800" /><w:gridCol w:w="1512" /><w:gridCol w:w="2044" /><w:gridCol w:w="2232" /><w:gridCol w:w="2088" /></w:tblGrid><w:tr><w:trPr><w:cantSplit /><w:tblHeader /><w:jc w:val="center" /></w:trPr><w:tc><w:tcPr><w:tcW w:w="1800" w:type="dxa" /><w:tcBorders><w:top w:val="single" w:sz="5" w:space="0" w:color="D7D9DE" /><w:left w:val="single" w:sz="5" w:space="0" w:color="D7D9DE" /><w:bottom w:val="single" w:sz="5" w:space="0" w:color="D7D9DE" /><w:right w:val="single" w:sz="5" w:space="0" w:color="D7D9DE" /></w:tcBorders><w:tcMar><w:top w:w="55" w:type="dxa" /><w:left w:w="70" w:type="dxa" /><w:bottom w:w="55" w:type="dxa" /><w:right w:w="70" w:type="dxa" /></w:tcMar><w:vAlign w:val="center" /></w:tcPr><w:p><w:pPr><w:spacing w:after="0" w:line="240" w:lineRule="auto" /><w:jc w:val="center" /></w:pPr><w:r><w:rPr><w:rFonts w:ascii="Carlito" w:eastAsia="Carlito" w:hAnsi="Carlito" /><w:b /><w:color w:val="1C1C1C" /><w:sz w:val="19" /></w:rPr><w:t>Date</w:t></w:r></w:p></w:tc><w:tc><w:tcPr><w:tcW w:w="1512" w:type="dxa" /><w:tcBorders><w:top w:val="single" w:sz="5" w:space="0" w:color="D7D9DE" /><w:left w:val="single" w:sz="5" w:space="0" w:color="D7D9DE" /><w:bottom w:val="single" w:sz="5" w:space="0" w:color="D7D9DE" /><w:right w:val="single" w:sz="5" w:space="0" w:color="D7D9DE" /></w:tcBorders><w:tcMar><w:top w:w="55" w:type="dxa" /><w:left w:w="70" w:type="dxa" /><w:bottom w:w="55" w:type="dxa" /><w:right w:w="70" w:type="dxa" /></w:tcMar><w:vAlign w:val="center" /></w:tcPr><w:p><w:pPr><w:spacing w:after="0" w:line="240" w:lineRule="auto" /><w:jc w:val="center" /></w:pPr><w:r><w:rPr><w:rFonts w:ascii="Carlito" w:eastAsia="Carlito" w:hAnsi="Carlito" /><w:b /><w:color w:val="1C1C1C" /><w:sz w:val="19" /></w:rPr><w:t>Loans</w:t></w:r></w:p></w:tc><w:tc><w:tcPr><w:tcW w:w="2044" w:type="dxa" /><w:tcBorders><w:top w:val="single" w:sz="5" w:space="0" w:color="D7D9DE" /><w:left w:val="single" w:sz="5" w:space="0" w:color="D7D9DE" /><w:bottom w:val="single" w:sz="5" w:space="0" w:color="D7D9DE" /><w:right w:val="single" w:sz="5" w:space="0" w:color="D7D9DE" /></w:tcBorders><w:tcMar><w:top w:w="55" w:type="dxa" /><w:left w:w="70" w:type="dxa" /><w:bottom w:w="55" w:type="dxa" /><w:right w:w="70" w:type="dxa" /></w:tcMar><w:vAlign w:val="center" /></w:tcPr><w:p><w:pPr><w:spacing w:after="0" w:line="240" w:lineRule="auto" /><w:jc w:val="center" /></w:pPr><w:r><w:rPr><w:rFonts w:ascii="Carlito" w:eastAsia="Carlito" w:hAnsi="Carlito" /><w:b /><w:color w:val="1C1C1C" /><w:sz w:val="19" /></w:rPr><w:t>Rolling 7d</w:t></w:r></w:p></w:tc><w:tc><w:tcPr><w:tcW w:w="2232" w:type="dxa" /><w:tcBorders><w:top w:val="single" w:sz="5" w:space="0" w:color="D7D9DE" /><w:left w:val="single" w:sz="5" w:space="0" w:color="D7D9DE" /><w:bottom w:val="single" w:sz="5" w:space="0" w:color="D7D9DE" /><w:right w:val="single" w:sz="5" w:space="0" w:color="D7D9DE" /></w:tcBorders><w:tcMar><w:top w:w="55" w:type="dxa" /><w:left w:w="70" w:type="dxa" /><w:bottom w:w="55" w:type="dxa" /><w:right w:w="70" w:type="dxa" /></w:tcMar><w:vAlign w:val="center" /></w:tcPr><w:p><w:pPr><w:spacing w:after="0" w:line="240" w:lineRule="auto" /><w:jc w:val="center" /></w:pPr><w:r><w:rPr><w:rFonts w:ascii="Carlito" w:eastAsia="Carlito" w:hAnsi="Carlito" /><w:b /><w:color w:val="1C1C1C" /><w:sz w:val="19" /></w:rPr><w:t>Average 7d</w:t></w:r></w:p></w:tc><w:tc><w:tcPr><w:tcW w:w="2088" w:type="dxa" /><w:tcBorders><w:top w:val="single" w:sz="5" w:space="0" w:color="D7D9DE" /><w:left w:val="single" w:sz="5" w:space="0" w:color="D7D9DE" /><w:bottom w:val="single" w:sz="5" w:space="0" w:color="D7D9DE" /><w:right w:val="single" w:sz="5" w:space="0" w:color="D7D9DE" /></w:tcBorders><w:tcMar><w:top w:w="55" w:type="dxa" /><w:left w:w="70" w:type="dxa" /><w:bottom w:w="55" w:type="dxa" /><w:right w:w="70" w:type="dxa" /></w:tcMar><w:vAlign w:val="center" /></w:tcPr><w:p><w:pPr><w:spacing w:after="0" w:line="240" w:lineRule="auto" /><w:jc w:val="center" /></w:pPr><w:r><w:rPr><w:rFonts w:ascii="Carlito" w:eastAsia="Carlito" w:hAnsi="Carlito" /><w:b /><w:color w:val="1C1C1C" /><w:sz w:val="19" /></w:rPr><w:t>Day change</w:t></w:r></w:p></w:tc></w:tr><w:tr><w:trPr><w:cantSplit /><w:jc w:val="center" /></w:trPr><w:tc><w:tcPr><w:tcW w:w="1800" w:type="dxa" /><w:tcBorders><w:top w:val="single" w:sz="5" w:space="0" w:color="D7D9DE" /><w:left w:val="single" w:sz="5" w:space="0" w:color="D7D9DE" /><w:bottom w:val="single" w:sz="5" w:space="0" w:color="D7D9DE" /><w:right w:val="single" w:sz="5" w:space="0" w:color="D7D9DE" /></w:tcBorders><w:tcMar><w:top w:w="55" w:type="dxa" /><w:left w:w="70" w:type="dxa" /><w:bottom w:w="55" w:type="dxa" /><w:right w:w="70" w:type="dxa" /></w:tcMar><w:vAlign w:val="center" /></w:tcPr><w:p><w:pPr><w:spacing w:after="0" w:line="240" w:lineRule="auto" /><w:jc w:val="center" /></w:pPr><w:r><w:rPr><w:rFonts w:ascii="Carlito" w:eastAsia="Carlito" w:hAnsi="Carlito" /><w:color w:val="252525" /><w:sz w:val="18" /></w:rPr><w:t>08 Jul</w:t></w:r></w:p></w:tc><w:tc><w:tcPr><w:tcW w:w="1512" w:type="dxa" /><w:tcBorders><w:top w:val="single" w:sz="5" w:space="0" w:color="D7D9DE" /><w:left w:val="single" w:sz="5" w:space="0" w:color="D7D9DE" /><w:bottom w:val="single" w:sz="5" w:space="0" w:color="D7D9DE" /><w:right w:val="single" w:sz="5" w:space="0" w:color="D7D9DE" /></w:tcBorders><w:tcMar><w:top w:w="55" w:type="dxa" /><w:left w:w="70" w:type="dxa" /><w:bottom w:w="55" w:type="dxa" /><w:right w:w="70" w:type="dxa" /></w:tcMar><w:vAlign w:val="center" /></w:tcPr><w:p><w:pPr><w:spacing w:after="0" w:line="240" w:lineRule="auto" /><w:jc w:val="center" /></w:pPr><w:r><w:rPr><w:rFonts w:ascii="Carlito" w:eastAsia="Carlito" w:hAnsi="Carlito" /><w:color w:val="252525" /><w:sz w:val="18" /></w:rPr><w:t>6</w:t></w:r></w:p></w:tc><w:tc><w:tcPr><w:tcW w:w="2044" w:type="dxa" /><w:tcBorders><w:top w:val="single" w:sz="5" w:space="0" w:color="D7D9DE" /><w:left w:val="single" w:sz="5" w:space="0" w:color="D7D9DE" /><w:bottom w:val="single" w:sz="5" w:space="0" w:color="D7D9DE" /><w:right w:val="single" w:sz="5" w:space="0" w:color="D7D9DE" /></w:tcBorders><w:tcMar><w:top w:w="55" w:type="dxa" /><w:left w:w="70" w:type="dxa" /><w:bottom w:w="55" w:type="dxa" /><w:right w:w="70" w:type="dxa" /></w:tcMar><w:vAlign w:val="center" /></w:tcPr><w:p><w:pPr><w:spacing w:after="0" w:line="240" w:lineRule="auto" /><w:jc w:val="center" /></w:pPr><w:r><w:rPr><w:rFonts w:ascii="Carlito" w:eastAsia="Carlito" w:hAnsi="Carlito" /><w:color w:val="252525" /><w:sz w:val="18" /></w:rPr><w:t>91</w:t></w:r></w:p></w:tc><w:tc><w:tcPr><w:tcW w:w="2232" w:type="dxa" /><w:tcBorders><w:top w:val="single" w:sz="5" w:space="0" w:color="D7D9DE" /><w:left w:val="single" w:sz="5" w:space="0" w:color="D7D9DE" /><w:bottom w:val="single" w:sz="5" w:space="0" w:color="D7D9DE" /><w:right w:val="single" w:sz="5" w:space="0" w:color="D7D9DE" /></w:tcBorders><w:tcMar><w:top w:w="55" w:type="dxa" /><w:left w:w="70" w:type="dxa" /><w:bottom w:w="55" w:type="dxa" /><w:right w:w="70" w:type="dxa" /></w:tcMar><w:vAlign w:val="center" /></w:tcPr><w:p><w:pPr><w:spacing w:after="0" w:line="240" w:lineRule="auto" /><w:jc w:val="center" /></w:pPr><w:r><w:rPr><w:rFonts w:ascii="Carlito" w:eastAsia="Carlito" w:hAnsi="Carlito" /><w:color w:val="252525" /><w:sz w:val="18" /></w:rPr><w:t>13.00</w:t></w:r></w:p></w:tc><w:tc><w:tcPr><w:tcW w:w="2088" w:type="dxa" /><w:tcBorders><w:top w:val="single" w:sz="5" w:space="0" w:color="D7D9DE" /><w:left w:val="single" w:sz="5" w:space="0" w:color="D7D9DE" /><w:bottom w:val="single" w:sz="5" w:space="0" w:color="D7D9DE" /><w:right w:val="single" w:sz="5" w:space="0" w:color="D7D9DE" /></w:tcBorders><w:tcMar><w:top w:w="55" w:type="dxa" /><w:left w:w="70" w:type="dxa" /><w:bottom w:w="55" w:type="dxa" /><w:right w:w="70" w:type="dxa" /></w:tcMar><w:vAlign w:val="center" /></w:tcPr><w:p><w:pPr><w:spacing w:after="0" w:line="240" w:lineRule="auto" /><w:jc w:val="center" /></w:pPr><w:r><w:rPr><w:rFonts w:ascii="Carlito" w:eastAsia="Carlito" w:hAnsi="Carlito" /><w:color w:val="252525" /><w:sz w:val="18" /></w:rPr><w:t>-19</w:t></w:r></w:p></w:tc></w:tr><w:tr><w:trPr><w:cantSplit /><w:jc w:val="center" /></w:trPr><w:tc><w:tcPr><w:tcW w:w="1800" w:type="dxa" /><w:tcBorders><w:top w:val="single" w:sz="5" w:space="0" w:color="D7D9DE" /><w:left w:val="single" w:sz="5" w:space="0" w:color="D7D9DE" /><w:bottom w:val="single" w:sz="5" w:space="0" w:color="D7D9DE" /><w:right w:val="single" w:sz="5" w:space="0" w:color="D7D9DE" /></w:tcBorders><w:tcMar><w:top w:w="55" w:type="dxa" /><w:left w:w="70" w:type="dxa" /><w:bottom w:w="55" w:type="dxa" /><w:right w:w="70" w:type="dxa" /></w:tcMar><w:vAlign w:val="center" /></w:tcPr><w:p><w:pPr><w:spacing w:after="0" w:line="240" w:lineRule="auto" /><w:jc w:val="center" /></w:pPr><w:r><w:rPr><w:rFonts w:ascii="Carlito" w:eastAsia="Carlito" w:hAnsi="Carlito" /><w:color w:val="252525" /><w:sz w:val="18" /></w:rPr><w:t>09 Jul</w:t></w:r></w:p></w:tc><w:tc><w:tcPr><w:tcW w:w="1512" w:type="dxa" /><w:tcBorders><w:top w:val="single" w:sz="5" w:space="0" w:color="D7D9DE" /><w:left w:val="single" w:sz="5" w:space="0" w:color="D7D9DE" /><w:bottom w:val="single" w:sz="5" w:space="0" w:color="D7D9DE" /><w:right w:val="single" w:sz="5" w:space="0" w:color="D7D9DE" /></w:tcBorders><w:tcMar><w:top w:w="55" w:type="dxa" /><w:left w:w="70" w:type="dxa" /><w:bottom w:w="55" w:type="dxa" /><w:right w:w="70" w:type="dxa" /></w:tcMar><w:vAlign w:val="center" /></w:tcPr><w:p><w:pPr><w:spacing w:after="0" w:line="240" w:lineRule="auto" /><w:jc w:val="center" /></w:pPr><w:r><w:rPr><w:rFonts w:ascii="Carlito" w:eastAsia="Carlito" w:hAnsi="Carlito" /><w:color w:val="252525" /><w:sz w:val="18" /></w:rPr><w:t>8</w:t></w:r></w:p></w:tc><w:tc><w:tcPr><w:tcW w:w="2044" w:type="dxa" /><w:tcBorders><w:top w:val="single" w:sz="5" w:space="0" w:color="D7D9DE" /><w:left w:val="single" w:sz="5" w:space="0" w:color="D7D9DE" /><w:bottom w:val="single" w:sz="5" w:space="0" w:color="D7D9DE" /><w:right w:val="single" w:sz="5" w:space="0" w:color="D7D9DE" /></w:tcBorders><w:tcMar><w:top w:w="55" w:type="dxa" /><w:left w:w="70" w:type="dxa" /><w:bottom w:w="55" w:type="dxa" /><w:right w:w="70" w:type="dxa" /></w:tcMar><w:vAlign w:val="center" /></w:tcPr><w:p><w:pPr><w:spacing w:after="0" w:line="240" w:lineRule="auto" /><w:jc w:val="center" /></w:pPr><w:r><w:rPr><w:rFonts w:ascii="Carlito" w:eastAsia="Carlito" w:hAnsi="Carlito" /><w:color w:val="252525" /><w:sz w:val="18" /></w:rPr><w:t>90</w:t></w:r></w:p></w:tc><w:tc><w:tcPr><w:tcW w:w="2232" w:type="dxa" /><w:tcBorders><w:top w:val="single" w:sz="5" w:space="0" w:color="D7D9DE" /><w:left w:val="single" w:sz="5" w:space="0" w:color="D7D9DE" /><w:bottom w:val="single" w:sz="5" w:space="0" w:color="D7D9DE" /><w:right w:val="single" w:sz="5" w:space="0" w:color="D7D9DE" /></w:tcBorders><w:tcMar><w:top w:w="55" w:type="dxa" /><w:left w:w="70" w:type="dxa" /><w:bottom w:w="55" w:type="dxa" /><w:right w:w="70" w:type="dxa" /></w:tcMar><w:vAlign w:val="center" /></w:tcPr><w:p><w:pPr><w:spacing w:after="0" w:line="240" w:lineRule="auto" /><w:jc w:val="center" /></w:pPr><w:r><w:rPr><w:rFonts w:ascii="Carlito" w:eastAsia="Carlito" w:hAnsi="Carlito" /><w:color w:val="252525" /><w:sz w:val="18" /></w:rPr><w:t>12.86</w:t></w:r></w:p></w:tc><w:tc><w:tcPr><w:tcW w:w="2088" w:type="dxa" /><w:tcBorders><w:top w:val="single" w:sz="5" w:space="0" w:color="D7D9DE" /><w:left w:val="single" w:sz="5" w:space="0" w:color="D7D9DE" /><w:bottom w:val="single" w:sz="5" w:space="0" w:color="D7D9DE" /><w:right w:val="single" w:sz="5" w:space="0" w:color="D7D9DE" /></w:tcBorders><w:tcMar><w:top w:w="55" w:type="dxa" /><w:left w:w="70" w:type="dxa" /><w:bottom w:w="55" w:type="dxa" /><w:right w:w="70" w:type="dxa" /></w:tcMar><w:vAlign w:val="center" /></w:tcPr><w:p><w:pPr><w:spacing w:after="0" w:line="240" w:lineRule="auto" /><w:jc w:val="center" /></w:pPr><w:r><w:rPr><w:rFonts w:ascii="Carlito" w:eastAsia="Carlito" w:hAnsi="Carlito" /><w:color w:val="252525" /><w:sz w:val="18" /></w:rPr><w:t>+2</w:t></w:r></w:p></w:tc></w:tr><w:tr><w:trPr><w:cantSplit /><w:jc w:val="center" /></w:trPr><w:tc><w:tcPr><w:tcW w:w="1800" w:type="dxa" /><w:tcBorders><w:top w:val="single" w:sz="5" w:space="0" w:color="D7D9DE" /><w:left w:val="single" w:sz="5" w:space="0" w:color="D7D9DE" /><w:bottom w:val="single" w:sz="5" w:space="0" w:color="D7D9DE" /><w:right w:val="single" w:sz="5" w:space="0" w:color="D7D9DE" /></w:tcBorders><w:tcMar><w:top w:w="55" w:type="dxa" /><w:left w:w="70" w:type="dxa" /><w:bottom w:w="55" w:type="dxa" /><w:right w:w="70" w:type="dxa" /></w:tcMar><w:vAlign w:val="center" /></w:tcPr><w:p><w:pPr><w:spacing w:after="0" w:line="240" w:lineRule="auto" /><w:jc w:val="center" /></w:pPr><w:r><w:rPr><w:rFonts w:ascii="Carlito" w:eastAsia="Carlito" w:hAnsi="Carlito" /><w:color w:val="252525" /><w:sz w:val="18" /></w:rPr><w:t>10 Jul</w:t></w:r></w:p></w:tc><w:tc><w:tcPr><w:tcW w:w="1512" w:type="dxa" /><w:tcBorders><w:top w:val="single" w:sz="5" w:space="0" w:color="D7D9DE" /><w:left w:val="single" w:sz="5" w:space="0" w:color="D7D9DE" /><w:bottom w:val="single" w:sz="5" w:space="0" w:color="D7D9DE" /><w:right w:val="single" w:sz="5" w:space="0" w:color="D7D9DE" /></w:tcBorders><w:tcMar><w:top w:w="55" w:type="dxa" /><w:left w:w="70" w:type="dxa" /><w:bottom w:w="55" w:type="dxa" /><w:right w:w="70" w:type="dxa" /></w:tcMar><w:vAlign w:val="center" /></w:tcPr><w:p><w:pPr><w:spacing w:after="0" w:line="240" w:lineRule="auto" /><w:jc w:val="center" /></w:pPr><w:r><w:rPr><w:rFonts w:ascii="Carlito" w:eastAsia="Carlito" w:hAnsi="Carlito" /><w:color w:val="252525" /><w:sz w:val="18" /></w:rPr><w:t>0</w:t></w:r></w:p></w:tc><w:tc><w:tcPr><w:tcW w:w="2044" w:type="dxa" /><w:tcBorders><w:top w:val="single" w:sz="5" w:space="0" w:color="D7D9DE" /><w:left w:val="single" w:sz="5" w:space="0" w:color="D7D9DE" /><w:bottom w:val="single" w:sz="5" w:space="0" w:color="D7D9DE" /><w:right w:val="single" w:sz="5" w:space="0" w:color="D7D9DE" /></w:tcBorders><w:tcMar><w:top w:w="55" w:type="dxa" /><w:left w:w="70" w:type="dxa" /><w:bottom w:w="55" w:type="dxa" /><w:right w:w="70" w:type="dxa" /></w:tcMar><w:vAlign w:val="center" /></w:tcPr><w:p><w:pPr><w:spacing w:after="0" w:line="240" w:lineRule="auto" /><w:jc w:val="center" /></w:pPr><w:r><w:rPr><w:rFonts w:ascii="Carlito" w:eastAsia="Carlito" w:hAnsi="Carlito" /><w:color w:val="252525" /><w:sz w:val="18" /></w:rPr><w:t>90</w:t></w:r></w:p></w:tc><w:tc><w:tcPr><w:tcW w:w="2232" w:type="dxa" /><w:tcBorders><w:top w:val="single" w:sz="5" w:space="0" w:color="D7D9DE" /><w:left w:val="single" w:sz="5" w:space="0" w:color="D7D9DE" /><w:bottom w:val="single" w:sz="5" w:space="0" w:color="D7D9DE" /><w:right w:val="single" w:sz="5" w:space="0" w:color="D7D9DE" /></w:tcBorders><w:tcMar><w:top w:w="55" w:type="dxa" /><w:left w:w="70" w:type="dxa" /><w:bottom w:w="55" w:type="dxa" /><w:right w:w="70" w:type="dxa" /></w:tcMar><w:vAlign w:val="center" /></w:tcPr><w:p><w:pPr><w:spacing w:after="0" w:line="240" w:lineRule="auto" /><w:jc w:val="center" /></w:pPr><w:r><w:rPr><w:rFonts w:ascii="Carlito" w:eastAsia="Carlito" w:hAnsi="Carlito" /><w:color w:val="252525" /><w:sz w:val="18" /></w:rPr><w:t>12.86</w:t></w:r></w:p></w:tc><w:tc><w:tcPr><w:tcW w:w="2088" w:type="dxa" /><w:tcBorders><w:top w:val="single" w:sz="5" w:space="0" w:color="D7D9DE" /><w:left w:val="single" w:sz="5" w:space="0" w:color="D7D9DE" /><w:bottom w:val="single" w:sz="5" w:space="0" w:color="D7D9DE" /><w:right w:val="single" w:sz="5" w:space="0" w:color="D7D9DE" /></w:tcBorders><w:tcMar><w:top w:w="55" w:type="dxa" /><w:left w:w="70" w:type="dxa" /><w:bottom w:w="55" w:type="dxa" /><w:right w:w="70" w:type="dxa" /></w:tcMar><w:vAlign w:val="center" /></w:tcPr><w:p><w:pPr><w:spacing w:after="0" w:line="240" w:lineRule="auto" /><w:jc w:val="center" /></w:pPr><w:r><w:rPr><w:rFonts w:ascii="Carlito" w:eastAsia="Carlito" w:hAnsi="Carlito" /><w:color w:val="252525" /><w:sz w:val="18" /></w:rPr><w:t>-8</w:t></w:r></w:p></w:tc></w:tr><w:tr><w:trPr><w:cantSplit /><w:jc w:val="center" /></w:trPr><w:tc><w:tcPr><w:tcW w:w="1800" w:type="dxa" /><w:tcBorders><w:top w:val="single" w:sz="5" w:space="0" w:color="D7D9DE" /><w:left w:val="single" w:sz="5" w:space="0" w:color="D7D9DE" /><w:bottom w:val="single" w:sz="5" w:space="0" w:color="D7D9DE" /><w:right w:val="single" w:sz="5" w:space="0" w:color="D7D9DE" /></w:tcBorders><w:tcMar><w:top w:w="55" w:type="dxa" /><w:left w:w="70" w:type="dxa" /><w:bottom w:w="55" w:type="dxa" /><w:right w:w="70" w:type="dxa" /></w:tcMar><w:vAlign w:val="center" /></w:tcPr><w:p><w:pPr><w:spacing w:after="0" w:line="240" w:lineRule="auto" /><w:jc w:val="center" /></w:pPr><w:r><w:rPr><w:rFonts w:ascii="Carlito" w:eastAsia="Carlito" w:hAnsi="Carlito" /><w:color w:val="252525" /><w:sz w:val="18" /></w:rPr><w:t>11 Jul</w:t></w:r></w:p></w:tc><w:tc><w:tcPr><w:tcW w:w="1512" w:type="dxa" /><w:tcBorders><w:top w:val="single" w:sz="5" w:space="0" w:color="D7D9DE" /><w:left w:val="single" w:sz="5" w:space="0" w:color="D7D9DE" /><w:bottom w:val="single" w:sz="5" w:space="0" w:color="D7D9DE" /><w:right w:val="single" w:sz="5" w:space="0" w:color="D7D9DE" /></w:tcBorders><w:tcMar><w:top w:w="55" w:type="dxa" /><w:left w:w="70" w:type="dxa" /><w:bottom w:w="55" w:type="dxa" /><w:right w:w="70" w:type="dxa" /></w:tcMar><w:vAlign w:val="center" /></w:tcPr><w:p><w:pPr><w:spacing w:after="0" w:line="240" w:lineRule="auto" /><w:jc w:val="center" /></w:pPr><w:r><w:rPr><w:rFonts w:ascii="Carlito" w:eastAsia="Carlito" w:hAnsi="Carlito" /><w:color w:val="252525" /><w:sz w:val="18" /></w:rPr><w:t>16</w:t></w:r></w:p></w:tc><w:tc><w:tcPr><w:tcW w:w="2044" w:type="dxa" /><w:tcBorders><w:top w:val="single" w:sz="5" w:space="0" w:color="D7D9DE" /><w:left w:val="single" w:sz="5" w:space="0" w:color="D7D9DE" /><w:bottom w:val="single" w:sz="5" w:space="0" w:color="D7D9DE" /><w:right w:val="single" w:sz="5" w:space="0" w:color="D7D9DE" /></w:tcBorders><w:tcMar><w:top w:w="55" w:type="dxa" /><w:left w:w="70" w:type="dxa" /><w:bottom w:w="55" w:type="dxa" /><w:right w:w="70" w:type="dxa" /></w:tcMar><w:vAlign w:val="center" /></w:tcPr><w:p><w:pPr><w:spacing w:after="0" w:line="240" w:lineRule="auto" /><w:jc w:val="center" /></w:pPr><w:r><w:rPr><w:rFonts w:ascii="Carlito" w:eastAsia="Carlito" w:hAnsi="Carlito" /><w:color w:val="252525" /><w:sz w:val="18" /></w:rPr><w:t>95</w:t></w:r></w:p></w:tc><w:tc><w:tcPr><w:tcW w:w="2232" w:type="dxa" /><w:tcBorders><w:top w:val="single" w:sz="5" w:space="0" w:color="D7D9DE" /><w:left w:val="single" w:sz="5" w:space="0" w:color="D7D9DE" /><w:bottom w:val="single" w:sz="5" w:space="0" w:color="D7D9DE" /><w:right w:val="single" w:sz="5" w:space="0" w:color="D7D9DE" /></w:tcBorders><w:tcMar><w:top w:w="55" w:type="dxa" /><w:left w:w="70" w:type="dxa" /><w:bottom w:w="55" w:type="dxa" /><w:right w:w="70" w:type="dxa" /></w:tcMar><w:vAlign w:val="center" /></w:tcPr><w:p><w:pPr><w:spacing w:after="0" w:line="240" w:lineRule="auto" /><w:jc w:val="center" /></w:pPr><w:r><w:rPr><w:rFonts w:ascii="Carlito" w:eastAsia="Carlito" w:hAnsi="Carlito" /><w:color w:val="252525" /><w:sz w:val="18" /></w:rPr><w:t>13.57</w:t></w:r></w:p></w:tc><w:tc><w:tcPr><w:tcW w:w="2088" w:type="dxa" /><w:tcBorders><w:top w:val="single" w:sz="5" w:space="0" w:color="D7D9DE" /><w:left w:val="single" w:sz="5" w:space="0" w:color="D7D9DE" /><w:bottom w:val="single" w:sz="5" w:space="0" w:color="D7D9DE" /><w:right w:val="single" w:sz="5" w:space="0" w:color="D7D9DE" /></w:tcBorders><w:tcMar><w:top w:w="55" w:type="dxa" /><w:left w:w="70" w:type="dxa" /><w:bottom w:w="55" w:type="dxa" /><w:right w:w="70" w:type="dxa" /></w:tcMar><w:vAlign w:val="center" /></w:tcPr><w:p><w:pPr><w:spacing w:after="0" w:line="240" w:lineRule="auto" /><w:jc w:val="center" /></w:pPr><w:r><w:rPr><w:rFonts w:ascii="Carlito" w:eastAsia="Carlito" w:hAnsi="Carlito" /><w:color w:val="252525" /><w:sz w:val="18" /></w:rPr><w:t>+16</w:t></w:r></w:p></w:tc></w:tr><w:tr><w:trPr><w:cantSplit /><w:jc w:val="center" /></w:trPr><w:tc><w:tcPr><w:tcW w:w="1800" w:type="dxa" /><w:tcBorders><w:top w:val="single" w:sz="5" w:space="0" w:color="D7D9DE" /><w:left w:val="single" w:sz="5" w:space="0" w:color="D7D9DE" /><w:bottom w:val="single" w:sz="5" w:space="0" w:color="D7D9DE" /><w:right w:val="single" w:sz="5" w:space="0" w:color="D7D9DE" /></w:tcBorders><w:tcMar><w:top w:w="55" w:type="dxa" /><w:left w:w="70" w:type="dxa" /><w:bottom w:w="55" w:type="dxa" /><w:right w:w="70" w:type="dxa" /></w:tcMar><w:vAlign w:val="center" /></w:tcPr><w:p><w:pPr><w:spacing w:after="0" w:line="240" w:lineRule="auto" /><w:jc w:val="center" /></w:pPr><w:r><w:rPr><w:rFonts w:ascii="Carlito" w:eastAsia="Carlito" w:hAnsi="Carlito" /><w:color w:val="252525" /><w:sz w:val="18" /></w:rPr><w:t>12 Jul</w:t></w:r></w:p></w:tc><w:tc><w:tcPr><w:tcW w:w="1512" w:type="dxa" /><w:tcBorders><w:top w:val="single" w:sz="5" w:space="0" w:color="D7D9DE" /><w:left w:val="single" w:sz="5" w:space="0" w:color="D7D9DE" /><w:bottom w:val="single" w:sz="5" w:space="0" w:color="D7D9DE" /><w:right w:val="single" w:sz="5" w:space="0" w:color="D7D9DE" /></w:tcBorders><w:tcMar><w:top w:w="55" w:type="dxa" /><w:left w:w="70" w:type="dxa" /><w:bottom w:w="55" w:type="dxa" /><w:right w:w="70" w:type="dxa" /></w:tcMar><w:vAlign w:val="center" /></w:tcPr><w:p><w:pPr><w:spacing w:after="0" w:line="240" w:lineRule="auto" /><w:jc w:val="center" /></w:pPr><w:r><w:rPr><w:rFonts w:ascii="Carlito" w:eastAsia="Carlito" w:hAnsi="Carlito" /><w:color w:val="252525" /><w:sz w:val="18" /></w:rPr><w:t>19</w:t></w:r></w:p></w:tc><w:tc><w:tcPr><w:tcW w:w="2044" w:type="dxa" /><w:tcBorders><w:top w:val="single" w:sz="5" w:space="0" w:color="D7D9DE" /><w:left w:val="single" w:sz="5" w:space="0" w:color="D7D9DE" /><w:bottom w:val="single" w:sz="5" w:space="0" w:color="D7D9DE" /><w:right w:val="single" w:sz="5" w:space="0" w:color="D7D9DE" /></w:tcBorders><w:tcMar><w:top w:w="55" w:type="dxa" /><w:left w:w="70" w:type="dxa" /><w:bottom w:w="55" w:type="dxa" /><w:right w:w="70" w:type="dxa" /></w:tcMar><w:vAlign w:val="center" /></w:tcPr><w:p><w:pPr><w:spacing w:after="0" w:line="240" w:lineRule="auto" /><w:jc w:val="center" /></w:pPr><w:r><w:rPr><w:rFonts w:ascii="Carlito" w:eastAsia="Carlito" w:hAnsi="Carlito" /><w:color w:val="252525" /><w:sz w:val="18" /></w:rPr><w:t>96</w:t></w:r></w:p></w:tc><w:tc><w:tcPr><w:tcW w:w="2232" w:type="dxa" /><w:tcBorders><w:top w:val="single" w:sz="5" w:space="0" w:color="D7D9DE" /><w:left w:val="single" w:sz="5" w:space="0" w:color="D7D9DE" /><w:bottom w:val="single" w:sz="5" w:space="0" w:color="D7D9DE" /><w:right w:val="single" w:sz="5" w:space="0" w:color="D7D9DE" /></w:tcBorders><w:tcMar><w:top w:w="55" w:type="dxa" /><w:left w:w="70" w:type="dxa" /><w:bottom w:w="55" w:type="dxa" /><w:right w:w="70" w:type="dxa" /></w:tcMar><w:vAlign w:val="center" /></w:tcPr><w:p><w:pPr><w:spacing w:after="0" w:line="240" w:lineRule="auto" /><w:jc w:val="center" /></w:pPr><w:r><w:rPr><w:rFonts w:ascii="Carlito" w:eastAsia="Carlito" w:hAnsi="Carlito" /><w:color w:val="252525" /><w:sz w:val="18" /></w:rPr><w:t>13.71</w:t></w:r></w:p></w:tc><w:tc><w:tcPr><w:tcW w:w="2088" w:type="dxa" /><w:tcBorders><w:top w:val="single" w:sz="5" w:space="0" w:color="D7D9DE" /><w:left w:val="single" w:sz="5" w:space="0" w:color="D7D9DE" /><w:bottom w:val="single" w:sz="5" w:space="0" w:color="D7D9DE" /><w:right w:val="single" w:sz="5" w:space="0" w:color="D7D9DE" /></w:tcBorders><w:tcMar><w:top w:w="55" w:type="dxa" /><w:left w:w="70" w:type="dxa" /><w:bottom w:w="55" w:type="dxa" /><w:right w:w="70" w:type="dxa" /></w:tcMar><w:vAlign w:val="center" /></w:tcPr><w:p><w:pPr><w:spacing w:after="0" w:line="240" w:lineRule="auto" /><w:jc w:val="center" /></w:pPr><w:r><w:rPr><w:rFonts w:ascii="Carlito" w:eastAsia="Carlito" w:hAnsi="Carlito" /><w:color w:val="252525" /><w:sz w:val="18" /></w:rPr><w:t>+3</w:t></w:r></w:p></w:tc></w:tr><w:tr><w:trPr><w:cantSplit /><w:jc w:val="center" /></w:trPr><w:tc><w:tcPr><w:tcW w:w="1800" w:type="dxa" /><w:tcBorders><w:top w:val="single" w:sz="5" w:space="0" w:color="D7D9DE" /><w:left w:val="single" w:sz="5" w:space="0" w:color="D7D9DE" /><w:bottom w:val="single" w:sz="5" w:space="0" w:color="D7D9DE" /><w:right w:val="single" w:sz="5" w:space="0" w:color="D7D9DE" /></w:tcBorders><w:tcMar><w:top w:w="55" w:type="dxa" /><w:left w:w="70" w:type="dxa" /><w:bottom w:w="55" w:type="dxa" /><w:right w:w="70" w:type="dxa" /></w:tcMar><w:vAlign w:val="center" /></w:tcPr><w:p><w:pPr><w:spacing w:after="0" w:line="240" w:lineRule="auto" /><w:jc w:val="center" /></w:pPr><w:r><w:rPr><w:rFonts w:ascii="Carlito" w:eastAsia="Carlito" w:hAnsi="Carlito" /><w:color w:val="252525" /><w:sz w:val="18" /></w:rPr><w:t>13 Jul</w:t></w:r></w:p></w:tc><w:tc><w:tcPr><w:tcW w:w="1512" w:type="dxa" /><w:tcBorders><w:top w:val="single" w:sz="5" w:space="0" w:color="D7D9DE" /><w:left w:val="single" w:sz="5" w:space="0" w:color="D7D9DE" /><w:bottom w:val="single" w:sz="5" w:space="0" w:color="D7D9DE" /><w:right w:val="single" w:sz="5" w:space="0" w:color="D7D9DE" /></w:tcBorders><w:tcMar><w:top w:w="55" w:type="dxa" /><w:left w:w="70" w:type="dxa" /><w:bottom w:w="55" w:type="dxa" /><w:right w:w="70" w:type="dxa" /></w:tcMar><w:vAlign w:val="center" /></w:tcPr><w:p><w:pPr><w:spacing w:after="0" w:line="240" w:lineRule="auto" /><w:jc w:val="center" /></w:pPr><w:r><w:rPr><w:rFonts w:ascii="Carlito" w:eastAsia="Carlito" w:hAnsi="Carlito" /><w:color w:val="252525" /><w:sz w:val="18" /></w:rPr><w:t>24</w:t></w:r></w:p></w:tc><w:tc><w:tcPr><w:tcW w:w="2044" w:type="dxa" /><w:tcBorders><w:top w:val="single" w:sz="5" w:space="0" w:color="D7D9DE" /><w:left w:val="single" w:sz="5" w:space="0" w:color="D7D9DE" /><w:bottom w:val="single" w:sz="5" w:space="0" w:color="D7D9DE" /><w:right w:val="single" w:sz="5" w:space="0" w:color="D7D9DE" /></w:tcBorders><w:tcMar><w:top w:w="55" w:type="dxa" /><w:left w:w="70" w:type="dxa" /><w:bottom w:w="55" w:type="dxa" /><w:right w:w="70" w:type="dxa" /></w:tcMar><w:vAlign w:val="center" /></w:tcPr><w:p><w:pPr><w:spacing w:after="0" w:line="240" w:lineRule="auto" /><w:jc w:val="center" /></w:pPr><w:r><w:rPr><w:rFonts w:ascii="Carlito" w:eastAsia="Carlito" w:hAnsi="Carlito" /><w:color w:val="252525" /><w:sz w:val="18" /></w:rPr><w:t>98</w:t></w:r></w:p></w:tc><w:tc><w:tcPr><w:tcW w:w="2232" w:type="dxa" /><w:tcBorders><w:top w:val="single" w:sz="5" w:space="0" w:color="D7D9DE" /><w:left w:val="single" w:sz="5" w:space="0" w:color="D7D9DE" /><w:bottom w:val="single" w:sz="5" w:space="0" w:color="D7D9DE" /><w:right w:val="single" w:sz="5" w:space="0" w:color="D7D9DE" /></w:tcBorders><w:tcMar><w:top w:w="55" w:type="dxa" /><w:left w:w="70" w:type="dxa" /><w:bottom w:w="55" w:type="dxa" /><w:right w:w="70" w:type="dxa" /></w:tcMar><w:vAlign w:val="center" /></w:tcPr><w:p><w:pPr><w:spacing w:after="0" w:line="240" w:lineRule="auto" /><w:jc w:val="center" /></w:pPr><w:r><w:rPr><w:rFonts w:ascii="Carlito" w:eastAsia="Carlito" w:hAnsi="Carlito" /><w:color w:val="252525" /><w:sz w:val="18" /></w:rPr><w:t>14.00</w:t></w:r></w:p></w:tc><w:tc><w:tcPr><w:tcW w:w="2088" w:type="dxa" /><w:tcBorders><w:top w:val="single" w:sz="5" w:space="0" w:color="D7D9DE" /><w:left w:val="single" w:sz="5" w:space="0" w:color="D7D9DE" /><w:bottom w:val="single" w:sz="5" w:space="0" w:color="D7D9DE" /><w:right w:val="single" w:sz="5" w:space="0" w:color="D7D9DE" /></w:tcBorders><w:tcMar><w:top w:w="55" w:type="dxa" /><w:left w:w="70" w:type="dxa" /><w:bottom w:w="55" w:type="dxa" /><w:right w:w="70" w:type="dxa" /></w:tcMar><w:vAlign w:val="center" /></w:tcPr><w:p><w:pPr><w:spacing w:after="0" w:line="240" w:lineRule="auto" /><w:jc w:val="center" /></w:pPr><w:r><w:rPr><w:rFonts w:ascii="Carlito" w:eastAsia="Carlito" w:hAnsi="Carlito" /><w:color w:val="252525" /><w:sz w:val="18" /></w:rPr><w:t>+5</w:t></w:r></w:p></w:tc></w:tr><w:tr><w:trPr><w:cantSplit /><w:jc w:val="center" /></w:trPr><w:tc><w:tcPr><w:tcW w:w="1800" w:type="dxa" /><w:tcBorders><w:top w:val="single" w:sz="5" w:space="0" w:color="D7D9DE" /><w:left w:val="single" w:sz="5" w:space="0" w:color="D7D9DE" /><w:bottom w:val="single" w:sz="5" w:space="0" w:color="D7D9DE" /><w:right w:val="single" w:sz="5" w:space="0" w:color="D7D9DE" /></w:tcBorders><w:tcMar><w:top w:w="55" w:type="dxa" /><w:left w:w="70" w:type="dxa" /><w:bottom w:w="55" w:type="dxa" /><w:right w:w="70" w:type="dxa" /></w:tcMar><w:vAlign w:val="center" /></w:tcPr><w:p><w:pPr><w:spacing w:after="0" w:line="240" w:lineRule="auto" /><w:jc w:val="center" /></w:pPr><w:r><w:rPr><w:rFonts w:ascii="Carlito" w:eastAsia="Carlito" w:hAnsi="Carlito" /><w:color w:val="252525" /><w:sz w:val="18" /></w:rPr><w:t>14 Jul</w:t></w:r></w:p></w:tc><w:tc><w:tcPr><w:tcW w:w="1512" w:type="dxa" /><w:tcBorders><w:top w:val="single" w:sz="5" w:space="0" w:color="D7D9DE" /><w:left w:val="single" w:sz="5" w:space="0" w:color="D7D9DE" /><w:bottom w:val="single" w:sz="5" w:space="0" w:color="D7D9DE" /><w:right w:val="single" w:sz="5" w:space="0" w:color="D7D9DE" /></w:tcBorders><w:tcMar><w:top w:w="55" w:type="dxa" /><w:left w:w="70" w:type="dxa" /><w:bottom w:w="55" w:type="dxa" /><w:right w:w="70" w:type="dxa" /></w:tcMar><w:vAlign w:val="center" /></w:tcPr><w:p><w:pPr><w:spacing w:after="0" w:line="240" w:lineRule="auto" /><w:jc w:val="center" /></w:pPr><w:r><w:rPr><w:rFonts w:ascii="Carlito" w:eastAsia="Carlito" w:hAnsi="Carlito" /><w:color w:val="252525" /><w:sz w:val="18" /></w:rPr><w:t>28</w:t></w:r></w:p></w:tc><w:tc><w:tcPr><w:tcW w:w="2044" w:type="dxa" /><w:tcBorders><w:top w:val="single" w:sz="5" w:space="0" w:color="D7D9DE" /><w:left w:val="single" w:sz="5" w:space="0" w:color="D7D9DE" /><w:bottom w:val="single" w:sz="5" w:space="0" w:color="D7D9DE" /><w:right w:val="single" w:sz="5" w:space="0" w:color="D7D9DE" /></w:tcBorders><w:tcMar><w:top w:w="55" w:type="dxa" /><w:left w:w="70" w:type="dxa" /><w:bottom w:w="55" w:type="dxa" /><w:right w:w="70" w:type="dxa" /></w:tcMar><w:vAlign w:val="center" /></w:tcPr><w:p><w:pPr><w:spacing w:after="0" w:line="240" w:lineRule="auto" /><w:jc w:val="center" /></w:pPr><w:r><w:rPr><w:rFonts w:ascii="Carlito" w:eastAsia="Carlito" w:hAnsi="Carlito" /><w:color w:val="252525" /><w:sz w:val="18" /></w:rPr><w:t>101</w:t></w:r></w:p></w:tc><w:tc><w:tcPr><w:tcW w:w="2232" w:type="dxa" /><w:tcBorders><w:top w:val="single" w:sz="5" w:space="0" w:color="D7D9DE" /><w:left w:val="single" w:sz="5" w:space="0" w:color="D7D9DE" /><w:bottom w:val="single" w:sz="5" w:space="0" w:color="D7D9DE" /><w:right w:val="single" w:sz="5" w:space="0" w:color="D7D9DE" /></w:tcBorders><w:tcMar><w:top w:w="55" w:type="dxa" /><w:left w:w="70" w:type="dxa" /><w:bottom w:w="55" w:type="dxa" /><w:right w:w="70" w:type="dxa" /></w:tcMar><w:vAlign w:val="center" /></w:tcPr><w:p><w:pPr><w:spacing w:after="0" w:line="240" w:lineRule="auto" /><w:jc w:val="center" /></w:pPr><w:r><w:rPr><w:rFonts w:ascii="Carlito" w:eastAsia="Carlito" w:hAnsi="Carlito" /><w:color w:val="252525" /><w:sz w:val="18" /></w:rPr><w:t>14.43</w:t></w:r></w:p></w:tc><w:tc><w:tcPr><w:tcW w:w="2088" w:type="dxa" /><w:tcBorders><w:top w:val="single" w:sz="5" w:space="0" w:color="D7D9DE" /><w:left w:val="single" w:sz="5" w:space="0" w:color="D7D9DE" /><w:bottom w:val="single" w:sz="5" w:space="0" w:color="D7D9DE" /><w:right w:val="single" w:sz="5" w:space="0" w:color="D7D9DE" /></w:tcBorders><w:tcMar><w:top w:w="55" w:type="dxa" /><w:left w:w="70" w:type="dxa" /><w:bottom w:w="55" w:type="dxa" /><w:right w:w="70" w:type="dxa" /></w:tcMar><w:vAlign w:val="center" /></w:tcPr><w:p><w:pPr><w:spacing w:after="0" w:line="240" w:lineRule="auto" /><w:jc w:val="center" /></w:pPr><w:r><w:rPr><w:rFonts w:ascii="Carlito" w:eastAsia="Carlito" w:hAnsi="Carlito" /><w:color w:val="252525" /><w:sz w:val="18" /></w:rPr><w:t>+4</w:t></w:r></w:p></w:tc></w:tr></w:tbl><w:p><w:pPr><w:pStyle w:val="ReportBody" /></w:pPr><w:r><w:t>For 8 July, the rolling total is 9 + 0 + 11 + 18 + 22 + 25 + 6 = 91. The zero on 3 July remains part of the window. Without a date spine, that row would be absent and the same seven-row frame would reach back to 1 July, producing a different result.</w:t></w:r></w:p><w:p><w:pPr><w:spacing w:after="0" /></w:pPr><w:r><w:br w:type="page" /></w:r></w:p><w:p><w:pPr><w:pStyle w:val="ReportHeading" /><w:pBdr><w:bottom w:val="single" w:sz="10" w:space="2" w:color="8ED14B" /></w:pBdr></w:pPr><w:r><w:lastRenderedPageBreak /><w:t>5. Interpretation and application</w:t></w:r></w:p><w:p><w:pPr><w:pStyle w:val="ReportBody" /></w:pPr><w:r><w:t xml:space="preserve">The sequence shows a temporary drop on 8 July followed by a gradual recovery. The seven-day average rises from 13.00 to 14.43 by 14 July, while </w:t></w:r><w:proofErr w:type="spellStart" /><w:r><w:t>day_change</w:t></w:r><w:proofErr w:type="spellEnd" /><w:r><w:t xml:space="preserve"> identifies the sharpest daily movement: a rise of 16 loans on 11 July after the zero-loan day. These values are from the generated demonstration only; they are not presented as results from the full assignment warehouse.</w:t></w:r></w:p><w:p><w:pPr><w:pStyle w:val="ReportSubheading" /></w:pPr><w:r><w:t>Why the date spine changes the meaning</w:t></w:r></w:p><w:p><w:pPr><w:pStyle w:val="ReportBody" /></w:pPr><w:r><w:t>A window frame measured in rows is reliable only when row spacing is reliable. Once every date is represented, the rolling total has a clear calendar interpretation and a zero is treated as information rather than missing data. The same pattern can be partitioned by genre, membership tier or branch while preserving a continuous date sequence for each partition.</w:t></w:r></w:p><w:p><w:pPr><w:pStyle w:val="ReportSubheading" /></w:pPr><w:r><w:t xml:space="preserve">Using the existing </w:t></w:r><w:proofErr w:type="spellStart" /><w:r><w:t>DimDate</w:t></w:r><w:proofErr w:type="spellEnd" /><w:r><w:t xml:space="preserve"> table</w:t></w:r></w:p><w:p><w:pPr><w:pStyle w:val="ReportBody" /></w:pPr><w:r><w:t xml:space="preserve">Green Grass Library already has a day-level </w:t></w:r><w:proofErr w:type="spellStart" /><w:r><w:t>DimDate</w:t></w:r><w:proofErr w:type="spellEnd" /><w:r><w:t xml:space="preserve">. For production reporting, I would usually select the required range from </w:t></w:r><w:proofErr w:type="spellStart" /><w:r><w:t>DimDate</w:t></w:r><w:proofErr w:type="spellEnd" /><w:r><w:t xml:space="preserve"> instead of generating it recursively. The recursive CTE is still useful for an ad-hoc analysis or a database without a complete date dimension. The important technique is not recursion by itself; it is constructing a complete grain before applying the window.</w:t></w:r></w:p><w:p><w:pPr><w:pStyle w:val="ReportHeading" /><w:pBdr><w:bottom w:val="single" w:sz="10" w:space="2" w:color="8ED14B" /></w:pBdr></w:pPr><w:r><w:t>6. Business uses</w:t></w:r></w:p><w:p><w:pPr><w:pStyle w:val="ReportBullet" /><w:ind w:left="360" w:hanging="216" /></w:pPr><w:r><w:rPr><w:b /><w:color w:val="5D8F2B" /><w:sz w:val="22" /></w:rPr><w:t xml:space="preserve">• </w:t></w:r><w:r><w:rPr><w:sz w:val="22" /></w:rPr><w:t>Staffing: compare the current seven-day average with the previous week before setting counter coverage.</w:t></w:r></w:p><w:p><w:pPr><w:pStyle w:val="ReportBullet" /><w:ind w:left="360" w:hanging="216" /></w:pPr><w:r><w:rPr><w:b /><w:color w:val="5D8F2B" /><w:sz w:val="22" /></w:rPr><w:t xml:space="preserve">• </w:t></w:r><w:r><w:rPr><w:sz w:val="22" /></w:rPr><w:t>Collection planning: calculate separate rolling demand for Children and Young Adult titles around school holidays.</w:t></w:r></w:p><w:p><w:pPr><w:pStyle w:val="ReportBullet" /><w:ind w:left="360" w:hanging="216" /></w:pPr><w:r><w:rPr><w:b /><w:color w:val="5D8F2B" /><w:sz w:val="22" /></w:rPr><w:t xml:space="preserve">• </w:t></w:r><w:r><w:rPr><w:sz w:val="22" /></w:rPr><w:t xml:space="preserve">Alerts: flag a sudden rise using </w:t></w:r><w:proofErr w:type="spellStart" /><w:r><w:rPr><w:sz w:val="22" /></w:rPr><w:t>day_change</w:t></w:r><w:proofErr w:type="spellEnd" /><w:r><w:rPr><w:sz w:val="22" /></w:rPr><w:t xml:space="preserve"> while keeping the rolling average as a less volatile baseline.</w:t></w:r></w:p><w:p><w:pPr><w:pStyle w:val="ReportHeading" /><w:pBdr><w:bottom w:val="single" w:sz="10" w:space="2" w:color="8ED14B" /></w:pBdr></w:pPr><w:r><w:t>7. Boundaries and limitations</w:t></w:r></w:p><w:p><w:pPr><w:pStyle w:val="ReportBody" /></w:pPr><w:r><w:t xml:space="preserve">Long recursive ranges can reach the server’s recursion limit, so </w:t></w:r><w:proofErr w:type="spellStart" /><w:r><w:t>DimDate</w:t></w:r><w:proofErr w:type="spellEnd" /><w:r><w:t xml:space="preserve"> is better for multi-year reporting. Late-arriving corrections also require the affected rolling windows to be recalculated. Finally, a seven-day average should not be compared blindly across public holidays or closure periods; an explicit open-day indicator may be needed for operational staffing.</w:t></w:r></w:p><w:p><w:pPr><w:spacing w:after="0" /></w:pPr><w:r><w:br w:type="page" /></w:r></w:p><w:p><w:pPr><w:pStyle w:val="ReportHeading" /><w:pBdr><w:bottom w:val="single" w:sz="10" w:space="2" w:color="8ED14B" /></w:pBdr></w:pPr><w:r><w:lastRenderedPageBreak /><w:t>8. Conclusion</w:t></w:r></w:p><w:p><w:pPr><w:pStyle w:val="ReportBody" /></w:pPr><w:r><w:t>The main finding is that window functions do not repair an incomplete timeline. They calculate over the rows supplied to them. A complete date spine converts missing dates into explicit zeroes, after which a seven-row frame becomes a genuine seven-calendar-day frame. LAG can then measure day-to-day movement without skipping quiet dates.</w:t></w:r></w:p><w:p><w:pPr><w:pStyle w:val="ReportBody" /></w:pPr><w:r><w:t xml:space="preserve">For this library, the production implementation should normally begin from </w:t></w:r><w:proofErr w:type="spellStart" /><w:r><w:t>DimDate</w:t></w:r><w:proofErr w:type="spellEnd" /><w:r><w:t xml:space="preserve"> and left-join </w:t></w:r><w:proofErr w:type="spellStart" /><w:r><w:t>FactLoan</w:t></w:r><w:proofErr w:type="spellEnd" /><w:r><w:t>. The recursive version demonstrates the underlying idea and remains useful for bounded, one-off ranges. In both cases, the grain must be one row per date before the rolling metric is trusted.</w:t></w:r></w:p><w:p><w:pPr><w:pStyle w:val="ReportSubheading" /></w:pPr><w:r><w:t>Checks I would show during the interview</w:t></w:r></w:p><w:p><w:pPr><w:pStyle w:val="ReportBullet" /><w:ind w:left="360" w:hanging="216" /></w:pPr><w:r><w:rPr><w:b /><w:color w:val="5D8F2B" /><w:sz w:val="21" /></w:rPr><w:t xml:space="preserve">• </w:t></w:r><w:r><w:rPr><w:sz w:val="21" /></w:rPr><w:t>Remove the date spine and show how the zero-loan dates disappear.</w:t></w:r></w:p><w:p><w:pPr><w:pStyle w:val="ReportBullet" /><w:ind w:left="360" w:hanging="216" /></w:pPr><w:r><w:rPr><w:b /><w:color w:val="5D8F2B" /><w:sz w:val="21" /></w:rPr><w:t xml:space="preserve">• </w:t></w:r><w:r><w:rPr><w:sz w:val="21" /></w:rPr><w:t>Manually recalculate the 8 July rolling total to prove the window result.</w:t></w:r></w:p><w:p><w:pPr><w:pStyle w:val="ReportBullet" /><w:ind w:left="360" w:hanging="216" /></w:pPr><w:r><w:rPr><w:b /><w:color w:val="5D8F2B" /><w:sz w:val="21" /></w:rPr><w:t xml:space="preserve">• </w:t></w:r><w:r><w:rPr><w:sz w:val="21" /></w:rPr><w:t xml:space="preserve">Replace the recursive calendar with </w:t></w:r><w:proofErr w:type="spellStart" /><w:r><w:rPr><w:sz w:val="21" /></w:rPr><w:t>DimDate</w:t></w:r><w:proofErr w:type="spellEnd" /><w:r><w:rPr><w:sz w:val="21" /></w:rPr><w:t xml:space="preserve"> and confirm that the output is unchanged.</w:t></w:r></w:p><w:p><w:pPr><w:pStyle w:val="ReportSubheading" /></w:pPr><w:r><w:t>References</w:t></w:r></w:p><w:p><w:pPr><w:pStyle w:val="ReportReference" /></w:pPr><w:r><w:rPr><w:sz w:val="18" /></w:rPr><w:t>[1] Oracle. (2026). MySQL 8.4 Reference Manual: WITH (Common Table Expressions), Date Series Generation. https://dev.mysql.com/doc/refman/8.4/en/with.html</w:t></w:r></w:p><w:p><w:pPr><w:pStyle w:val="ReportReference" /></w:pPr><w:r><w:rPr><w:sz w:val="18" /></w:rPr><w:t>[2] Oracle. (2026). MySQL 8.4 Reference Manual: Window Function Descriptions. https://dev.mysql.com/doc/refman/8.4/en/window-function-descriptions.html</w:t></w:r></w:p><w:p><w:pPr><w:pStyle w:val="ReportReference" /></w:pPr><w:r><w:rPr><w:sz w:val="18" /></w:rPr><w:t>[3] Singapore Polytechnic. (2026). ST1501 Data Engineering CA2 Specification, 2026/2027 Semester 1.</w:t></w:r></w:p><w:sectPr><w:headerReference w:type="even" r:id="rId11" /><w:headerReference w:type="default" r:id="rId12" /><w:footerReference w:type="default" r:id="rId13" /><w:headerReference w:type="first" r:id="rId14" /><w:pgSz w:w="11909" w:h="16834" w:code="9" /><w:pgMar w:top="1440" w:right="1080" w:bottom="1440" w:left="1080" w:header="720" w:footer="720" w:gutter="0" /><w:pgNumType w:start="0" /><w:cols w:space="720" /><w:titlePg /><w:docGrid w:linePitch="272" /></w:sectPr></w:body></w:document>
+<file path=word/document.xml><?xml version="1.0" encoding="utf-8"?>
+<w:document xmlns:wpc="http://schemas.microsoft.com/office/word/2010/wordprocessingCanvas" xmlns:cx="http://schemas.microsoft.com/office/drawing/2014/chartex" xmlns:cx1="http://schemas.microsoft.com/office/drawing/2015/9/8/chartex" xmlns:cx2="http://schemas.microsoft.com/office/drawing/2015/10/21/chartex" xmlns:cx3="http://schemas.microsoft.com/office/drawing/2016/5/9/chartex" xmlns:cx4="http://schemas.microsoft.com/office/drawing/2016/5/10/chartex" xmlns:cx5="http://schemas.microsoft.com/office/drawing/2016/5/11/chartex" xmlns:cx6="http://schemas.microsoft.com/office/drawing/2016/5/12/chartex" xmlns:cx7="http://schemas.microsoft.com/office/drawing/2016/5/13/chartex" xmlns:cx8="http://schemas.microsoft.com/office/drawing/2016/5/14/chartex" xmlns:mc="http://schemas.openxmlformats.org/markup-compatibility/2006" xmlns:aink="http://schemas.microsoft.com/office/drawing/2016/ink" xmlns:am3d="http://schemas.microsoft.com/office/drawing/2017/model3d" xmlns:o="urn:schemas-microsoft-com:office:office" xmlns:oel="http://schemas.microsoft.com/office/2019/extlst" xmlns:r="http://schemas.openxmlformats.org/officeDocument/2006/relationships" xmlns:m="http://schemas.openxmlformats.org/officeDocument/2006/math" xmlns:v="urn:schemas-microsoft-com:vml" xmlns:wp14="http://schemas.microsoft.com/office/word/2010/wordprocessingDrawing" xmlns:wp="http://schemas.openxmlformats.org/drawingml/2006/wordprocessingDrawing" xmlns:w10="urn:schemas-microsoft-com:office:word" xmlns:w="http://schemas.openxmlformats.org/wordprocessingml/2006/main" xmlns:w14="http://schemas.microsoft.com/office/word/2010/wordml" xmlns:w15="http://schemas.microsoft.com/office/word/2012/wordml" xmlns:w16cei="http://schemas.microsoft.com/office/word/2026/wordml/cei" xmlns:w16cex="http://schemas.microsoft.com/office/word/2018/wordml/cex" xmlns:w16cid="http://schemas.microsoft.com/office/word/2016/wordml/cid" xmlns:w16="http://schemas.microsoft.com/office/word/2018/wordml" xmlns:w16du="http://schemas.microsoft.com/office/word/2023/wordml/word16du" xmlns:w16sdtdh="http://schemas.microsoft.com/office/word/2020/wordml/sdtdatahash" xmlns:w16sdtfl="http://schemas.microsoft.com/office/word/2024/wordml/sdtformatlock" xmlns:w16se="http://schemas.microsoft.com/office/word/2015/wordml/symex" xmlns:wpg="http://schemas.microsoft.com/office/word/2010/wordprocessingGroup" xmlns:wpi="http://schemas.microsoft.com/office/word/2010/wordprocessingInk" xmlns:wne="http://schemas.microsoft.com/office/word/2006/wordml" xmlns:wps="http://schemas.microsoft.com/office/word/2010/wordprocessingShape" mc:Ignorable="w14 w15 w16se w16cid w16 w16cex w16sdtdh w16sdtfl w16du wp14">
+  <w:body>
+    <w:p>
+      <w:pPr>
+        <w:pStyle w:val="NoSpacing"/>
+        <w:ind w:left="-567"/>
+        <w:rPr>
+          <w:rFonts w:eastAsia="Times New Roman" w:cs="Times New Roman"/>
+          <w:noProof/>
+          <w:sz w:val="24"/>
+          <w:szCs w:val="24"/>
+          <w:lang w:eastAsia="en-SG" w:bidi="th-TH"/>
+        </w:rPr>
+      </w:pPr>
+      <w:r>
+        <w:rPr>
+          <w:noProof/>
+          <w:lang w:val="en-SG" w:eastAsia="en-SG"/>
+        </w:rPr>
+        <mc:AlternateContent>
+          <mc:Choice Requires="wps">
+            <w:drawing>
+              <wp:anchor distT="0" distB="0" distL="114300" distR="114300" simplePos="0" relativeHeight="251658240" behindDoc="1" locked="0" layoutInCell="1" allowOverlap="1" wp14:anchorId="75BA97E1" wp14:editId="3F011274">
+                <wp:simplePos x="0" y="0"/>
+                <wp:positionH relativeFrom="column">
+                  <wp:posOffset>-352425</wp:posOffset>
+                </wp:positionH>
+                <wp:positionV relativeFrom="paragraph">
+                  <wp:posOffset>-238125</wp:posOffset>
+                </wp:positionV>
+                <wp:extent cx="632460" cy="9839325"/>
+                <wp:effectExtent l="0" t="0" r="0" b="9525"/>
+                <wp:wrapNone/>
+                <wp:docPr id="4" name="Rectangle 4"/>
+                <wp:cNvGraphicFramePr/>
+                <a:graphic xmlns:a="http://schemas.openxmlformats.org/drawingml/2006/main">
+                  <a:graphicData uri="http://schemas.microsoft.com/office/word/2010/wordprocessingShape">
+                    <wps:wsp>
+                      <wps:cNvSpPr/>
+                      <wps:spPr>
+                        <a:xfrm>
+                          <a:off x="0" y="0"/>
+                          <a:ext cx="632460" cy="9839325"/>
+                        </a:xfrm>
+                        <a:prstGeom prst="rect">
+                          <a:avLst/>
+                        </a:prstGeom>
+                        <a:solidFill>
+                          <a:srgbClr val="92D050"/>
+                        </a:solidFill>
+                        <a:ln>
+                          <a:noFill/>
+                        </a:ln>
+                      </wps:spPr>
+                      <wps:style>
+                        <a:lnRef idx="2">
+                          <a:schemeClr val="accent1">
+                            <a:shade val="50000"/>
+                          </a:schemeClr>
+                        </a:lnRef>
+                        <a:fillRef idx="1">
+                          <a:schemeClr val="accent1"/>
+                        </a:fillRef>
+                        <a:effectRef idx="0">
+                          <a:schemeClr val="accent1"/>
+                        </a:effectRef>
+                        <a:fontRef idx="minor">
+                          <a:schemeClr val="lt1"/>
+                        </a:fontRef>
+                      </wps:style>
+                      <wps:bodyPr rot="0" spcFirstLastPara="0" vert="horz" wrap="square" lIns="91440" tIns="45720" rIns="91440" bIns="45720" numCol="1" spcCol="0" rtlCol="0" fromWordArt="0" anchor="ctr" anchorCtr="0" forceAA="0" compatLnSpc="1">
+                        <a:prstTxWarp prst="textNoShape">
+                          <a:avLst/>
+                        </a:prstTxWarp>
+                        <a:noAutofit/>
+                      </wps:bodyPr>
+                    </wps:wsp>
+                  </a:graphicData>
+                </a:graphic>
+                <wp14:sizeRelH relativeFrom="margin">
+                  <wp14:pctWidth>0</wp14:pctWidth>
+                </wp14:sizeRelH>
+                <wp14:sizeRelV relativeFrom="margin">
+                  <wp14:pctHeight>0</wp14:pctHeight>
+                </wp14:sizeRelV>
+              </wp:anchor>
+            </w:drawing>
+          </mc:Choice>
+          <mc:Fallback>
+            <w:pict>
+              <v:rect w14:anchorId="442B718D" id="Rectangle 4" o:spid="_x0000_s1026" style="position:absolute;margin-left:-27.75pt;margin-top:-18.75pt;width:49.8pt;height:774.75pt;z-index:-251658240;visibility:visible;mso-wrap-style:square;mso-width-percent:0;mso-height-percent:0;mso-wrap-distance-left:9pt;mso-wrap-distance-top:0;mso-wrap-distance-right:9pt;mso-wrap-distance-bottom:0;mso-position-horizontal:absolute;mso-position-horizontal-relative:text;mso-position-vertical:absolute;mso-position-vertical-relative:text;mso-width-percent:0;mso-height-percent:0;mso-width-relative:margin;mso-height-relative:margin;v-text-anchor:middle" o:gfxdata="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" fillcolor="#92d050" stroked="f" strokeweight="2pt"/>
+            </w:pict>
+          </mc:Fallback>
+        </mc:AlternateContent>
+      </w:r>
+    </w:p>
+    <w:p>
+      <w:pPr>
+        <w:pStyle w:val="NoSpacing"/>
+        <w:rPr>
+          <w:rFonts w:eastAsia="Times New Roman" w:cs="Times New Roman"/>
+          <w:noProof/>
+          <w:sz w:val="24"/>
+          <w:szCs w:val="24"/>
+          <w:lang w:eastAsia="en-SG" w:bidi="th-TH"/>
+        </w:rPr>
+      </w:pPr>
+      <w:r>
+        <w:rPr>
+          <w:noProof/>
+          <w:lang w:val="en-SG" w:eastAsia="en-SG"/>
+        </w:rPr>
+        <mc:AlternateContent>
+          <mc:Choice Requires="wps">
+            <w:drawing>
+              <wp:anchor distT="0" distB="0" distL="114300" distR="114300" simplePos="0" relativeHeight="251658242" behindDoc="0" locked="0" layoutInCell="1" allowOverlap="1" wp14:anchorId="314475A8" wp14:editId="50BC4734">
+                <wp:simplePos x="0" y="0"/>
+                <wp:positionH relativeFrom="page">
+                  <wp:posOffset>941070</wp:posOffset>
+                </wp:positionH>
+                <wp:positionV relativeFrom="page">
+                  <wp:posOffset>1266825</wp:posOffset>
+                </wp:positionV>
+                <wp:extent cx="5913120" cy="274320"/>
+                <wp:effectExtent l="0" t="0" r="11430" b="11430"/>
+                <wp:wrapNone/>
+                <wp:docPr id="38" name="Text Box 38"/>
+                <wp:cNvGraphicFramePr/>
+                <a:graphic xmlns:a="http://schemas.openxmlformats.org/drawingml/2006/main">
+                  <a:graphicData uri="http://schemas.microsoft.com/office/word/2010/wordprocessingShape">
+                    <wps:wsp>
+                      <wps:cNvSpPr txBox="1"/>
+                      <wps:spPr>
+                        <a:xfrm>
+                          <a:off x="0" y="0"/>
+                          <a:ext cx="5913120" cy="274320"/>
+                        </a:xfrm>
+                        <a:prstGeom prst="rect">
+                          <a:avLst/>
+                        </a:prstGeom>
+                        <a:noFill/>
+                        <a:ln w="6350">
+                          <a:noFill/>
+                        </a:ln>
+                        <a:effectLst/>
+                      </wps:spPr>
+                      <wps:style>
+                        <a:lnRef idx="0">
+                          <a:schemeClr val="accent1"/>
+                        </a:lnRef>
+                        <a:fillRef idx="0">
+                          <a:schemeClr val="accent1"/>
+                        </a:fillRef>
+                        <a:effectRef idx="0">
+                          <a:schemeClr val="accent1"/>
+                        </a:effectRef>
+                        <a:fontRef idx="minor">
+                          <a:schemeClr val="dk1"/>
+                        </a:fontRef>
+                      </wps:style>
+                      <wps:txbx>
+                        <w:txbxContent>
+                          <w:p>
+                            <w:pPr>
+                              <w:pStyle w:val="NoSpacing"/>
+                              <w:jc w:val="center"/>
+                              <w:rPr>
+                                <w:b/>
+                                <w:color w:val="B2A1C7" w:themeColor="accent4" w:themeTint="99"/>
+                                <w:sz w:val="32"/>
+                                <w:szCs w:val="32"/>
+                              </w:rPr>
+                            </w:pPr>
+                            <w:sdt>
+                              <w:sdtPr>
+                                <w:rPr>
+                                  <w:b/>
+                                  <w:caps/>
+                                  <w:color w:val="B2A1C7" w:themeColor="accent4" w:themeTint="99"/>
+                                  <w:sz w:val="32"/>
+                                  <w:szCs w:val="32"/>
+                                </w:rPr>
+                                <w:alias w:val="Company"/>
+                                <w:tag w:val=""/>
+                                <w:id w:val="1410883653"/>
+                                <w:dataBinding w:prefixMappings="xmlns:ns0='http://schemas.openxmlformats.org/officeDocument/2006/extended-properties' " w:xpath="/ns0:Properties[1]/ns0:Company[1]" w:storeItemID="{6668398D-A668-4E3E-A5EB-62B293D839F1}"/>
+                                <w:text/>
+                              </w:sdtPr>
+                              <w:sdtEndPr/>
+                              <w:sdtContent>
+                                <w:r>
+                                  <w:rPr>
+                                    <w:b/>
+                                    <w:caps/>
+                                    <w:color w:val="B2A1C7" w:themeColor="accent4" w:themeTint="99"/>
+                                    <w:sz w:val="32"/>
+                                    <w:szCs w:val="32"/>
+                                    <w:lang w:val="en-SG"/>
+                                  </w:rPr>
+                                  <w:t xml:space="preserve">SCHOOL OF </w:t>
+                                </w:r>
+                                <w:r>
+                                  <w:rPr>
+                                    <w:b/>
+                                    <w:caps/>
+                                    <w:color w:val="B2A1C7" w:themeColor="accent4" w:themeTint="99"/>
+                                    <w:sz w:val="32"/>
+                                    <w:szCs w:val="32"/>
+                                    <w:lang w:val="en-SG"/>
+                                  </w:rPr>
+                                  <w:t xml:space="preserve">COMPUTING </w:t>
+                                </w:r>
+                                <w:r>
+                                  <w:rPr>
+                                    <w:b/>
+                                    <w:caps/>
+                                    <w:color w:val="B2A1C7" w:themeColor="accent4" w:themeTint="99"/>
+                                    <w:sz w:val="32"/>
+                                    <w:szCs w:val="32"/>
+                                    <w:lang w:val="en-SG"/>
+                                  </w:rPr>
+                                  <w:t>(</w:t>
+                                </w:r>
+                                <w:r>
+                                  <w:rPr>
+                                    <w:b/>
+                                    <w:caps/>
+                                    <w:color w:val="B2A1C7" w:themeColor="accent4" w:themeTint="99"/>
+                                    <w:sz w:val="32"/>
+                                    <w:szCs w:val="32"/>
+                                    <w:lang w:val="en-SG"/>
+                                  </w:rPr>
+                                  <w:t>SOC</w:t>
+                                </w:r>
+                                <w:r>
+                                  <w:rPr>
+                                    <w:b/>
+                                    <w:caps/>
+                                    <w:color w:val="B2A1C7" w:themeColor="accent4" w:themeTint="99"/>
+                                    <w:sz w:val="32"/>
+                                    <w:szCs w:val="32"/>
+                                    <w:lang w:val="en-SG"/>
+                                  </w:rPr>
+                                  <w:t>)</w:t>
+                                </w:r>
+                              </w:sdtContent>
+                            </w:sdt>
+                          </w:p>
+                        </w:txbxContent>
+                      </wps:txbx>
+                      <wps:bodyPr rot="0" spcFirstLastPara="0" vertOverflow="overflow" horzOverflow="overflow" vert="horz" wrap="square" lIns="0" tIns="0" rIns="0" bIns="0" numCol="1" spcCol="0" rtlCol="0" fromWordArt="0" anchor="b" anchorCtr="0" forceAA="0" compatLnSpc="1">
+                        <a:prstTxWarp prst="textNoShape">
+                          <a:avLst/>
+                        </a:prstTxWarp>
+                        <a:noAutofit/>
+                      </wps:bodyPr>
+                    </wps:wsp>
+                  </a:graphicData>
+                </a:graphic>
+                <wp14:sizeRelH relativeFrom="page">
+                  <wp14:pctWidth>0</wp14:pctWidth>
+                </wp14:sizeRelH>
+                <wp14:sizeRelV relativeFrom="margin">
+                  <wp14:pctHeight>0</wp14:pctHeight>
+                </wp14:sizeRelV>
+              </wp:anchor>
+            </w:drawing>
+          </mc:Choice>
+          <mc:Fallback>
+            <w:pict>
+              <v:shapetype w14:anchorId="314475A8" id="_x0000_t202" coordsize="21600,21600" o:spt="202" path="m,l,21600r21600,l21600,xe">
+                <v:stroke joinstyle="miter"/>
+                <v:path gradientshapeok="t" o:connecttype="rect"/>
+              </v:shapetype>
+              <v:shape id="Text Box 38" o:spid="_x0000_s1026" type="#_x0000_t202" style="position:absolute;margin-left:74.1pt;margin-top:99.75pt;width:465.6pt;height:21.6pt;z-index:251658242;visibility:visible;mso-wrap-style:square;mso-width-percent:0;mso-height-percent:0;mso-wrap-distance-left:9pt;mso-wrap-distance-top:0;mso-wrap-distance-right:9pt;mso-wrap-distance-bottom:0;mso-position-horizontal:absolute;mso-position-horizontal-relative:page;mso-position-vertical:absolute;mso-position-vertical-relative:page;mso-width-percent:0;mso-height-percent:0;mso-width-relative:page;mso-height-relative:margin;v-text-anchor:bottom" o:gfxdata="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" filled="f" stroked="f" strokeweight=".5pt">
+                <v:textbox inset="0,0,0,0">
+                  <w:txbxContent>
+                    <w:p>
+                      <w:pPr>
+                        <w:pStyle w:val="NoSpacing"/>
+                        <w:jc w:val="center"/>
+                        <w:rPr>
+                          <w:b/>
+                          <w:color w:val="B2A1C7" w:themeColor="accent4" w:themeTint="99"/>
+                          <w:sz w:val="32"/>
+                          <w:szCs w:val="32"/>
+                        </w:rPr>
+                      </w:pPr>
+                      <w:sdt>
+                        <w:sdtPr>
+                          <w:rPr>
+                            <w:b/>
+                            <w:caps/>
+                            <w:color w:val="B2A1C7" w:themeColor="accent4" w:themeTint="99"/>
+                            <w:sz w:val="32"/>
+                            <w:szCs w:val="32"/>
+                          </w:rPr>
+                          <w:alias w:val="Company"/>
+                          <w:tag w:val=""/>
+                          <w:id w:val="1410883653"/>
+                          <w:dataBinding w:prefixMappings="xmlns:ns0='http://schemas.openxmlformats.org/officeDocument/2006/extended-properties' " w:xpath="/ns0:Properties[1]/ns0:Company[1]" w:storeItemID="{6668398D-A668-4E3E-A5EB-62B293D839F1}"/>
+                          <w:text/>
+                        </w:sdtPr>
+                        <w:sdtEndPr/>
+                        <w:sdtContent>
+                          <w:r>
+                            <w:rPr>
+                              <w:b/>
+                              <w:caps/>
+                              <w:color w:val="B2A1C7" w:themeColor="accent4" w:themeTint="99"/>
+                              <w:sz w:val="32"/>
+                              <w:szCs w:val="32"/>
+                              <w:lang w:val="en-SG"/>
+                            </w:rPr>
+                            <w:t xml:space="preserve">SCHOOL OF </w:t>
+                          </w:r>
+                          <w:r>
+                            <w:rPr>
+                              <w:b/>
+                              <w:caps/>
+                              <w:color w:val="B2A1C7" w:themeColor="accent4" w:themeTint="99"/>
+                              <w:sz w:val="32"/>
+                              <w:szCs w:val="32"/>
+                              <w:lang w:val="en-SG"/>
+                            </w:rPr>
+                            <w:t xml:space="preserve">COMPUTING </w:t>
+                          </w:r>
+                          <w:r>
+                            <w:rPr>
+                              <w:b/>
+                              <w:caps/>
+                              <w:color w:val="B2A1C7" w:themeColor="accent4" w:themeTint="99"/>
+                              <w:sz w:val="32"/>
+                              <w:szCs w:val="32"/>
+                              <w:lang w:val="en-SG"/>
+                            </w:rPr>
+                            <w:t>(</w:t>
+                          </w:r>
+                          <w:r>
+                            <w:rPr>
+                              <w:b/>
+                              <w:caps/>
+                              <w:color w:val="B2A1C7" w:themeColor="accent4" w:themeTint="99"/>
+                              <w:sz w:val="32"/>
+                              <w:szCs w:val="32"/>
+                              <w:lang w:val="en-SG"/>
+                            </w:rPr>
+                            <w:t>SOC</w:t>
+                          </w:r>
+                          <w:r>
+                            <w:rPr>
+                              <w:b/>
+                              <w:caps/>
+                              <w:color w:val="B2A1C7" w:themeColor="accent4" w:themeTint="99"/>
+                              <w:sz w:val="32"/>
+                              <w:szCs w:val="32"/>
+                              <w:lang w:val="en-SG"/>
+                            </w:rPr>
+                            <w:t>)</w:t>
+                          </w:r>
+                        </w:sdtContent>
+                      </w:sdt>
+                    </w:p>
+                  </w:txbxContent>
+                </v:textbox>
+                <w10:wrap anchorx="page" anchory="page"/>
+              </v:shape>
+            </w:pict>
+          </mc:Fallback>
+        </mc:AlternateContent>
+      </w:r>
+    </w:p>
+    <w:sdt>
+      <w:sdtPr>
+        <w:rPr>
+          <w:rFonts w:eastAsia="Times New Roman" w:cs="Times New Roman"/>
+          <w:noProof/>
+          <w:sz w:val="24"/>
+          <w:szCs w:val="24"/>
+          <w:lang w:eastAsia="en-SG" w:bidi="th-TH"/>
+        </w:rPr>
+        <w:id w:val="951902355"/>
+        <w:docPartObj>
+          <w:docPartGallery w:val="Cover Pages"/>
+          <w:docPartUnique/>
+        </w:docPartObj>
+      </w:sdtPr>
+      <w:sdtEndPr>
+        <w:rPr>
+          <w:noProof w:val="0"/>
+        </w:rPr>
+      </w:sdtEndPr>
+      <w:sdtContent>
+        <w:p>
+          <w:pPr>
+            <w:pStyle w:val="NoSpacing"/>
+          </w:pPr>
+        </w:p>
+        <w:p>
+          <w:r>
+            <w:rPr>
+              <w:noProof/>
+              <w:lang w:val="en-SG" w:bidi="ar-SA"/>
+            </w:rPr>
+            <mc:AlternateContent>
+              <mc:Choice Requires="wps">
+                <w:drawing>
+                  <wp:anchor distT="0" distB="0" distL="114300" distR="114300" simplePos="0" relativeHeight="251658243" behindDoc="0" locked="0" layoutInCell="1" allowOverlap="1" wp14:anchorId="3D62382C" wp14:editId="52F02CE1">
+                    <wp:simplePos x="0" y="0"/>
+                    <wp:positionH relativeFrom="page">
+                      <wp:posOffset>2190750</wp:posOffset>
+                    </wp:positionH>
+                    <wp:positionV relativeFrom="page">
+                      <wp:posOffset>1990725</wp:posOffset>
+                    </wp:positionV>
+                    <wp:extent cx="4665345" cy="2924175"/>
+                    <wp:effectExtent l="0" t="0" r="1905" b="9525"/>
+                    <wp:wrapNone/>
+                    <wp:docPr id="39" name="Text Box 39"/>
+                    <wp:cNvGraphicFramePr/>
+                    <a:graphic xmlns:a="http://schemas.openxmlformats.org/drawingml/2006/main">
+                      <a:graphicData uri="http://schemas.microsoft.com/office/word/2010/wordprocessingShape">
+                        <wps:wsp>
+                          <wps:cNvSpPr txBox="1"/>
+                          <wps:spPr>
+                            <a:xfrm>
+                              <a:off x="0" y="0"/>
+                              <a:ext cx="4665345" cy="2924175"/>
+                            </a:xfrm>
+                            <a:prstGeom prst="rect">
+                              <a:avLst/>
+                            </a:prstGeom>
+                            <a:noFill/>
+                            <a:ln w="6350">
+                              <a:noFill/>
+                            </a:ln>
+                            <a:effectLst/>
+                          </wps:spPr>
+                          <wps:style>
+                            <a:lnRef idx="0">
+                              <a:schemeClr val="accent1"/>
+                            </a:lnRef>
+                            <a:fillRef idx="0">
+                              <a:schemeClr val="accent1"/>
+                            </a:fillRef>
+                            <a:effectRef idx="0">
+                              <a:schemeClr val="accent1"/>
+                            </a:effectRef>
+                            <a:fontRef idx="minor">
+                              <a:schemeClr val="dk1"/>
+                            </a:fontRef>
+                          </wps:style>
+                          <wps:txbx>
+                            <w:txbxContent>
+                              <w:p>
+                                <w:pPr>
+                                  <w:pStyle w:val="NoSpacing"/>
+                                  <w:rPr>
+                                    <w:rFonts w:ascii="Arial" w:eastAsiaTheme="majorEastAsia" w:hAnsi="Arial" w:cs="Arial"/>
+                                    <w:b/>
+                                    <w:color w:val="403152" w:themeColor="accent4" w:themeShade="80"/>
+                                    <w:sz w:val="72"/>
+                                    <w:szCs w:val="72"/>
+                                    <w:lang w:val="en-SG"/>
+                                  </w:rPr>
+                                </w:pPr>
+                                <w:r>
+                                  <w:rPr>
+                                    <w:rFonts w:ascii="Arial" w:eastAsiaTheme="majorEastAsia" w:hAnsi="Arial" w:cs="Arial"/>
+                                    <w:b/>
+                                    <w:color w:val="403152" w:themeColor="accent4" w:themeShade="80"/>
+                                    <w:sz w:val="72"/>
+                                    <w:szCs w:val="72"/>
+                                    <w:lang w:val="en-SG"/>
+                                  </w:rPr>
+                                  <w:t>CA</w:t>
+                                </w:r>
+                                <w:r>
+                                  <w:rPr>
+                                    <w:rFonts w:ascii="Arial" w:eastAsiaTheme="majorEastAsia" w:hAnsi="Arial" w:cs="Arial"/>
+                                    <w:b/>
+                                    <w:color w:val="403152" w:themeColor="accent4" w:themeShade="80"/>
+                                    <w:sz w:val="72"/>
+                                    <w:szCs w:val="72"/>
+                                    <w:lang w:val="en-SG"/>
+                                  </w:rPr>
+                                  <w:t>2 Individual</w:t>
+                                </w:r>
+                                <w:r>
+                                  <w:rPr>
+                                    <w:rFonts w:ascii="Arial" w:eastAsiaTheme="majorEastAsia" w:hAnsi="Arial" w:cs="Arial"/>
+                                    <w:b/>
+                                    <w:color w:val="403152" w:themeColor="accent4" w:themeShade="80"/>
+                                    <w:sz w:val="72"/>
+                                    <w:szCs w:val="72"/>
+                                    <w:lang w:val="en-SG"/>
+                                  </w:rPr>
+                                  <w:t xml:space="preserve"> </w:t>
+                                </w:r>
+                                <w:r>
+                                  <w:rPr>
+                                    <w:rFonts w:ascii="Arial" w:eastAsiaTheme="majorEastAsia" w:hAnsi="Arial" w:cs="Arial"/>
+                                    <w:b/>
+                                    <w:color w:val="403152" w:themeColor="accent4" w:themeShade="80"/>
+                                    <w:sz w:val="72"/>
+                                    <w:szCs w:val="72"/>
+                                    <w:lang w:val="en-SG"/>
+                                  </w:rPr>
+                                  <w:t>Template</w:t>
+                                </w:r>
+                              </w:p>
+                              <w:p>
+                                <w:pPr>
+                                  <w:pStyle w:val="NoSpacing"/>
+                                  <w:rPr>
+                                    <w:rFonts w:ascii="Times New Roman" w:eastAsiaTheme="majorEastAsia" w:hAnsi="Times New Roman" w:cs="Times New Roman"/>
+                                    <w:b/>
+                                    <w:color w:val="7030A0"/>
+                                    <w:sz w:val="28"/>
+                                    <w:szCs w:val="72"/>
+                                    <w:u w:val="double"/>
+                                    <w:lang w:val="en-SG"/>
+                                  </w:rPr>
+                                </w:pPr>
+                                <w:r>
+                                  <w:rPr>
+                                    <w:rFonts w:ascii="Times New Roman" w:eastAsiaTheme="majorEastAsia" w:hAnsi="Times New Roman" w:cs="Times New Roman"/>
+                                    <w:b/>
+                                    <w:color w:val="7030A0"/>
+                                    <w:sz w:val="48"/>
+                                    <w:szCs w:val="72"/>
+                                    <w:lang w:val="en-SG"/>
+                                  </w:rPr>
+                                  <w:br/>
+                                </w:r>
+                                <w:r>
+                                  <w:rPr>
+                                    <w:rFonts w:ascii="Times New Roman" w:eastAsiaTheme="majorEastAsia" w:hAnsi="Times New Roman" w:cs="Times New Roman"/>
+                                    <w:b/>
+                                    <w:color w:val="5F497A" w:themeColor="accent4" w:themeShade="BF"/>
+                                    <w:sz w:val="28"/>
+                                    <w:szCs w:val="72"/>
+                                    <w:lang w:val="en-SG"/>
+                                  </w:rPr>
+                                  <w:t>Diploma in Applied AI &amp; Analytics</w:t>
+                                </w:r>
+                              </w:p>
+                              <w:p>
+                                <w:pPr>
+                                  <w:pStyle w:val="NoSpacing"/>
+                                  <w:rPr>
+                                    <w:rFonts w:ascii="Arial" w:eastAsiaTheme="majorEastAsia" w:hAnsi="Arial" w:cs="Arial"/>
+                                    <w:b/>
+                                    <w:color w:val="7030A0"/>
+                                    <w:sz w:val="28"/>
+                                    <w:szCs w:val="72"/>
+                                    <w:lang w:val="en-SG"/>
+                                  </w:rPr>
+                                </w:pPr>
+                                <w:r>
+                                  <w:rPr>
+                                    <w:rFonts w:ascii="Times New Roman" w:eastAsiaTheme="majorEastAsia" w:hAnsi="Times New Roman" w:cs="Times New Roman"/>
+                                    <w:b/>
+                                    <w:color w:val="7030A0"/>
+                                    <w:sz w:val="36"/>
+                                    <w:szCs w:val="72"/>
+                                    <w:lang w:val="en-SG"/>
+                                  </w:rPr>
+                                  <w:br/>
+                                </w:r>
+                                <w:r>
+                                  <w:rPr>
+                                    <w:rFonts w:ascii="Arial" w:eastAsiaTheme="majorEastAsia" w:hAnsi="Arial" w:cs="Arial"/>
+                                    <w:b/>
+                                    <w:color w:val="7030A0"/>
+                                    <w:sz w:val="28"/>
+                                    <w:szCs w:val="72"/>
+                                    <w:lang w:val="en-SG"/>
+                                  </w:rPr>
+                                  <w:t>ST1501</w:t>
+                                </w:r>
+                              </w:p>
+                              <w:p>
+                                <w:pPr>
+                                  <w:pStyle w:val="NoSpacing"/>
+                                  <w:rPr>
+                                    <w:rFonts w:ascii="Arial" w:eastAsiaTheme="majorEastAsia" w:hAnsi="Arial" w:cs="Arial"/>
+                                    <w:b/>
+                                    <w:color w:val="7030A0"/>
+                                    <w:sz w:val="36"/>
+                                    <w:szCs w:val="72"/>
+                                    <w:lang w:val="en-SG"/>
+                                  </w:rPr>
+                                </w:pPr>
+                                <w:r>
+                                  <w:rPr>
+                                    <w:rFonts w:ascii="Arial" w:eastAsiaTheme="majorEastAsia" w:hAnsi="Arial" w:cs="Arial"/>
+                                    <w:b/>
+                                    <w:color w:val="7030A0"/>
+                                    <w:sz w:val="28"/>
+                                    <w:szCs w:val="72"/>
+                                    <w:lang w:val="en-SG"/>
+                                  </w:rPr>
+                                  <w:t>Data Engineering</w:t>
+                                </w:r>
+                              </w:p>
+                              <w:p>
+                                <w:pPr>
+                                  <w:pStyle w:val="NoSpacing"/>
+                                  <w:rPr>
+                                    <w:rFonts w:ascii="Arial" w:eastAsiaTheme="majorEastAsia" w:hAnsi="Arial" w:cs="Arial"/>
+                                    <w:b/>
+                                    <w:color w:val="7030A0"/>
+                                    <w:sz w:val="32"/>
+                                    <w:szCs w:val="72"/>
+                                    <w:lang w:val="en-SG"/>
+                                  </w:rPr>
+                                </w:pPr>
+                              </w:p>
+                              <w:p>
+                                <w:pPr>
+                                  <w:pStyle w:val="NoSpacing"/>
+                                  <w:rPr>
+                                    <w:rFonts w:ascii="Arial" w:eastAsiaTheme="majorEastAsia" w:hAnsi="Arial" w:cs="Arial"/>
+                                    <w:b/>
+                                    <w:color w:val="5F497A" w:themeColor="accent4" w:themeShade="BF"/>
+                                    <w:sz w:val="28"/>
+                                  </w:rPr>
+                                </w:pPr>
+                                <w:r>
+                                  <w:rPr>
+                                    <w:rFonts w:ascii="Arial" w:eastAsiaTheme="majorEastAsia" w:hAnsi="Arial" w:cs="Arial"/>
+                                    <w:b/>
+                                    <w:color w:val="5F497A" w:themeColor="accent4" w:themeShade="BF"/>
+                                    <w:sz w:val="28"/>
+                                    <w:szCs w:val="72"/>
+                                    <w:lang w:val="en-SG"/>
+                                  </w:rPr>
+                                  <w:t>20</w:t>
+                                </w:r>
+                                <w:r>
+                                  <w:rPr>
+                                    <w:rFonts w:ascii="Arial" w:eastAsiaTheme="majorEastAsia" w:hAnsi="Arial" w:cs="Arial"/>
+                                    <w:b/>
+                                    <w:color w:val="5F497A" w:themeColor="accent4" w:themeShade="BF"/>
+                                    <w:sz w:val="28"/>
+                                    <w:szCs w:val="72"/>
+                                    <w:lang w:val="en-SG"/>
+                                  </w:rPr>
+                                  <w:t>2</w:t>
+                                </w:r>
+                                <w:r>
+                                  <w:rPr>
+                                    <w:rFonts w:ascii="Arial" w:eastAsiaTheme="majorEastAsia" w:hAnsi="Arial" w:cs="Arial"/>
+                                    <w:b/>
+                                    <w:color w:val="5F497A" w:themeColor="accent4" w:themeShade="BF"/>
+                                    <w:sz w:val="28"/>
+                                    <w:szCs w:val="72"/>
+                                    <w:lang w:val="en-SG"/>
+                                  </w:rPr>
+                                  <w:t>6</w:t>
+                                </w:r>
+                                <w:r>
+                                  <w:rPr>
+                                    <w:rFonts w:ascii="Arial" w:eastAsiaTheme="majorEastAsia" w:hAnsi="Arial" w:cs="Arial"/>
+                                    <w:b/>
+                                    <w:color w:val="5F497A" w:themeColor="accent4" w:themeShade="BF"/>
+                                    <w:sz w:val="28"/>
+                                    <w:szCs w:val="72"/>
+                                    <w:lang w:val="en-SG"/>
+                                  </w:rPr>
+                                  <w:t>/</w:t>
+                                </w:r>
+                                <w:r>
+                                  <w:rPr>
+                                    <w:rFonts w:ascii="Arial" w:eastAsiaTheme="majorEastAsia" w:hAnsi="Arial" w:cs="Arial"/>
+                                    <w:b/>
+                                    <w:color w:val="5F497A" w:themeColor="accent4" w:themeShade="BF"/>
+                                    <w:sz w:val="28"/>
+                                    <w:szCs w:val="72"/>
+                                    <w:lang w:val="en-SG"/>
+                                  </w:rPr>
+                                  <w:t>20</w:t>
+                                </w:r>
+                                <w:r>
+                                  <w:rPr>
+                                    <w:rFonts w:ascii="Arial" w:eastAsiaTheme="majorEastAsia" w:hAnsi="Arial" w:cs="Arial"/>
+                                    <w:b/>
+                                    <w:color w:val="5F497A" w:themeColor="accent4" w:themeShade="BF"/>
+                                    <w:sz w:val="28"/>
+                                    <w:szCs w:val="72"/>
+                                    <w:lang w:val="en-SG"/>
+                                  </w:rPr>
+                                  <w:t>2</w:t>
+                                </w:r>
+                                <w:r>
+                                  <w:rPr>
+                                    <w:rFonts w:ascii="Arial" w:eastAsiaTheme="majorEastAsia" w:hAnsi="Arial" w:cs="Arial"/>
+                                    <w:b/>
+                                    <w:color w:val="5F497A" w:themeColor="accent4" w:themeShade="BF"/>
+                                    <w:sz w:val="28"/>
+                                    <w:szCs w:val="72"/>
+                                    <w:lang w:val="en-SG"/>
+                                  </w:rPr>
+                                  <w:t>7</w:t>
+                                </w:r>
+                                <w:r>
+                                  <w:rPr>
+                                    <w:rFonts w:ascii="Arial" w:eastAsiaTheme="majorEastAsia" w:hAnsi="Arial" w:cs="Arial"/>
+                                    <w:b/>
+                                    <w:color w:val="5F497A" w:themeColor="accent4" w:themeShade="BF"/>
+                                    <w:sz w:val="28"/>
+                                    <w:szCs w:val="72"/>
+                                    <w:lang w:val="en-SG"/>
+                                  </w:rPr>
+                                  <w:t xml:space="preserve"> </w:t>
+                                </w:r>
+                                <w:r>
+                                  <w:rPr>
+                                    <w:rFonts w:ascii="Arial" w:eastAsiaTheme="majorEastAsia" w:hAnsi="Arial" w:cs="Arial"/>
+                                    <w:b/>
+                                    <w:color w:val="5F497A" w:themeColor="accent4" w:themeShade="BF"/>
+                                    <w:sz w:val="28"/>
+                                    <w:szCs w:val="72"/>
+                                    <w:lang w:val="en-SG"/>
+                                  </w:rPr>
+                                  <w:t>Semester</w:t>
+                                </w:r>
+                                <w:r>
+                                  <w:rPr>
+                                    <w:rFonts w:ascii="Arial" w:eastAsiaTheme="majorEastAsia" w:hAnsi="Arial" w:cs="Arial"/>
+                                    <w:b/>
+                                    <w:color w:val="5F497A" w:themeColor="accent4" w:themeShade="BF"/>
+                                    <w:sz w:val="28"/>
+                                    <w:szCs w:val="72"/>
+                                    <w:lang w:val="en-SG"/>
+                                  </w:rPr>
+                                  <w:t xml:space="preserve"> </w:t>
+                                </w:r>
+                                <w:r>
+                                  <w:rPr>
+                                    <w:rFonts w:ascii="Arial" w:eastAsiaTheme="majorEastAsia" w:hAnsi="Arial" w:cs="Arial"/>
+                                    <w:b/>
+                                    <w:color w:val="5F497A" w:themeColor="accent4" w:themeShade="BF"/>
+                                    <w:sz w:val="28"/>
+                                    <w:szCs w:val="72"/>
+                                    <w:lang w:val="en-SG"/>
+                                  </w:rPr>
+                                  <w:t>1</w:t>
+                                </w:r>
+                              </w:p>
+                            </w:txbxContent>
+                          </wps:txbx>
+                          <wps:bodyPr rot="0" spcFirstLastPara="0" vertOverflow="overflow" horzOverflow="overflow" vert="horz" wrap="square" lIns="0" tIns="0" rIns="0" bIns="0" numCol="1" spcCol="0" rtlCol="0" fromWordArt="0" anchor="t" anchorCtr="0" forceAA="0" compatLnSpc="1">
+                            <a:prstTxWarp prst="textNoShape">
+                              <a:avLst/>
+                            </a:prstTxWarp>
+                            <a:noAutofit/>
+                          </wps:bodyPr>
+                        </wps:wsp>
+                      </a:graphicData>
+                    </a:graphic>
+                    <wp14:sizeRelH relativeFrom="page">
+                      <wp14:pctWidth>0</wp14:pctWidth>
+                    </wp14:sizeRelH>
+                    <wp14:sizeRelV relativeFrom="margin">
+                      <wp14:pctHeight>0</wp14:pctHeight>
+                    </wp14:sizeRelV>
+                  </wp:anchor>
+                </w:drawing>
+              </mc:Choice>
+              <mc:Fallback>
+                <w:pict>
+                  <v:shape w14:anchorId="3D62382C" id="Text Box 39" o:spid="_x0000_s1027" type="#_x0000_t202" style="position:absolute;margin-left:172.5pt;margin-top:156.75pt;width:367.35pt;height:230.25pt;z-index:251658243;visibility:visible;mso-wrap-style:square;mso-width-percent:0;mso-height-percent:0;mso-wrap-distance-left:9pt;mso-wrap-distance-top:0;mso-wrap-distance-right:9pt;mso-wrap-distance-bottom:0;mso-position-horizontal:absolute;mso-position-horizontal-relative:page;mso-position-vertical:absolute;mso-position-vertical-relative:page;mso-width-percent:0;mso-height-percent:0;mso-width-relative:page;mso-height-relative:margin;v-text-anchor:top" o:gfxdata="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" filled="f" stroked="f" strokeweight=".5pt">
+                    <v:textbox inset="0,0,0,0">
+                      <w:txbxContent>
+                        <w:p>
+                          <w:pPr>
+                            <w:pStyle w:val="NoSpacing"/>
+                            <w:rPr>
+                              <w:rFonts w:ascii="Arial" w:eastAsiaTheme="majorEastAsia" w:hAnsi="Arial" w:cs="Arial"/>
+                              <w:b/>
+                              <w:color w:val="403152" w:themeColor="accent4" w:themeShade="80"/>
+                              <w:sz w:val="72"/>
+                              <w:szCs w:val="72"/>
+                              <w:lang w:val="en-SG"/>
+                            </w:rPr>
+                          </w:pPr>
+                          <w:r>
+                            <w:rPr>
+                              <w:rFonts w:ascii="Arial" w:eastAsiaTheme="majorEastAsia" w:hAnsi="Arial" w:cs="Arial"/>
+                              <w:b/>
+                              <w:color w:val="403152" w:themeColor="accent4" w:themeShade="80"/>
+                              <w:sz w:val="72"/>
+                              <w:szCs w:val="72"/>
+                              <w:lang w:val="en-SG"/>
+                            </w:rPr>
+                            <w:t>CA</w:t>
+                          </w:r>
+                          <w:r>
+                            <w:rPr>
+                              <w:rFonts w:ascii="Arial" w:eastAsiaTheme="majorEastAsia" w:hAnsi="Arial" w:cs="Arial"/>
+                              <w:b/>
+                              <w:color w:val="403152" w:themeColor="accent4" w:themeShade="80"/>
+                              <w:sz w:val="72"/>
+                              <w:szCs w:val="72"/>
+                              <w:lang w:val="en-SG"/>
+                            </w:rPr>
+                            <w:t>2 Individual</w:t>
+                          </w:r>
+                          <w:r>
+                            <w:rPr>
+                              <w:rFonts w:ascii="Arial" w:eastAsiaTheme="majorEastAsia" w:hAnsi="Arial" w:cs="Arial"/>
+                              <w:b/>
+                              <w:color w:val="403152" w:themeColor="accent4" w:themeShade="80"/>
+                              <w:sz w:val="72"/>
+                              <w:szCs w:val="72"/>
+                              <w:lang w:val="en-SG"/>
+                            </w:rPr>
+                            <w:t xml:space="preserve"> </w:t>
+                          </w:r>
+                          <w:r>
+                            <w:rPr>
+                              <w:rFonts w:ascii="Arial" w:eastAsiaTheme="majorEastAsia" w:hAnsi="Arial" w:cs="Arial"/>
+                              <w:b/>
+                              <w:color w:val="403152" w:themeColor="accent4" w:themeShade="80"/>
+                              <w:sz w:val="72"/>
+                              <w:szCs w:val="72"/>
+                              <w:lang w:val="en-SG"/>
+                            </w:rPr>
+                            <w:t>Template</w:t>
+                          </w:r>
+                        </w:p>
+                        <w:p>
+                          <w:pPr>
+                            <w:pStyle w:val="NoSpacing"/>
+                            <w:rPr>
+                              <w:rFonts w:ascii="Times New Roman" w:eastAsiaTheme="majorEastAsia" w:hAnsi="Times New Roman" w:cs="Times New Roman"/>
+                              <w:b/>
+                              <w:color w:val="7030A0"/>
+                              <w:sz w:val="28"/>
+                              <w:szCs w:val="72"/>
+                              <w:u w:val="double"/>
+                              <w:lang w:val="en-SG"/>
+                            </w:rPr>
+                          </w:pPr>
+                          <w:r>
+                            <w:rPr>
+                              <w:rFonts w:ascii="Times New Roman" w:eastAsiaTheme="majorEastAsia" w:hAnsi="Times New Roman" w:cs="Times New Roman"/>
+                              <w:b/>
+                              <w:color w:val="7030A0"/>
+                              <w:sz w:val="48"/>
+                              <w:szCs w:val="72"/>
+                              <w:lang w:val="en-SG"/>
+                            </w:rPr>
+                            <w:br/>
+                          </w:r>
+                          <w:r>
+                            <w:rPr>
+                              <w:rFonts w:ascii="Times New Roman" w:eastAsiaTheme="majorEastAsia" w:hAnsi="Times New Roman" w:cs="Times New Roman"/>
+                              <w:b/>
+                              <w:color w:val="5F497A" w:themeColor="accent4" w:themeShade="BF"/>
+                              <w:sz w:val="28"/>
+                              <w:szCs w:val="72"/>
+                              <w:lang w:val="en-SG"/>
+                            </w:rPr>
+                            <w:t>Diploma in Applied AI &amp; Analytics</w:t>
+                          </w:r>
+                        </w:p>
+                        <w:p>
+                          <w:pPr>
+                            <w:pStyle w:val="NoSpacing"/>
+                            <w:rPr>
+                              <w:rFonts w:ascii="Arial" w:eastAsiaTheme="majorEastAsia" w:hAnsi="Arial" w:cs="Arial"/>
+                              <w:b/>
+                              <w:color w:val="7030A0"/>
+                              <w:sz w:val="28"/>
+                              <w:szCs w:val="72"/>
+                              <w:lang w:val="en-SG"/>
+                            </w:rPr>
+                          </w:pPr>
+                          <w:r>
+                            <w:rPr>
+                              <w:rFonts w:ascii="Times New Roman" w:eastAsiaTheme="majorEastAsia" w:hAnsi="Times New Roman" w:cs="Times New Roman"/>
+                              <w:b/>
+                              <w:color w:val="7030A0"/>
+                              <w:sz w:val="36"/>
+                              <w:szCs w:val="72"/>
+                              <w:lang w:val="en-SG"/>
+                            </w:rPr>
+                            <w:br/>
+                          </w:r>
+                          <w:r>
+                            <w:rPr>
+                              <w:rFonts w:ascii="Arial" w:eastAsiaTheme="majorEastAsia" w:hAnsi="Arial" w:cs="Arial"/>
+                              <w:b/>
+                              <w:color w:val="7030A0"/>
+                              <w:sz w:val="28"/>
+                              <w:szCs w:val="72"/>
+                              <w:lang w:val="en-SG"/>
+                            </w:rPr>
+                            <w:t>ST1501</w:t>
+                          </w:r>
+                        </w:p>
+                        <w:p>
+                          <w:pPr>
+                            <w:pStyle w:val="NoSpacing"/>
+                            <w:rPr>
+                              <w:rFonts w:ascii="Arial" w:eastAsiaTheme="majorEastAsia" w:hAnsi="Arial" w:cs="Arial"/>
+                              <w:b/>
+                              <w:color w:val="7030A0"/>
+                              <w:sz w:val="36"/>
+                              <w:szCs w:val="72"/>
+                              <w:lang w:val="en-SG"/>
+                            </w:rPr>
+                          </w:pPr>
+                          <w:r>
+                            <w:rPr>
+                              <w:rFonts w:ascii="Arial" w:eastAsiaTheme="majorEastAsia" w:hAnsi="Arial" w:cs="Arial"/>
+                              <w:b/>
+                              <w:color w:val="7030A0"/>
+                              <w:sz w:val="28"/>
+                              <w:szCs w:val="72"/>
+                              <w:lang w:val="en-SG"/>
+                            </w:rPr>
+                            <w:t>Data Engineering</w:t>
+                          </w:r>
+                        </w:p>
+                        <w:p>
+                          <w:pPr>
+                            <w:pStyle w:val="NoSpacing"/>
+                            <w:rPr>
+                              <w:rFonts w:ascii="Arial" w:eastAsiaTheme="majorEastAsia" w:hAnsi="Arial" w:cs="Arial"/>
+                              <w:b/>
+                              <w:color w:val="7030A0"/>
+                              <w:sz w:val="32"/>
+                              <w:szCs w:val="72"/>
+                              <w:lang w:val="en-SG"/>
+                            </w:rPr>
+                          </w:pPr>
+                        </w:p>
+                        <w:p>
+                          <w:pPr>
+                            <w:pStyle w:val="NoSpacing"/>
+                            <w:rPr>
+                              <w:rFonts w:ascii="Arial" w:eastAsiaTheme="majorEastAsia" w:hAnsi="Arial" w:cs="Arial"/>
+                              <w:b/>
+                              <w:color w:val="5F497A" w:themeColor="accent4" w:themeShade="BF"/>
+                              <w:sz w:val="28"/>
+                            </w:rPr>
+                          </w:pPr>
+                          <w:r>
+                            <w:rPr>
+                              <w:rFonts w:ascii="Arial" w:eastAsiaTheme="majorEastAsia" w:hAnsi="Arial" w:cs="Arial"/>
+                              <w:b/>
+                              <w:color w:val="5F497A" w:themeColor="accent4" w:themeShade="BF"/>
+                              <w:sz w:val="28"/>
+                              <w:szCs w:val="72"/>
+                              <w:lang w:val="en-SG"/>
+                            </w:rPr>
+                            <w:t>20</w:t>
+                          </w:r>
+                          <w:r>
+                            <w:rPr>
+                              <w:rFonts w:ascii="Arial" w:eastAsiaTheme="majorEastAsia" w:hAnsi="Arial" w:cs="Arial"/>
+                              <w:b/>
+                              <w:color w:val="5F497A" w:themeColor="accent4" w:themeShade="BF"/>
+                              <w:sz w:val="28"/>
+                              <w:szCs w:val="72"/>
+                              <w:lang w:val="en-SG"/>
+                            </w:rPr>
+                            <w:t>2</w:t>
+                          </w:r>
+                          <w:r>
+                            <w:rPr>
+                              <w:rFonts w:ascii="Arial" w:eastAsiaTheme="majorEastAsia" w:hAnsi="Arial" w:cs="Arial"/>
+                              <w:b/>
+                              <w:color w:val="5F497A" w:themeColor="accent4" w:themeShade="BF"/>
+                              <w:sz w:val="28"/>
+                              <w:szCs w:val="72"/>
+                              <w:lang w:val="en-SG"/>
+                            </w:rPr>
+                            <w:t>6</w:t>
+                          </w:r>
+                          <w:r>
+                            <w:rPr>
+                              <w:rFonts w:ascii="Arial" w:eastAsiaTheme="majorEastAsia" w:hAnsi="Arial" w:cs="Arial"/>
+                              <w:b/>
+                              <w:color w:val="5F497A" w:themeColor="accent4" w:themeShade="BF"/>
+                              <w:sz w:val="28"/>
+                              <w:szCs w:val="72"/>
+                              <w:lang w:val="en-SG"/>
+                            </w:rPr>
+                            <w:t>/</w:t>
+                          </w:r>
+                          <w:r>
+                            <w:rPr>
+                              <w:rFonts w:ascii="Arial" w:eastAsiaTheme="majorEastAsia" w:hAnsi="Arial" w:cs="Arial"/>
+                              <w:b/>
+                              <w:color w:val="5F497A" w:themeColor="accent4" w:themeShade="BF"/>
+                              <w:sz w:val="28"/>
+                              <w:szCs w:val="72"/>
+                              <w:lang w:val="en-SG"/>
+                            </w:rPr>
+                            <w:t>20</w:t>
+                          </w:r>
+                          <w:r>
+                            <w:rPr>
+                              <w:rFonts w:ascii="Arial" w:eastAsiaTheme="majorEastAsia" w:hAnsi="Arial" w:cs="Arial"/>
+                              <w:b/>
+                              <w:color w:val="5F497A" w:themeColor="accent4" w:themeShade="BF"/>
+                              <w:sz w:val="28"/>
+                              <w:szCs w:val="72"/>
+                              <w:lang w:val="en-SG"/>
+                            </w:rPr>
+                            <w:t>2</w:t>
+                          </w:r>
+                          <w:r>
+                            <w:rPr>
+                              <w:rFonts w:ascii="Arial" w:eastAsiaTheme="majorEastAsia" w:hAnsi="Arial" w:cs="Arial"/>
+                              <w:b/>
+                              <w:color w:val="5F497A" w:themeColor="accent4" w:themeShade="BF"/>
+                              <w:sz w:val="28"/>
+                              <w:szCs w:val="72"/>
+                              <w:lang w:val="en-SG"/>
+                            </w:rPr>
+                            <w:t>7</w:t>
+                          </w:r>
+                          <w:r>
+                            <w:rPr>
+                              <w:rFonts w:ascii="Arial" w:eastAsiaTheme="majorEastAsia" w:hAnsi="Arial" w:cs="Arial"/>
+                              <w:b/>
+                              <w:color w:val="5F497A" w:themeColor="accent4" w:themeShade="BF"/>
+                              <w:sz w:val="28"/>
+                              <w:szCs w:val="72"/>
+                              <w:lang w:val="en-SG"/>
+                            </w:rPr>
+                            <w:t xml:space="preserve"> </w:t>
+                          </w:r>
+                          <w:r>
+                            <w:rPr>
+                              <w:rFonts w:ascii="Arial" w:eastAsiaTheme="majorEastAsia" w:hAnsi="Arial" w:cs="Arial"/>
+                              <w:b/>
+                              <w:color w:val="5F497A" w:themeColor="accent4" w:themeShade="BF"/>
+                              <w:sz w:val="28"/>
+                              <w:szCs w:val="72"/>
+                              <w:lang w:val="en-SG"/>
+                            </w:rPr>
+                            <w:t>Semester</w:t>
+                          </w:r>
+                          <w:r>
+                            <w:rPr>
+                              <w:rFonts w:ascii="Arial" w:eastAsiaTheme="majorEastAsia" w:hAnsi="Arial" w:cs="Arial"/>
+                              <w:b/>
+                              <w:color w:val="5F497A" w:themeColor="accent4" w:themeShade="BF"/>
+                              <w:sz w:val="28"/>
+                              <w:szCs w:val="72"/>
+                              <w:lang w:val="en-SG"/>
+                            </w:rPr>
+                            <w:t xml:space="preserve"> </w:t>
+                          </w:r>
+                          <w:r>
+                            <w:rPr>
+                              <w:rFonts w:ascii="Arial" w:eastAsiaTheme="majorEastAsia" w:hAnsi="Arial" w:cs="Arial"/>
+                              <w:b/>
+                              <w:color w:val="5F497A" w:themeColor="accent4" w:themeShade="BF"/>
+                              <w:sz w:val="28"/>
+                              <w:szCs w:val="72"/>
+                              <w:lang w:val="en-SG"/>
+                            </w:rPr>
+                            <w:t>1</w:t>
+                          </w:r>
+                        </w:p>
+                      </w:txbxContent>
+                    </v:textbox>
+                    <w10:wrap anchorx="page" anchory="page"/>
+                  </v:shape>
+                </w:pict>
+              </mc:Fallback>
+            </mc:AlternateContent>
+          </w:r>
+          <w:r>
+            <w:rPr>
+              <w:noProof/>
+              <w:lang w:val="en-SG" w:bidi="ar-SA"/>
+            </w:rPr>
+            <mc:AlternateContent>
+              <mc:Choice Requires="wps">
+                <w:drawing>
+                  <wp:anchor distT="0" distB="0" distL="114300" distR="114300" simplePos="0" relativeHeight="251658241" behindDoc="1" locked="0" layoutInCell="1" allowOverlap="1" wp14:anchorId="48561284" wp14:editId="2CE87EB3">
+                    <wp:simplePos x="0" y="0"/>
+                    <wp:positionH relativeFrom="column">
+                      <wp:posOffset>19050</wp:posOffset>
+                    </wp:positionH>
+                    <wp:positionV relativeFrom="paragraph">
+                      <wp:posOffset>648335</wp:posOffset>
+                    </wp:positionV>
+                    <wp:extent cx="1409041" cy="885825"/>
+                    <wp:effectExtent l="0" t="0" r="1270" b="9525"/>
+                    <wp:wrapNone/>
+                    <wp:docPr id="9" name="Pentagon 9"/>
+                    <wp:cNvGraphicFramePr/>
+                    <a:graphic xmlns:a="http://schemas.openxmlformats.org/drawingml/2006/main">
+                      <a:graphicData uri="http://schemas.microsoft.com/office/word/2010/wordprocessingShape">
+                        <wps:wsp>
+                          <wps:cNvSpPr/>
+                          <wps:spPr>
+                            <a:xfrm>
+                              <a:off x="0" y="0"/>
+                              <a:ext cx="1409041" cy="885825"/>
+                            </a:xfrm>
+                            <a:prstGeom prst="homePlate">
+                              <a:avLst/>
+                            </a:prstGeom>
+                            <a:solidFill>
+                              <a:srgbClr val="92D050"/>
+                            </a:solidFill>
+                            <a:ln>
+                              <a:noFill/>
+                            </a:ln>
+                          </wps:spPr>
+                          <wps:style>
+                            <a:lnRef idx="2">
+                              <a:schemeClr val="accent1">
+                                <a:shade val="50000"/>
+                              </a:schemeClr>
+                            </a:lnRef>
+                            <a:fillRef idx="1">
+                              <a:schemeClr val="accent1"/>
+                            </a:fillRef>
+                            <a:effectRef idx="0">
+                              <a:schemeClr val="accent1"/>
+                            </a:effectRef>
+                            <a:fontRef idx="minor">
+                              <a:schemeClr val="lt1"/>
+                            </a:fontRef>
+                          </wps:style>
+                          <wps:txbx>
+                            <w:txbxContent>
+                              <w:p>
+                                <w:pPr>
+                                  <w:pStyle w:val="NoSpacing"/>
+                                  <w:jc w:val="right"/>
+                                  <w:rPr>
+                                    <w:color w:val="1C1C1C"/>
+                                    <w:sz w:val="28"/>
+                                    <w:szCs w:val="28"/>
+                                  </w:rPr>
+                                </w:pPr>
+                              </w:p>
+                            </w:txbxContent>
+                          </wps:txbx>
+                          <wps:bodyPr rot="0" spcFirstLastPara="0" vert="horz" wrap="square" lIns="91440" tIns="0" rIns="182880" bIns="0" numCol="1" spcCol="0" rtlCol="0" fromWordArt="0" anchor="ctr" anchorCtr="0" forceAA="0" compatLnSpc="1">
+                            <a:prstTxWarp prst="textNoShape">
+                              <a:avLst/>
+                            </a:prstTxWarp>
+                            <a:noAutofit/>
+                          </wps:bodyPr>
+                        </wps:wsp>
+                      </a:graphicData>
+                    </a:graphic>
+                    <wp14:sizeRelH relativeFrom="margin">
+                      <wp14:pctWidth>0</wp14:pctWidth>
+                    </wp14:sizeRelH>
+                    <wp14:sizeRelV relativeFrom="margin">
+                      <wp14:pctHeight>0</wp14:pctHeight>
+                    </wp14:sizeRelV>
+                  </wp:anchor>
+                </w:drawing>
+              </mc:Choice>
+              <mc:Fallback>
+                <w:pict>
+                  <v:shapetype w14:anchorId="48561284" id="_x0000_t15" coordsize="21600,21600" o:spt="15" adj="16200" path="m@0,l,,,21600@0,21600,21600,10800xe">
+                    <v:stroke joinstyle="miter"/>
+                    <v:formulas>
+                      <v:f eqn="val #0"/>
+                      <v:f eqn="prod #0 1 2"/>
+                    </v:formulas>
+                    <v:path gradientshapeok="t" o:connecttype="custom" o:connectlocs="@1,0;0,10800;@1,21600;21600,10800" o:connectangles="270,180,90,0" textboxrect="0,0,10800,21600;0,0,16200,21600;0,0,21600,21600"/>
+                    <v:handles>
+                      <v:h position="#0,topLeft" xrange="0,21600"/>
+                    </v:handles>
+                  </v:shapetype>
+                  <v:shape id="Pentagon 9" o:spid="_x0000_s1028" type="#_x0000_t15" style="position:absolute;margin-left:1.5pt;margin-top:51.05pt;width:110.95pt;height:69.75pt;z-index:-251658239;visibility:visible;mso-wrap-style:square;mso-width-percent:0;mso-height-percent:0;mso-wrap-distance-left:9pt;mso-wrap-distance-top:0;mso-wrap-distance-right:9pt;mso-wrap-distance-bottom:0;mso-position-horizontal:absolute;mso-position-horizontal-relative:text;mso-position-vertical:absolute;mso-position-vertical-relative:text;mso-width-percent:0;mso-height-percent:0;mso-width-relative:margin;mso-height-relative:margin;v-text-anchor:middle" o:gfxdata="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" adj="14810" fillcolor="#92d050" stroked="f" strokeweight="2pt">
+                    <v:textbox inset=",0,14.4pt,0">
+                      <w:txbxContent>
+                        <w:p>
+                          <w:pPr>
+                            <w:pStyle w:val="NoSpacing"/>
+                            <w:jc w:val="right"/>
+                            <w:rPr>
+                              <w:color w:val="1C1C1C"/>
+                              <w:sz w:val="28"/>
+                              <w:szCs w:val="28"/>
+                            </w:rPr>
+                          </w:pPr>
+                        </w:p>
+                      </w:txbxContent>
+                    </v:textbox>
+                  </v:shape>
+                </w:pict>
+              </mc:Fallback>
+            </mc:AlternateContent>
+          </w:r>
+          <w:r>
+            <w:rPr>
+              <w:noProof/>
+              <w:lang w:val="en-SG" w:bidi="ar-SA"/>
+            </w:rPr>
+            <mc:AlternateContent>
+              <mc:Choice Requires="wps">
+                <w:drawing>
+                  <wp:anchor distT="45720" distB="45720" distL="114300" distR="114300" simplePos="0" relativeHeight="251658244" behindDoc="0" locked="0" layoutInCell="1" allowOverlap="1" wp14:anchorId="613D5061" wp14:editId="7A8EF19B">
+                    <wp:simplePos x="0" y="0"/>
+                    <wp:positionH relativeFrom="column">
+                      <wp:posOffset>685800</wp:posOffset>
+                    </wp:positionH>
+                    <wp:positionV relativeFrom="paragraph">
+                      <wp:posOffset>4581525</wp:posOffset>
+                    </wp:positionV>
+                    <wp:extent cx="5387340" cy="2771775"/>
+                    <wp:effectExtent l="0" t="0" r="22860" b="28575"/>
+                    <wp:wrapSquare wrapText="bothSides"/>
+                    <wp:docPr id="217" name="Text Box 2"/>
+                    <wp:cNvGraphicFramePr>
+                      <a:graphicFrameLocks xmlns:a="http://schemas.openxmlformats.org/drawingml/2006/main"/>
+                    </wp:cNvGraphicFramePr>
+                    <a:graphic xmlns:a="http://schemas.openxmlformats.org/drawingml/2006/main">
+                      <a:graphicData uri="http://schemas.microsoft.com/office/word/2010/wordprocessingShape">
+                        <wps:wsp>
+                          <wps:cNvSpPr txBox="1">
+                            <a:spLocks noChangeArrowheads="1"/>
+                          </wps:cNvSpPr>
+                          <wps:spPr bwMode="auto">
+                            <a:xfrm>
+                              <a:off x="0" y="0"/>
+                              <a:ext cx="5387340" cy="2771775"/>
+                            </a:xfrm>
+                            <a:prstGeom prst="rect">
+                              <a:avLst/>
+                            </a:prstGeom>
+                            <a:noFill/>
+                            <a:ln w="9525">
+                              <a:solidFill>
+                                <a:schemeClr val="accent3">
+                                  <a:lumMod val="50000"/>
+                                </a:schemeClr>
+                              </a:solidFill>
+                              <a:prstDash val="dash"/>
+                              <a:miter lim="800000"/>
+                              <a:headEnd/>
+                              <a:tailEnd/>
+                            </a:ln>
+                          </wps:spPr>
+                          <wps:txbx>
+                            <w:txbxContent>
+                              <w:p>
+                                <w:pPr>
+                                  <w:rPr>
+                                    <w:b/>
+                                    <w:sz w:val="32"/>
+                                    <w:lang w:val="en-SG"/>
+                                  </w:rPr>
+                                </w:pPr>
+                                <w:r>
+                                  <w:rPr>
+                                    <w:b/>
+                                    <w:sz w:val="32"/>
+                                    <w:lang w:val="en-SG"/>
+                                  </w:rPr>
+                                  <w:t>This is the submission template</w:t>
+                                </w:r>
+                                <w:r>
+                                  <w:rPr>
+                                    <w:b/>
+                                    <w:sz w:val="32"/>
+                                    <w:lang w:val="en-SG"/>
+                                  </w:rPr>
+                                  <w:t xml:space="preserve"> for CA</w:t>
+                                </w:r>
+                                <w:r>
+                                  <w:rPr>
+                                    <w:b/>
+                                    <w:sz w:val="32"/>
+                                    <w:lang w:val="en-SG"/>
+                                  </w:rPr>
+                                  <w:t>2 task e)</w:t>
+                                </w:r>
+                                <w:r>
+                                  <w:rPr>
+                                    <w:b/>
+                                    <w:sz w:val="32"/>
+                                    <w:lang w:val="en-SG"/>
+                                  </w:rPr>
+                                  <w:t xml:space="preserve"> and f)</w:t>
+                                </w:r>
+                                <w:r>
+                                  <w:rPr>
+                                    <w:b/>
+                                    <w:sz w:val="32"/>
+                                    <w:lang w:val="en-SG"/>
+                                  </w:rPr>
+                                  <w:t>.</w:t>
+                                </w:r>
+                                <w:r>
+                                  <w:rPr>
+                                    <w:b/>
+                                    <w:sz w:val="32"/>
+                                    <w:lang w:val="en-SG"/>
+                                  </w:rPr>
+                                  <w:t xml:space="preserve"> </w:t>
+                                </w:r>
+                                <w:r>
+                                  <w:rPr>
+                                    <w:b/>
+                                    <w:sz w:val="32"/>
+                                    <w:lang w:val="en-SG"/>
+                                  </w:rPr>
+                                  <w:t>Fill your name and student ID below</w:t>
+                                </w:r>
+                                <w:r>
+                                  <w:rPr>
+                                    <w:b/>
+                                    <w:sz w:val="32"/>
+                                    <w:lang w:val="en-SG"/>
+                                  </w:rPr>
+                                  <w:t>, and your answers to respective tasks in subsequent pages.</w:t>
+                                </w:r>
+                              </w:p>
+                              <w:p>
+                                <w:pPr>
+                                  <w:rPr>
+                                    <w:b/>
+                                    <w:sz w:val="32"/>
+                                    <w:lang w:val="en-SG"/>
+                                  </w:rPr>
+                                </w:pPr>
+                              </w:p>
+                              <w:p>
+                                <w:pPr>
+                                  <w:rPr>
+                                    <w:b/>
+                                    <w:sz w:val="32"/>
+                                    <w:lang w:val="en-SG"/>
+                                  </w:rPr>
+                                </w:pPr>
+                              </w:p>
+                              <w:p>
+                                <w:pPr>
+                                  <w:rPr>
+                                    <w:b/>
+                                    <w:sz w:val="32"/>
+                                    <w:lang w:val="en-SG"/>
+                                  </w:rPr>
+                                </w:pPr>
+                              </w:p>
+                              <w:p>
+                                <w:pPr>
+                                  <w:rPr>
+                                    <w:b/>
+                                    <w:sz w:val="32"/>
+                                    <w:u w:val="single"/>
+                                    <w:lang w:val="en-SG"/>
+                                  </w:rPr>
+                                </w:pPr>
+                                <w:r>
+                                  <w:rPr>
+                                    <w:b/>
+                                    <w:sz w:val="32"/>
+                                    <w:lang w:val="en-SG"/>
+                                  </w:rPr>
+                                  <w:t>Name:                 Ang Wei Chong</w:t>
+                                </w:r>
+                                <w:r>
+                                  <w:rPr>
+                                    <w:b/>
+                                    <w:sz w:val="32"/>
+                                    <w:lang w:val="en-SG"/>
+                                  </w:rPr>
+                                  <w:tab/>
+                                </w:r>
+                                <w:r>
+                                  <w:rPr>
+                                    <w:b/>
+                                    <w:sz w:val="32"/>
+                                    <w:lang w:val="en-SG"/>
+                                  </w:rPr>
+                                  <w:tab/>
+                                </w:r>
+                                <w:r>
+                                  <w:rPr>
+                                    <w:b/>
+                                    <w:sz w:val="32"/>
+                                    <w:u w:val="single"/>
+                                    <w:lang w:val="en-SG"/>
+                                  </w:rPr>
+                                  <w:tab/>
+                                </w:r>
+                                <w:r>
+                                  <w:rPr>
+                                    <w:b/>
+                                    <w:sz w:val="32"/>
+                                    <w:u w:val="single"/>
+                                    <w:lang w:val="en-SG"/>
+                                  </w:rPr>
+                                  <w:tab/>
+                                </w:r>
+                                <w:r>
+                                  <w:rPr>
+                                    <w:b/>
+                                    <w:sz w:val="32"/>
+                                    <w:u w:val="single"/>
+                                    <w:lang w:val="en-SG"/>
+                                  </w:rPr>
+                                  <w:tab/>
+                                </w:r>
+                                <w:r>
+                                  <w:rPr>
+                                    <w:b/>
+                                    <w:sz w:val="32"/>
+                                    <w:u w:val="single"/>
+                                    <w:lang w:val="en-SG"/>
+                                  </w:rPr>
+                                  <w:tab/>
+                                </w:r>
+                              </w:p>
+                              <w:p>
+                                <w:pPr>
+                                  <w:rPr>
+                                    <w:lang w:val="en-SG"/>
+                                  </w:rPr>
+                                </w:pPr>
+                                <w:r>
+                                  <w:rPr>
+                                    <w:b/>
+                                    <w:sz w:val="32"/>
+                                    <w:lang w:val="en-SG"/>
+                                  </w:rPr>
+                                  <w:t>Student ID:         p2510819</w:t>
+                                </w:r>
+                                <w:r>
+                                  <w:rPr>
+                                    <w:b/>
+                                    <w:sz w:val="32"/>
+                                    <w:lang w:val="en-SG"/>
+                                  </w:rPr>
+                                  <w:tab/>
+                                </w:r>
+                                <w:r>
+                                  <w:rPr>
+                                    <w:b/>
+                                    <w:sz w:val="32"/>
+                                    <w:u w:val="single"/>
+                                    <w:lang w:val="en-SG"/>
+                                  </w:rPr>
+                                  <w:tab/>
+                                </w:r>
+                                <w:r>
+                                  <w:rPr>
+                                    <w:b/>
+                                    <w:sz w:val="32"/>
+                                    <w:u w:val="single"/>
+                                    <w:lang w:val="en-SG"/>
+                                  </w:rPr>
+                                  <w:tab/>
+                                </w:r>
+                                <w:r>
+                                  <w:rPr>
+                                    <w:b/>
+                                    <w:sz w:val="32"/>
+                                    <w:u w:val="single"/>
+                                    <w:lang w:val="en-SG"/>
+                                  </w:rPr>
+                                  <w:tab/>
+                                </w:r>
+                                <w:r>
+                                  <w:rPr>
+                                    <w:b/>
+                                    <w:sz w:val="32"/>
+                                    <w:u w:val="single"/>
+                                    <w:lang w:val="en-SG"/>
+                                  </w:rPr>
+                                  <w:tab/>
+                                </w:r>
+                              </w:p>
+                            </w:txbxContent>
+                          </wps:txbx>
+                          <wps:bodyPr rot="0" vert="horz" wrap="square" lIns="108000" tIns="108000" rIns="108000" bIns="108000" anchor="t" anchorCtr="0">
+                            <a:noAutofit/>
+                          </wps:bodyPr>
+                        </wps:wsp>
+                      </a:graphicData>
+                    </a:graphic>
+                    <wp14:sizeRelH relativeFrom="margin">
+                      <wp14:pctWidth>0</wp14:pctWidth>
+                    </wp14:sizeRelH>
+                    <wp14:sizeRelV relativeFrom="margin">
+                      <wp14:pctHeight>0</wp14:pctHeight>
+                    </wp14:sizeRelV>
+                  </wp:anchor>
+                </w:drawing>
+              </mc:Choice>
+              <mc:Fallback>
+                <w:pict>
+                  <v:shape w14:anchorId="613D5061" id="Text Box 2" o:spid="_x0000_s1029" type="#_x0000_t202" style="position:absolute;margin-left:54pt;margin-top:360.75pt;width:424.2pt;height:218.25pt;z-index:251658244;visibility:visible;mso-wrap-style:square;mso-width-percent:0;mso-height-percent:0;mso-wrap-distance-left:9pt;mso-wrap-distance-top:3.6pt;mso-wrap-distance-right:9pt;mso-wrap-distance-bottom:3.6pt;mso-position-horizontal:absolute;mso-position-horizontal-relative:text;mso-position-vertical:absolute;mso-position-vertical-relative:text;mso-width-percent:0;mso-height-percent:0;mso-width-relative:margin;mso-height-relative:margin;v-text-anchor:top" o:gfxdata="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" filled="f" strokecolor="#4e6128 [1606]">
+                    <v:stroke dashstyle="dash"/>
+                    <v:textbox inset="3mm,3mm,3mm,3mm">
+                      <w:txbxContent>
+                        <w:p>
+                          <w:pPr>
+                            <w:rPr>
+                              <w:b/>
+                              <w:sz w:val="32"/>
+                              <w:lang w:val="en-SG"/>
+                            </w:rPr>
+                          </w:pPr>
+                          <w:r>
+                            <w:rPr>
+                              <w:b/>
+                              <w:sz w:val="32"/>
+                              <w:lang w:val="en-SG"/>
+                            </w:rPr>
+                            <w:t>This is the submission template</w:t>
+                          </w:r>
+                          <w:r>
+                            <w:rPr>
+                              <w:b/>
+                              <w:sz w:val="32"/>
+                              <w:lang w:val="en-SG"/>
+                            </w:rPr>
+                            <w:t xml:space="preserve"> for CA</w:t>
+                          </w:r>
+                          <w:r>
+                            <w:rPr>
+                              <w:b/>
+                              <w:sz w:val="32"/>
+                              <w:lang w:val="en-SG"/>
+                            </w:rPr>
+                            <w:t>2 task e)</w:t>
+                          </w:r>
+                          <w:r>
+                            <w:rPr>
+                              <w:b/>
+                              <w:sz w:val="32"/>
+                              <w:lang w:val="en-SG"/>
+                            </w:rPr>
+                            <w:t xml:space="preserve"> and f)</w:t>
+                          </w:r>
+                          <w:r>
+                            <w:rPr>
+                              <w:b/>
+                              <w:sz w:val="32"/>
+                              <w:lang w:val="en-SG"/>
+                            </w:rPr>
+                            <w:t>.</w:t>
+                          </w:r>
+                          <w:r>
+                            <w:rPr>
+                              <w:b/>
+                              <w:sz w:val="32"/>
+                              <w:lang w:val="en-SG"/>
+                            </w:rPr>
+                            <w:t xml:space="preserve"> </w:t>
+                          </w:r>
+                          <w:r>
+                            <w:rPr>
+                              <w:b/>
+                              <w:sz w:val="32"/>
+                              <w:lang w:val="en-SG"/>
+                            </w:rPr>
+                            <w:t>Fill your name and student ID below</w:t>
+                          </w:r>
+                          <w:r>
+                            <w:rPr>
+                              <w:b/>
+                              <w:sz w:val="32"/>
+                              <w:lang w:val="en-SG"/>
+                            </w:rPr>
+                            <w:t>, and your answers to respective tasks in subsequent pages.</w:t>
+                          </w:r>
+                        </w:p>
+                        <w:p>
+                          <w:pPr>
+                            <w:rPr>
+                              <w:b/>
+                              <w:sz w:val="32"/>
+                              <w:lang w:val="en-SG"/>
+                            </w:rPr>
+                          </w:pPr>
+                        </w:p>
+                        <w:p>
+                          <w:pPr>
+                            <w:rPr>
+                              <w:b/>
+                              <w:sz w:val="32"/>
+                              <w:lang w:val="en-SG"/>
+                            </w:rPr>
+                          </w:pPr>
+                        </w:p>
+                        <w:p>
+                          <w:pPr>
+                            <w:rPr>
+                              <w:b/>
+                              <w:sz w:val="32"/>
+                              <w:lang w:val="en-SG"/>
+                            </w:rPr>
+                          </w:pPr>
+                        </w:p>
+                        <w:p>
+                          <w:pPr>
+                            <w:rPr>
+                              <w:b/>
+                              <w:sz w:val="32"/>
+                              <w:u w:val="single"/>
+                              <w:lang w:val="en-SG"/>
+                            </w:rPr>
+                          </w:pPr>
+                          <w:r>
+                            <w:rPr>
+                              <w:b/>
+                              <w:sz w:val="32"/>
+                              <w:lang w:val="en-SG"/>
+                            </w:rPr>
+                            <w:t>Name:                 Ang Wei Chong</w:t>
+                          </w:r>
+                          <w:r>
+                            <w:rPr>
+                              <w:b/>
+                              <w:sz w:val="32"/>
+                              <w:lang w:val="en-SG"/>
+                            </w:rPr>
+                            <w:tab/>
+                          </w:r>
+                          <w:r>
+                            <w:rPr>
+                              <w:b/>
+                              <w:sz w:val="32"/>
+                              <w:lang w:val="en-SG"/>
+                            </w:rPr>
+                            <w:tab/>
+                          </w:r>
+                          <w:r>
+                            <w:rPr>
+                              <w:b/>
+                              <w:sz w:val="32"/>
+                              <w:u w:val="single"/>
+                              <w:lang w:val="en-SG"/>
+                            </w:rPr>
+                            <w:tab/>
+                          </w:r>
+                          <w:r>
+                            <w:rPr>
+                              <w:b/>
+                              <w:sz w:val="32"/>
+                              <w:u w:val="single"/>
+                              <w:lang w:val="en-SG"/>
+                            </w:rPr>
+                            <w:tab/>
+                          </w:r>
+                          <w:r>
+                            <w:rPr>
+                              <w:b/>
+                              <w:sz w:val="32"/>
+                              <w:u w:val="single"/>
+                              <w:lang w:val="en-SG"/>
+                            </w:rPr>
+                            <w:tab/>
+                          </w:r>
+                          <w:r>
+                            <w:rPr>
+                              <w:b/>
+                              <w:sz w:val="32"/>
+                              <w:u w:val="single"/>
+                              <w:lang w:val="en-SG"/>
+                            </w:rPr>
+                            <w:tab/>
+                          </w:r>
+                        </w:p>
+                        <w:p>
+                          <w:pPr>
+                            <w:rPr>
+                              <w:lang w:val="en-SG"/>
+                            </w:rPr>
+                          </w:pPr>
+                          <w:r>
+                            <w:rPr>
+                              <w:b/>
+                              <w:sz w:val="32"/>
+                              <w:lang w:val="en-SG"/>
+                            </w:rPr>
+                            <w:t>Student ID:         p2510819</w:t>
+                          </w:r>
+                          <w:r>
+                            <w:rPr>
+                              <w:b/>
+                              <w:sz w:val="32"/>
+                              <w:lang w:val="en-SG"/>
+                            </w:rPr>
+                            <w:tab/>
+                          </w:r>
+                          <w:r>
+                            <w:rPr>
+                              <w:b/>
+                              <w:sz w:val="32"/>
+                              <w:u w:val="single"/>
+                              <w:lang w:val="en-SG"/>
+                            </w:rPr>
+                            <w:tab/>
+                          </w:r>
+                          <w:r>
+                            <w:rPr>
+                              <w:b/>
+                              <w:sz w:val="32"/>
+                              <w:u w:val="single"/>
+                              <w:lang w:val="en-SG"/>
+                            </w:rPr>
+                            <w:tab/>
+                          </w:r>
+                          <w:r>
+                            <w:rPr>
+                              <w:b/>
+                              <w:sz w:val="32"/>
+                              <w:u w:val="single"/>
+                              <w:lang w:val="en-SG"/>
+                            </w:rPr>
+                            <w:tab/>
+                          </w:r>
+                          <w:r>
+                            <w:rPr>
+                              <w:b/>
+                              <w:sz w:val="32"/>
+                              <w:u w:val="single"/>
+                              <w:lang w:val="en-SG"/>
+                            </w:rPr>
+                            <w:tab/>
+                          </w:r>
+                        </w:p>
+                      </w:txbxContent>
+                    </v:textbox>
+                    <w10:wrap type="square"/>
+                  </v:shape>
+                </w:pict>
+              </mc:Fallback>
+            </mc:AlternateContent>
+          </w:r>
+          <w:r>
+            <w:br w:type="page"/>
+          </w:r>
+        </w:p>
+      </w:sdtContent>
+    </w:sdt>
+    <w:p>
+      <w:pPr>
+        <w:pStyle w:val="ListParagraph"/>
+        <w:numPr>
+          <w:ilvl w:val="0"/>
+          <w:numId w:val="45"/>
+        </w:numPr>
+        <w:spacing w:after="80" w:line="240" w:lineRule="auto"/>
+      </w:pPr>
+      <w:r>
+        <w:rPr>
+          <w:rFonts w:ascii="Carlito" w:eastAsia="Carlito" w:hAnsi="Carlito"/>
+          <w:color w:val="252525"/>
+          <w:sz w:val="21"/>
+        </w:rPr>
+        <w:lastRenderedPageBreak/>
+        <w:t>i) Paste the SQL statement used to extract the Book collection data from the OLTP tables.</w:t>
+      </w:r>
+    </w:p>
+    <w:tbl>
+      <w:tblPr>
+        <w:tblStyle w:val="TableGrid"/>
+        <w:tblW w:w="0" w:type="auto"/>
+        <w:jc w:val="center"/>
+        <w:tblBorders>
+          <w:top w:val="single" w:sz="6" w:space="0" w:color="7F7F7F"/>
+          <w:left w:val="single" w:sz="6" w:space="0" w:color="7F7F7F"/>
+          <w:bottom w:val="single" w:sz="6" w:space="0" w:color="7F7F7F"/>
+          <w:right w:val="single" w:sz="6" w:space="0" w:color="7F7F7F"/>
+          <w:insideH w:val="single" w:sz="6" w:space="0" w:color="7F7F7F"/>
+          <w:insideV w:val="single" w:sz="6" w:space="0" w:color="7F7F7F"/>
+        </w:tblBorders>
+        <w:tblLayout w:type="fixed"/>
+        <w:tblLook w:val="04A0" w:firstRow="1" w:lastRow="0" w:firstColumn="1" w:lastColumn="0" w:noHBand="0" w:noVBand="1"/>
+      </w:tblPr>
+      <w:tblGrid>
+        <w:gridCol w:w="1224"/>
+        <w:gridCol w:w="8712"/>
+      </w:tblGrid>
+      <w:tr>
+        <w:trPr>
+          <w:cantSplit/>
+          <w:tblHeader/>
+          <w:jc w:val="center"/>
+        </w:trPr>
+        <w:tc>
+          <w:tcPr>
+            <w:tcW w:w="1224" w:type="dxa"/>
+            <w:tcBorders>
+              <w:top w:val="single" w:sz="5" w:space="0" w:color="8D7B9B"/>
+              <w:left w:val="single" w:sz="5" w:space="0" w:color="8D7B9B"/>
+              <w:bottom w:val="single" w:sz="5" w:space="0" w:color="8D7B9B"/>
+              <w:right w:val="single" w:sz="5" w:space="0" w:color="8D7B9B"/>
+            </w:tcBorders>
+            <w:tcMar>
+              <w:top w:w="70" w:type="dxa"/>
+              <w:left w:w="90" w:type="dxa"/>
+              <w:bottom w:w="70" w:type="dxa"/>
+              <w:right w:w="90" w:type="dxa"/>
+            </w:tcMar>
+            <w:vAlign w:val="center"/>
+          </w:tcPr>
+          <w:p>
+            <w:pPr>
+              <w:spacing w:after="0" w:line="240" w:lineRule="auto"/>
+              <w:jc w:val="center"/>
+            </w:pPr>
+            <w:r>
+              <w:rPr>
+                <w:rFonts w:ascii="Carlito" w:eastAsia="Carlito" w:hAnsi="Carlito"/>
+                <w:b/>
+                <w:color w:val="1C1C1C"/>
+                <w:sz w:val="18"/>
+              </w:rPr>
+              <w:t>Collection</w:t>
+            </w:r>
+          </w:p>
+        </w:tc>
+        <w:tc>
+          <w:tcPr>
+            <w:tcW w:w="8712" w:type="dxa"/>
+            <w:tcBorders>
+              <w:top w:val="single" w:sz="5" w:space="0" w:color="8D7B9B"/>
+              <w:left w:val="single" w:sz="5" w:space="0" w:color="8D7B9B"/>
+              <w:bottom w:val="single" w:sz="5" w:space="0" w:color="8D7B9B"/>
+              <w:right w:val="single" w:sz="5" w:space="0" w:color="8D7B9B"/>
+            </w:tcBorders>
+            <w:tcMar>
+              <w:top w:w="70" w:type="dxa"/>
+              <w:left w:w="90" w:type="dxa"/>
+              <w:bottom w:w="70" w:type="dxa"/>
+              <w:right w:w="90" w:type="dxa"/>
+            </w:tcMar>
+            <w:vAlign w:val="center"/>
+          </w:tcPr>
+          <w:p>
+            <w:pPr>
+              <w:spacing w:after="0" w:line="240" w:lineRule="auto"/>
+              <w:jc w:val="center"/>
+            </w:pPr>
+            <w:r>
+              <w:rPr>
+                <w:rFonts w:ascii="Carlito" w:eastAsia="Carlito" w:hAnsi="Carlito"/>
+                <w:b/>
+                <w:color w:val="1C1C1C"/>
+                <w:sz w:val="18"/>
+              </w:rPr>
+              <w:t>SQL</w:t>
+            </w:r>
+          </w:p>
+        </w:tc>
+      </w:tr>
+      <w:tr>
+        <w:trPr>
+          <w:cantSplit/>
+          <w:jc w:val="center"/>
+        </w:trPr>
+        <w:tc>
+          <w:tcPr>
+            <w:tcW w:w="1224" w:type="dxa"/>
+            <w:tcBorders>
+              <w:top w:val="single" w:sz="5" w:space="0" w:color="8D7B9B"/>
+              <w:left w:val="single" w:sz="5" w:space="0" w:color="8D7B9B"/>
+              <w:bottom w:val="single" w:sz="5" w:space="0" w:color="8D7B9B"/>
+              <w:right w:val="single" w:sz="5" w:space="0" w:color="8D7B9B"/>
+            </w:tcBorders>
+            <w:tcMar>
+              <w:top w:w="70" w:type="dxa"/>
+              <w:left w:w="90" w:type="dxa"/>
+              <w:bottom w:w="70" w:type="dxa"/>
+              <w:right w:w="90" w:type="dxa"/>
+            </w:tcMar>
+            <w:vAlign w:val="center"/>
+          </w:tcPr>
+          <w:p>
+            <w:pPr>
+              <w:spacing w:after="0" w:line="240" w:lineRule="auto"/>
+              <w:jc w:val="center"/>
+            </w:pPr>
+            <w:r>
+              <w:rPr>
+                <w:rFonts w:ascii="Carlito" w:eastAsia="Carlito" w:hAnsi="Carlito"/>
+                <w:color w:val="252525"/>
+                <w:sz w:val="18"/>
+              </w:rPr>
+              <w:t>Book</w:t>
+            </w:r>
+          </w:p>
+        </w:tc>
+        <w:tc>
+          <w:tcPr>
+            <w:tcW w:w="8712" w:type="dxa"/>
+            <w:tcBorders>
+              <w:top w:val="single" w:sz="5" w:space="0" w:color="8D7B9B"/>
+              <w:left w:val="single" w:sz="5" w:space="0" w:color="8D7B9B"/>
+              <w:bottom w:val="single" w:sz="5" w:space="0" w:color="8D7B9B"/>
+              <w:right w:val="single" w:sz="5" w:space="0" w:color="8D7B9B"/>
+            </w:tcBorders>
+            <w:tcMar>
+              <w:top w:w="70" w:type="dxa"/>
+              <w:left w:w="90" w:type="dxa"/>
+              <w:bottom w:w="70" w:type="dxa"/>
+              <w:right w:w="90" w:type="dxa"/>
+            </w:tcMar>
+            <w:vAlign w:val="center"/>
+          </w:tcPr>
+          <w:p>
+            <w:pPr>
+              <w:spacing w:after="0" w:line="221" w:lineRule="auto"/>
+            </w:pPr>
+            <w:r>
+              <w:rPr>
+                <w:rFonts w:ascii="Liberation Mono" w:eastAsia="Liberation Mono" w:hAnsi="Liberation Mono"/>
+                <w:color w:val="252525"/>
+                <w:sz w:val="14"/>
+              </w:rPr>
+              <w:t>-- Task e)(i): extract one document per book from the OLTP database</w:t>
+            </w:r>
+            <w:r>
+              <w:rPr>
+                <w:rFonts w:ascii="Liberation Mono" w:eastAsia="Liberation Mono" w:hAnsi="Liberation Mono"/>
+                <w:color w:val="252525"/>
+                <w:sz w:val="14"/>
+              </w:rPr>
+              <w:br/>
+            </w:r>
+            <w:r>
+              <w:rPr>
+                <w:rFonts w:ascii="Liberation Mono" w:eastAsia="Liberation Mono" w:hAnsi="Liberation Mono"/>
+                <w:color w:val="252525"/>
+                <w:sz w:val="14"/>
+              </w:rPr>
+              <w:br/>
+              <w:t>USE CA22B2104;</w:t>
+            </w:r>
+            <w:r>
+              <w:rPr>
+                <w:rFonts w:ascii="Liberation Mono" w:eastAsia="Liberation Mono" w:hAnsi="Liberation Mono"/>
+                <w:color w:val="252525"/>
+                <w:sz w:val="14"/>
+              </w:rPr>
+              <w:br/>
+            </w:r>
+            <w:r>
+              <w:rPr>
+                <w:rFonts w:ascii="Liberation Mono" w:eastAsia="Liberation Mono" w:hAnsi="Liberation Mono"/>
+                <w:color w:val="252525"/>
+                <w:sz w:val="14"/>
+              </w:rPr>
+              <w:br/>
+              <w:t>-- Start from Book so every book appears, even if it has no copies or loans.</w:t>
+            </w:r>
+            <w:r>
+              <w:rPr>
+                <w:rFonts w:ascii="Liberation Mono" w:eastAsia="Liberation Mono" w:hAnsi="Liberation Mono"/>
+                <w:color w:val="252525"/>
+                <w:sz w:val="14"/>
+              </w:rPr>
+              <w:br/>
+              <w:t>-- The two derived tables pre-calculate copy and loan totals before they are joined.</w:t>
+            </w:r>
+            <w:r>
+              <w:rPr>
+                <w:rFonts w:ascii="Liberation Mono" w:eastAsia="Liberation Mono" w:hAnsi="Liberation Mono"/>
+                <w:color w:val="252525"/>
+                <w:sz w:val="14"/>
+              </w:rPr>
+              <w:br/>
+              <w:t>SELECT</w:t>
+            </w:r>
+            <w:r>
+              <w:br/>
+            </w:r>
+            <w:r>
+              <w:rPr>
+                <w:rFonts w:ascii="Liberation Mono" w:eastAsia="Liberation Mono" w:hAnsi="Liberation Mono"/>
+                <w:color w:val="252525"/>
+                <w:sz w:val="14"/>
+              </w:rPr>
+              <w:t xml:space="preserve">    b.BookID AS bookId,</w:t>
+            </w:r>
+            <w:r>
+              <w:br/>
+            </w:r>
+            <w:r>
+              <w:rPr>
+                <w:rFonts w:ascii="Liberation Mono" w:eastAsia="Liberation Mono" w:hAnsi="Liberation Mono"/>
+                <w:color w:val="252525"/>
+                <w:sz w:val="14"/>
+              </w:rPr>
+              <w:t xml:space="preserve">    b.Title AS title,</w:t>
+            </w:r>
+            <w:r>
+              <w:br/>
+            </w:r>
+            <w:r>
+              <w:rPr>
+                <w:rFonts w:ascii="Liberation Mono" w:eastAsia="Liberation Mono" w:hAnsi="Liberation Mono"/>
+                <w:color w:val="252525"/>
+                <w:sz w:val="14"/>
+              </w:rPr>
+              <w:t xml:space="preserve">    b.Author AS author,</w:t>
+            </w:r>
+            <w:r>
+              <w:br/>
+            </w:r>
+            <w:r>
+              <w:rPr>
+                <w:rFonts w:ascii="Liberation Mono" w:eastAsia="Liberation Mono" w:hAnsi="Liberation Mono"/>
+                <w:color w:val="252525"/>
+                <w:sz w:val="14"/>
+              </w:rPr>
+              <w:t xml:space="preserve">    b.Genre AS genre,</w:t>
+            </w:r>
+            <w:r>
+              <w:br/>
+            </w:r>
+            <w:r>
+              <w:rPr>
+                <w:rFonts w:ascii="Liberation Mono" w:eastAsia="Liberation Mono" w:hAnsi="Liberation Mono"/>
+                <w:color w:val="252525"/>
+                <w:sz w:val="14"/>
+              </w:rPr>
+              <w:t xml:space="preserve">    mt.TierName AS minimumMembershipTier,</w:t>
+            </w:r>
+            <w:r>
+              <w:br/>
+            </w:r>
+            <w:r>
+              <w:rPr>
+                <w:rFonts w:ascii="Liberation Mono" w:eastAsia="Liberation Mono" w:hAnsi="Liberation Mono"/>
+                <w:color w:val="252525"/>
+                <w:sz w:val="14"/>
+              </w:rPr>
+              <w:t xml:space="preserve">    </w:t>
+            </w:r>
+            <w:r>
+              <w:rPr>
+                <w:rFonts w:ascii="Liberation Mono" w:eastAsia="Liberation Mono" w:hAnsi="Liberation Mono"/>
+                <w:color w:val="252525"/>
+                <w:sz w:val="14"/>
+              </w:rPr>
+              <w:t>IFNULL</w:t>
+            </w:r>
+            <w:r>
+              <w:rPr>
+                <w:rFonts w:ascii="Liberation Mono" w:eastAsia="Liberation Mono" w:hAnsi="Liberation Mono"/>
+                <w:color w:val="252525"/>
+                <w:sz w:val="14"/>
+              </w:rPr>
+              <w:t>(c.totalCopies, 0) AS totalCopies,</w:t>
+            </w:r>
+            <w:r>
+              <w:br/>
+            </w:r>
+            <w:r>
+              <w:rPr>
+                <w:rFonts w:ascii="Liberation Mono" w:eastAsia="Liberation Mono" w:hAnsi="Liberation Mono"/>
+                <w:color w:val="252525"/>
+                <w:sz w:val="14"/>
+              </w:rPr>
+              <w:t xml:space="preserve">    </w:t>
+            </w:r>
+            <w:r>
+              <w:rPr>
+                <w:rFonts w:ascii="Liberation Mono" w:eastAsia="Liberation Mono" w:hAnsi="Liberation Mono"/>
+                <w:color w:val="252525"/>
+                <w:sz w:val="14"/>
+              </w:rPr>
+              <w:t>IFNULL</w:t>
+            </w:r>
+            <w:r>
+              <w:rPr>
+                <w:rFonts w:ascii="Liberation Mono" w:eastAsia="Liberation Mono" w:hAnsi="Liberation Mono"/>
+                <w:color w:val="252525"/>
+                <w:sz w:val="14"/>
+              </w:rPr>
+              <w:t>(c.lostCopies, 0) AS lostCopies,</w:t>
+            </w:r>
+            <w:r>
+              <w:br/>
+            </w:r>
+            <w:r>
+              <w:rPr>
+                <w:rFonts w:ascii="Liberation Mono" w:eastAsia="Liberation Mono" w:hAnsi="Liberation Mono"/>
+                <w:color w:val="252525"/>
+                <w:sz w:val="14"/>
+              </w:rPr>
+              <w:t xml:space="preserve">    </w:t>
+            </w:r>
+            <w:r>
+              <w:rPr>
+                <w:rFonts w:ascii="Liberation Mono" w:eastAsia="Liberation Mono" w:hAnsi="Liberation Mono"/>
+                <w:color w:val="252525"/>
+                <w:sz w:val="14"/>
+              </w:rPr>
+              <w:t>IFNULL</w:t>
+            </w:r>
+            <w:r>
+              <w:rPr>
+                <w:rFonts w:ascii="Liberation Mono" w:eastAsia="Liberation Mono" w:hAnsi="Liberation Mono"/>
+                <w:color w:val="252525"/>
+                <w:sz w:val="14"/>
+              </w:rPr>
+              <w:t>(l.totalLoanTransactions, 0) AS totalLoanTransactions</w:t>
+            </w:r>
+            <w:r>
+              <w:br/>
+            </w:r>
+            <w:r>
+              <w:rPr>
+                <w:rFonts w:ascii="Liberation Mono" w:eastAsia="Liberation Mono" w:hAnsi="Liberation Mono"/>
+                <w:color w:val="252525"/>
+                <w:sz w:val="14"/>
+              </w:rPr>
+              <w:t>FROM Book AS b</w:t>
+            </w:r>
+            <w:r>
+              <w:br/>
+            </w:r>
+            <w:r>
+              <w:rPr>
+                <w:rFonts w:ascii="Liberation Mono" w:eastAsia="Liberation Mono" w:hAnsi="Liberation Mono"/>
+                <w:color w:val="252525"/>
+                <w:sz w:val="14"/>
+              </w:rPr>
+              <w:t>JOIN MembershipTier AS mt</w:t>
+            </w:r>
+            <w:r>
+              <w:br/>
+            </w:r>
+            <w:r>
+              <w:rPr>
+                <w:rFonts w:ascii="Liberation Mono" w:eastAsia="Liberation Mono" w:hAnsi="Liberation Mono"/>
+                <w:color w:val="252525"/>
+                <w:sz w:val="14"/>
+              </w:rPr>
+              <w:t xml:space="preserve">  ON mt.TierID = </w:t>
+            </w:r>
+            <w:r>
+              <w:rPr>
+                <w:rFonts w:ascii="Liberation Mono" w:eastAsia="Liberation Mono" w:hAnsi="Liberation Mono"/>
+                <w:color w:val="252525"/>
+                <w:sz w:val="14"/>
+              </w:rPr>
+              <w:t>b.MinTierID</w:t>
+            </w:r>
+            <w:r>
+              <w:br/>
+            </w:r>
+            <w:r>
+              <w:rPr>
+                <w:rFonts w:ascii="Liberation Mono" w:eastAsia="Liberation Mono" w:hAnsi="Liberation Mono"/>
+                <w:color w:val="252525"/>
+                <w:sz w:val="14"/>
+              </w:rPr>
+              <w:t>LEFT JOIN (</w:t>
+            </w:r>
+            <w:r>
+              <w:rPr>
+                <w:rFonts w:ascii="Liberation Mono" w:eastAsia="Liberation Mono" w:hAnsi="Liberation Mono"/>
+                <w:color w:val="252525"/>
+                <w:sz w:val="14"/>
+              </w:rPr>
+              <w:br/>
+              <w:t xml:space="preserve">    -- One row per book: total copies and copies currently marked Lost.</w:t>
+            </w:r>
+            <w:r>
+              <w:rPr>
+                <w:rFonts w:ascii="Liberation Mono" w:eastAsia="Liberation Mono" w:hAnsi="Liberation Mono"/>
+                <w:color w:val="252525"/>
+                <w:sz w:val="14"/>
+              </w:rPr>
+              <w:br/>
+              <w:t xml:space="preserve">    SELECT</w:t>
+            </w:r>
+            <w:r>
+              <w:rPr>
+                <w:rFonts w:ascii="Liberation Mono" w:eastAsia="Liberation Mono" w:hAnsi="Liberation Mono"/>
+                <w:color w:val="252525"/>
+                <w:sz w:val="14"/>
+              </w:rPr>
+              <w:br/>
+              <w:t xml:space="preserve">        BookID,</w:t>
+            </w:r>
+            <w:r>
+              <w:rPr>
+                <w:rFonts w:ascii="Liberation Mono" w:eastAsia="Liberation Mono" w:hAnsi="Liberation Mono"/>
+                <w:color w:val="252525"/>
+                <w:sz w:val="14"/>
+              </w:rPr>
+              <w:br/>
+              <w:t xml:space="preserve">        COUNT(*) AS totalCopies,</w:t>
+            </w:r>
+            <w:r>
+              <w:br/>
+            </w:r>
+            <w:r>
+              <w:rPr>
+                <w:rFonts w:ascii="Liberation Mono" w:eastAsia="Liberation Mono" w:hAnsi="Liberation Mono"/>
+                <w:color w:val="252525"/>
+                <w:sz w:val="14"/>
+              </w:rPr>
+              <w:t xml:space="preserve">        SUM(CASE WHEN Status = 'Lost' THEN 1 ELSE 0 END) AS lostCopies</w:t>
+            </w:r>
+            <w:r>
+              <w:br/>
+            </w:r>
+            <w:r>
+              <w:rPr>
+                <w:rFonts w:ascii="Liberation Mono" w:eastAsia="Liberation Mono" w:hAnsi="Liberation Mono"/>
+                <w:color w:val="252525"/>
+                <w:sz w:val="14"/>
+              </w:rPr>
+              <w:t xml:space="preserve">    FROM BookCopy</w:t>
+            </w:r>
+            <w:r>
+              <w:br/>
+            </w:r>
+            <w:r>
+              <w:rPr>
+                <w:rFonts w:ascii="Liberation Mono" w:eastAsia="Liberation Mono" w:hAnsi="Liberation Mono"/>
+                <w:color w:val="252525"/>
+                <w:sz w:val="14"/>
+              </w:rPr>
+              <w:t xml:space="preserve">    GROUP BY BookID</w:t>
+            </w:r>
+            <w:r>
+              <w:br/>
+            </w:r>
+            <w:r>
+              <w:rPr>
+                <w:rFonts w:ascii="Liberation Mono" w:eastAsia="Liberation Mono" w:hAnsi="Liberation Mono"/>
+                <w:color w:val="252525"/>
+                <w:sz w:val="14"/>
+              </w:rPr>
+              <w:t>) AS c</w:t>
+            </w:r>
+            <w:r>
+              <w:br/>
+            </w:r>
+            <w:r>
+              <w:rPr>
+                <w:rFonts w:ascii="Liberation Mono" w:eastAsia="Liberation Mono" w:hAnsi="Liberation Mono"/>
+                <w:color w:val="252525"/>
+                <w:sz w:val="14"/>
+              </w:rPr>
+              <w:t xml:space="preserve">  ON c.BookID = b.BookID</w:t>
+            </w:r>
+            <w:r>
+              <w:br/>
+            </w:r>
+            <w:r>
+              <w:rPr>
+                <w:rFonts w:ascii="Liberation Mono" w:eastAsia="Liberation Mono" w:hAnsi="Liberation Mono"/>
+                <w:color w:val="252525"/>
+                <w:sz w:val="14"/>
+              </w:rPr>
+              <w:t>LEFT JOIN (</w:t>
+            </w:r>
+            <w:r>
+              <w:rPr>
+                <w:rFonts w:ascii="Liberation Mono" w:eastAsia="Liberation Mono" w:hAnsi="Liberation Mono"/>
+                <w:color w:val="252525"/>
+                <w:sz w:val="14"/>
+              </w:rPr>
+              <w:br/>
+              <w:t xml:space="preserve">    -- One row per book: total borrowing transactions across all its copies.</w:t>
+            </w:r>
+            <w:r>
+              <w:rPr>
+                <w:rFonts w:ascii="Liberation Mono" w:eastAsia="Liberation Mono" w:hAnsi="Liberation Mono"/>
+                <w:color w:val="252525"/>
+                <w:sz w:val="14"/>
+              </w:rPr>
+              <w:br/>
+              <w:t xml:space="preserve">    SELECT</w:t>
+            </w:r>
+            <w:r>
+              <w:rPr>
+                <w:rFonts w:ascii="Liberation Mono" w:eastAsia="Liberation Mono" w:hAnsi="Liberation Mono"/>
+                <w:color w:val="252525"/>
+                <w:sz w:val="14"/>
+              </w:rPr>
+              <w:br/>
+              <w:t xml:space="preserve">        BookID,</w:t>
+            </w:r>
+            <w:r>
+              <w:rPr>
+                <w:rFonts w:ascii="Liberation Mono" w:eastAsia="Liberation Mono" w:hAnsi="Liberation Mono"/>
+                <w:color w:val="252525"/>
+                <w:sz w:val="14"/>
+              </w:rPr>
+              <w:br/>
+              <w:t xml:space="preserve">        COUNT(*) AS totalLoanTransactions</w:t>
+            </w:r>
+            <w:r>
+              <w:br/>
+            </w:r>
+            <w:r>
+              <w:rPr>
+                <w:rFonts w:ascii="Liberation Mono" w:eastAsia="Liberation Mono" w:hAnsi="Liberation Mono"/>
+                <w:color w:val="252525"/>
+                <w:sz w:val="14"/>
+              </w:rPr>
+              <w:t xml:space="preserve">    FROM Loan</w:t>
+            </w:r>
+            <w:r>
+              <w:br/>
+            </w:r>
+            <w:r>
+              <w:rPr>
+                <w:rFonts w:ascii="Liberation Mono" w:eastAsia="Liberation Mono" w:hAnsi="Liberation Mono"/>
+                <w:color w:val="252525"/>
+                <w:sz w:val="14"/>
+              </w:rPr>
+              <w:t xml:space="preserve">    GROUP BY BookID</w:t>
+            </w:r>
+            <w:r>
+              <w:br/>
+            </w:r>
+            <w:r>
+              <w:rPr>
+                <w:rFonts w:ascii="Liberation Mono" w:eastAsia="Liberation Mono" w:hAnsi="Liberation Mono"/>
+                <w:color w:val="252525"/>
+                <w:sz w:val="14"/>
+              </w:rPr>
+              <w:t>) AS l</w:t>
+            </w:r>
+            <w:r>
+              <w:br/>
+            </w:r>
+            <w:r>
+              <w:rPr>
+                <w:rFonts w:ascii="Liberation Mono" w:eastAsia="Liberation Mono" w:hAnsi="Liberation Mono"/>
+                <w:color w:val="252525"/>
+                <w:sz w:val="14"/>
+              </w:rPr>
+              <w:t xml:space="preserve">  ON l.BookID = b.BookID</w:t>
+            </w:r>
+            <w:r>
+              <w:br/>
+            </w:r>
+            <w:r>
+              <w:rPr>
+                <w:rFonts w:ascii="Liberation Mono" w:eastAsia="Liberation Mono" w:hAnsi="Liberation Mono"/>
+                <w:color w:val="252525"/>
+                <w:sz w:val="14"/>
+              </w:rPr>
+              <w:t>ORDER BY b.BookID;</w:t>
+            </w:r>
+          </w:p>
+        </w:tc>
+      </w:tr>
+    </w:tbl>
+    <w:p>
+      <w:pPr>
+        <w:pStyle w:val="ListParagraph"/>
+      </w:pPr>
+    </w:p>
+    <w:p>
+      <w:pPr>
+        <w:pStyle w:val="ListParagraph"/>
+        <w:spacing w:after="80" w:line="240" w:lineRule="auto"/>
+      </w:pPr>
+      <w:r>
+        <w:rPr>
+          <w:rFonts w:ascii="Carlito" w:eastAsia="Carlito" w:hAnsi="Carlito"/>
+          <w:color w:val="252525"/>
+          <w:sz w:val="21"/>
+        </w:rPr>
+        <w:t>Count the documents after the Book collection has been loaded.</w:t>
+      </w:r>
+    </w:p>
+    <w:p>
+      <w:pPr>
+        <w:pStyle w:val="ListParagraph"/>
+      </w:pPr>
+    </w:p>
+    <w:tbl>
+      <w:tblPr>
+        <w:tblStyle w:val="TableGrid"/>
+        <w:tblW w:w="0" w:type="auto"/>
+        <w:jc w:val="center"/>
+        <w:tblBorders>
+          <w:top w:val="single" w:sz="6" w:space="0" w:color="7F7F7F"/>
+          <w:left w:val="single" w:sz="6" w:space="0" w:color="7F7F7F"/>
+          <w:bottom w:val="single" w:sz="6" w:space="0" w:color="7F7F7F"/>
+          <w:right w:val="single" w:sz="6" w:space="0" w:color="7F7F7F"/>
+          <w:insideH w:val="single" w:sz="6" w:space="0" w:color="7F7F7F"/>
+          <w:insideV w:val="single" w:sz="6" w:space="0" w:color="7F7F7F"/>
+        </w:tblBorders>
+        <w:tblLayout w:type="fixed"/>
+        <w:tblLook w:val="04A0" w:firstRow="1" w:lastRow="0" w:firstColumn="1" w:lastColumn="0" w:noHBand="0" w:noVBand="1"/>
+      </w:tblPr>
+      <w:tblGrid>
+        <w:gridCol w:w="2880"/>
+        <w:gridCol w:w="7056"/>
+      </w:tblGrid>
+      <w:tr>
+        <w:trPr>
+          <w:cantSplit/>
+          <w:tblHeader/>
+          <w:jc w:val="center"/>
+        </w:trPr>
+        <w:tc>
+          <w:tcPr>
+            <w:tcW w:w="2880" w:type="dxa"/>
+            <w:tcBorders>
+              <w:top w:val="single" w:sz="5" w:space="0" w:color="8D7B9B"/>
+              <w:left w:val="single" w:sz="5" w:space="0" w:color="8D7B9B"/>
+              <w:bottom w:val="single" w:sz="5" w:space="0" w:color="8D7B9B"/>
+              <w:right w:val="single" w:sz="5" w:space="0" w:color="8D7B9B"/>
+            </w:tcBorders>
+            <w:tcMar>
+              <w:top w:w="70" w:type="dxa"/>
+              <w:left w:w="90" w:type="dxa"/>
+              <w:bottom w:w="70" w:type="dxa"/>
+              <w:right w:w="90" w:type="dxa"/>
+            </w:tcMar>
+            <w:vAlign w:val="center"/>
+          </w:tcPr>
+          <w:p>
+            <w:pPr>
+              <w:spacing w:after="0" w:line="240" w:lineRule="auto"/>
+              <w:jc w:val="center"/>
+            </w:pPr>
+            <w:r>
+              <w:rPr>
+                <w:rFonts w:ascii="Carlito" w:eastAsia="Carlito" w:hAnsi="Carlito"/>
+                <w:b/>
+                <w:color w:val="1C1C1C"/>
+                <w:sz w:val="18"/>
+              </w:rPr>
+              <w:t>Collection</w:t>
+            </w:r>
+          </w:p>
+        </w:tc>
+        <w:tc>
+          <w:tcPr>
+            <w:tcW w:w="7056" w:type="dxa"/>
+            <w:tcBorders>
+              <w:top w:val="single" w:sz="5" w:space="0" w:color="8D7B9B"/>
+              <w:left w:val="single" w:sz="5" w:space="0" w:color="8D7B9B"/>
+              <w:bottom w:val="single" w:sz="5" w:space="0" w:color="8D7B9B"/>
+              <w:right w:val="single" w:sz="5" w:space="0" w:color="8D7B9B"/>
+            </w:tcBorders>
+            <w:tcMar>
+              <w:top w:w="70" w:type="dxa"/>
+              <w:left w:w="90" w:type="dxa"/>
+              <w:bottom w:w="70" w:type="dxa"/>
+              <w:right w:w="90" w:type="dxa"/>
+            </w:tcMar>
+            <w:vAlign w:val="center"/>
+          </w:tcPr>
+          <w:p>
+            <w:pPr>
+              <w:spacing w:after="0" w:line="240" w:lineRule="auto"/>
+              <w:jc w:val="center"/>
+            </w:pPr>
+            <w:r>
+              <w:rPr>
+                <w:rFonts w:ascii="Carlito" w:eastAsia="Carlito" w:hAnsi="Carlito"/>
+                <w:b/>
+                <w:color w:val="1C1C1C"/>
+                <w:sz w:val="18"/>
+              </w:rPr>
+              <w:t>Number of Documents</w:t>
+            </w:r>
+          </w:p>
+        </w:tc>
+      </w:tr>
+      <w:tr>
+        <w:trPr>
+          <w:cantSplit/>
+          <w:jc w:val="center"/>
+        </w:trPr>
+        <w:tc>
+          <w:tcPr>
+            <w:tcW w:w="2880" w:type="dxa"/>
+            <w:tcBorders>
+              <w:top w:val="single" w:sz="5" w:space="0" w:color="8D7B9B"/>
+              <w:left w:val="single" w:sz="5" w:space="0" w:color="8D7B9B"/>
+              <w:bottom w:val="single" w:sz="5" w:space="0" w:color="8D7B9B"/>
+              <w:right w:val="single" w:sz="5" w:space="0" w:color="8D7B9B"/>
+            </w:tcBorders>
+            <w:tcMar>
+              <w:top w:w="70" w:type="dxa"/>
+              <w:left w:w="90" w:type="dxa"/>
+              <w:bottom w:w="70" w:type="dxa"/>
+              <w:right w:w="90" w:type="dxa"/>
+            </w:tcMar>
+            <w:vAlign w:val="center"/>
+          </w:tcPr>
+          <w:p>
+            <w:pPr>
+              <w:spacing w:after="0" w:line="240" w:lineRule="auto"/>
+            </w:pPr>
+            <w:r>
+              <w:rPr>
+                <w:rFonts w:ascii="Carlito" w:eastAsia="Carlito" w:hAnsi="Carlito"/>
+                <w:color w:val="252525"/>
+                <w:sz w:val="18"/>
+              </w:rPr>
+              <w:t>Book</w:t>
+            </w:r>
+          </w:p>
+        </w:tc>
+        <w:tc>
+          <w:tcPr>
+            <w:tcW w:w="7056" w:type="dxa"/>
+            <w:tcBorders>
+              <w:top w:val="single" w:sz="5" w:space="0" w:color="8D7B9B"/>
+              <w:left w:val="single" w:sz="5" w:space="0" w:color="8D7B9B"/>
+              <w:bottom w:val="single" w:sz="5" w:space="0" w:color="8D7B9B"/>
+              <w:right w:val="single" w:sz="5" w:space="0" w:color="8D7B9B"/>
+            </w:tcBorders>
+            <w:tcMar>
+              <w:top w:w="70" w:type="dxa"/>
+              <w:left w:w="90" w:type="dxa"/>
+              <w:bottom w:w="70" w:type="dxa"/>
+              <w:right w:w="90" w:type="dxa"/>
+            </w:tcMar>
+            <w:vAlign w:val="center"/>
+          </w:tcPr>
+          <w:p>
+            <w:pPr>
+              <w:spacing w:after="0" w:line="240" w:lineRule="auto"/>
+              <w:jc w:val="center"/>
+            </w:pPr>
+            <w:r>
+              <w:rPr>
+                <w:rFonts w:ascii="Carlito" w:eastAsia="Carlito" w:hAnsi="Carlito"/>
+                <w:b/>
+                <w:color w:val="5D8F2B"/>
+                <w:sz w:val="19"/>
+              </w:rPr>
+              <w:t>500</w:t>
+            </w:r>
+          </w:p>
+        </w:tc>
+      </w:tr>
+    </w:tbl>
+    <w:p>
+      <w:pPr>
+        <w:pStyle w:val="ListParagraph"/>
+      </w:pPr>
+    </w:p>
+    <w:p>
+      <w:pPr>
+        <w:pageBreakBefore/>
+        <w:spacing w:after="80" w:line="240" w:lineRule="auto"/>
+        <w:ind w:left="720"/>
+      </w:pPr>
+      <w:r>
+        <w:rPr>
+          <w:rFonts w:ascii="Carlito" w:eastAsia="Carlito" w:hAnsi="Carlito"/>
+          <w:color w:val="252525"/>
+          <w:sz w:val="21"/>
+        </w:rPr>
+        <w:lastRenderedPageBreak/>
+        <w:t>ii) Paste the MongoDB commands and results for the two questions below.</w:t>
+      </w:r>
+    </w:p>
+    <w:tbl>
+      <w:tblPr>
+        <w:tblStyle w:val="TableGrid"/>
+        <w:tblW w:w="0" w:type="auto"/>
+        <w:jc w:val="center"/>
+        <w:tblBorders>
+          <w:top w:val="single" w:sz="6" w:space="0" w:color="7F7F7F"/>
+          <w:left w:val="single" w:sz="6" w:space="0" w:color="7F7F7F"/>
+          <w:bottom w:val="single" w:sz="6" w:space="0" w:color="7F7F7F"/>
+          <w:right w:val="single" w:sz="6" w:space="0" w:color="7F7F7F"/>
+          <w:insideH w:val="single" w:sz="6" w:space="0" w:color="7F7F7F"/>
+          <w:insideV w:val="single" w:sz="6" w:space="0" w:color="7F7F7F"/>
+        </w:tblBorders>
+        <w:tblLayout w:type="fixed"/>
+        <w:tblLook w:val="04A0" w:firstRow="1" w:lastRow="0" w:firstColumn="1" w:lastColumn="0" w:noHBand="0" w:noVBand="1"/>
+      </w:tblPr>
+      <w:tblGrid>
+        <w:gridCol w:w="691"/>
+        <w:gridCol w:w="4608"/>
+        <w:gridCol w:w="4636"/>
+      </w:tblGrid>
+      <w:tr>
+        <w:trPr>
+          <w:cantSplit/>
+          <w:tblHeader/>
+          <w:jc w:val="center"/>
+        </w:trPr>
+        <w:tc>
+          <w:tcPr>
+            <w:tcW w:w="691" w:type="dxa"/>
+            <w:tcBorders>
+              <w:top w:val="single" w:sz="5" w:space="0" w:color="8D7B9B"/>
+              <w:left w:val="single" w:sz="5" w:space="0" w:color="8D7B9B"/>
+              <w:bottom w:val="single" w:sz="5" w:space="0" w:color="8D7B9B"/>
+              <w:right w:val="single" w:sz="5" w:space="0" w:color="8D7B9B"/>
+            </w:tcBorders>
+            <w:tcMar>
+              <w:top w:w="70" w:type="dxa"/>
+              <w:left w:w="90" w:type="dxa"/>
+              <w:bottom w:w="70" w:type="dxa"/>
+              <w:right w:w="90" w:type="dxa"/>
+            </w:tcMar>
+            <w:vAlign w:val="center"/>
+          </w:tcPr>
+          <w:p>
+            <w:pPr>
+              <w:spacing w:after="0" w:line="240" w:lineRule="auto"/>
+              <w:jc w:val="center"/>
+            </w:pPr>
+            <w:r>
+              <w:rPr>
+                <w:rFonts w:ascii="Carlito" w:eastAsia="Carlito" w:hAnsi="Carlito"/>
+                <w:b/>
+                <w:color w:val="1C1C1C"/>
+                <w:sz w:val="17"/>
+              </w:rPr>
+              <w:t>Question</w:t>
+            </w:r>
+          </w:p>
+        </w:tc>
+        <w:tc>
+          <w:tcPr>
+            <w:tcW w:w="4608" w:type="dxa"/>
+            <w:tcBorders>
+              <w:top w:val="single" w:sz="5" w:space="0" w:color="8D7B9B"/>
+              <w:left w:val="single" w:sz="5" w:space="0" w:color="8D7B9B"/>
+              <w:bottom w:val="single" w:sz="5" w:space="0" w:color="8D7B9B"/>
+              <w:right w:val="single" w:sz="5" w:space="0" w:color="8D7B9B"/>
+            </w:tcBorders>
+            <w:tcMar>
+              <w:top w:w="70" w:type="dxa"/>
+              <w:left w:w="90" w:type="dxa"/>
+              <w:bottom w:w="70" w:type="dxa"/>
+              <w:right w:w="90" w:type="dxa"/>
+            </w:tcMar>
+            <w:vAlign w:val="center"/>
+          </w:tcPr>
+          <w:p>
+            <w:pPr>
+              <w:spacing w:after="0" w:line="240" w:lineRule="auto"/>
+              <w:jc w:val="center"/>
+            </w:pPr>
+            <w:r>
+              <w:rPr>
+                <w:rFonts w:ascii="Carlito" w:eastAsia="Carlito" w:hAnsi="Carlito"/>
+                <w:b/>
+                <w:color w:val="1C1C1C"/>
+                <w:sz w:val="17"/>
+              </w:rPr>
+              <w:t>Mongo Command</w:t>
+            </w:r>
+          </w:p>
+        </w:tc>
+        <w:tc>
+          <w:tcPr>
+            <w:tcW w:w="4636" w:type="dxa"/>
+            <w:tcBorders>
+              <w:top w:val="single" w:sz="5" w:space="0" w:color="8D7B9B"/>
+              <w:left w:val="single" w:sz="5" w:space="0" w:color="8D7B9B"/>
+              <w:bottom w:val="single" w:sz="5" w:space="0" w:color="8D7B9B"/>
+              <w:right w:val="single" w:sz="5" w:space="0" w:color="8D7B9B"/>
+            </w:tcBorders>
+            <w:tcMar>
+              <w:top w:w="70" w:type="dxa"/>
+              <w:left w:w="90" w:type="dxa"/>
+              <w:bottom w:w="70" w:type="dxa"/>
+              <w:right w:w="90" w:type="dxa"/>
+            </w:tcMar>
+            <w:vAlign w:val="center"/>
+          </w:tcPr>
+          <w:p>
+            <w:pPr>
+              <w:spacing w:after="0" w:line="240" w:lineRule="auto"/>
+              <w:jc w:val="center"/>
+            </w:pPr>
+            <w:r>
+              <w:rPr>
+                <w:rFonts w:ascii="Carlito" w:eastAsia="Carlito" w:hAnsi="Carlito"/>
+                <w:b/>
+                <w:color w:val="1C1C1C"/>
+                <w:sz w:val="17"/>
+              </w:rPr>
+              <w:t>Result</w:t>
+            </w:r>
+          </w:p>
+        </w:tc>
+      </w:tr>
+      <w:tr>
+        <w:trPr>
+          <w:cantSplit/>
+          <w:jc w:val="center"/>
+        </w:trPr>
+        <w:tc>
+          <w:tcPr>
+            <w:tcW w:w="691" w:type="dxa"/>
+            <w:tcBorders>
+              <w:top w:val="single" w:sz="5" w:space="0" w:color="8D7B9B"/>
+              <w:left w:val="single" w:sz="5" w:space="0" w:color="8D7B9B"/>
+              <w:bottom w:val="single" w:sz="5" w:space="0" w:color="8D7B9B"/>
+              <w:right w:val="single" w:sz="5" w:space="0" w:color="8D7B9B"/>
+            </w:tcBorders>
+            <w:tcMar>
+              <w:top w:w="70" w:type="dxa"/>
+              <w:left w:w="90" w:type="dxa"/>
+              <w:bottom w:w="70" w:type="dxa"/>
+              <w:right w:w="90" w:type="dxa"/>
+            </w:tcMar>
+            <w:vAlign w:val="center"/>
+          </w:tcPr>
+          <w:p>
+            <w:pPr>
+              <w:spacing w:after="0" w:line="240" w:lineRule="auto"/>
+              <w:jc w:val="center"/>
+            </w:pPr>
+            <w:r>
+              <w:rPr>
+                <w:rFonts w:ascii="Carlito" w:eastAsia="Carlito" w:hAnsi="Carlito"/>
+                <w:b/>
+                <w:color w:val="252525"/>
+                <w:sz w:val="17"/>
+              </w:rPr>
+              <w:t>1</w:t>
+            </w:r>
+          </w:p>
+        </w:tc>
+        <w:tc>
+          <w:tcPr>
+            <w:tcW w:w="4608" w:type="dxa"/>
+            <w:tcBorders>
+              <w:top w:val="single" w:sz="5" w:space="0" w:color="8D7B9B"/>
+              <w:left w:val="single" w:sz="5" w:space="0" w:color="8D7B9B"/>
+              <w:bottom w:val="single" w:sz="5" w:space="0" w:color="8D7B9B"/>
+              <w:right w:val="single" w:sz="5" w:space="0" w:color="8D7B9B"/>
+            </w:tcBorders>
+            <w:tcMar>
+              <w:top w:w="70" w:type="dxa"/>
+              <w:left w:w="90" w:type="dxa"/>
+              <w:bottom w:w="70" w:type="dxa"/>
+              <w:right w:w="90" w:type="dxa"/>
+            </w:tcMar>
+            <w:vAlign w:val="center"/>
+          </w:tcPr>
+          <w:p>
+            <w:pPr>
+              <w:spacing w:after="0" w:line="216" w:lineRule="auto"/>
+            </w:pPr>
+            <w:r>
+              <w:rPr>
+                <w:rFonts w:ascii="Liberation Mono" w:eastAsia="Liberation Mono" w:hAnsi="Liberation Mono"/>
+                <w:color w:val="252525"/>
+                <w:sz w:val="14"/>
+              </w:rPr>
+              <w:t>db.Book.find(</w:t>
+            </w:r>
+            <w:r>
+              <w:br/>
+            </w:r>
+            <w:r>
+              <w:rPr>
+                <w:rFonts w:ascii="Liberation Mono" w:eastAsia="Liberation Mono" w:hAnsi="Liberation Mono"/>
+                <w:color w:val="252525"/>
+                <w:sz w:val="14"/>
+              </w:rPr>
+              <w:t xml:space="preserve">  { totalLoanTransactions: { $gt: 400 } },</w:t>
+            </w:r>
+            <w:r>
+              <w:br/>
+            </w:r>
+            <w:r>
+              <w:rPr>
+                <w:rFonts w:ascii="Liberation Mono" w:eastAsia="Liberation Mono" w:hAnsi="Liberation Mono"/>
+                <w:color w:val="252525"/>
+                <w:sz w:val="14"/>
+              </w:rPr>
+              <w:t xml:space="preserve">  {</w:t>
+            </w:r>
+            <w:r>
+              <w:br/>
+            </w:r>
+            <w:r>
+              <w:rPr>
+                <w:rFonts w:ascii="Liberation Mono" w:eastAsia="Liberation Mono" w:hAnsi="Liberation Mono"/>
+                <w:color w:val="252525"/>
+                <w:sz w:val="14"/>
+              </w:rPr>
+              <w:t xml:space="preserve">    _id: 0,</w:t>
+            </w:r>
+            <w:r>
+              <w:br/>
+            </w:r>
+            <w:r>
+              <w:rPr>
+                <w:rFonts w:ascii="Liberation Mono" w:eastAsia="Liberation Mono" w:hAnsi="Liberation Mono"/>
+                <w:color w:val="252525"/>
+                <w:sz w:val="14"/>
+              </w:rPr>
+              <w:t xml:space="preserve">    title: 1,</w:t>
+            </w:r>
+            <w:r>
+              <w:br/>
+            </w:r>
+            <w:r>
+              <w:rPr>
+                <w:rFonts w:ascii="Liberation Mono" w:eastAsia="Liberation Mono" w:hAnsi="Liberation Mono"/>
+                <w:color w:val="252525"/>
+                <w:sz w:val="14"/>
+              </w:rPr>
+              <w:t xml:space="preserve">    genre: 1,</w:t>
+            </w:r>
+            <w:r>
+              <w:br/>
+            </w:r>
+            <w:r>
+              <w:rPr>
+                <w:rFonts w:ascii="Liberation Mono" w:eastAsia="Liberation Mono" w:hAnsi="Liberation Mono"/>
+                <w:color w:val="252525"/>
+                <w:sz w:val="14"/>
+              </w:rPr>
+              <w:t xml:space="preserve">    totalLoanTransactions: 1</w:t>
+            </w:r>
+            <w:r>
+              <w:br/>
+            </w:r>
+            <w:r>
+              <w:rPr>
+                <w:rFonts w:ascii="Liberation Mono" w:eastAsia="Liberation Mono" w:hAnsi="Liberation Mono"/>
+                <w:color w:val="252525"/>
+                <w:sz w:val="14"/>
+              </w:rPr>
+              <w:t xml:space="preserve">  }</w:t>
+            </w:r>
+            <w:r>
+              <w:br/>
+            </w:r>
+            <w:r>
+              <w:rPr>
+                <w:rFonts w:ascii="Liberation Mono" w:eastAsia="Liberation Mono" w:hAnsi="Liberation Mono"/>
+                <w:color w:val="252525"/>
+                <w:sz w:val="14"/>
+              </w:rPr>
+              <w:t>).sort({</w:t>
+            </w:r>
+            <w:r>
+              <w:br/>
+            </w:r>
+            <w:r>
+              <w:rPr>
+                <w:rFonts w:ascii="Liberation Mono" w:eastAsia="Liberation Mono" w:hAnsi="Liberation Mono"/>
+                <w:color w:val="252525"/>
+                <w:sz w:val="14"/>
+              </w:rPr>
+              <w:t xml:space="preserve">  totalLoanTransactions: -1,</w:t>
+            </w:r>
+            <w:r>
+              <w:br/>
+            </w:r>
+            <w:r>
+              <w:rPr>
+                <w:rFonts w:ascii="Liberation Mono" w:eastAsia="Liberation Mono" w:hAnsi="Liberation Mono"/>
+                <w:color w:val="252525"/>
+                <w:sz w:val="14"/>
+              </w:rPr>
+              <w:t xml:space="preserve">  title: 1</w:t>
+            </w:r>
+            <w:r>
+              <w:br/>
+            </w:r>
+            <w:r>
+              <w:rPr>
+                <w:rFonts w:ascii="Liberation Mono" w:eastAsia="Liberation Mono" w:hAnsi="Liberation Mono"/>
+                <w:color w:val="252525"/>
+                <w:sz w:val="14"/>
+              </w:rPr>
+              <w:t>}).toArray()</w:t>
+            </w:r>
+          </w:p>
+        </w:tc>
+        <w:tc>
+          <w:tcPr>
+            <w:tcW w:w="4636" w:type="dxa"/>
+            <w:tcBorders>
+              <w:top w:val="single" w:sz="5" w:space="0" w:color="8D7B9B"/>
+              <w:left w:val="single" w:sz="5" w:space="0" w:color="8D7B9B"/>
+              <w:bottom w:val="single" w:sz="5" w:space="0" w:color="8D7B9B"/>
+              <w:right w:val="single" w:sz="5" w:space="0" w:color="8D7B9B"/>
+            </w:tcBorders>
+            <w:tcMar>
+              <w:top w:w="70" w:type="dxa"/>
+              <w:left w:w="90" w:type="dxa"/>
+              <w:bottom w:w="70" w:type="dxa"/>
+              <w:right w:w="90" w:type="dxa"/>
+            </w:tcMar>
+            <w:vAlign w:val="center"/>
+          </w:tcPr>
+          <w:p>
+            <w:pPr>
+              <w:spacing w:after="0" w:line="230" w:lineRule="auto"/>
+            </w:pPr>
+            <w:r>
+              <w:rPr>
+                <w:rFonts w:ascii="Carlito" w:eastAsia="Carlito" w:hAnsi="Carlito"/>
+                <w:color w:val="000000" w:themeColor="text1"/>
+              </w:rPr>
+              <w:t>None</w:t>
+            </w:r>
+          </w:p>
+        </w:tc>
+      </w:tr>
+      <w:tr>
+        <w:trPr>
+          <w:cantSplit/>
+          <w:jc w:val="center"/>
+        </w:trPr>
+        <w:tc>
+          <w:tcPr>
+            <w:tcW w:w="691" w:type="dxa"/>
+            <w:tcBorders>
+              <w:top w:val="single" w:sz="5" w:space="0" w:color="8D7B9B"/>
+              <w:left w:val="single" w:sz="5" w:space="0" w:color="8D7B9B"/>
+              <w:bottom w:val="single" w:sz="5" w:space="0" w:color="8D7B9B"/>
+              <w:right w:val="single" w:sz="5" w:space="0" w:color="8D7B9B"/>
+            </w:tcBorders>
+            <w:tcMar>
+              <w:top w:w="70" w:type="dxa"/>
+              <w:left w:w="90" w:type="dxa"/>
+              <w:bottom w:w="70" w:type="dxa"/>
+              <w:right w:w="90" w:type="dxa"/>
+            </w:tcMar>
+            <w:vAlign w:val="center"/>
+          </w:tcPr>
+          <w:p>
+            <w:pPr>
+              <w:spacing w:after="0" w:line="240" w:lineRule="auto"/>
+              <w:jc w:val="center"/>
+            </w:pPr>
+            <w:r>
+              <w:rPr>
+                <w:rFonts w:ascii="Carlito" w:eastAsia="Carlito" w:hAnsi="Carlito"/>
+                <w:b/>
+                <w:color w:val="252525"/>
+                <w:sz w:val="17"/>
+              </w:rPr>
+              <w:t>2</w:t>
+            </w:r>
+          </w:p>
+        </w:tc>
+        <w:tc>
+          <w:tcPr>
+            <w:tcW w:w="4608" w:type="dxa"/>
+            <w:tcBorders>
+              <w:top w:val="single" w:sz="5" w:space="0" w:color="8D7B9B"/>
+              <w:left w:val="single" w:sz="5" w:space="0" w:color="8D7B9B"/>
+              <w:bottom w:val="single" w:sz="5" w:space="0" w:color="8D7B9B"/>
+              <w:right w:val="single" w:sz="5" w:space="0" w:color="8D7B9B"/>
+            </w:tcBorders>
+            <w:tcMar>
+              <w:top w:w="70" w:type="dxa"/>
+              <w:left w:w="90" w:type="dxa"/>
+              <w:bottom w:w="70" w:type="dxa"/>
+              <w:right w:w="90" w:type="dxa"/>
+            </w:tcMar>
+            <w:vAlign w:val="center"/>
+          </w:tcPr>
+          <w:p>
+            <w:pPr>
+              <w:spacing w:after="0" w:line="211" w:lineRule="auto"/>
+            </w:pPr>
+            <w:r>
+              <w:rPr>
+                <w:rFonts w:ascii="Liberation Mono" w:eastAsia="Liberation Mono" w:hAnsi="Liberation Mono"/>
+                <w:color w:val="252525"/>
+                <w:sz w:val="13"/>
+              </w:rPr>
+              <w:t>db.Book.aggregate([</w:t>
+            </w:r>
+            <w:r>
+              <w:br/>
+            </w:r>
+            <w:r>
+              <w:rPr>
+                <w:rFonts w:ascii="Liberation Mono" w:eastAsia="Liberation Mono" w:hAnsi="Liberation Mono"/>
+                <w:color w:val="252525"/>
+                <w:sz w:val="13"/>
+              </w:rPr>
+              <w:t xml:space="preserve">  {</w:t>
+            </w:r>
+            <w:r>
+              <w:br/>
+            </w:r>
+            <w:r>
+              <w:rPr>
+                <w:rFonts w:ascii="Liberation Mono" w:eastAsia="Liberation Mono" w:hAnsi="Liberation Mono"/>
+                <w:color w:val="252525"/>
+                <w:sz w:val="13"/>
+              </w:rPr>
+              <w:t xml:space="preserve">    $group: {</w:t>
+            </w:r>
+            <w:r>
+              <w:br/>
+            </w:r>
+            <w:r>
+              <w:rPr>
+                <w:rFonts w:ascii="Liberation Mono" w:eastAsia="Liberation Mono" w:hAnsi="Liberation Mono"/>
+                <w:color w:val="252525"/>
+                <w:sz w:val="13"/>
+              </w:rPr>
+              <w:t xml:space="preserve">      _id: "$genre",</w:t>
+            </w:r>
+            <w:r>
+              <w:br/>
+            </w:r>
+            <w:r>
+              <w:rPr>
+                <w:rFonts w:ascii="Liberation Mono" w:eastAsia="Liberation Mono" w:hAnsi="Liberation Mono"/>
+                <w:color w:val="252525"/>
+                <w:sz w:val="13"/>
+              </w:rPr>
+              <w:t xml:space="preserve">      numberOfBooks: { $sum: 1 },</w:t>
+            </w:r>
+            <w:r>
+              <w:br/>
+            </w:r>
+            <w:r>
+              <w:rPr>
+                <w:rFonts w:ascii="Liberation Mono" w:eastAsia="Liberation Mono" w:hAnsi="Liberation Mono"/>
+                <w:color w:val="252525"/>
+                <w:sz w:val="13"/>
+              </w:rPr>
+              <w:t xml:space="preserve">      averageLoansPerBook: {</w:t>
+            </w:r>
+            <w:r>
+              <w:br/>
+            </w:r>
+            <w:r>
+              <w:rPr>
+                <w:rFonts w:ascii="Liberation Mono" w:eastAsia="Liberation Mono" w:hAnsi="Liberation Mono"/>
+                <w:color w:val="252525"/>
+                <w:sz w:val="13"/>
+              </w:rPr>
+              <w:t xml:space="preserve">        $avg: "$totalLoanTransactions"</w:t>
+            </w:r>
+            <w:r>
+              <w:br/>
+            </w:r>
+            <w:r>
+              <w:rPr>
+                <w:rFonts w:ascii="Liberation Mono" w:eastAsia="Liberation Mono" w:hAnsi="Liberation Mono"/>
+                <w:color w:val="252525"/>
+                <w:sz w:val="13"/>
+              </w:rPr>
+              <w:t xml:space="preserve">      }</w:t>
+            </w:r>
+            <w:r>
+              <w:br/>
+            </w:r>
+            <w:r>
+              <w:rPr>
+                <w:rFonts w:ascii="Liberation Mono" w:eastAsia="Liberation Mono" w:hAnsi="Liberation Mono"/>
+                <w:color w:val="252525"/>
+                <w:sz w:val="13"/>
+              </w:rPr>
+              <w:t xml:space="preserve">    }</w:t>
+            </w:r>
+            <w:r>
+              <w:br/>
+            </w:r>
+            <w:r>
+              <w:rPr>
+                <w:rFonts w:ascii="Liberation Mono" w:eastAsia="Liberation Mono" w:hAnsi="Liberation Mono"/>
+                <w:color w:val="252525"/>
+                <w:sz w:val="13"/>
+              </w:rPr>
+              <w:t xml:space="preserve">  },</w:t>
+            </w:r>
+            <w:r>
+              <w:br/>
+            </w:r>
+            <w:r>
+              <w:rPr>
+                <w:rFonts w:ascii="Liberation Mono" w:eastAsia="Liberation Mono" w:hAnsi="Liberation Mono"/>
+                <w:color w:val="252525"/>
+                <w:sz w:val="13"/>
+              </w:rPr>
+              <w:t xml:space="preserve">  {</w:t>
+            </w:r>
+            <w:r>
+              <w:br/>
+            </w:r>
+            <w:r>
+              <w:rPr>
+                <w:rFonts w:ascii="Liberation Mono" w:eastAsia="Liberation Mono" w:hAnsi="Liberation Mono"/>
+                <w:color w:val="252525"/>
+                <w:sz w:val="13"/>
+              </w:rPr>
+              <w:t xml:space="preserve">    $match: {</w:t>
+            </w:r>
+            <w:r>
+              <w:br/>
+            </w:r>
+            <w:r>
+              <w:rPr>
+                <w:rFonts w:ascii="Liberation Mono" w:eastAsia="Liberation Mono" w:hAnsi="Liberation Mono"/>
+                <w:color w:val="252525"/>
+                <w:sz w:val="13"/>
+              </w:rPr>
+              <w:t xml:space="preserve">      numberOfBooks: { $gt: 50 },</w:t>
+            </w:r>
+            <w:r>
+              <w:br/>
+            </w:r>
+            <w:r>
+              <w:rPr>
+                <w:rFonts w:ascii="Liberation Mono" w:eastAsia="Liberation Mono" w:hAnsi="Liberation Mono"/>
+                <w:color w:val="252525"/>
+                <w:sz w:val="13"/>
+              </w:rPr>
+              <w:t xml:space="preserve">      averageLoansPerBook: { $gt: 70 }</w:t>
+            </w:r>
+            <w:r>
+              <w:br/>
+            </w:r>
+            <w:r>
+              <w:rPr>
+                <w:rFonts w:ascii="Liberation Mono" w:eastAsia="Liberation Mono" w:hAnsi="Liberation Mono"/>
+                <w:color w:val="252525"/>
+                <w:sz w:val="13"/>
+              </w:rPr>
+              <w:t xml:space="preserve">    }</w:t>
+            </w:r>
+            <w:r>
+              <w:br/>
+            </w:r>
+            <w:r>
+              <w:rPr>
+                <w:rFonts w:ascii="Liberation Mono" w:eastAsia="Liberation Mono" w:hAnsi="Liberation Mono"/>
+                <w:color w:val="252525"/>
+                <w:sz w:val="13"/>
+              </w:rPr>
+              <w:t xml:space="preserve">  },</w:t>
+            </w:r>
+            <w:r>
+              <w:br/>
+            </w:r>
+            <w:r>
+              <w:rPr>
+                <w:rFonts w:ascii="Liberation Mono" w:eastAsia="Liberation Mono" w:hAnsi="Liberation Mono"/>
+                <w:color w:val="252525"/>
+                <w:sz w:val="13"/>
+              </w:rPr>
+              <w:t xml:space="preserve">  {</w:t>
+            </w:r>
+            <w:r>
+              <w:br/>
+            </w:r>
+            <w:r>
+              <w:rPr>
+                <w:rFonts w:ascii="Liberation Mono" w:eastAsia="Liberation Mono" w:hAnsi="Liberation Mono"/>
+                <w:color w:val="252525"/>
+                <w:sz w:val="13"/>
+              </w:rPr>
+              <w:t xml:space="preserve">    $project: {</w:t>
+            </w:r>
+            <w:r>
+              <w:br/>
+            </w:r>
+            <w:r>
+              <w:rPr>
+                <w:rFonts w:ascii="Liberation Mono" w:eastAsia="Liberation Mono" w:hAnsi="Liberation Mono"/>
+                <w:color w:val="252525"/>
+                <w:sz w:val="13"/>
+              </w:rPr>
+              <w:t xml:space="preserve">      _id: 0,</w:t>
+            </w:r>
+            <w:r>
+              <w:br/>
+            </w:r>
+            <w:r>
+              <w:rPr>
+                <w:rFonts w:ascii="Liberation Mono" w:eastAsia="Liberation Mono" w:hAnsi="Liberation Mono"/>
+                <w:color w:val="252525"/>
+                <w:sz w:val="13"/>
+              </w:rPr>
+              <w:t xml:space="preserve">      genre: "$_id",</w:t>
+            </w:r>
+            <w:r>
+              <w:br/>
+            </w:r>
+            <w:r>
+              <w:rPr>
+                <w:rFonts w:ascii="Liberation Mono" w:eastAsia="Liberation Mono" w:hAnsi="Liberation Mono"/>
+                <w:color w:val="252525"/>
+                <w:sz w:val="13"/>
+              </w:rPr>
+              <w:t xml:space="preserve">      numberOfBooks: 1,</w:t>
+            </w:r>
+            <w:r>
+              <w:br/>
+            </w:r>
+            <w:r>
+              <w:rPr>
+                <w:rFonts w:ascii="Liberation Mono" w:eastAsia="Liberation Mono" w:hAnsi="Liberation Mono"/>
+                <w:color w:val="252525"/>
+                <w:sz w:val="13"/>
+              </w:rPr>
+              <w:t xml:space="preserve">      averageLoansPerBook: {</w:t>
+            </w:r>
+            <w:r>
+              <w:br/>
+            </w:r>
+            <w:r>
+              <w:rPr>
+                <w:rFonts w:ascii="Liberation Mono" w:eastAsia="Liberation Mono" w:hAnsi="Liberation Mono"/>
+                <w:color w:val="252525"/>
+                <w:sz w:val="13"/>
+              </w:rPr>
+              <w:t xml:space="preserve">        $round: ["$averageLoansPerBook", 2]</w:t>
+            </w:r>
+            <w:r>
+              <w:br/>
+            </w:r>
+            <w:r>
+              <w:rPr>
+                <w:rFonts w:ascii="Liberation Mono" w:eastAsia="Liberation Mono" w:hAnsi="Liberation Mono"/>
+                <w:color w:val="252525"/>
+                <w:sz w:val="13"/>
+              </w:rPr>
+              <w:t xml:space="preserve">      }</w:t>
+            </w:r>
+            <w:r>
+              <w:br/>
+            </w:r>
+            <w:r>
+              <w:rPr>
+                <w:rFonts w:ascii="Liberation Mono" w:eastAsia="Liberation Mono" w:hAnsi="Liberation Mono"/>
+                <w:color w:val="252525"/>
+                <w:sz w:val="13"/>
+              </w:rPr>
+              <w:t xml:space="preserve">    }</w:t>
+            </w:r>
+            <w:r>
+              <w:br/>
+            </w:r>
+            <w:r>
+              <w:rPr>
+                <w:rFonts w:ascii="Liberation Mono" w:eastAsia="Liberation Mono" w:hAnsi="Liberation Mono"/>
+                <w:color w:val="252525"/>
+                <w:sz w:val="13"/>
+              </w:rPr>
+              <w:t xml:space="preserve">  },</w:t>
+            </w:r>
+            <w:r>
+              <w:br/>
+            </w:r>
+            <w:r>
+              <w:rPr>
+                <w:rFonts w:ascii="Liberation Mono" w:eastAsia="Liberation Mono" w:hAnsi="Liberation Mono"/>
+                <w:color w:val="252525"/>
+                <w:sz w:val="13"/>
+              </w:rPr>
+              <w:t xml:space="preserve">  { $sort: { averageLoansPerBook: -1, genre: 1 } }</w:t>
+            </w:r>
+            <w:r>
+              <w:br/>
+            </w:r>
+            <w:r>
+              <w:rPr>
+                <w:rFonts w:ascii="Liberation Mono" w:eastAsia="Liberation Mono" w:hAnsi="Liberation Mono"/>
+                <w:color w:val="252525"/>
+                <w:sz w:val="13"/>
+              </w:rPr>
+              <w:t>]).toArray()</w:t>
+            </w:r>
+          </w:p>
+        </w:tc>
+        <w:tc>
+          <w:tcPr>
+            <w:tcW w:w="4636" w:type="dxa"/>
+            <w:tcBorders>
+              <w:top w:val="single" w:sz="5" w:space="0" w:color="8D7B9B"/>
+              <w:left w:val="single" w:sz="5" w:space="0" w:color="8D7B9B"/>
+              <w:bottom w:val="single" w:sz="5" w:space="0" w:color="8D7B9B"/>
+              <w:right w:val="single" w:sz="5" w:space="0" w:color="8D7B9B"/>
+            </w:tcBorders>
+            <w:tcMar>
+              <w:top w:w="70" w:type="dxa"/>
+              <w:left w:w="90" w:type="dxa"/>
+              <w:bottom w:w="70" w:type="dxa"/>
+              <w:right w:w="90" w:type="dxa"/>
+            </w:tcMar>
+            <w:vAlign w:val="center"/>
+          </w:tcPr>
+          <w:p>
+            <w:pPr>
+              <w:spacing w:after="0" w:line="226" w:lineRule="auto"/>
+            </w:pPr>
+            <w:r>
+              <w:rPr>
+                <w:rFonts w:ascii="Carlito" w:eastAsia="Carlito" w:hAnsi="Carlito"/>
+                <w:color w:val="252525"/>
+              </w:rPr>
+              <w:t>None</w:t>
+            </w:r>
+          </w:p>
+        </w:tc>
+      </w:tr>
+    </w:tbl>
+    <w:p>
+      <w:pPr>
+        <w:ind w:left="720"/>
+        <w:rPr>
+          <w:b/>
+          <w:bCs/>
+        </w:rPr>
+      </w:pPr>
+    </w:p>
+    <w:p>
+      <w:pPr>
+        <w:rPr>
+          <w:b/>
+          <w:bCs/>
+        </w:rPr>
+      </w:pPr>
+      <w:r>
+        <w:rPr>
+          <w:b/>
+          <w:bCs/>
+        </w:rPr>
+        <w:br w:type="page"/>
+      </w:r>
+    </w:p>
+    <w:p>
+      <w:pPr>
+        <w:pStyle w:val="ListParagraph"/>
+        <w:keepNext/>
+        <w:numPr>
+          <w:ilvl w:val="0"/>
+          <w:numId w:val="45"/>
+        </w:numPr>
+        <w:spacing w:after="40" w:line="240" w:lineRule="auto"/>
+        <w:rPr>
+          <w:b/>
+          <w:bCs/>
+        </w:rPr>
+      </w:pPr>
+      <w:r>
+        <w:rPr>
+          <w:rFonts w:ascii="Carlito" w:eastAsia="Carlito" w:hAnsi="Carlito"/>
+          <w:b/>
+          <w:color w:val="252525"/>
+          <w:sz w:val="21"/>
+        </w:rPr>
+        <w:t>Individual report</w:t>
+      </w:r>
+    </w:p>
+    <w:p>
+      <w:pPr>
+        <w:pStyle w:val="ReportTitle"/>
+      </w:pPr>
+      <w:r>
+        <w:t>Calendar-Safe Rolling Loan Metrics</w:t>
+      </w:r>
+    </w:p>
+    <w:p>
+      <w:pPr>
+        <w:pStyle w:val="ReportSubtitle"/>
+      </w:pPr>
+      <w:r>
+        <w:t>Recursive date spines and window functions for reliable seven-day demand</w:t>
+      </w:r>
+    </w:p>
+    <w:tbl>
+      <w:tblPr>
+        <w:tblW w:w="0" w:type="auto"/>
+        <w:jc w:val="center"/>
+        <w:tblLayout w:type="fixed"/>
+        <w:tblLook w:val="04A0" w:firstRow="1" w:lastRow="0" w:firstColumn="1" w:lastColumn="0" w:noHBand="0" w:noVBand="1"/>
+      </w:tblPr>
+      <w:tblGrid>
+        <w:gridCol w:w="1800"/>
+        <w:gridCol w:w="8136"/>
+      </w:tblGrid>
+      <w:tr>
+        <w:trPr>
+          <w:cantSplit/>
+          <w:jc w:val="center"/>
+        </w:trPr>
+        <w:tc>
+          <w:tcPr>
+            <w:tcW w:w="1800" w:type="dxa"/>
+            <w:tcBorders>
+              <w:top w:val="single" w:sz="5" w:space="0" w:color="D7D9DE"/>
+              <w:left w:val="single" w:sz="5" w:space="0" w:color="D7D9DE"/>
+              <w:bottom w:val="single" w:sz="5" w:space="0" w:color="D7D9DE"/>
+              <w:right w:val="single" w:sz="5" w:space="0" w:color="D7D9DE"/>
+            </w:tcBorders>
+            <w:tcMar>
+              <w:top w:w="70" w:type="dxa"/>
+              <w:left w:w="90" w:type="dxa"/>
+              <w:bottom w:w="70" w:type="dxa"/>
+              <w:right w:w="90" w:type="dxa"/>
+            </w:tcMar>
+            <w:vAlign w:val="center"/>
+          </w:tcPr>
+          <w:p>
+            <w:pPr>
+              <w:spacing w:after="0" w:line="240" w:lineRule="auto"/>
+            </w:pPr>
+            <w:r>
+              <w:rPr>
+                <w:rFonts w:ascii="Carlito" w:eastAsia="Carlito" w:hAnsi="Carlito"/>
+                <w:b/>
+                <w:color w:val="4B2A63"/>
+                <w:sz w:val="19"/>
+              </w:rPr>
+              <w:t>Name</w:t>
+            </w:r>
+          </w:p>
+        </w:tc>
+        <w:tc>
+          <w:tcPr>
+            <w:tcW w:w="8136" w:type="dxa"/>
+            <w:tcBorders>
+              <w:top w:val="single" w:sz="5" w:space="0" w:color="D7D9DE"/>
+              <w:left w:val="single" w:sz="5" w:space="0" w:color="D7D9DE"/>
+              <w:bottom w:val="single" w:sz="5" w:space="0" w:color="D7D9DE"/>
+              <w:right w:val="single" w:sz="5" w:space="0" w:color="D7D9DE"/>
+            </w:tcBorders>
+            <w:tcMar>
+              <w:top w:w="70" w:type="dxa"/>
+              <w:left w:w="90" w:type="dxa"/>
+              <w:bottom w:w="70" w:type="dxa"/>
+              <w:right w:w="90" w:type="dxa"/>
+            </w:tcMar>
+            <w:vAlign w:val="center"/>
+          </w:tcPr>
+          <w:p>
+            <w:pPr>
+              <w:spacing w:after="0" w:line="240" w:lineRule="auto"/>
+            </w:pPr>
+            <w:r>
+              <w:rPr>
+                <w:rFonts w:ascii="Carlito" w:eastAsia="Carlito" w:hAnsi="Carlito"/>
+                <w:color w:val="252525"/>
+                <w:sz w:val="19"/>
+              </w:rPr>
+              <w:t>Ang Wei Chong</w:t>
+            </w:r>
+          </w:p>
+        </w:tc>
+      </w:tr>
+      <w:tr>
+        <w:trPr>
+          <w:cantSplit/>
+          <w:jc w:val="center"/>
+        </w:trPr>
+        <w:tc>
+          <w:tcPr>
+            <w:tcW w:w="1800" w:type="dxa"/>
+            <w:tcBorders>
+              <w:top w:val="single" w:sz="5" w:space="0" w:color="D7D9DE"/>
+              <w:left w:val="single" w:sz="5" w:space="0" w:color="D7D9DE"/>
+              <w:bottom w:val="single" w:sz="5" w:space="0" w:color="D7D9DE"/>
+              <w:right w:val="single" w:sz="5" w:space="0" w:color="D7D9DE"/>
+            </w:tcBorders>
+            <w:tcMar>
+              <w:top w:w="70" w:type="dxa"/>
+              <w:left w:w="90" w:type="dxa"/>
+              <w:bottom w:w="70" w:type="dxa"/>
+              <w:right w:w="90" w:type="dxa"/>
+            </w:tcMar>
+            <w:vAlign w:val="center"/>
+          </w:tcPr>
+          <w:p>
+            <w:pPr>
+              <w:spacing w:after="0" w:line="240" w:lineRule="auto"/>
+            </w:pPr>
+            <w:r>
+              <w:rPr>
+                <w:rFonts w:ascii="Carlito" w:eastAsia="Carlito" w:hAnsi="Carlito"/>
+                <w:b/>
+                <w:color w:val="4B2A63"/>
+                <w:sz w:val="19"/>
+              </w:rPr>
+              <w:t>Student ID</w:t>
+            </w:r>
+          </w:p>
+        </w:tc>
+        <w:tc>
+          <w:tcPr>
+            <w:tcW w:w="8136" w:type="dxa"/>
+            <w:tcBorders>
+              <w:top w:val="single" w:sz="5" w:space="0" w:color="D7D9DE"/>
+              <w:left w:val="single" w:sz="5" w:space="0" w:color="D7D9DE"/>
+              <w:bottom w:val="single" w:sz="5" w:space="0" w:color="D7D9DE"/>
+              <w:right w:val="single" w:sz="5" w:space="0" w:color="D7D9DE"/>
+            </w:tcBorders>
+            <w:tcMar>
+              <w:top w:w="70" w:type="dxa"/>
+              <w:left w:w="90" w:type="dxa"/>
+              <w:bottom w:w="70" w:type="dxa"/>
+              <w:right w:w="90" w:type="dxa"/>
+            </w:tcMar>
+            <w:vAlign w:val="center"/>
+          </w:tcPr>
+          <w:p>
+            <w:pPr>
+              <w:spacing w:after="0" w:line="240" w:lineRule="auto"/>
+            </w:pPr>
+            <w:r>
+              <w:rPr>
+                <w:rFonts w:ascii="Carlito" w:eastAsia="Carlito" w:hAnsi="Carlito"/>
+                <w:color w:val="252525"/>
+                <w:sz w:val="19"/>
+              </w:rPr>
+              <w:t>p2510819</w:t>
+            </w:r>
+          </w:p>
+        </w:tc>
+      </w:tr>
+    </w:tbl>
+    <w:p>
+      <w:pPr>
+        <w:spacing w:after="0"/>
+      </w:pPr>
+    </w:p>
+    <w:tbl>
+      <w:tblPr>
+        <w:tblW w:w="0" w:type="auto"/>
+        <w:jc w:val="center"/>
+        <w:tblLayout w:type="fixed"/>
+        <w:tblLook w:val="04A0" w:firstRow="1" w:lastRow="0" w:firstColumn="1" w:lastColumn="0" w:noHBand="0" w:noVBand="1"/>
+      </w:tblPr>
+      <w:tblGrid>
+        <w:gridCol w:w="9936"/>
+      </w:tblGrid>
+      <w:tr>
+        <w:trPr>
+          <w:cantSplit/>
+          <w:jc w:val="center"/>
+        </w:trPr>
+        <w:tc>
+          <w:tcPr>
+            <w:tcW w:w="9936" w:type="dxa"/>
+            <w:tcBorders>
+              <w:top w:val="single" w:sz="10" w:space="0" w:color="5D8F2B"/>
+              <w:left w:val="single" w:sz="10" w:space="0" w:color="5D8F2B"/>
+              <w:bottom w:val="single" w:sz="10" w:space="0" w:color="5D8F2B"/>
+              <w:right w:val="single" w:sz="10" w:space="0" w:color="5D8F2B"/>
+            </w:tcBorders>
+            <w:tcMar>
+              <w:top w:w="80" w:type="dxa"/>
+              <w:left w:w="100" w:type="dxa"/>
+              <w:bottom w:w="80" w:type="dxa"/>
+              <w:right w:w="100" w:type="dxa"/>
+            </w:tcMar>
+          </w:tcPr>
+          <w:p>
+            <w:pPr>
+              <w:spacing w:after="0" w:line="240" w:lineRule="auto"/>
+            </w:pPr>
+            <w:r>
+              <w:rPr>
+                <w:rFonts w:ascii="Carlito" w:eastAsia="Carlito" w:hAnsi="Carlito"/>
+                <w:b/>
+                <w:color w:val="5D8F2B"/>
+                <w:sz w:val="21"/>
+              </w:rPr>
+              <w:t xml:space="preserve">Research question: </w:t>
+            </w:r>
+            <w:r>
+              <w:rPr>
+                <w:rFonts w:ascii="Carlito" w:eastAsia="Carlito" w:hAnsi="Carlito"/>
+                <w:color w:val="252525"/>
+                <w:sz w:val="21"/>
+              </w:rPr>
+              <w:t>How can a seven-day rolling loan metric remain a true seven-calendar-day measure when some dates have no transactions?</w:t>
+            </w:r>
+          </w:p>
+        </w:tc>
+      </w:tr>
+    </w:tbl>
+    <w:p>
+      <w:pPr>
+        <w:spacing w:after="0"/>
+      </w:pPr>
+    </w:p>
+    <w:p>
+      <w:pPr>
+        <w:pStyle w:val="ReportHeading"/>
+        <w:pBdr>
+          <w:bottom w:val="single" w:sz="10" w:space="2" w:color="8ED14B"/>
+        </w:pBdr>
+      </w:pPr>
+      <w:r>
+        <w:t>1. Why missing dates matter</w:t>
+      </w:r>
+    </w:p>
+    <w:p>
+      <w:pPr>
+        <w:pStyle w:val="ReportBody"/>
+      </w:pPr>
+      <w:r>
+        <w:t>A daily loan summary normally contains one row only for dates on which at least one loan occurred. If a rolling calculation is applied directly to that summary, ROWS BETWEEN 6 PRECEDING AND CURRENT ROW means seven stored rows, not necessarily seven consecutive calendar days. A quiet day can disappear completely, causing the window to stretch further into the past and inflate the result.</w:t>
+      </w:r>
+    </w:p>
+    <w:p>
+      <w:pPr>
+        <w:pStyle w:val="ReportBody"/>
+      </w:pPr>
+      <w:r>
+        <w:t>I explored a two-stage solution. First, a recursive common table expression generates a date spine with one row for every day in the requested period. Second, the spine is left-joined to the fact table so missing days become explicit zeroes. Only then are SUM, AVG and LAG applied. MySQL documents recursive CTEs as a way to generate date series that include dates not present in the source data [1].</w:t>
+      </w:r>
+    </w:p>
+    <w:tbl>
+      <w:tblPr>
+        <w:tblW w:w="0" w:type="auto"/>
+        <w:jc w:val="center"/>
+        <w:tblLayout w:type="fixed"/>
+        <w:tblLook w:val="04A0" w:firstRow="1" w:lastRow="0" w:firstColumn="1" w:lastColumn="0" w:noHBand="0" w:noVBand="1"/>
+      </w:tblPr>
+      <w:tblGrid>
+        <w:gridCol w:w="2484"/>
+        <w:gridCol w:w="2484"/>
+        <w:gridCol w:w="2484"/>
+        <w:gridCol w:w="2484"/>
+      </w:tblGrid>
+      <w:tr>
+        <w:trPr>
+          <w:cantSplit/>
+          <w:jc w:val="center"/>
+        </w:trPr>
+        <w:tc>
+          <w:tcPr>
+            <w:tcW w:w="2484" w:type="dxa"/>
+            <w:tcBorders>
+              <w:top w:val="single" w:sz="5" w:space="0" w:color="5D8F2B"/>
+              <w:left w:val="single" w:sz="5" w:space="0" w:color="5D8F2B"/>
+              <w:bottom w:val="single" w:sz="5" w:space="0" w:color="5D8F2B"/>
+              <w:right w:val="single" w:sz="5" w:space="0" w:color="5D8F2B"/>
+            </w:tcBorders>
+            <w:tcMar>
+              <w:top w:w="70" w:type="dxa"/>
+              <w:left w:w="65" w:type="dxa"/>
+              <w:bottom w:w="70" w:type="dxa"/>
+              <w:right w:w="65" w:type="dxa"/>
+            </w:tcMar>
+          </w:tcPr>
+          <w:p>
+            <w:pPr>
+              <w:spacing w:after="20"/>
+              <w:jc w:val="center"/>
+            </w:pPr>
+            <w:r>
+              <w:rPr>
+                <w:rFonts w:ascii="Carlito" w:eastAsia="Carlito" w:hAnsi="Carlito"/>
+                <w:b/>
+                <w:color w:val="4B2A63"/>
+                <w:sz w:val="19"/>
+              </w:rPr>
+              <w:t>1. Generate</w:t>
+            </w:r>
+            <w:r>
+              <w:br/>
+            </w:r>
+            <w:r>
+              <w:rPr>
+                <w:rFonts w:ascii="Carlito" w:eastAsia="Carlito" w:hAnsi="Carlito"/>
+                <w:color w:val="252525"/>
+                <w:sz w:val="17"/>
+              </w:rPr>
+              <w:t>Create one row per calendar date</w:t>
+            </w:r>
+          </w:p>
+        </w:tc>
+        <w:tc>
+          <w:tcPr>
+            <w:tcW w:w="2484" w:type="dxa"/>
+            <w:tcBorders>
+              <w:top w:val="single" w:sz="5" w:space="0" w:color="5D8F2B"/>
+              <w:left w:val="single" w:sz="5" w:space="0" w:color="5D8F2B"/>
+              <w:bottom w:val="single" w:sz="5" w:space="0" w:color="5D8F2B"/>
+              <w:right w:val="single" w:sz="5" w:space="0" w:color="5D8F2B"/>
+            </w:tcBorders>
+            <w:tcMar>
+              <w:top w:w="70" w:type="dxa"/>
+              <w:left w:w="65" w:type="dxa"/>
+              <w:bottom w:w="70" w:type="dxa"/>
+              <w:right w:w="65" w:type="dxa"/>
+            </w:tcMar>
+          </w:tcPr>
+          <w:p>
+            <w:pPr>
+              <w:spacing w:after="20"/>
+              <w:jc w:val="center"/>
+            </w:pPr>
+            <w:r>
+              <w:rPr>
+                <w:rFonts w:ascii="Carlito" w:eastAsia="Carlito" w:hAnsi="Carlito"/>
+                <w:b/>
+                <w:color w:val="4B2A63"/>
+                <w:sz w:val="19"/>
+              </w:rPr>
+              <w:t>2. Count</w:t>
+            </w:r>
+            <w:r>
+              <w:br/>
+            </w:r>
+            <w:r>
+              <w:rPr>
+                <w:rFonts w:ascii="Carlito" w:eastAsia="Carlito" w:hAnsi="Carlito"/>
+                <w:color w:val="252525"/>
+                <w:sz w:val="17"/>
+              </w:rPr>
+              <w:t>Left-join facts and keep zero-loan days</w:t>
+            </w:r>
+          </w:p>
+        </w:tc>
+        <w:tc>
+          <w:tcPr>
+            <w:tcW w:w="2484" w:type="dxa"/>
+            <w:tcBorders>
+              <w:top w:val="single" w:sz="5" w:space="0" w:color="5D8F2B"/>
+              <w:left w:val="single" w:sz="5" w:space="0" w:color="5D8F2B"/>
+              <w:bottom w:val="single" w:sz="5" w:space="0" w:color="5D8F2B"/>
+              <w:right w:val="single" w:sz="5" w:space="0" w:color="5D8F2B"/>
+            </w:tcBorders>
+            <w:tcMar>
+              <w:top w:w="70" w:type="dxa"/>
+              <w:left w:w="65" w:type="dxa"/>
+              <w:bottom w:w="70" w:type="dxa"/>
+              <w:right w:w="65" w:type="dxa"/>
+            </w:tcMar>
+          </w:tcPr>
+          <w:p>
+            <w:pPr>
+              <w:spacing w:after="20"/>
+              <w:jc w:val="center"/>
+            </w:pPr>
+            <w:r>
+              <w:rPr>
+                <w:rFonts w:ascii="Carlito" w:eastAsia="Carlito" w:hAnsi="Carlito"/>
+                <w:b/>
+                <w:color w:val="4B2A63"/>
+                <w:sz w:val="19"/>
+              </w:rPr>
+              <w:t>3. Window</w:t>
+            </w:r>
+            <w:r>
+              <w:br/>
+            </w:r>
+            <w:r>
+              <w:rPr>
+                <w:rFonts w:ascii="Carlito" w:eastAsia="Carlito" w:hAnsi="Carlito"/>
+                <w:color w:val="252525"/>
+                <w:sz w:val="17"/>
+              </w:rPr>
+              <w:t>Calculate seven-row rolling metrics</w:t>
+            </w:r>
+          </w:p>
+        </w:tc>
+        <w:tc>
+          <w:tcPr>
+            <w:tcW w:w="2484" w:type="dxa"/>
+            <w:tcBorders>
+              <w:top w:val="single" w:sz="5" w:space="0" w:color="5D8F2B"/>
+              <w:left w:val="single" w:sz="5" w:space="0" w:color="5D8F2B"/>
+              <w:bottom w:val="single" w:sz="5" w:space="0" w:color="5D8F2B"/>
+              <w:right w:val="single" w:sz="5" w:space="0" w:color="5D8F2B"/>
+            </w:tcBorders>
+            <w:tcMar>
+              <w:top w:w="70" w:type="dxa"/>
+              <w:left w:w="65" w:type="dxa"/>
+              <w:bottom w:w="70" w:type="dxa"/>
+              <w:right w:w="65" w:type="dxa"/>
+            </w:tcMar>
+          </w:tcPr>
+          <w:p>
+            <w:pPr>
+              <w:spacing w:after="20"/>
+              <w:jc w:val="center"/>
+            </w:pPr>
+            <w:r>
+              <w:rPr>
+                <w:rFonts w:ascii="Carlito" w:eastAsia="Carlito" w:hAnsi="Carlito"/>
+                <w:b/>
+                <w:color w:val="4B2A63"/>
+                <w:sz w:val="19"/>
+              </w:rPr>
+              <w:t>4. Interpret</w:t>
+            </w:r>
+            <w:r>
+              <w:br/>
+            </w:r>
+            <w:r>
+              <w:rPr>
+                <w:rFonts w:ascii="Carlito" w:eastAsia="Carlito" w:hAnsi="Carlito"/>
+                <w:color w:val="252525"/>
+                <w:sz w:val="17"/>
+              </w:rPr>
+              <w:t>Read changes on a continuous timeline</w:t>
+            </w:r>
+          </w:p>
+        </w:tc>
+      </w:tr>
+    </w:tbl>
+    <w:p>
+      <w:pPr>
+        <w:pStyle w:val="ReportHeading"/>
+        <w:pBdr>
+          <w:bottom w:val="single" w:sz="10" w:space="2" w:color="8ED14B"/>
+        </w:pBdr>
+      </w:pPr>
+      <w:r>
+        <w:t>2. Measures produced</w:t>
+      </w:r>
+    </w:p>
+    <w:p>
+      <w:pPr>
+        <w:pStyle w:val="ReportBullet"/>
+        <w:ind w:left="360" w:hanging="216"/>
+      </w:pPr>
+      <w:r>
+        <w:rPr>
+          <w:b/>
+          <w:color w:val="5D8F2B"/>
+          <w:sz w:val="22"/>
+        </w:rPr>
+        <w:t xml:space="preserve">• </w:t>
+      </w:r>
+      <w:r>
+        <w:rPr>
+          <w:sz w:val="22"/>
+        </w:rPr>
+        <w:t>loan_count: transactions issued on that calendar date.</w:t>
+      </w:r>
+    </w:p>
+    <w:p>
+      <w:pPr>
+        <w:pStyle w:val="ReportBullet"/>
+        <w:ind w:left="360" w:hanging="216"/>
+      </w:pPr>
+      <w:r>
+        <w:rPr>
+          <w:b/>
+          <w:color w:val="5D8F2B"/>
+          <w:sz w:val="22"/>
+        </w:rPr>
+        <w:t xml:space="preserve">• </w:t>
+      </w:r>
+      <w:r>
+        <w:rPr>
+          <w:sz w:val="22"/>
+        </w:rPr>
+        <w:t>rolling_7d: the total for the current day and six preceding days.</w:t>
+      </w:r>
+    </w:p>
+    <w:p>
+      <w:pPr>
+        <w:pStyle w:val="ReportBullet"/>
+        <w:ind w:left="360" w:hanging="216"/>
+      </w:pPr>
+      <w:r>
+        <w:rPr>
+          <w:b/>
+          <w:color w:val="5D8F2B"/>
+          <w:sz w:val="22"/>
+        </w:rPr>
+        <w:t xml:space="preserve">• </w:t>
+      </w:r>
+      <w:r>
+        <w:rPr>
+          <w:sz w:val="22"/>
+        </w:rPr>
+        <w:t>average_7d: the rolling total divided across the available daily rows.</w:t>
+      </w:r>
+    </w:p>
+    <w:p>
+      <w:pPr>
+        <w:pStyle w:val="ReportBullet"/>
+        <w:ind w:left="360" w:hanging="216"/>
+      </w:pPr>
+      <w:r>
+        <w:rPr>
+          <w:b/>
+          <w:color w:val="5D8F2B"/>
+          <w:sz w:val="22"/>
+        </w:rPr>
+        <w:t xml:space="preserve">• </w:t>
+      </w:r>
+      <w:r>
+        <w:rPr>
+          <w:sz w:val="22"/>
+        </w:rPr>
+        <w:t>day_change: today’s count minus the previous calendar day, calculated with LAG.</w:t>
+      </w:r>
+    </w:p>
+    <w:p>
+      <w:pPr>
+        <w:spacing w:after="0"/>
+      </w:pPr>
+      <w:r>
+        <w:br w:type="page"/>
+      </w:r>
+    </w:p>
+    <w:p>
+      <w:pPr>
+        <w:pStyle w:val="ReportHeading"/>
+        <w:pBdr>
+          <w:bottom w:val="single" w:sz="10" w:space="2" w:color="8ED14B"/>
+        </w:pBdr>
+      </w:pPr>
+      <w:r>
+        <w:t>3. Query design</w:t>
+      </w:r>
+    </w:p>
+    <w:p>
+      <w:pPr>
+        <w:pStyle w:val="ReportSubheading"/>
+      </w:pPr>
+      <w:r>
+        <w:rPr>
+          <w:sz w:val="23"/>
+        </w:rPr>
+        <w:t>Stage A: build a complete daily series</w:t>
+      </w:r>
+    </w:p>
+    <w:tbl>
+      <w:tblPr>
+        <w:tblW w:w="0" w:type="auto"/>
+        <w:jc w:val="center"/>
+        <w:tblLayout w:type="fixed"/>
+        <w:tblLook w:val="04A0" w:firstRow="1" w:lastRow="0" w:firstColumn="1" w:lastColumn="0" w:noHBand="0" w:noVBand="1"/>
+      </w:tblPr>
+      <w:tblGrid>
+        <w:gridCol w:w="9936"/>
+      </w:tblGrid>
+      <w:tr>
+        <w:trPr>
+          <w:cantSplit/>
+          <w:jc w:val="center"/>
+        </w:trPr>
+        <w:tc>
+          <w:tcPr>
+            <w:tcW w:w="9936" w:type="dxa"/>
+            <w:tcBorders>
+              <w:top w:val="single" w:sz="6" w:space="0" w:color="D7D9DE"/>
+              <w:left w:val="single" w:sz="6" w:space="0" w:color="D7D9DE"/>
+              <w:bottom w:val="single" w:sz="6" w:space="0" w:color="D7D9DE"/>
+              <w:right w:val="single" w:sz="6" w:space="0" w:color="D7D9DE"/>
+            </w:tcBorders>
+            <w:tcMar>
+              <w:top w:w="75" w:type="dxa"/>
+              <w:left w:w="95" w:type="dxa"/>
+              <w:bottom w:w="75" w:type="dxa"/>
+              <w:right w:w="95" w:type="dxa"/>
+            </w:tcMar>
+          </w:tcPr>
+          <w:p>
+            <w:pPr>
+              <w:spacing w:after="0" w:line="228" w:lineRule="auto"/>
+            </w:pPr>
+            <w:r>
+              <w:rPr>
+                <w:rFonts w:ascii="Liberation Mono" w:eastAsia="Liberation Mono" w:hAnsi="Liberation Mono"/>
+                <w:color w:val="1C1C1C"/>
+                <w:sz w:val="16"/>
+              </w:rPr>
+              <w:t>WITH RECURSIVE</w:t>
+            </w:r>
+            <w:r>
+              <w:br/>
+            </w:r>
+            <w:r>
+              <w:rPr>
+                <w:rFonts w:ascii="Liberation Mono" w:eastAsia="Liberation Mono" w:hAnsi="Liberation Mono"/>
+                <w:color w:val="1C1C1C"/>
+                <w:sz w:val="16"/>
+              </w:rPr>
+              <w:t>bounds AS (</w:t>
+            </w:r>
+            <w:r>
+              <w:br/>
+            </w:r>
+            <w:r>
+              <w:rPr>
+                <w:rFonts w:ascii="Liberation Mono" w:eastAsia="Liberation Mono" w:hAnsi="Liberation Mono"/>
+                <w:color w:val="1C1C1C"/>
+                <w:sz w:val="16"/>
+              </w:rPr>
+              <w:t xml:space="preserve">    SELECT DATE('2026-07-01') AS </w:t>
+            </w:r>
+            <w:r>
+              <w:rPr>
+                <w:rFonts w:ascii="Liberation Mono" w:eastAsia="Liberation Mono" w:hAnsi="Liberation Mono"/>
+                <w:color w:val="1C1C1C"/>
+                <w:sz w:val="16"/>
+              </w:rPr>
+              <w:t>start_date,</w:t>
+            </w:r>
+            <w:r>
+              <w:br/>
+            </w:r>
+            <w:r>
+              <w:rPr>
+                <w:rFonts w:ascii="Liberation Mono" w:eastAsia="Liberation Mono" w:hAnsi="Liberation Mono"/>
+                <w:color w:val="1C1C1C"/>
+                <w:sz w:val="16"/>
+              </w:rPr>
+              <w:t xml:space="preserve">           DATE('2026-07-14') AS end_date</w:t>
+            </w:r>
+            <w:r>
+              <w:br/>
+            </w:r>
+            <w:r>
+              <w:rPr>
+                <w:rFonts w:ascii="Liberation Mono" w:eastAsia="Liberation Mono" w:hAnsi="Liberation Mono"/>
+                <w:color w:val="1C1C1C"/>
+                <w:sz w:val="16"/>
+              </w:rPr>
+              <w:t>),</w:t>
+            </w:r>
+            <w:r>
+              <w:br/>
+            </w:r>
+            <w:r>
+              <w:rPr>
+                <w:rFonts w:ascii="Liberation Mono" w:eastAsia="Liberation Mono" w:hAnsi="Liberation Mono"/>
+                <w:color w:val="1C1C1C"/>
+                <w:sz w:val="16"/>
+              </w:rPr>
+              <w:t>calendar AS (</w:t>
+            </w:r>
+            <w:r>
+              <w:br/>
+            </w:r>
+            <w:r>
+              <w:rPr>
+                <w:rFonts w:ascii="Liberation Mono" w:eastAsia="Liberation Mono" w:hAnsi="Liberation Mono"/>
+                <w:color w:val="1C1C1C"/>
+                <w:sz w:val="16"/>
+              </w:rPr>
+              <w:t xml:space="preserve">    SELECT start_date AS loan_date, end_date</w:t>
+            </w:r>
+            <w:r>
+              <w:br/>
+            </w:r>
+            <w:r>
+              <w:rPr>
+                <w:rFonts w:ascii="Liberation Mono" w:eastAsia="Liberation Mono" w:hAnsi="Liberation Mono"/>
+                <w:color w:val="1C1C1C"/>
+                <w:sz w:val="16"/>
+              </w:rPr>
+              <w:t xml:space="preserve">    FROM bounds</w:t>
+            </w:r>
+            <w:r>
+              <w:br/>
+            </w:r>
+            <w:r>
+              <w:rPr>
+                <w:rFonts w:ascii="Liberation Mono" w:eastAsia="Liberation Mono" w:hAnsi="Liberation Mono"/>
+                <w:color w:val="1C1C1C"/>
+                <w:sz w:val="16"/>
+              </w:rPr>
+              <w:t xml:space="preserve">    UNION ALL</w:t>
+            </w:r>
+            <w:r>
+              <w:br/>
+            </w:r>
+            <w:r>
+              <w:rPr>
+                <w:rFonts w:ascii="Liberation Mono" w:eastAsia="Liberation Mono" w:hAnsi="Liberation Mono"/>
+                <w:color w:val="1C1C1C"/>
+                <w:sz w:val="16"/>
+              </w:rPr>
+              <w:t xml:space="preserve">    SELECT loan_date + INTERVAL 1 DAY, end_date</w:t>
+            </w:r>
+            <w:r>
+              <w:br/>
+            </w:r>
+            <w:r>
+              <w:rPr>
+                <w:rFonts w:ascii="Liberation Mono" w:eastAsia="Liberation Mono" w:hAnsi="Liberation Mono"/>
+                <w:color w:val="1C1C1C"/>
+                <w:sz w:val="16"/>
+              </w:rPr>
+              <w:t xml:space="preserve">    FROM calendar</w:t>
+            </w:r>
+            <w:r>
+              <w:br/>
+            </w:r>
+            <w:r>
+              <w:rPr>
+                <w:rFonts w:ascii="Liberation Mono" w:eastAsia="Liberation Mono" w:hAnsi="Liberation Mono"/>
+                <w:color w:val="1C1C1C"/>
+                <w:sz w:val="16"/>
+              </w:rPr>
+              <w:t xml:space="preserve">    WHERE loan_date &lt; end_date</w:t>
+            </w:r>
+            <w:r>
+              <w:br/>
+            </w:r>
+            <w:r>
+              <w:rPr>
+                <w:rFonts w:ascii="Liberation Mono" w:eastAsia="Liberation Mono" w:hAnsi="Liberation Mono"/>
+                <w:color w:val="1C1C1C"/>
+                <w:sz w:val="16"/>
+              </w:rPr>
+              <w:t>),</w:t>
+            </w:r>
+            <w:r>
+              <w:br/>
+            </w:r>
+            <w:r>
+              <w:rPr>
+                <w:rFonts w:ascii="Liberation Mono" w:eastAsia="Liberation Mono" w:hAnsi="Liberation Mono"/>
+                <w:color w:val="1C1C1C"/>
+                <w:sz w:val="16"/>
+              </w:rPr>
+              <w:t>daily AS (</w:t>
+            </w:r>
+            <w:r>
+              <w:br/>
+            </w:r>
+            <w:r>
+              <w:rPr>
+                <w:rFonts w:ascii="Liberation Mono" w:eastAsia="Liberation Mono" w:hAnsi="Liberation Mono"/>
+                <w:color w:val="1C1C1C"/>
+                <w:sz w:val="16"/>
+              </w:rPr>
+              <w:t xml:space="preserve">    SELECT c.loan_date,</w:t>
+            </w:r>
+            <w:r>
+              <w:br/>
+            </w:r>
+            <w:r>
+              <w:rPr>
+                <w:rFonts w:ascii="Liberation Mono" w:eastAsia="Liberation Mono" w:hAnsi="Liberation Mono"/>
+                <w:color w:val="1C1C1C"/>
+                <w:sz w:val="16"/>
+              </w:rPr>
+              <w:t xml:space="preserve">           COUNT(f.LoanKey) AS loan_count</w:t>
+            </w:r>
+            <w:r>
+              <w:br/>
+            </w:r>
+            <w:r>
+              <w:rPr>
+                <w:rFonts w:ascii="Liberation Mono" w:eastAsia="Liberation Mono" w:hAnsi="Liberation Mono"/>
+                <w:color w:val="1C1C1C"/>
+                <w:sz w:val="16"/>
+              </w:rPr>
+              <w:t xml:space="preserve">    FROM calendar AS c</w:t>
+            </w:r>
+            <w:r>
+              <w:br/>
+            </w:r>
+            <w:r>
+              <w:rPr>
+                <w:rFonts w:ascii="Liberation Mono" w:eastAsia="Liberation Mono" w:hAnsi="Liberation Mono"/>
+                <w:color w:val="1C1C1C"/>
+                <w:sz w:val="16"/>
+              </w:rPr>
+              <w:t xml:space="preserve">    LEFT JOIN DimDate AS d</w:t>
+            </w:r>
+            <w:r>
+              <w:br/>
+            </w:r>
+            <w:r>
+              <w:rPr>
+                <w:rFonts w:ascii="Liberation Mono" w:eastAsia="Liberation Mono" w:hAnsi="Liberation Mono"/>
+                <w:color w:val="1C1C1C"/>
+                <w:sz w:val="16"/>
+              </w:rPr>
+              <w:t xml:space="preserve">      ON d.FullDate = c.loan_date</w:t>
+            </w:r>
+            <w:r>
+              <w:br/>
+            </w:r>
+            <w:r>
+              <w:rPr>
+                <w:rFonts w:ascii="Liberation Mono" w:eastAsia="Liberation Mono" w:hAnsi="Liberation Mono"/>
+                <w:color w:val="1C1C1C"/>
+                <w:sz w:val="16"/>
+              </w:rPr>
+              <w:t xml:space="preserve">    LEFT JOIN FactLoan AS f</w:t>
+            </w:r>
+            <w:r>
+              <w:br/>
+            </w:r>
+            <w:r>
+              <w:rPr>
+                <w:rFonts w:ascii="Liberation Mono" w:eastAsia="Liberation Mono" w:hAnsi="Liberation Mono"/>
+                <w:color w:val="1C1C1C"/>
+                <w:sz w:val="16"/>
+              </w:rPr>
+              <w:t xml:space="preserve">      ON f.BorrowDateKey = d.DateKey</w:t>
+            </w:r>
+            <w:r>
+              <w:br/>
+            </w:r>
+            <w:r>
+              <w:rPr>
+                <w:rFonts w:ascii="Liberation Mono" w:eastAsia="Liberation Mono" w:hAnsi="Liberation Mono"/>
+                <w:color w:val="1C1C1C"/>
+                <w:sz w:val="16"/>
+              </w:rPr>
+              <w:t xml:space="preserve">    GROUP BY c.loan_date</w:t>
+            </w:r>
+            <w:r>
+              <w:br/>
+            </w:r>
+            <w:r>
+              <w:rPr>
+                <w:rFonts w:ascii="Liberation Mono" w:eastAsia="Liberation Mono" w:hAnsi="Liberation Mono"/>
+                <w:color w:val="1C1C1C"/>
+                <w:sz w:val="16"/>
+              </w:rPr>
+              <w:t>)</w:t>
+            </w:r>
+          </w:p>
+        </w:tc>
+      </w:tr>
+    </w:tbl>
+    <w:p>
+      <w:pPr>
+        <w:pStyle w:val="ReportSubheading"/>
+      </w:pPr>
+      <w:r>
+        <w:rPr>
+          <w:sz w:val="23"/>
+        </w:rPr>
+        <w:t>Stage B: calculate the window metrics</w:t>
+      </w:r>
+    </w:p>
+    <w:tbl>
+      <w:tblPr>
+        <w:tblW w:w="0" w:type="auto"/>
+        <w:jc w:val="center"/>
+        <w:tblLayout w:type="fixed"/>
+        <w:tblLook w:val="04A0" w:firstRow="1" w:lastRow="0" w:firstColumn="1" w:lastColumn="0" w:noHBand="0" w:noVBand="1"/>
+      </w:tblPr>
+      <w:tblGrid>
+        <w:gridCol w:w="9936"/>
+      </w:tblGrid>
+      <w:tr>
+        <w:trPr>
+          <w:cantSplit/>
+          <w:jc w:val="center"/>
+        </w:trPr>
+        <w:tc>
+          <w:tcPr>
+            <w:tcW w:w="9936" w:type="dxa"/>
+            <w:tcBorders>
+              <w:top w:val="single" w:sz="6" w:space="0" w:color="D7D9DE"/>
+              <w:left w:val="single" w:sz="6" w:space="0" w:color="D7D9DE"/>
+              <w:bottom w:val="single" w:sz="6" w:space="0" w:color="D7D9DE"/>
+              <w:right w:val="single" w:sz="6" w:space="0" w:color="D7D9DE"/>
+            </w:tcBorders>
+            <w:tcMar>
+              <w:top w:w="75" w:type="dxa"/>
+              <w:left w:w="95" w:type="dxa"/>
+              <w:bottom w:w="75" w:type="dxa"/>
+              <w:right w:w="95" w:type="dxa"/>
+            </w:tcMar>
+          </w:tcPr>
+          <w:p>
+            <w:pPr>
+              <w:spacing w:after="0" w:line="228" w:lineRule="auto"/>
+            </w:pPr>
+            <w:r>
+              <w:rPr>
+                <w:rFonts w:ascii="Liberation Mono" w:eastAsia="Liberation Mono" w:hAnsi="Liberation Mono"/>
+                <w:color w:val="1C1C1C"/>
+                <w:sz w:val="16"/>
+              </w:rPr>
+              <w:t>SELECT</w:t>
+            </w:r>
+            <w:r>
+              <w:br/>
+            </w:r>
+            <w:r>
+              <w:rPr>
+                <w:rFonts w:ascii="Liberation Mono" w:eastAsia="Liberation Mono" w:hAnsi="Liberation Mono"/>
+                <w:color w:val="1C1C1C"/>
+                <w:sz w:val="16"/>
+              </w:rPr>
+              <w:t xml:space="preserve">    loan_date,</w:t>
+            </w:r>
+            <w:r>
+              <w:br/>
+            </w:r>
+            <w:r>
+              <w:rPr>
+                <w:rFonts w:ascii="Liberation Mono" w:eastAsia="Liberation Mono" w:hAnsi="Liberation Mono"/>
+                <w:color w:val="1C1C1C"/>
+                <w:sz w:val="16"/>
+              </w:rPr>
+              <w:t xml:space="preserve">    loan_count,</w:t>
+            </w:r>
+            <w:r>
+              <w:br/>
+            </w:r>
+            <w:r>
+              <w:rPr>
+                <w:rFonts w:ascii="Liberation Mono" w:eastAsia="Liberation Mono" w:hAnsi="Liberation Mono"/>
+                <w:color w:val="1C1C1C"/>
+                <w:sz w:val="16"/>
+              </w:rPr>
+              <w:t xml:space="preserve">    SUM(loan_count) OVER (</w:t>
+            </w:r>
+            <w:r>
+              <w:br/>
+            </w:r>
+            <w:r>
+              <w:rPr>
+                <w:rFonts w:ascii="Liberation Mono" w:eastAsia="Liberation Mono" w:hAnsi="Liberation Mono"/>
+                <w:color w:val="1C1C1C"/>
+                <w:sz w:val="16"/>
+              </w:rPr>
+              <w:t xml:space="preserve">        ORDER BY loan_date</w:t>
+            </w:r>
+            <w:r>
+              <w:br/>
+            </w:r>
+            <w:r>
+              <w:rPr>
+                <w:rFonts w:ascii="Liberation Mono" w:eastAsia="Liberation Mono" w:hAnsi="Liberation Mono"/>
+                <w:color w:val="1C1C1C"/>
+                <w:sz w:val="16"/>
+              </w:rPr>
+              <w:t xml:space="preserve">        ROWS BETWEEN 6 PRECEDING AND CURRENT ROW</w:t>
+            </w:r>
+            <w:r>
+              <w:br/>
+            </w:r>
+            <w:r>
+              <w:rPr>
+                <w:rFonts w:ascii="Liberation Mono" w:eastAsia="Liberation Mono" w:hAnsi="Liberation Mono"/>
+                <w:color w:val="1C1C1C"/>
+                <w:sz w:val="16"/>
+              </w:rPr>
+              <w:t xml:space="preserve">    ) AS rolling_7d,</w:t>
+            </w:r>
+            <w:r>
+              <w:br/>
+            </w:r>
+            <w:r>
+              <w:rPr>
+                <w:rFonts w:ascii="Liberation Mono" w:eastAsia="Liberation Mono" w:hAnsi="Liberation Mono"/>
+                <w:color w:val="1C1C1C"/>
+                <w:sz w:val="16"/>
+              </w:rPr>
+              <w:t xml:space="preserve">    ROUND(AVG(loan_count) OVER (</w:t>
+            </w:r>
+            <w:r>
+              <w:br/>
+            </w:r>
+            <w:r>
+              <w:rPr>
+                <w:rFonts w:ascii="Liberation Mono" w:eastAsia="Liberation Mono" w:hAnsi="Liberation Mono"/>
+                <w:color w:val="1C1C1C"/>
+                <w:sz w:val="16"/>
+              </w:rPr>
+              <w:t xml:space="preserve">        ORDER BY loan_date</w:t>
+            </w:r>
+            <w:r>
+              <w:br/>
+            </w:r>
+            <w:r>
+              <w:rPr>
+                <w:rFonts w:ascii="Liberation Mono" w:eastAsia="Liberation Mono" w:hAnsi="Liberation Mono"/>
+                <w:color w:val="1C1C1C"/>
+                <w:sz w:val="16"/>
+              </w:rPr>
+              <w:t xml:space="preserve">        ROWS BETWEEN 6 PRECEDING AND CURRENT ROW</w:t>
+            </w:r>
+            <w:r>
+              <w:br/>
+            </w:r>
+            <w:r>
+              <w:rPr>
+                <w:rFonts w:ascii="Liberation Mono" w:eastAsia="Liberation Mono" w:hAnsi="Liberation Mono"/>
+                <w:color w:val="1C1C1C"/>
+                <w:sz w:val="16"/>
+              </w:rPr>
+              <w:t xml:space="preserve">    ), 2) AS average_7d,</w:t>
+            </w:r>
+            <w:r>
+              <w:br/>
+            </w:r>
+            <w:r>
+              <w:rPr>
+                <w:rFonts w:ascii="Liberation Mono" w:eastAsia="Liberation Mono" w:hAnsi="Liberation Mono"/>
+                <w:color w:val="1C1C1C"/>
+                <w:sz w:val="16"/>
+              </w:rPr>
+              <w:t xml:space="preserve">    loan_count - LAG(loan_count) OVER (</w:t>
+            </w:r>
+            <w:r>
+              <w:br/>
+            </w:r>
+            <w:r>
+              <w:rPr>
+                <w:rFonts w:ascii="Liberation Mono" w:eastAsia="Liberation Mono" w:hAnsi="Liberation Mono"/>
+                <w:color w:val="1C1C1C"/>
+                <w:sz w:val="16"/>
+              </w:rPr>
+              <w:t xml:space="preserve">        ORDER BY loan_date</w:t>
+            </w:r>
+            <w:r>
+              <w:br/>
+            </w:r>
+            <w:r>
+              <w:rPr>
+                <w:rFonts w:ascii="Liberation Mono" w:eastAsia="Liberation Mono" w:hAnsi="Liberation Mono"/>
+                <w:color w:val="1C1C1C"/>
+                <w:sz w:val="16"/>
+              </w:rPr>
+              <w:t xml:space="preserve">    ) AS day_change</w:t>
+            </w:r>
+            <w:r>
+              <w:br/>
+            </w:r>
+            <w:r>
+              <w:rPr>
+                <w:rFonts w:ascii="Liberation Mono" w:eastAsia="Liberation Mono" w:hAnsi="Liberation Mono"/>
+                <w:color w:val="1C1C1C"/>
+                <w:sz w:val="16"/>
+              </w:rPr>
+              <w:t>FROM daily</w:t>
+            </w:r>
+            <w:r>
+              <w:br/>
+            </w:r>
+            <w:r>
+              <w:rPr>
+                <w:rFonts w:ascii="Liberation Mono" w:eastAsia="Liberation Mono" w:hAnsi="Liberation Mono"/>
+                <w:color w:val="1C1C1C"/>
+                <w:sz w:val="16"/>
+              </w:rPr>
+              <w:t>ORDER BY loan_date;</w:t>
+            </w:r>
+          </w:p>
+        </w:tc>
+      </w:tr>
+    </w:tbl>
+    <w:p>
+      <w:pPr>
+        <w:pStyle w:val="ReportBody"/>
+      </w:pPr>
+      <w:r>
+        <w:t>LAG reads the value from the preceding ordered row and can be used to calculate a difference [2]. Because the date spine guarantees exactly one row per date, “preceding row” now means “preceding day”. The window is fully formed from the seventh row onward; earlier rows are still useful but cover fewer than seven days.</w:t>
+      </w:r>
+    </w:p>
+    <w:p>
+      <w:pPr>
+        <w:spacing w:after="0"/>
+      </w:pPr>
+      <w:r>
+        <w:br w:type="page"/>
+      </w:r>
+    </w:p>
+    <w:p>
+      <w:pPr>
+        <w:pStyle w:val="ReportHeading"/>
+        <w:pBdr>
+          <w:bottom w:val="single" w:sz="10" w:space="2" w:color="8ED14B"/>
+        </w:pBdr>
+      </w:pPr>
+      <w:r>
+        <w:t>4. Practical demonstration</w:t>
+      </w:r>
+    </w:p>
+    <w:p>
+      <w:pPr>
+        <w:pStyle w:val="ReportBody"/>
+      </w:pPr>
+      <w:r>
+        <w:t>The following generated data includes two zero-loan dates. A four-column layout keeps the entire fourteen-day input visible without hiding those gaps.</w:t>
+      </w:r>
+    </w:p>
+    <w:tbl>
+      <w:tblPr>
+        <w:tblW w:w="0" w:type="auto"/>
+        <w:jc w:val="center"/>
+        <w:tblLayout w:type="fixed"/>
+        <w:tblLook w:val="04A0" w:firstRow="1" w:lastRow="0" w:firstColumn="1" w:lastColumn="0" w:noHBand="0" w:noVBand="1"/>
+      </w:tblPr>
+      <w:tblGrid>
+        <w:gridCol w:w="2664"/>
+        <w:gridCol w:w="1655"/>
+        <w:gridCol w:w="2664"/>
+        <w:gridCol w:w="1655"/>
+      </w:tblGrid>
+      <w:tr>
+        <w:trPr>
+          <w:cantSplit/>
+          <w:tblHeader/>
+          <w:jc w:val="center"/>
+        </w:trPr>
+        <w:tc>
+          <w:tcPr>
+            <w:tcW w:w="2664" w:type="dxa"/>
+            <w:tcBorders>
+              <w:top w:val="single" w:sz="5" w:space="0" w:color="D7D9DE"/>
+              <w:left w:val="single" w:sz="5" w:space="0" w:color="D7D9DE"/>
+              <w:bottom w:val="single" w:sz="5" w:space="0" w:color="D7D9DE"/>
+              <w:right w:val="single" w:sz="5" w:space="0" w:color="D7D9DE"/>
+            </w:tcBorders>
+            <w:tcMar>
+              <w:top w:w="55" w:type="dxa"/>
+              <w:left w:w="70" w:type="dxa"/>
+              <w:bottom w:w="55" w:type="dxa"/>
+              <w:right w:w="70" w:type="dxa"/>
+            </w:tcMar>
+            <w:vAlign w:val="center"/>
+          </w:tcPr>
+          <w:p>
+            <w:pPr>
+              <w:spacing w:after="0" w:line="240" w:lineRule="auto"/>
+              <w:jc w:val="center"/>
+            </w:pPr>
+            <w:r>
+              <w:rPr>
+                <w:rFonts w:ascii="Carlito" w:eastAsia="Carlito" w:hAnsi="Carlito"/>
+                <w:b/>
+                <w:color w:val="1C1C1C"/>
+                <w:sz w:val="19"/>
+              </w:rPr>
+              <w:t>Date</w:t>
+            </w:r>
+          </w:p>
+        </w:tc>
+        <w:tc>
+          <w:tcPr>
+            <w:tcW w:w="1655" w:type="dxa"/>
+            <w:tcBorders>
+              <w:top w:val="single" w:sz="5" w:space="0" w:color="D7D9DE"/>
+              <w:left w:val="single" w:sz="5" w:space="0" w:color="D7D9DE"/>
+              <w:bottom w:val="single" w:sz="5" w:space="0" w:color="D7D9DE"/>
+              <w:right w:val="single" w:sz="5" w:space="0" w:color="D7D9DE"/>
+            </w:tcBorders>
+            <w:tcMar>
+              <w:top w:w="55" w:type="dxa"/>
+              <w:left w:w="70" w:type="dxa"/>
+              <w:bottom w:w="55" w:type="dxa"/>
+              <w:right w:w="70" w:type="dxa"/>
+            </w:tcMar>
+            <w:vAlign w:val="center"/>
+          </w:tcPr>
+          <w:p>
+            <w:pPr>
+              <w:spacing w:after="0" w:line="240" w:lineRule="auto"/>
+              <w:jc w:val="center"/>
+            </w:pPr>
+            <w:r>
+              <w:rPr>
+                <w:rFonts w:ascii="Carlito" w:eastAsia="Carlito" w:hAnsi="Carlito"/>
+                <w:b/>
+                <w:color w:val="1C1C1C"/>
+                <w:sz w:val="19"/>
+              </w:rPr>
+              <w:t>Loans</w:t>
+            </w:r>
+          </w:p>
+        </w:tc>
+        <w:tc>
+          <w:tcPr>
+            <w:tcW w:w="2664" w:type="dxa"/>
+            <w:tcBorders>
+              <w:top w:val="single" w:sz="5" w:space="0" w:color="D7D9DE"/>
+              <w:left w:val="single" w:sz="5" w:space="0" w:color="D7D9DE"/>
+              <w:bottom w:val="single" w:sz="5" w:space="0" w:color="D7D9DE"/>
+              <w:right w:val="single" w:sz="5" w:space="0" w:color="D7D9DE"/>
+            </w:tcBorders>
+            <w:tcMar>
+              <w:top w:w="55" w:type="dxa"/>
+              <w:left w:w="70" w:type="dxa"/>
+              <w:bottom w:w="55" w:type="dxa"/>
+              <w:right w:w="70" w:type="dxa"/>
+            </w:tcMar>
+            <w:vAlign w:val="center"/>
+          </w:tcPr>
+          <w:p>
+            <w:pPr>
+              <w:spacing w:after="0" w:line="240" w:lineRule="auto"/>
+              <w:jc w:val="center"/>
+            </w:pPr>
+            <w:r>
+              <w:rPr>
+                <w:rFonts w:ascii="Carlito" w:eastAsia="Carlito" w:hAnsi="Carlito"/>
+                <w:b/>
+                <w:color w:val="1C1C1C"/>
+                <w:sz w:val="19"/>
+              </w:rPr>
+              <w:t>Date</w:t>
+            </w:r>
+          </w:p>
+        </w:tc>
+        <w:tc>
+          <w:tcPr>
+            <w:tcW w:w="1655" w:type="dxa"/>
+            <w:tcBorders>
+              <w:top w:val="single" w:sz="5" w:space="0" w:color="D7D9DE"/>
+              <w:left w:val="single" w:sz="5" w:space="0" w:color="D7D9DE"/>
+              <w:bottom w:val="single" w:sz="5" w:space="0" w:color="D7D9DE"/>
+              <w:right w:val="single" w:sz="5" w:space="0" w:color="D7D9DE"/>
+            </w:tcBorders>
+            <w:tcMar>
+              <w:top w:w="55" w:type="dxa"/>
+              <w:left w:w="70" w:type="dxa"/>
+              <w:bottom w:w="55" w:type="dxa"/>
+              <w:right w:w="70" w:type="dxa"/>
+            </w:tcMar>
+            <w:vAlign w:val="center"/>
+          </w:tcPr>
+          <w:p>
+            <w:pPr>
+              <w:spacing w:after="0" w:line="240" w:lineRule="auto"/>
+              <w:jc w:val="center"/>
+            </w:pPr>
+            <w:r>
+              <w:rPr>
+                <w:rFonts w:ascii="Carlito" w:eastAsia="Carlito" w:hAnsi="Carlito"/>
+                <w:b/>
+                <w:color w:val="1C1C1C"/>
+                <w:sz w:val="19"/>
+              </w:rPr>
+              <w:t>Loans</w:t>
+            </w:r>
+          </w:p>
+        </w:tc>
+      </w:tr>
+      <w:tr>
+        <w:trPr>
+          <w:cantSplit/>
+          <w:jc w:val="center"/>
+        </w:trPr>
+        <w:tc>
+          <w:tcPr>
+            <w:tcW w:w="2664" w:type="dxa"/>
+            <w:tcBorders>
+              <w:top w:val="single" w:sz="5" w:space="0" w:color="D7D9DE"/>
+              <w:left w:val="single" w:sz="5" w:space="0" w:color="D7D9DE"/>
+              <w:bottom w:val="single" w:sz="5" w:space="0" w:color="D7D9DE"/>
+              <w:right w:val="single" w:sz="5" w:space="0" w:color="D7D9DE"/>
+            </w:tcBorders>
+            <w:tcMar>
+              <w:top w:w="55" w:type="dxa"/>
+              <w:left w:w="70" w:type="dxa"/>
+              <w:bottom w:w="55" w:type="dxa"/>
+              <w:right w:w="70" w:type="dxa"/>
+            </w:tcMar>
+            <w:vAlign w:val="center"/>
+          </w:tcPr>
+          <w:p>
+            <w:pPr>
+              <w:spacing w:after="0" w:line="240" w:lineRule="auto"/>
+              <w:jc w:val="center"/>
+            </w:pPr>
+            <w:r>
+              <w:rPr>
+                <w:rFonts w:ascii="Carlito" w:eastAsia="Carlito" w:hAnsi="Carlito"/>
+                <w:color w:val="252525"/>
+                <w:sz w:val="19"/>
+              </w:rPr>
+              <w:t>01 Jul</w:t>
+            </w:r>
+          </w:p>
+        </w:tc>
+        <w:tc>
+          <w:tcPr>
+            <w:tcW w:w="1655" w:type="dxa"/>
+            <w:tcBorders>
+              <w:top w:val="single" w:sz="5" w:space="0" w:color="D7D9DE"/>
+              <w:left w:val="single" w:sz="5" w:space="0" w:color="D7D9DE"/>
+              <w:bottom w:val="single" w:sz="5" w:space="0" w:color="D7D9DE"/>
+              <w:right w:val="single" w:sz="5" w:space="0" w:color="D7D9DE"/>
+            </w:tcBorders>
+            <w:tcMar>
+              <w:top w:w="55" w:type="dxa"/>
+              <w:left w:w="70" w:type="dxa"/>
+              <w:bottom w:w="55" w:type="dxa"/>
+              <w:right w:w="70" w:type="dxa"/>
+            </w:tcMar>
+            <w:vAlign w:val="center"/>
+          </w:tcPr>
+          <w:p>
+            <w:pPr>
+              <w:spacing w:after="0" w:line="240" w:lineRule="auto"/>
+              <w:jc w:val="center"/>
+            </w:pPr>
+            <w:r>
+              <w:rPr>
+                <w:rFonts w:ascii="Carlito" w:eastAsia="Carlito" w:hAnsi="Carlito"/>
+                <w:color w:val="252525"/>
+                <w:sz w:val="19"/>
+              </w:rPr>
+              <w:t>12</w:t>
+            </w:r>
+          </w:p>
+        </w:tc>
+        <w:tc>
+          <w:tcPr>
+            <w:tcW w:w="2664" w:type="dxa"/>
+            <w:tcBorders>
+              <w:top w:val="single" w:sz="5" w:space="0" w:color="D7D9DE"/>
+              <w:left w:val="single" w:sz="5" w:space="0" w:color="D7D9DE"/>
+              <w:bottom w:val="single" w:sz="5" w:space="0" w:color="D7D9DE"/>
+              <w:right w:val="single" w:sz="5" w:space="0" w:color="D7D9DE"/>
+            </w:tcBorders>
+            <w:tcMar>
+              <w:top w:w="55" w:type="dxa"/>
+              <w:left w:w="70" w:type="dxa"/>
+              <w:bottom w:w="55" w:type="dxa"/>
+              <w:right w:w="70" w:type="dxa"/>
+            </w:tcMar>
+            <w:vAlign w:val="center"/>
+          </w:tcPr>
+          <w:p>
+            <w:pPr>
+              <w:spacing w:after="0" w:line="240" w:lineRule="auto"/>
+              <w:jc w:val="center"/>
+            </w:pPr>
+            <w:r>
+              <w:rPr>
+                <w:rFonts w:ascii="Carlito" w:eastAsia="Carlito" w:hAnsi="Carlito"/>
+                <w:color w:val="252525"/>
+                <w:sz w:val="19"/>
+              </w:rPr>
+              <w:t>08 Jul</w:t>
+            </w:r>
+          </w:p>
+        </w:tc>
+        <w:tc>
+          <w:tcPr>
+            <w:tcW w:w="1655" w:type="dxa"/>
+            <w:tcBorders>
+              <w:top w:val="single" w:sz="5" w:space="0" w:color="D7D9DE"/>
+              <w:left w:val="single" w:sz="5" w:space="0" w:color="D7D9DE"/>
+              <w:bottom w:val="single" w:sz="5" w:space="0" w:color="D7D9DE"/>
+              <w:right w:val="single" w:sz="5" w:space="0" w:color="D7D9DE"/>
+            </w:tcBorders>
+            <w:tcMar>
+              <w:top w:w="55" w:type="dxa"/>
+              <w:left w:w="70" w:type="dxa"/>
+              <w:bottom w:w="55" w:type="dxa"/>
+              <w:right w:w="70" w:type="dxa"/>
+            </w:tcMar>
+            <w:vAlign w:val="center"/>
+          </w:tcPr>
+          <w:p>
+            <w:pPr>
+              <w:spacing w:after="0" w:line="240" w:lineRule="auto"/>
+              <w:jc w:val="center"/>
+            </w:pPr>
+            <w:r>
+              <w:rPr>
+                <w:rFonts w:ascii="Carlito" w:eastAsia="Carlito" w:hAnsi="Carlito"/>
+                <w:color w:val="252525"/>
+                <w:sz w:val="19"/>
+              </w:rPr>
+              <w:t>6</w:t>
+            </w:r>
+          </w:p>
+        </w:tc>
+      </w:tr>
+      <w:tr>
+        <w:trPr>
+          <w:cantSplit/>
+          <w:jc w:val="center"/>
+        </w:trPr>
+        <w:tc>
+          <w:tcPr>
+            <w:tcW w:w="2664" w:type="dxa"/>
+            <w:tcBorders>
+              <w:top w:val="single" w:sz="5" w:space="0" w:color="D7D9DE"/>
+              <w:left w:val="single" w:sz="5" w:space="0" w:color="D7D9DE"/>
+              <w:bottom w:val="single" w:sz="5" w:space="0" w:color="D7D9DE"/>
+              <w:right w:val="single" w:sz="5" w:space="0" w:color="D7D9DE"/>
+            </w:tcBorders>
+            <w:tcMar>
+              <w:top w:w="55" w:type="dxa"/>
+              <w:left w:w="70" w:type="dxa"/>
+              <w:bottom w:w="55" w:type="dxa"/>
+              <w:right w:w="70" w:type="dxa"/>
+            </w:tcMar>
+            <w:vAlign w:val="center"/>
+          </w:tcPr>
+          <w:p>
+            <w:pPr>
+              <w:spacing w:after="0" w:line="240" w:lineRule="auto"/>
+              <w:jc w:val="center"/>
+            </w:pPr>
+            <w:r>
+              <w:rPr>
+                <w:rFonts w:ascii="Carlito" w:eastAsia="Carlito" w:hAnsi="Carlito"/>
+                <w:color w:val="252525"/>
+                <w:sz w:val="19"/>
+              </w:rPr>
+              <w:t>02 Jul</w:t>
+            </w:r>
+          </w:p>
+        </w:tc>
+        <w:tc>
+          <w:tcPr>
+            <w:tcW w:w="1655" w:type="dxa"/>
+            <w:tcBorders>
+              <w:top w:val="single" w:sz="5" w:space="0" w:color="D7D9DE"/>
+              <w:left w:val="single" w:sz="5" w:space="0" w:color="D7D9DE"/>
+              <w:bottom w:val="single" w:sz="5" w:space="0" w:color="D7D9DE"/>
+              <w:right w:val="single" w:sz="5" w:space="0" w:color="D7D9DE"/>
+            </w:tcBorders>
+            <w:tcMar>
+              <w:top w:w="55" w:type="dxa"/>
+              <w:left w:w="70" w:type="dxa"/>
+              <w:bottom w:w="55" w:type="dxa"/>
+              <w:right w:w="70" w:type="dxa"/>
+            </w:tcMar>
+            <w:vAlign w:val="center"/>
+          </w:tcPr>
+          <w:p>
+            <w:pPr>
+              <w:spacing w:after="0" w:line="240" w:lineRule="auto"/>
+              <w:jc w:val="center"/>
+            </w:pPr>
+            <w:r>
+              <w:rPr>
+                <w:rFonts w:ascii="Carlito" w:eastAsia="Carlito" w:hAnsi="Carlito"/>
+                <w:color w:val="252525"/>
+                <w:sz w:val="19"/>
+              </w:rPr>
+              <w:t>9</w:t>
+            </w:r>
+          </w:p>
+        </w:tc>
+        <w:tc>
+          <w:tcPr>
+            <w:tcW w:w="2664" w:type="dxa"/>
+            <w:tcBorders>
+              <w:top w:val="single" w:sz="5" w:space="0" w:color="D7D9DE"/>
+              <w:left w:val="single" w:sz="5" w:space="0" w:color="D7D9DE"/>
+              <w:bottom w:val="single" w:sz="5" w:space="0" w:color="D7D9DE"/>
+              <w:right w:val="single" w:sz="5" w:space="0" w:color="D7D9DE"/>
+            </w:tcBorders>
+            <w:tcMar>
+              <w:top w:w="55" w:type="dxa"/>
+              <w:left w:w="70" w:type="dxa"/>
+              <w:bottom w:w="55" w:type="dxa"/>
+              <w:right w:w="70" w:type="dxa"/>
+            </w:tcMar>
+            <w:vAlign w:val="center"/>
+          </w:tcPr>
+          <w:p>
+            <w:pPr>
+              <w:spacing w:after="0" w:line="240" w:lineRule="auto"/>
+              <w:jc w:val="center"/>
+            </w:pPr>
+            <w:r>
+              <w:rPr>
+                <w:rFonts w:ascii="Carlito" w:eastAsia="Carlito" w:hAnsi="Carlito"/>
+                <w:color w:val="252525"/>
+                <w:sz w:val="19"/>
+              </w:rPr>
+              <w:t>09 Jul</w:t>
+            </w:r>
+          </w:p>
+        </w:tc>
+        <w:tc>
+          <w:tcPr>
+            <w:tcW w:w="1655" w:type="dxa"/>
+            <w:tcBorders>
+              <w:top w:val="single" w:sz="5" w:space="0" w:color="D7D9DE"/>
+              <w:left w:val="single" w:sz="5" w:space="0" w:color="D7D9DE"/>
+              <w:bottom w:val="single" w:sz="5" w:space="0" w:color="D7D9DE"/>
+              <w:right w:val="single" w:sz="5" w:space="0" w:color="D7D9DE"/>
+            </w:tcBorders>
+            <w:tcMar>
+              <w:top w:w="55" w:type="dxa"/>
+              <w:left w:w="70" w:type="dxa"/>
+              <w:bottom w:w="55" w:type="dxa"/>
+              <w:right w:w="70" w:type="dxa"/>
+            </w:tcMar>
+            <w:vAlign w:val="center"/>
+          </w:tcPr>
+          <w:p>
+            <w:pPr>
+              <w:spacing w:after="0" w:line="240" w:lineRule="auto"/>
+              <w:jc w:val="center"/>
+            </w:pPr>
+            <w:r>
+              <w:rPr>
+                <w:rFonts w:ascii="Carlito" w:eastAsia="Carlito" w:hAnsi="Carlito"/>
+                <w:color w:val="252525"/>
+                <w:sz w:val="19"/>
+              </w:rPr>
+              <w:t>8</w:t>
+            </w:r>
+          </w:p>
+        </w:tc>
+      </w:tr>
+      <w:tr>
+        <w:trPr>
+          <w:cantSplit/>
+          <w:jc w:val="center"/>
+        </w:trPr>
+        <w:tc>
+          <w:tcPr>
+            <w:tcW w:w="2664" w:type="dxa"/>
+            <w:tcBorders>
+              <w:top w:val="single" w:sz="5" w:space="0" w:color="D7D9DE"/>
+              <w:left w:val="single" w:sz="5" w:space="0" w:color="D7D9DE"/>
+              <w:bottom w:val="single" w:sz="5" w:space="0" w:color="D7D9DE"/>
+              <w:right w:val="single" w:sz="5" w:space="0" w:color="D7D9DE"/>
+            </w:tcBorders>
+            <w:tcMar>
+              <w:top w:w="55" w:type="dxa"/>
+              <w:left w:w="70" w:type="dxa"/>
+              <w:bottom w:w="55" w:type="dxa"/>
+              <w:right w:w="70" w:type="dxa"/>
+            </w:tcMar>
+            <w:vAlign w:val="center"/>
+          </w:tcPr>
+          <w:p>
+            <w:pPr>
+              <w:spacing w:after="0" w:line="240" w:lineRule="auto"/>
+              <w:jc w:val="center"/>
+            </w:pPr>
+            <w:r>
+              <w:rPr>
+                <w:rFonts w:ascii="Carlito" w:eastAsia="Carlito" w:hAnsi="Carlito"/>
+                <w:color w:val="252525"/>
+                <w:sz w:val="19"/>
+              </w:rPr>
+              <w:t>03 Jul</w:t>
+            </w:r>
+          </w:p>
+        </w:tc>
+        <w:tc>
+          <w:tcPr>
+            <w:tcW w:w="1655" w:type="dxa"/>
+            <w:tcBorders>
+              <w:top w:val="single" w:sz="5" w:space="0" w:color="D7D9DE"/>
+              <w:left w:val="single" w:sz="5" w:space="0" w:color="D7D9DE"/>
+              <w:bottom w:val="single" w:sz="5" w:space="0" w:color="D7D9DE"/>
+              <w:right w:val="single" w:sz="5" w:space="0" w:color="D7D9DE"/>
+            </w:tcBorders>
+            <w:tcMar>
+              <w:top w:w="55" w:type="dxa"/>
+              <w:left w:w="70" w:type="dxa"/>
+              <w:bottom w:w="55" w:type="dxa"/>
+              <w:right w:w="70" w:type="dxa"/>
+            </w:tcMar>
+            <w:vAlign w:val="center"/>
+          </w:tcPr>
+          <w:p>
+            <w:pPr>
+              <w:spacing w:after="0" w:line="240" w:lineRule="auto"/>
+              <w:jc w:val="center"/>
+            </w:pPr>
+            <w:r>
+              <w:rPr>
+                <w:rFonts w:ascii="Carlito" w:eastAsia="Carlito" w:hAnsi="Carlito"/>
+                <w:color w:val="252525"/>
+                <w:sz w:val="19"/>
+              </w:rPr>
+              <w:t>0</w:t>
+            </w:r>
+          </w:p>
+        </w:tc>
+        <w:tc>
+          <w:tcPr>
+            <w:tcW w:w="2664" w:type="dxa"/>
+            <w:tcBorders>
+              <w:top w:val="single" w:sz="5" w:space="0" w:color="D7D9DE"/>
+              <w:left w:val="single" w:sz="5" w:space="0" w:color="D7D9DE"/>
+              <w:bottom w:val="single" w:sz="5" w:space="0" w:color="D7D9DE"/>
+              <w:right w:val="single" w:sz="5" w:space="0" w:color="D7D9DE"/>
+            </w:tcBorders>
+            <w:tcMar>
+              <w:top w:w="55" w:type="dxa"/>
+              <w:left w:w="70" w:type="dxa"/>
+              <w:bottom w:w="55" w:type="dxa"/>
+              <w:right w:w="70" w:type="dxa"/>
+            </w:tcMar>
+            <w:vAlign w:val="center"/>
+          </w:tcPr>
+          <w:p>
+            <w:pPr>
+              <w:spacing w:after="0" w:line="240" w:lineRule="auto"/>
+              <w:jc w:val="center"/>
+            </w:pPr>
+            <w:r>
+              <w:rPr>
+                <w:rFonts w:ascii="Carlito" w:eastAsia="Carlito" w:hAnsi="Carlito"/>
+                <w:color w:val="252525"/>
+                <w:sz w:val="19"/>
+              </w:rPr>
+              <w:t>10 Jul</w:t>
+            </w:r>
+          </w:p>
+        </w:tc>
+        <w:tc>
+          <w:tcPr>
+            <w:tcW w:w="1655" w:type="dxa"/>
+            <w:tcBorders>
+              <w:top w:val="single" w:sz="5" w:space="0" w:color="D7D9DE"/>
+              <w:left w:val="single" w:sz="5" w:space="0" w:color="D7D9DE"/>
+              <w:bottom w:val="single" w:sz="5" w:space="0" w:color="D7D9DE"/>
+              <w:right w:val="single" w:sz="5" w:space="0" w:color="D7D9DE"/>
+            </w:tcBorders>
+            <w:tcMar>
+              <w:top w:w="55" w:type="dxa"/>
+              <w:left w:w="70" w:type="dxa"/>
+              <w:bottom w:w="55" w:type="dxa"/>
+              <w:right w:w="70" w:type="dxa"/>
+            </w:tcMar>
+            <w:vAlign w:val="center"/>
+          </w:tcPr>
+          <w:p>
+            <w:pPr>
+              <w:spacing w:after="0" w:line="240" w:lineRule="auto"/>
+              <w:jc w:val="center"/>
+            </w:pPr>
+            <w:r>
+              <w:rPr>
+                <w:rFonts w:ascii="Carlito" w:eastAsia="Carlito" w:hAnsi="Carlito"/>
+                <w:color w:val="252525"/>
+                <w:sz w:val="19"/>
+              </w:rPr>
+              <w:t>0</w:t>
+            </w:r>
+          </w:p>
+        </w:tc>
+      </w:tr>
+      <w:tr>
+        <w:trPr>
+          <w:cantSplit/>
+          <w:jc w:val="center"/>
+        </w:trPr>
+        <w:tc>
+          <w:tcPr>
+            <w:tcW w:w="2664" w:type="dxa"/>
+            <w:tcBorders>
+              <w:top w:val="single" w:sz="5" w:space="0" w:color="D7D9DE"/>
+              <w:left w:val="single" w:sz="5" w:space="0" w:color="D7D9DE"/>
+              <w:bottom w:val="single" w:sz="5" w:space="0" w:color="D7D9DE"/>
+              <w:right w:val="single" w:sz="5" w:space="0" w:color="D7D9DE"/>
+            </w:tcBorders>
+            <w:tcMar>
+              <w:top w:w="55" w:type="dxa"/>
+              <w:left w:w="70" w:type="dxa"/>
+              <w:bottom w:w="55" w:type="dxa"/>
+              <w:right w:w="70" w:type="dxa"/>
+            </w:tcMar>
+            <w:vAlign w:val="center"/>
+          </w:tcPr>
+          <w:p>
+            <w:pPr>
+              <w:spacing w:after="0" w:line="240" w:lineRule="auto"/>
+              <w:jc w:val="center"/>
+            </w:pPr>
+            <w:r>
+              <w:rPr>
+                <w:rFonts w:ascii="Carlito" w:eastAsia="Carlito" w:hAnsi="Carlito"/>
+                <w:color w:val="252525"/>
+                <w:sz w:val="19"/>
+              </w:rPr>
+              <w:t>04 Jul</w:t>
+            </w:r>
+          </w:p>
+        </w:tc>
+        <w:tc>
+          <w:tcPr>
+            <w:tcW w:w="1655" w:type="dxa"/>
+            <w:tcBorders>
+              <w:top w:val="single" w:sz="5" w:space="0" w:color="D7D9DE"/>
+              <w:left w:val="single" w:sz="5" w:space="0" w:color="D7D9DE"/>
+              <w:bottom w:val="single" w:sz="5" w:space="0" w:color="D7D9DE"/>
+              <w:right w:val="single" w:sz="5" w:space="0" w:color="D7D9DE"/>
+            </w:tcBorders>
+            <w:tcMar>
+              <w:top w:w="55" w:type="dxa"/>
+              <w:left w:w="70" w:type="dxa"/>
+              <w:bottom w:w="55" w:type="dxa"/>
+              <w:right w:w="70" w:type="dxa"/>
+            </w:tcMar>
+            <w:vAlign w:val="center"/>
+          </w:tcPr>
+          <w:p>
+            <w:pPr>
+              <w:spacing w:after="0" w:line="240" w:lineRule="auto"/>
+              <w:jc w:val="center"/>
+            </w:pPr>
+            <w:r>
+              <w:rPr>
+                <w:rFonts w:ascii="Carlito" w:eastAsia="Carlito" w:hAnsi="Carlito"/>
+                <w:color w:val="252525"/>
+                <w:sz w:val="19"/>
+              </w:rPr>
+              <w:t>11</w:t>
+            </w:r>
+          </w:p>
+        </w:tc>
+        <w:tc>
+          <w:tcPr>
+            <w:tcW w:w="2664" w:type="dxa"/>
+            <w:tcBorders>
+              <w:top w:val="single" w:sz="5" w:space="0" w:color="D7D9DE"/>
+              <w:left w:val="single" w:sz="5" w:space="0" w:color="D7D9DE"/>
+              <w:bottom w:val="single" w:sz="5" w:space="0" w:color="D7D9DE"/>
+              <w:right w:val="single" w:sz="5" w:space="0" w:color="D7D9DE"/>
+            </w:tcBorders>
+            <w:tcMar>
+              <w:top w:w="55" w:type="dxa"/>
+              <w:left w:w="70" w:type="dxa"/>
+              <w:bottom w:w="55" w:type="dxa"/>
+              <w:right w:w="70" w:type="dxa"/>
+            </w:tcMar>
+            <w:vAlign w:val="center"/>
+          </w:tcPr>
+          <w:p>
+            <w:pPr>
+              <w:spacing w:after="0" w:line="240" w:lineRule="auto"/>
+              <w:jc w:val="center"/>
+            </w:pPr>
+            <w:r>
+              <w:rPr>
+                <w:rFonts w:ascii="Carlito" w:eastAsia="Carlito" w:hAnsi="Carlito"/>
+                <w:color w:val="252525"/>
+                <w:sz w:val="19"/>
+              </w:rPr>
+              <w:t>11 Jul</w:t>
+            </w:r>
+          </w:p>
+        </w:tc>
+        <w:tc>
+          <w:tcPr>
+            <w:tcW w:w="1655" w:type="dxa"/>
+            <w:tcBorders>
+              <w:top w:val="single" w:sz="5" w:space="0" w:color="D7D9DE"/>
+              <w:left w:val="single" w:sz="5" w:space="0" w:color="D7D9DE"/>
+              <w:bottom w:val="single" w:sz="5" w:space="0" w:color="D7D9DE"/>
+              <w:right w:val="single" w:sz="5" w:space="0" w:color="D7D9DE"/>
+            </w:tcBorders>
+            <w:tcMar>
+              <w:top w:w="55" w:type="dxa"/>
+              <w:left w:w="70" w:type="dxa"/>
+              <w:bottom w:w="55" w:type="dxa"/>
+              <w:right w:w="70" w:type="dxa"/>
+            </w:tcMar>
+            <w:vAlign w:val="center"/>
+          </w:tcPr>
+          <w:p>
+            <w:pPr>
+              <w:spacing w:after="0" w:line="240" w:lineRule="auto"/>
+              <w:jc w:val="center"/>
+            </w:pPr>
+            <w:r>
+              <w:rPr>
+                <w:rFonts w:ascii="Carlito" w:eastAsia="Carlito" w:hAnsi="Carlito"/>
+                <w:color w:val="252525"/>
+                <w:sz w:val="19"/>
+              </w:rPr>
+              <w:t>16</w:t>
+            </w:r>
+          </w:p>
+        </w:tc>
+      </w:tr>
+      <w:tr>
+        <w:trPr>
+          <w:cantSplit/>
+          <w:jc w:val="center"/>
+        </w:trPr>
+        <w:tc>
+          <w:tcPr>
+            <w:tcW w:w="2664" w:type="dxa"/>
+            <w:tcBorders>
+              <w:top w:val="single" w:sz="5" w:space="0" w:color="D7D9DE"/>
+              <w:left w:val="single" w:sz="5" w:space="0" w:color="D7D9DE"/>
+              <w:bottom w:val="single" w:sz="5" w:space="0" w:color="D7D9DE"/>
+              <w:right w:val="single" w:sz="5" w:space="0" w:color="D7D9DE"/>
+            </w:tcBorders>
+            <w:tcMar>
+              <w:top w:w="55" w:type="dxa"/>
+              <w:left w:w="70" w:type="dxa"/>
+              <w:bottom w:w="55" w:type="dxa"/>
+              <w:right w:w="70" w:type="dxa"/>
+            </w:tcMar>
+            <w:vAlign w:val="center"/>
+          </w:tcPr>
+          <w:p>
+            <w:pPr>
+              <w:spacing w:after="0" w:line="240" w:lineRule="auto"/>
+              <w:jc w:val="center"/>
+            </w:pPr>
+            <w:r>
+              <w:rPr>
+                <w:rFonts w:ascii="Carlito" w:eastAsia="Carlito" w:hAnsi="Carlito"/>
+                <w:color w:val="252525"/>
+                <w:sz w:val="19"/>
+              </w:rPr>
+              <w:t>05 Jul</w:t>
+            </w:r>
+          </w:p>
+        </w:tc>
+        <w:tc>
+          <w:tcPr>
+            <w:tcW w:w="1655" w:type="dxa"/>
+            <w:tcBorders>
+              <w:top w:val="single" w:sz="5" w:space="0" w:color="D7D9DE"/>
+              <w:left w:val="single" w:sz="5" w:space="0" w:color="D7D9DE"/>
+              <w:bottom w:val="single" w:sz="5" w:space="0" w:color="D7D9DE"/>
+              <w:right w:val="single" w:sz="5" w:space="0" w:color="D7D9DE"/>
+            </w:tcBorders>
+            <w:tcMar>
+              <w:top w:w="55" w:type="dxa"/>
+              <w:left w:w="70" w:type="dxa"/>
+              <w:bottom w:w="55" w:type="dxa"/>
+              <w:right w:w="70" w:type="dxa"/>
+            </w:tcMar>
+            <w:vAlign w:val="center"/>
+          </w:tcPr>
+          <w:p>
+            <w:pPr>
+              <w:spacing w:after="0" w:line="240" w:lineRule="auto"/>
+              <w:jc w:val="center"/>
+            </w:pPr>
+            <w:r>
+              <w:rPr>
+                <w:rFonts w:ascii="Carlito" w:eastAsia="Carlito" w:hAnsi="Carlito"/>
+                <w:color w:val="252525"/>
+                <w:sz w:val="19"/>
+              </w:rPr>
+              <w:t>18</w:t>
+            </w:r>
+          </w:p>
+        </w:tc>
+        <w:tc>
+          <w:tcPr>
+            <w:tcW w:w="2664" w:type="dxa"/>
+            <w:tcBorders>
+              <w:top w:val="single" w:sz="5" w:space="0" w:color="D7D9DE"/>
+              <w:left w:val="single" w:sz="5" w:space="0" w:color="D7D9DE"/>
+              <w:bottom w:val="single" w:sz="5" w:space="0" w:color="D7D9DE"/>
+              <w:right w:val="single" w:sz="5" w:space="0" w:color="D7D9DE"/>
+            </w:tcBorders>
+            <w:tcMar>
+              <w:top w:w="55" w:type="dxa"/>
+              <w:left w:w="70" w:type="dxa"/>
+              <w:bottom w:w="55" w:type="dxa"/>
+              <w:right w:w="70" w:type="dxa"/>
+            </w:tcMar>
+            <w:vAlign w:val="center"/>
+          </w:tcPr>
+          <w:p>
+            <w:pPr>
+              <w:spacing w:after="0" w:line="240" w:lineRule="auto"/>
+              <w:jc w:val="center"/>
+            </w:pPr>
+            <w:r>
+              <w:rPr>
+                <w:rFonts w:ascii="Carlito" w:eastAsia="Carlito" w:hAnsi="Carlito"/>
+                <w:color w:val="252525"/>
+                <w:sz w:val="19"/>
+              </w:rPr>
+              <w:t>12 Jul</w:t>
+            </w:r>
+          </w:p>
+        </w:tc>
+        <w:tc>
+          <w:tcPr>
+            <w:tcW w:w="1655" w:type="dxa"/>
+            <w:tcBorders>
+              <w:top w:val="single" w:sz="5" w:space="0" w:color="D7D9DE"/>
+              <w:left w:val="single" w:sz="5" w:space="0" w:color="D7D9DE"/>
+              <w:bottom w:val="single" w:sz="5" w:space="0" w:color="D7D9DE"/>
+              <w:right w:val="single" w:sz="5" w:space="0" w:color="D7D9DE"/>
+            </w:tcBorders>
+            <w:tcMar>
+              <w:top w:w="55" w:type="dxa"/>
+              <w:left w:w="70" w:type="dxa"/>
+              <w:bottom w:w="55" w:type="dxa"/>
+              <w:right w:w="70" w:type="dxa"/>
+            </w:tcMar>
+            <w:vAlign w:val="center"/>
+          </w:tcPr>
+          <w:p>
+            <w:pPr>
+              <w:spacing w:after="0" w:line="240" w:lineRule="auto"/>
+              <w:jc w:val="center"/>
+            </w:pPr>
+            <w:r>
+              <w:rPr>
+                <w:rFonts w:ascii="Carlito" w:eastAsia="Carlito" w:hAnsi="Carlito"/>
+                <w:color w:val="252525"/>
+                <w:sz w:val="19"/>
+              </w:rPr>
+              <w:t>19</w:t>
+            </w:r>
+          </w:p>
+        </w:tc>
+      </w:tr>
+      <w:tr>
+        <w:trPr>
+          <w:cantSplit/>
+          <w:jc w:val="center"/>
+        </w:trPr>
+        <w:tc>
+          <w:tcPr>
+            <w:tcW w:w="2664" w:type="dxa"/>
+            <w:tcBorders>
+              <w:top w:val="single" w:sz="5" w:space="0" w:color="D7D9DE"/>
+              <w:left w:val="single" w:sz="5" w:space="0" w:color="D7D9DE"/>
+              <w:bottom w:val="single" w:sz="5" w:space="0" w:color="D7D9DE"/>
+              <w:right w:val="single" w:sz="5" w:space="0" w:color="D7D9DE"/>
+            </w:tcBorders>
+            <w:tcMar>
+              <w:top w:w="55" w:type="dxa"/>
+              <w:left w:w="70" w:type="dxa"/>
+              <w:bottom w:w="55" w:type="dxa"/>
+              <w:right w:w="70" w:type="dxa"/>
+            </w:tcMar>
+            <w:vAlign w:val="center"/>
+          </w:tcPr>
+          <w:p>
+            <w:pPr>
+              <w:spacing w:after="0" w:line="240" w:lineRule="auto"/>
+              <w:jc w:val="center"/>
+            </w:pPr>
+            <w:r>
+              <w:rPr>
+                <w:rFonts w:ascii="Carlito" w:eastAsia="Carlito" w:hAnsi="Carlito"/>
+                <w:color w:val="252525"/>
+                <w:sz w:val="19"/>
+              </w:rPr>
+              <w:t>06 Jul</w:t>
+            </w:r>
+          </w:p>
+        </w:tc>
+        <w:tc>
+          <w:tcPr>
+            <w:tcW w:w="1655" w:type="dxa"/>
+            <w:tcBorders>
+              <w:top w:val="single" w:sz="5" w:space="0" w:color="D7D9DE"/>
+              <w:left w:val="single" w:sz="5" w:space="0" w:color="D7D9DE"/>
+              <w:bottom w:val="single" w:sz="5" w:space="0" w:color="D7D9DE"/>
+              <w:right w:val="single" w:sz="5" w:space="0" w:color="D7D9DE"/>
+            </w:tcBorders>
+            <w:tcMar>
+              <w:top w:w="55" w:type="dxa"/>
+              <w:left w:w="70" w:type="dxa"/>
+              <w:bottom w:w="55" w:type="dxa"/>
+              <w:right w:w="70" w:type="dxa"/>
+            </w:tcMar>
+            <w:vAlign w:val="center"/>
+          </w:tcPr>
+          <w:p>
+            <w:pPr>
+              <w:spacing w:after="0" w:line="240" w:lineRule="auto"/>
+              <w:jc w:val="center"/>
+            </w:pPr>
+            <w:r>
+              <w:rPr>
+                <w:rFonts w:ascii="Carlito" w:eastAsia="Carlito" w:hAnsi="Carlito"/>
+                <w:color w:val="252525"/>
+                <w:sz w:val="19"/>
+              </w:rPr>
+              <w:t>22</w:t>
+            </w:r>
+          </w:p>
+        </w:tc>
+        <w:tc>
+          <w:tcPr>
+            <w:tcW w:w="2664" w:type="dxa"/>
+            <w:tcBorders>
+              <w:top w:val="single" w:sz="5" w:space="0" w:color="D7D9DE"/>
+              <w:left w:val="single" w:sz="5" w:space="0" w:color="D7D9DE"/>
+              <w:bottom w:val="single" w:sz="5" w:space="0" w:color="D7D9DE"/>
+              <w:right w:val="single" w:sz="5" w:space="0" w:color="D7D9DE"/>
+            </w:tcBorders>
+            <w:tcMar>
+              <w:top w:w="55" w:type="dxa"/>
+              <w:left w:w="70" w:type="dxa"/>
+              <w:bottom w:w="55" w:type="dxa"/>
+              <w:right w:w="70" w:type="dxa"/>
+            </w:tcMar>
+            <w:vAlign w:val="center"/>
+          </w:tcPr>
+          <w:p>
+            <w:pPr>
+              <w:spacing w:after="0" w:line="240" w:lineRule="auto"/>
+              <w:jc w:val="center"/>
+            </w:pPr>
+            <w:r>
+              <w:rPr>
+                <w:rFonts w:ascii="Carlito" w:eastAsia="Carlito" w:hAnsi="Carlito"/>
+                <w:color w:val="252525"/>
+                <w:sz w:val="19"/>
+              </w:rPr>
+              <w:t>13 Jul</w:t>
+            </w:r>
+          </w:p>
+        </w:tc>
+        <w:tc>
+          <w:tcPr>
+            <w:tcW w:w="1655" w:type="dxa"/>
+            <w:tcBorders>
+              <w:top w:val="single" w:sz="5" w:space="0" w:color="D7D9DE"/>
+              <w:left w:val="single" w:sz="5" w:space="0" w:color="D7D9DE"/>
+              <w:bottom w:val="single" w:sz="5" w:space="0" w:color="D7D9DE"/>
+              <w:right w:val="single" w:sz="5" w:space="0" w:color="D7D9DE"/>
+            </w:tcBorders>
+            <w:tcMar>
+              <w:top w:w="55" w:type="dxa"/>
+              <w:left w:w="70" w:type="dxa"/>
+              <w:bottom w:w="55" w:type="dxa"/>
+              <w:right w:w="70" w:type="dxa"/>
+            </w:tcMar>
+            <w:vAlign w:val="center"/>
+          </w:tcPr>
+          <w:p>
+            <w:pPr>
+              <w:spacing w:after="0" w:line="240" w:lineRule="auto"/>
+              <w:jc w:val="center"/>
+            </w:pPr>
+            <w:r>
+              <w:rPr>
+                <w:rFonts w:ascii="Carlito" w:eastAsia="Carlito" w:hAnsi="Carlito"/>
+                <w:color w:val="252525"/>
+                <w:sz w:val="19"/>
+              </w:rPr>
+              <w:t>24</w:t>
+            </w:r>
+          </w:p>
+        </w:tc>
+      </w:tr>
+      <w:tr>
+        <w:trPr>
+          <w:cantSplit/>
+          <w:jc w:val="center"/>
+        </w:trPr>
+        <w:tc>
+          <w:tcPr>
+            <w:tcW w:w="2664" w:type="dxa"/>
+            <w:tcBorders>
+              <w:top w:val="single" w:sz="5" w:space="0" w:color="D7D9DE"/>
+              <w:left w:val="single" w:sz="5" w:space="0" w:color="D7D9DE"/>
+              <w:bottom w:val="single" w:sz="5" w:space="0" w:color="D7D9DE"/>
+              <w:right w:val="single" w:sz="5" w:space="0" w:color="D7D9DE"/>
+            </w:tcBorders>
+            <w:tcMar>
+              <w:top w:w="55" w:type="dxa"/>
+              <w:left w:w="70" w:type="dxa"/>
+              <w:bottom w:w="55" w:type="dxa"/>
+              <w:right w:w="70" w:type="dxa"/>
+            </w:tcMar>
+            <w:vAlign w:val="center"/>
+          </w:tcPr>
+          <w:p>
+            <w:pPr>
+              <w:spacing w:after="0" w:line="240" w:lineRule="auto"/>
+              <w:jc w:val="center"/>
+            </w:pPr>
+            <w:r>
+              <w:rPr>
+                <w:rFonts w:ascii="Carlito" w:eastAsia="Carlito" w:hAnsi="Carlito"/>
+                <w:color w:val="252525"/>
+                <w:sz w:val="19"/>
+              </w:rPr>
+              <w:t>07 Jul</w:t>
+            </w:r>
+          </w:p>
+        </w:tc>
+        <w:tc>
+          <w:tcPr>
+            <w:tcW w:w="1655" w:type="dxa"/>
+            <w:tcBorders>
+              <w:top w:val="single" w:sz="5" w:space="0" w:color="D7D9DE"/>
+              <w:left w:val="single" w:sz="5" w:space="0" w:color="D7D9DE"/>
+              <w:bottom w:val="single" w:sz="5" w:space="0" w:color="D7D9DE"/>
+              <w:right w:val="single" w:sz="5" w:space="0" w:color="D7D9DE"/>
+            </w:tcBorders>
+            <w:tcMar>
+              <w:top w:w="55" w:type="dxa"/>
+              <w:left w:w="70" w:type="dxa"/>
+              <w:bottom w:w="55" w:type="dxa"/>
+              <w:right w:w="70" w:type="dxa"/>
+            </w:tcMar>
+            <w:vAlign w:val="center"/>
+          </w:tcPr>
+          <w:p>
+            <w:pPr>
+              <w:spacing w:after="0" w:line="240" w:lineRule="auto"/>
+              <w:jc w:val="center"/>
+            </w:pPr>
+            <w:r>
+              <w:rPr>
+                <w:rFonts w:ascii="Carlito" w:eastAsia="Carlito" w:hAnsi="Carlito"/>
+                <w:color w:val="252525"/>
+                <w:sz w:val="19"/>
+              </w:rPr>
+              <w:t>25</w:t>
+            </w:r>
+          </w:p>
+        </w:tc>
+        <w:tc>
+          <w:tcPr>
+            <w:tcW w:w="2664" w:type="dxa"/>
+            <w:tcBorders>
+              <w:top w:val="single" w:sz="5" w:space="0" w:color="D7D9DE"/>
+              <w:left w:val="single" w:sz="5" w:space="0" w:color="D7D9DE"/>
+              <w:bottom w:val="single" w:sz="5" w:space="0" w:color="D7D9DE"/>
+              <w:right w:val="single" w:sz="5" w:space="0" w:color="D7D9DE"/>
+            </w:tcBorders>
+            <w:tcMar>
+              <w:top w:w="55" w:type="dxa"/>
+              <w:left w:w="70" w:type="dxa"/>
+              <w:bottom w:w="55" w:type="dxa"/>
+              <w:right w:w="70" w:type="dxa"/>
+            </w:tcMar>
+            <w:vAlign w:val="center"/>
+          </w:tcPr>
+          <w:p>
+            <w:pPr>
+              <w:spacing w:after="0" w:line="240" w:lineRule="auto"/>
+              <w:jc w:val="center"/>
+            </w:pPr>
+            <w:r>
+              <w:rPr>
+                <w:rFonts w:ascii="Carlito" w:eastAsia="Carlito" w:hAnsi="Carlito"/>
+                <w:color w:val="252525"/>
+                <w:sz w:val="19"/>
+              </w:rPr>
+              <w:t>14 Jul</w:t>
+            </w:r>
+          </w:p>
+        </w:tc>
+        <w:tc>
+          <w:tcPr>
+            <w:tcW w:w="1655" w:type="dxa"/>
+            <w:tcBorders>
+              <w:top w:val="single" w:sz="5" w:space="0" w:color="D7D9DE"/>
+              <w:left w:val="single" w:sz="5" w:space="0" w:color="D7D9DE"/>
+              <w:bottom w:val="single" w:sz="5" w:space="0" w:color="D7D9DE"/>
+              <w:right w:val="single" w:sz="5" w:space="0" w:color="D7D9DE"/>
+            </w:tcBorders>
+            <w:tcMar>
+              <w:top w:w="55" w:type="dxa"/>
+              <w:left w:w="70" w:type="dxa"/>
+              <w:bottom w:w="55" w:type="dxa"/>
+              <w:right w:w="70" w:type="dxa"/>
+            </w:tcMar>
+            <w:vAlign w:val="center"/>
+          </w:tcPr>
+          <w:p>
+            <w:pPr>
+              <w:spacing w:after="0" w:line="240" w:lineRule="auto"/>
+              <w:jc w:val="center"/>
+            </w:pPr>
+            <w:r>
+              <w:rPr>
+                <w:rFonts w:ascii="Carlito" w:eastAsia="Carlito" w:hAnsi="Carlito"/>
+                <w:color w:val="252525"/>
+                <w:sz w:val="19"/>
+              </w:rPr>
+              <w:t>28</w:t>
+            </w:r>
+          </w:p>
+        </w:tc>
+      </w:tr>
+    </w:tbl>
+    <w:p>
+      <w:pPr>
+        <w:pStyle w:val="ReportSubheading"/>
+      </w:pPr>
+      <w:r>
+        <w:t>Output once the seven-day window is complete</w:t>
+      </w:r>
+    </w:p>
+    <w:tbl>
+      <w:tblPr>
+        <w:tblW w:w="0" w:type="auto"/>
+        <w:jc w:val="center"/>
+        <w:tblLayout w:type="fixed"/>
+        <w:tblLook w:val="04A0" w:firstRow="1" w:lastRow="0" w:firstColumn="1" w:lastColumn="0" w:noHBand="0" w:noVBand="1"/>
+      </w:tblPr>
+      <w:tblGrid>
+        <w:gridCol w:w="1800"/>
+        <w:gridCol w:w="1512"/>
+        <w:gridCol w:w="2044"/>
+        <w:gridCol w:w="2232"/>
+        <w:gridCol w:w="2088"/>
+      </w:tblGrid>
+      <w:tr>
+        <w:trPr>
+          <w:cantSplit/>
+          <w:tblHeader/>
+          <w:jc w:val="center"/>
+        </w:trPr>
+        <w:tc>
+          <w:tcPr>
+            <w:tcW w:w="1800" w:type="dxa"/>
+            <w:tcBorders>
+              <w:top w:val="single" w:sz="5" w:space="0" w:color="D7D9DE"/>
+              <w:left w:val="single" w:sz="5" w:space="0" w:color="D7D9DE"/>
+              <w:bottom w:val="single" w:sz="5" w:space="0" w:color="D7D9DE"/>
+              <w:right w:val="single" w:sz="5" w:space="0" w:color="D7D9DE"/>
+            </w:tcBorders>
+            <w:tcMar>
+              <w:top w:w="55" w:type="dxa"/>
+              <w:left w:w="70" w:type="dxa"/>
+              <w:bottom w:w="55" w:type="dxa"/>
+              <w:right w:w="70" w:type="dxa"/>
+            </w:tcMar>
+            <w:vAlign w:val="center"/>
+          </w:tcPr>
+          <w:p>
+            <w:pPr>
+              <w:spacing w:after="0" w:line="240" w:lineRule="auto"/>
+              <w:jc w:val="center"/>
+            </w:pPr>
+            <w:r>
+              <w:rPr>
+                <w:rFonts w:ascii="Carlito" w:eastAsia="Carlito" w:hAnsi="Carlito"/>
+                <w:b/>
+                <w:color w:val="1C1C1C"/>
+                <w:sz w:val="19"/>
+              </w:rPr>
+              <w:t>Date</w:t>
+            </w:r>
+          </w:p>
+        </w:tc>
+        <w:tc>
+          <w:tcPr>
+            <w:tcW w:w="1512" w:type="dxa"/>
+            <w:tcBorders>
+              <w:top w:val="single" w:sz="5" w:space="0" w:color="D7D9DE"/>
+              <w:left w:val="single" w:sz="5" w:space="0" w:color="D7D9DE"/>
+              <w:bottom w:val="single" w:sz="5" w:space="0" w:color="D7D9DE"/>
+              <w:right w:val="single" w:sz="5" w:space="0" w:color="D7D9DE"/>
+            </w:tcBorders>
+            <w:tcMar>
+              <w:top w:w="55" w:type="dxa"/>
+              <w:left w:w="70" w:type="dxa"/>
+              <w:bottom w:w="55" w:type="dxa"/>
+              <w:right w:w="70" w:type="dxa"/>
+            </w:tcMar>
+            <w:vAlign w:val="center"/>
+          </w:tcPr>
+          <w:p>
+            <w:pPr>
+              <w:spacing w:after="0" w:line="240" w:lineRule="auto"/>
+              <w:jc w:val="center"/>
+            </w:pPr>
+            <w:r>
+              <w:rPr>
+                <w:rFonts w:ascii="Carlito" w:eastAsia="Carlito" w:hAnsi="Carlito"/>
+                <w:b/>
+                <w:color w:val="1C1C1C"/>
+                <w:sz w:val="19"/>
+              </w:rPr>
+              <w:t>Loans</w:t>
+            </w:r>
+          </w:p>
+        </w:tc>
+        <w:tc>
+          <w:tcPr>
+            <w:tcW w:w="2044" w:type="dxa"/>
+            <w:tcBorders>
+              <w:top w:val="single" w:sz="5" w:space="0" w:color="D7D9DE"/>
+              <w:left w:val="single" w:sz="5" w:space="0" w:color="D7D9DE"/>
+              <w:bottom w:val="single" w:sz="5" w:space="0" w:color="D7D9DE"/>
+              <w:right w:val="single" w:sz="5" w:space="0" w:color="D7D9DE"/>
+            </w:tcBorders>
+            <w:tcMar>
+              <w:top w:w="55" w:type="dxa"/>
+              <w:left w:w="70" w:type="dxa"/>
+              <w:bottom w:w="55" w:type="dxa"/>
+              <w:right w:w="70" w:type="dxa"/>
+            </w:tcMar>
+            <w:vAlign w:val="center"/>
+          </w:tcPr>
+          <w:p>
+            <w:pPr>
+              <w:spacing w:after="0" w:line="240" w:lineRule="auto"/>
+              <w:jc w:val="center"/>
+            </w:pPr>
+            <w:r>
+              <w:rPr>
+                <w:rFonts w:ascii="Carlito" w:eastAsia="Carlito" w:hAnsi="Carlito"/>
+                <w:b/>
+                <w:color w:val="1C1C1C"/>
+                <w:sz w:val="19"/>
+              </w:rPr>
+              <w:t>Rolling 7d</w:t>
+            </w:r>
+          </w:p>
+        </w:tc>
+        <w:tc>
+          <w:tcPr>
+            <w:tcW w:w="2232" w:type="dxa"/>
+            <w:tcBorders>
+              <w:top w:val="single" w:sz="5" w:space="0" w:color="D7D9DE"/>
+              <w:left w:val="single" w:sz="5" w:space="0" w:color="D7D9DE"/>
+              <w:bottom w:val="single" w:sz="5" w:space="0" w:color="D7D9DE"/>
+              <w:right w:val="single" w:sz="5" w:space="0" w:color="D7D9DE"/>
+            </w:tcBorders>
+            <w:tcMar>
+              <w:top w:w="55" w:type="dxa"/>
+              <w:left w:w="70" w:type="dxa"/>
+              <w:bottom w:w="55" w:type="dxa"/>
+              <w:right w:w="70" w:type="dxa"/>
+            </w:tcMar>
+            <w:vAlign w:val="center"/>
+          </w:tcPr>
+          <w:p>
+            <w:pPr>
+              <w:spacing w:after="0" w:line="240" w:lineRule="auto"/>
+              <w:jc w:val="center"/>
+            </w:pPr>
+            <w:r>
+              <w:rPr>
+                <w:rFonts w:ascii="Carlito" w:eastAsia="Carlito" w:hAnsi="Carlito"/>
+                <w:b/>
+                <w:color w:val="1C1C1C"/>
+                <w:sz w:val="19"/>
+              </w:rPr>
+              <w:t>Average 7d</w:t>
+            </w:r>
+          </w:p>
+        </w:tc>
+        <w:tc>
+          <w:tcPr>
+            <w:tcW w:w="2088" w:type="dxa"/>
+            <w:tcBorders>
+              <w:top w:val="single" w:sz="5" w:space="0" w:color="D7D9DE"/>
+              <w:left w:val="single" w:sz="5" w:space="0" w:color="D7D9DE"/>
+              <w:bottom w:val="single" w:sz="5" w:space="0" w:color="D7D9DE"/>
+              <w:right w:val="single" w:sz="5" w:space="0" w:color="D7D9DE"/>
+            </w:tcBorders>
+            <w:tcMar>
+              <w:top w:w="55" w:type="dxa"/>
+              <w:left w:w="70" w:type="dxa"/>
+              <w:bottom w:w="55" w:type="dxa"/>
+              <w:right w:w="70" w:type="dxa"/>
+            </w:tcMar>
+            <w:vAlign w:val="center"/>
+          </w:tcPr>
+          <w:p>
+            <w:pPr>
+              <w:spacing w:after="0" w:line="240" w:lineRule="auto"/>
+              <w:jc w:val="center"/>
+            </w:pPr>
+            <w:r>
+              <w:rPr>
+                <w:rFonts w:ascii="Carlito" w:eastAsia="Carlito" w:hAnsi="Carlito"/>
+                <w:b/>
+                <w:color w:val="1C1C1C"/>
+                <w:sz w:val="19"/>
+              </w:rPr>
+              <w:t>Day change</w:t>
+            </w:r>
+          </w:p>
+        </w:tc>
+      </w:tr>
+      <w:tr>
+        <w:trPr>
+          <w:cantSplit/>
+          <w:jc w:val="center"/>
+        </w:trPr>
+        <w:tc>
+          <w:tcPr>
+            <w:tcW w:w="1800" w:type="dxa"/>
+            <w:tcBorders>
+              <w:top w:val="single" w:sz="5" w:space="0" w:color="D7D9DE"/>
+              <w:left w:val="single" w:sz="5" w:space="0" w:color="D7D9DE"/>
+              <w:bottom w:val="single" w:sz="5" w:space="0" w:color="D7D9DE"/>
+              <w:right w:val="single" w:sz="5" w:space="0" w:color="D7D9DE"/>
+            </w:tcBorders>
+            <w:tcMar>
+              <w:top w:w="55" w:type="dxa"/>
+              <w:left w:w="70" w:type="dxa"/>
+              <w:bottom w:w="55" w:type="dxa"/>
+              <w:right w:w="70" w:type="dxa"/>
+            </w:tcMar>
+            <w:vAlign w:val="center"/>
+          </w:tcPr>
+          <w:p>
+            <w:pPr>
+              <w:spacing w:after="0" w:line="240" w:lineRule="auto"/>
+              <w:jc w:val="center"/>
+            </w:pPr>
+            <w:r>
+              <w:rPr>
+                <w:rFonts w:ascii="Carlito" w:eastAsia="Carlito" w:hAnsi="Carlito"/>
+                <w:color w:val="252525"/>
+                <w:sz w:val="18"/>
+              </w:rPr>
+              <w:t>08 Jul</w:t>
+            </w:r>
+          </w:p>
+        </w:tc>
+        <w:tc>
+          <w:tcPr>
+            <w:tcW w:w="1512" w:type="dxa"/>
+            <w:tcBorders>
+              <w:top w:val="single" w:sz="5" w:space="0" w:color="D7D9DE"/>
+              <w:left w:val="single" w:sz="5" w:space="0" w:color="D7D9DE"/>
+              <w:bottom w:val="single" w:sz="5" w:space="0" w:color="D7D9DE"/>
+              <w:right w:val="single" w:sz="5" w:space="0" w:color="D7D9DE"/>
+            </w:tcBorders>
+            <w:tcMar>
+              <w:top w:w="55" w:type="dxa"/>
+              <w:left w:w="70" w:type="dxa"/>
+              <w:bottom w:w="55" w:type="dxa"/>
+              <w:right w:w="70" w:type="dxa"/>
+            </w:tcMar>
+            <w:vAlign w:val="center"/>
+          </w:tcPr>
+          <w:p>
+            <w:pPr>
+              <w:spacing w:after="0" w:line="240" w:lineRule="auto"/>
+              <w:jc w:val="center"/>
+            </w:pPr>
+            <w:r>
+              <w:rPr>
+                <w:rFonts w:ascii="Carlito" w:eastAsia="Carlito" w:hAnsi="Carlito"/>
+                <w:color w:val="252525"/>
+                <w:sz w:val="18"/>
+              </w:rPr>
+              <w:t>6</w:t>
+            </w:r>
+          </w:p>
+        </w:tc>
+        <w:tc>
+          <w:tcPr>
+            <w:tcW w:w="2044" w:type="dxa"/>
+            <w:tcBorders>
+              <w:top w:val="single" w:sz="5" w:space="0" w:color="D7D9DE"/>
+              <w:left w:val="single" w:sz="5" w:space="0" w:color="D7D9DE"/>
+              <w:bottom w:val="single" w:sz="5" w:space="0" w:color="D7D9DE"/>
+              <w:right w:val="single" w:sz="5" w:space="0" w:color="D7D9DE"/>
+            </w:tcBorders>
+            <w:tcMar>
+              <w:top w:w="55" w:type="dxa"/>
+              <w:left w:w="70" w:type="dxa"/>
+              <w:bottom w:w="55" w:type="dxa"/>
+              <w:right w:w="70" w:type="dxa"/>
+            </w:tcMar>
+            <w:vAlign w:val="center"/>
+          </w:tcPr>
+          <w:p>
+            <w:pPr>
+              <w:spacing w:after="0" w:line="240" w:lineRule="auto"/>
+              <w:jc w:val="center"/>
+            </w:pPr>
+            <w:r>
+              <w:rPr>
+                <w:rFonts w:ascii="Carlito" w:eastAsia="Carlito" w:hAnsi="Carlito"/>
+                <w:color w:val="252525"/>
+                <w:sz w:val="18"/>
+              </w:rPr>
+              <w:t>91</w:t>
+            </w:r>
+          </w:p>
+        </w:tc>
+        <w:tc>
+          <w:tcPr>
+            <w:tcW w:w="2232" w:type="dxa"/>
+            <w:tcBorders>
+              <w:top w:val="single" w:sz="5" w:space="0" w:color="D7D9DE"/>
+              <w:left w:val="single" w:sz="5" w:space="0" w:color="D7D9DE"/>
+              <w:bottom w:val="single" w:sz="5" w:space="0" w:color="D7D9DE"/>
+              <w:right w:val="single" w:sz="5" w:space="0" w:color="D7D9DE"/>
+            </w:tcBorders>
+            <w:tcMar>
+              <w:top w:w="55" w:type="dxa"/>
+              <w:left w:w="70" w:type="dxa"/>
+              <w:bottom w:w="55" w:type="dxa"/>
+              <w:right w:w="70" w:type="dxa"/>
+            </w:tcMar>
+            <w:vAlign w:val="center"/>
+          </w:tcPr>
+          <w:p>
+            <w:pPr>
+              <w:spacing w:after="0" w:line="240" w:lineRule="auto"/>
+              <w:jc w:val="center"/>
+            </w:pPr>
+            <w:r>
+              <w:rPr>
+                <w:rFonts w:ascii="Carlito" w:eastAsia="Carlito" w:hAnsi="Carlito"/>
+                <w:color w:val="252525"/>
+                <w:sz w:val="18"/>
+              </w:rPr>
+              <w:t>13.00</w:t>
+            </w:r>
+          </w:p>
+        </w:tc>
+        <w:tc>
+          <w:tcPr>
+            <w:tcW w:w="2088" w:type="dxa"/>
+            <w:tcBorders>
+              <w:top w:val="single" w:sz="5" w:space="0" w:color="D7D9DE"/>
+              <w:left w:val="single" w:sz="5" w:space="0" w:color="D7D9DE"/>
+              <w:bottom w:val="single" w:sz="5" w:space="0" w:color="D7D9DE"/>
+              <w:right w:val="single" w:sz="5" w:space="0" w:color="D7D9DE"/>
+            </w:tcBorders>
+            <w:tcMar>
+              <w:top w:w="55" w:type="dxa"/>
+              <w:left w:w="70" w:type="dxa"/>
+              <w:bottom w:w="55" w:type="dxa"/>
+              <w:right w:w="70" w:type="dxa"/>
+            </w:tcMar>
+            <w:vAlign w:val="center"/>
+          </w:tcPr>
+          <w:p>
+            <w:pPr>
+              <w:spacing w:after="0" w:line="240" w:lineRule="auto"/>
+              <w:jc w:val="center"/>
+            </w:pPr>
+            <w:r>
+              <w:rPr>
+                <w:rFonts w:ascii="Carlito" w:eastAsia="Carlito" w:hAnsi="Carlito"/>
+                <w:color w:val="252525"/>
+                <w:sz w:val="18"/>
+              </w:rPr>
+              <w:t>-19</w:t>
+            </w:r>
+          </w:p>
+        </w:tc>
+      </w:tr>
+      <w:tr>
+        <w:trPr>
+          <w:cantSplit/>
+          <w:jc w:val="center"/>
+        </w:trPr>
+        <w:tc>
+          <w:tcPr>
+            <w:tcW w:w="1800" w:type="dxa"/>
+            <w:tcBorders>
+              <w:top w:val="single" w:sz="5" w:space="0" w:color="D7D9DE"/>
+              <w:left w:val="single" w:sz="5" w:space="0" w:color="D7D9DE"/>
+              <w:bottom w:val="single" w:sz="5" w:space="0" w:color="D7D9DE"/>
+              <w:right w:val="single" w:sz="5" w:space="0" w:color="D7D9DE"/>
+            </w:tcBorders>
+            <w:tcMar>
+              <w:top w:w="55" w:type="dxa"/>
+              <w:left w:w="70" w:type="dxa"/>
+              <w:bottom w:w="55" w:type="dxa"/>
+              <w:right w:w="70" w:type="dxa"/>
+            </w:tcMar>
+            <w:vAlign w:val="center"/>
+          </w:tcPr>
+          <w:p>
+            <w:pPr>
+              <w:spacing w:after="0" w:line="240" w:lineRule="auto"/>
+              <w:jc w:val="center"/>
+            </w:pPr>
+            <w:r>
+              <w:rPr>
+                <w:rFonts w:ascii="Carlito" w:eastAsia="Carlito" w:hAnsi="Carlito"/>
+                <w:color w:val="252525"/>
+                <w:sz w:val="18"/>
+              </w:rPr>
+              <w:t>09 Jul</w:t>
+            </w:r>
+          </w:p>
+        </w:tc>
+        <w:tc>
+          <w:tcPr>
+            <w:tcW w:w="1512" w:type="dxa"/>
+            <w:tcBorders>
+              <w:top w:val="single" w:sz="5" w:space="0" w:color="D7D9DE"/>
+              <w:left w:val="single" w:sz="5" w:space="0" w:color="D7D9DE"/>
+              <w:bottom w:val="single" w:sz="5" w:space="0" w:color="D7D9DE"/>
+              <w:right w:val="single" w:sz="5" w:space="0" w:color="D7D9DE"/>
+            </w:tcBorders>
+            <w:tcMar>
+              <w:top w:w="55" w:type="dxa"/>
+              <w:left w:w="70" w:type="dxa"/>
+              <w:bottom w:w="55" w:type="dxa"/>
+              <w:right w:w="70" w:type="dxa"/>
+            </w:tcMar>
+            <w:vAlign w:val="center"/>
+          </w:tcPr>
+          <w:p>
+            <w:pPr>
+              <w:spacing w:after="0" w:line="240" w:lineRule="auto"/>
+              <w:jc w:val="center"/>
+            </w:pPr>
+            <w:r>
+              <w:rPr>
+                <w:rFonts w:ascii="Carlito" w:eastAsia="Carlito" w:hAnsi="Carlito"/>
+                <w:color w:val="252525"/>
+                <w:sz w:val="18"/>
+              </w:rPr>
+              <w:t>8</w:t>
+            </w:r>
+          </w:p>
+        </w:tc>
+        <w:tc>
+          <w:tcPr>
+            <w:tcW w:w="2044" w:type="dxa"/>
+            <w:tcBorders>
+              <w:top w:val="single" w:sz="5" w:space="0" w:color="D7D9DE"/>
+              <w:left w:val="single" w:sz="5" w:space="0" w:color="D7D9DE"/>
+              <w:bottom w:val="single" w:sz="5" w:space="0" w:color="D7D9DE"/>
+              <w:right w:val="single" w:sz="5" w:space="0" w:color="D7D9DE"/>
+            </w:tcBorders>
+            <w:tcMar>
+              <w:top w:w="55" w:type="dxa"/>
+              <w:left w:w="70" w:type="dxa"/>
+              <w:bottom w:w="55" w:type="dxa"/>
+              <w:right w:w="70" w:type="dxa"/>
+            </w:tcMar>
+            <w:vAlign w:val="center"/>
+          </w:tcPr>
+          <w:p>
+            <w:pPr>
+              <w:spacing w:after="0" w:line="240" w:lineRule="auto"/>
+              <w:jc w:val="center"/>
+            </w:pPr>
+            <w:r>
+              <w:rPr>
+                <w:rFonts w:ascii="Carlito" w:eastAsia="Carlito" w:hAnsi="Carlito"/>
+                <w:color w:val="252525"/>
+                <w:sz w:val="18"/>
+              </w:rPr>
+              <w:t>90</w:t>
+            </w:r>
+          </w:p>
+        </w:tc>
+        <w:tc>
+          <w:tcPr>
+            <w:tcW w:w="2232" w:type="dxa"/>
+            <w:tcBorders>
+              <w:top w:val="single" w:sz="5" w:space="0" w:color="D7D9DE"/>
+              <w:left w:val="single" w:sz="5" w:space="0" w:color="D7D9DE"/>
+              <w:bottom w:val="single" w:sz="5" w:space="0" w:color="D7D9DE"/>
+              <w:right w:val="single" w:sz="5" w:space="0" w:color="D7D9DE"/>
+            </w:tcBorders>
+            <w:tcMar>
+              <w:top w:w="55" w:type="dxa"/>
+              <w:left w:w="70" w:type="dxa"/>
+              <w:bottom w:w="55" w:type="dxa"/>
+              <w:right w:w="70" w:type="dxa"/>
+            </w:tcMar>
+            <w:vAlign w:val="center"/>
+          </w:tcPr>
+          <w:p>
+            <w:pPr>
+              <w:spacing w:after="0" w:line="240" w:lineRule="auto"/>
+              <w:jc w:val="center"/>
+            </w:pPr>
+            <w:r>
+              <w:rPr>
+                <w:rFonts w:ascii="Carlito" w:eastAsia="Carlito" w:hAnsi="Carlito"/>
+                <w:color w:val="252525"/>
+                <w:sz w:val="18"/>
+              </w:rPr>
+              <w:t>12.86</w:t>
+            </w:r>
+          </w:p>
+        </w:tc>
+        <w:tc>
+          <w:tcPr>
+            <w:tcW w:w="2088" w:type="dxa"/>
+            <w:tcBorders>
+              <w:top w:val="single" w:sz="5" w:space="0" w:color="D7D9DE"/>
+              <w:left w:val="single" w:sz="5" w:space="0" w:color="D7D9DE"/>
+              <w:bottom w:val="single" w:sz="5" w:space="0" w:color="D7D9DE"/>
+              <w:right w:val="single" w:sz="5" w:space="0" w:color="D7D9DE"/>
+            </w:tcBorders>
+            <w:tcMar>
+              <w:top w:w="55" w:type="dxa"/>
+              <w:left w:w="70" w:type="dxa"/>
+              <w:bottom w:w="55" w:type="dxa"/>
+              <w:right w:w="70" w:type="dxa"/>
+            </w:tcMar>
+            <w:vAlign w:val="center"/>
+          </w:tcPr>
+          <w:p>
+            <w:pPr>
+              <w:spacing w:after="0" w:line="240" w:lineRule="auto"/>
+              <w:jc w:val="center"/>
+            </w:pPr>
+            <w:r>
+              <w:rPr>
+                <w:rFonts w:ascii="Carlito" w:eastAsia="Carlito" w:hAnsi="Carlito"/>
+                <w:color w:val="252525"/>
+                <w:sz w:val="18"/>
+              </w:rPr>
+              <w:t>+2</w:t>
+            </w:r>
+          </w:p>
+        </w:tc>
+      </w:tr>
+      <w:tr>
+        <w:trPr>
+          <w:cantSplit/>
+          <w:jc w:val="center"/>
+        </w:trPr>
+        <w:tc>
+          <w:tcPr>
+            <w:tcW w:w="1800" w:type="dxa"/>
+            <w:tcBorders>
+              <w:top w:val="single" w:sz="5" w:space="0" w:color="D7D9DE"/>
+              <w:left w:val="single" w:sz="5" w:space="0" w:color="D7D9DE"/>
+              <w:bottom w:val="single" w:sz="5" w:space="0" w:color="D7D9DE"/>
+              <w:right w:val="single" w:sz="5" w:space="0" w:color="D7D9DE"/>
+            </w:tcBorders>
+            <w:tcMar>
+              <w:top w:w="55" w:type="dxa"/>
+              <w:left w:w="70" w:type="dxa"/>
+              <w:bottom w:w="55" w:type="dxa"/>
+              <w:right w:w="70" w:type="dxa"/>
+            </w:tcMar>
+            <w:vAlign w:val="center"/>
+          </w:tcPr>
+          <w:p>
+            <w:pPr>
+              <w:spacing w:after="0" w:line="240" w:lineRule="auto"/>
+              <w:jc w:val="center"/>
+            </w:pPr>
+            <w:r>
+              <w:rPr>
+                <w:rFonts w:ascii="Carlito" w:eastAsia="Carlito" w:hAnsi="Carlito"/>
+                <w:color w:val="252525"/>
+                <w:sz w:val="18"/>
+              </w:rPr>
+              <w:t>10 Jul</w:t>
+            </w:r>
+          </w:p>
+        </w:tc>
+        <w:tc>
+          <w:tcPr>
+            <w:tcW w:w="1512" w:type="dxa"/>
+            <w:tcBorders>
+              <w:top w:val="single" w:sz="5" w:space="0" w:color="D7D9DE"/>
+              <w:left w:val="single" w:sz="5" w:space="0" w:color="D7D9DE"/>
+              <w:bottom w:val="single" w:sz="5" w:space="0" w:color="D7D9DE"/>
+              <w:right w:val="single" w:sz="5" w:space="0" w:color="D7D9DE"/>
+            </w:tcBorders>
+            <w:tcMar>
+              <w:top w:w="55" w:type="dxa"/>
+              <w:left w:w="70" w:type="dxa"/>
+              <w:bottom w:w="55" w:type="dxa"/>
+              <w:right w:w="70" w:type="dxa"/>
+            </w:tcMar>
+            <w:vAlign w:val="center"/>
+          </w:tcPr>
+          <w:p>
+            <w:pPr>
+              <w:spacing w:after="0" w:line="240" w:lineRule="auto"/>
+              <w:jc w:val="center"/>
+            </w:pPr>
+            <w:r>
+              <w:rPr>
+                <w:rFonts w:ascii="Carlito" w:eastAsia="Carlito" w:hAnsi="Carlito"/>
+                <w:color w:val="252525"/>
+                <w:sz w:val="18"/>
+              </w:rPr>
+              <w:t>0</w:t>
+            </w:r>
+          </w:p>
+        </w:tc>
+        <w:tc>
+          <w:tcPr>
+            <w:tcW w:w="2044" w:type="dxa"/>
+            <w:tcBorders>
+              <w:top w:val="single" w:sz="5" w:space="0" w:color="D7D9DE"/>
+              <w:left w:val="single" w:sz="5" w:space="0" w:color="D7D9DE"/>
+              <w:bottom w:val="single" w:sz="5" w:space="0" w:color="D7D9DE"/>
+              <w:right w:val="single" w:sz="5" w:space="0" w:color="D7D9DE"/>
+            </w:tcBorders>
+            <w:tcMar>
+              <w:top w:w="55" w:type="dxa"/>
+              <w:left w:w="70" w:type="dxa"/>
+              <w:bottom w:w="55" w:type="dxa"/>
+              <w:right w:w="70" w:type="dxa"/>
+            </w:tcMar>
+            <w:vAlign w:val="center"/>
+          </w:tcPr>
+          <w:p>
+            <w:pPr>
+              <w:spacing w:after="0" w:line="240" w:lineRule="auto"/>
+              <w:jc w:val="center"/>
+            </w:pPr>
+            <w:r>
+              <w:rPr>
+                <w:rFonts w:ascii="Carlito" w:eastAsia="Carlito" w:hAnsi="Carlito"/>
+                <w:color w:val="252525"/>
+                <w:sz w:val="18"/>
+              </w:rPr>
+              <w:t>90</w:t>
+            </w:r>
+          </w:p>
+        </w:tc>
+        <w:tc>
+          <w:tcPr>
+            <w:tcW w:w="2232" w:type="dxa"/>
+            <w:tcBorders>
+              <w:top w:val="single" w:sz="5" w:space="0" w:color="D7D9DE"/>
+              <w:left w:val="single" w:sz="5" w:space="0" w:color="D7D9DE"/>
+              <w:bottom w:val="single" w:sz="5" w:space="0" w:color="D7D9DE"/>
+              <w:right w:val="single" w:sz="5" w:space="0" w:color="D7D9DE"/>
+            </w:tcBorders>
+            <w:tcMar>
+              <w:top w:w="55" w:type="dxa"/>
+              <w:left w:w="70" w:type="dxa"/>
+              <w:bottom w:w="55" w:type="dxa"/>
+              <w:right w:w="70" w:type="dxa"/>
+            </w:tcMar>
+            <w:vAlign w:val="center"/>
+          </w:tcPr>
+          <w:p>
+            <w:pPr>
+              <w:spacing w:after="0" w:line="240" w:lineRule="auto"/>
+              <w:jc w:val="center"/>
+            </w:pPr>
+            <w:r>
+              <w:rPr>
+                <w:rFonts w:ascii="Carlito" w:eastAsia="Carlito" w:hAnsi="Carlito"/>
+                <w:color w:val="252525"/>
+                <w:sz w:val="18"/>
+              </w:rPr>
+              <w:t>12.86</w:t>
+            </w:r>
+          </w:p>
+        </w:tc>
+        <w:tc>
+          <w:tcPr>
+            <w:tcW w:w="2088" w:type="dxa"/>
+            <w:tcBorders>
+              <w:top w:val="single" w:sz="5" w:space="0" w:color="D7D9DE"/>
+              <w:left w:val="single" w:sz="5" w:space="0" w:color="D7D9DE"/>
+              <w:bottom w:val="single" w:sz="5" w:space="0" w:color="D7D9DE"/>
+              <w:right w:val="single" w:sz="5" w:space="0" w:color="D7D9DE"/>
+            </w:tcBorders>
+            <w:tcMar>
+              <w:top w:w="55" w:type="dxa"/>
+              <w:left w:w="70" w:type="dxa"/>
+              <w:bottom w:w="55" w:type="dxa"/>
+              <w:right w:w="70" w:type="dxa"/>
+            </w:tcMar>
+            <w:vAlign w:val="center"/>
+          </w:tcPr>
+          <w:p>
+            <w:pPr>
+              <w:spacing w:after="0" w:line="240" w:lineRule="auto"/>
+              <w:jc w:val="center"/>
+            </w:pPr>
+            <w:r>
+              <w:rPr>
+                <w:rFonts w:ascii="Carlito" w:eastAsia="Carlito" w:hAnsi="Carlito"/>
+                <w:color w:val="252525"/>
+                <w:sz w:val="18"/>
+              </w:rPr>
+              <w:t>-8</w:t>
+            </w:r>
+          </w:p>
+        </w:tc>
+      </w:tr>
+      <w:tr>
+        <w:trPr>
+          <w:cantSplit/>
+          <w:jc w:val="center"/>
+        </w:trPr>
+        <w:tc>
+          <w:tcPr>
+            <w:tcW w:w="1800" w:type="dxa"/>
+            <w:tcBorders>
+              <w:top w:val="single" w:sz="5" w:space="0" w:color="D7D9DE"/>
+              <w:left w:val="single" w:sz="5" w:space="0" w:color="D7D9DE"/>
+              <w:bottom w:val="single" w:sz="5" w:space="0" w:color="D7D9DE"/>
+              <w:right w:val="single" w:sz="5" w:space="0" w:color="D7D9DE"/>
+            </w:tcBorders>
+            <w:tcMar>
+              <w:top w:w="55" w:type="dxa"/>
+              <w:left w:w="70" w:type="dxa"/>
+              <w:bottom w:w="55" w:type="dxa"/>
+              <w:right w:w="70" w:type="dxa"/>
+            </w:tcMar>
+            <w:vAlign w:val="center"/>
+          </w:tcPr>
+          <w:p>
+            <w:pPr>
+              <w:spacing w:after="0" w:line="240" w:lineRule="auto"/>
+              <w:jc w:val="center"/>
+            </w:pPr>
+            <w:r>
+              <w:rPr>
+                <w:rFonts w:ascii="Carlito" w:eastAsia="Carlito" w:hAnsi="Carlito"/>
+                <w:color w:val="252525"/>
+                <w:sz w:val="18"/>
+              </w:rPr>
+              <w:t>11 Jul</w:t>
+            </w:r>
+          </w:p>
+        </w:tc>
+        <w:tc>
+          <w:tcPr>
+            <w:tcW w:w="1512" w:type="dxa"/>
+            <w:tcBorders>
+              <w:top w:val="single" w:sz="5" w:space="0" w:color="D7D9DE"/>
+              <w:left w:val="single" w:sz="5" w:space="0" w:color="D7D9DE"/>
+              <w:bottom w:val="single" w:sz="5" w:space="0" w:color="D7D9DE"/>
+              <w:right w:val="single" w:sz="5" w:space="0" w:color="D7D9DE"/>
+            </w:tcBorders>
+            <w:tcMar>
+              <w:top w:w="55" w:type="dxa"/>
+              <w:left w:w="70" w:type="dxa"/>
+              <w:bottom w:w="55" w:type="dxa"/>
+              <w:right w:w="70" w:type="dxa"/>
+            </w:tcMar>
+            <w:vAlign w:val="center"/>
+          </w:tcPr>
+          <w:p>
+            <w:pPr>
+              <w:spacing w:after="0" w:line="240" w:lineRule="auto"/>
+              <w:jc w:val="center"/>
+            </w:pPr>
+            <w:r>
+              <w:rPr>
+                <w:rFonts w:ascii="Carlito" w:eastAsia="Carlito" w:hAnsi="Carlito"/>
+                <w:color w:val="252525"/>
+                <w:sz w:val="18"/>
+              </w:rPr>
+              <w:t>16</w:t>
+            </w:r>
+          </w:p>
+        </w:tc>
+        <w:tc>
+          <w:tcPr>
+            <w:tcW w:w="2044" w:type="dxa"/>
+            <w:tcBorders>
+              <w:top w:val="single" w:sz="5" w:space="0" w:color="D7D9DE"/>
+              <w:left w:val="single" w:sz="5" w:space="0" w:color="D7D9DE"/>
+              <w:bottom w:val="single" w:sz="5" w:space="0" w:color="D7D9DE"/>
+              <w:right w:val="single" w:sz="5" w:space="0" w:color="D7D9DE"/>
+            </w:tcBorders>
+            <w:tcMar>
+              <w:top w:w="55" w:type="dxa"/>
+              <w:left w:w="70" w:type="dxa"/>
+              <w:bottom w:w="55" w:type="dxa"/>
+              <w:right w:w="70" w:type="dxa"/>
+            </w:tcMar>
+            <w:vAlign w:val="center"/>
+          </w:tcPr>
+          <w:p>
+            <w:pPr>
+              <w:spacing w:after="0" w:line="240" w:lineRule="auto"/>
+              <w:jc w:val="center"/>
+            </w:pPr>
+            <w:r>
+              <w:rPr>
+                <w:rFonts w:ascii="Carlito" w:eastAsia="Carlito" w:hAnsi="Carlito"/>
+                <w:color w:val="252525"/>
+                <w:sz w:val="18"/>
+              </w:rPr>
+              <w:t>95</w:t>
+            </w:r>
+          </w:p>
+        </w:tc>
+        <w:tc>
+          <w:tcPr>
+            <w:tcW w:w="2232" w:type="dxa"/>
+            <w:tcBorders>
+              <w:top w:val="single" w:sz="5" w:space="0" w:color="D7D9DE"/>
+              <w:left w:val="single" w:sz="5" w:space="0" w:color="D7D9DE"/>
+              <w:bottom w:val="single" w:sz="5" w:space="0" w:color="D7D9DE"/>
+              <w:right w:val="single" w:sz="5" w:space="0" w:color="D7D9DE"/>
+            </w:tcBorders>
+            <w:tcMar>
+              <w:top w:w="55" w:type="dxa"/>
+              <w:left w:w="70" w:type="dxa"/>
+              <w:bottom w:w="55" w:type="dxa"/>
+              <w:right w:w="70" w:type="dxa"/>
+            </w:tcMar>
+            <w:vAlign w:val="center"/>
+          </w:tcPr>
+          <w:p>
+            <w:pPr>
+              <w:spacing w:after="0" w:line="240" w:lineRule="auto"/>
+              <w:jc w:val="center"/>
+            </w:pPr>
+            <w:r>
+              <w:rPr>
+                <w:rFonts w:ascii="Carlito" w:eastAsia="Carlito" w:hAnsi="Carlito"/>
+                <w:color w:val="252525"/>
+                <w:sz w:val="18"/>
+              </w:rPr>
+              <w:t>13.57</w:t>
+            </w:r>
+          </w:p>
+        </w:tc>
+        <w:tc>
+          <w:tcPr>
+            <w:tcW w:w="2088" w:type="dxa"/>
+            <w:tcBorders>
+              <w:top w:val="single" w:sz="5" w:space="0" w:color="D7D9DE"/>
+              <w:left w:val="single" w:sz="5" w:space="0" w:color="D7D9DE"/>
+              <w:bottom w:val="single" w:sz="5" w:space="0" w:color="D7D9DE"/>
+              <w:right w:val="single" w:sz="5" w:space="0" w:color="D7D9DE"/>
+            </w:tcBorders>
+            <w:tcMar>
+              <w:top w:w="55" w:type="dxa"/>
+              <w:left w:w="70" w:type="dxa"/>
+              <w:bottom w:w="55" w:type="dxa"/>
+              <w:right w:w="70" w:type="dxa"/>
+            </w:tcMar>
+            <w:vAlign w:val="center"/>
+          </w:tcPr>
+          <w:p>
+            <w:pPr>
+              <w:spacing w:after="0" w:line="240" w:lineRule="auto"/>
+              <w:jc w:val="center"/>
+            </w:pPr>
+            <w:r>
+              <w:rPr>
+                <w:rFonts w:ascii="Carlito" w:eastAsia="Carlito" w:hAnsi="Carlito"/>
+                <w:color w:val="252525"/>
+                <w:sz w:val="18"/>
+              </w:rPr>
+              <w:t>+16</w:t>
+            </w:r>
+          </w:p>
+        </w:tc>
+      </w:tr>
+      <w:tr>
+        <w:trPr>
+          <w:cantSplit/>
+          <w:jc w:val="center"/>
+        </w:trPr>
+        <w:tc>
+          <w:tcPr>
+            <w:tcW w:w="1800" w:type="dxa"/>
+            <w:tcBorders>
+              <w:top w:val="single" w:sz="5" w:space="0" w:color="D7D9DE"/>
+              <w:left w:val="single" w:sz="5" w:space="0" w:color="D7D9DE"/>
+              <w:bottom w:val="single" w:sz="5" w:space="0" w:color="D7D9DE"/>
+              <w:right w:val="single" w:sz="5" w:space="0" w:color="D7D9DE"/>
+            </w:tcBorders>
+            <w:tcMar>
+              <w:top w:w="55" w:type="dxa"/>
+              <w:left w:w="70" w:type="dxa"/>
+              <w:bottom w:w="55" w:type="dxa"/>
+              <w:right w:w="70" w:type="dxa"/>
+            </w:tcMar>
+            <w:vAlign w:val="center"/>
+          </w:tcPr>
+          <w:p>
+            <w:pPr>
+              <w:spacing w:after="0" w:line="240" w:lineRule="auto"/>
+              <w:jc w:val="center"/>
+            </w:pPr>
+            <w:r>
+              <w:rPr>
+                <w:rFonts w:ascii="Carlito" w:eastAsia="Carlito" w:hAnsi="Carlito"/>
+                <w:color w:val="252525"/>
+                <w:sz w:val="18"/>
+              </w:rPr>
+              <w:t>12 Jul</w:t>
+            </w:r>
+          </w:p>
+        </w:tc>
+        <w:tc>
+          <w:tcPr>
+            <w:tcW w:w="1512" w:type="dxa"/>
+            <w:tcBorders>
+              <w:top w:val="single" w:sz="5" w:space="0" w:color="D7D9DE"/>
+              <w:left w:val="single" w:sz="5" w:space="0" w:color="D7D9DE"/>
+              <w:bottom w:val="single" w:sz="5" w:space="0" w:color="D7D9DE"/>
+              <w:right w:val="single" w:sz="5" w:space="0" w:color="D7D9DE"/>
+            </w:tcBorders>
+            <w:tcMar>
+              <w:top w:w="55" w:type="dxa"/>
+              <w:left w:w="70" w:type="dxa"/>
+              <w:bottom w:w="55" w:type="dxa"/>
+              <w:right w:w="70" w:type="dxa"/>
+            </w:tcMar>
+            <w:vAlign w:val="center"/>
+          </w:tcPr>
+          <w:p>
+            <w:pPr>
+              <w:spacing w:after="0" w:line="240" w:lineRule="auto"/>
+              <w:jc w:val="center"/>
+            </w:pPr>
+            <w:r>
+              <w:rPr>
+                <w:rFonts w:ascii="Carlito" w:eastAsia="Carlito" w:hAnsi="Carlito"/>
+                <w:color w:val="252525"/>
+                <w:sz w:val="18"/>
+              </w:rPr>
+              <w:t>19</w:t>
+            </w:r>
+          </w:p>
+        </w:tc>
+        <w:tc>
+          <w:tcPr>
+            <w:tcW w:w="2044" w:type="dxa"/>
+            <w:tcBorders>
+              <w:top w:val="single" w:sz="5" w:space="0" w:color="D7D9DE"/>
+              <w:left w:val="single" w:sz="5" w:space="0" w:color="D7D9DE"/>
+              <w:bottom w:val="single" w:sz="5" w:space="0" w:color="D7D9DE"/>
+              <w:right w:val="single" w:sz="5" w:space="0" w:color="D7D9DE"/>
+            </w:tcBorders>
+            <w:tcMar>
+              <w:top w:w="55" w:type="dxa"/>
+              <w:left w:w="70" w:type="dxa"/>
+              <w:bottom w:w="55" w:type="dxa"/>
+              <w:right w:w="70" w:type="dxa"/>
+            </w:tcMar>
+            <w:vAlign w:val="center"/>
+          </w:tcPr>
+          <w:p>
+            <w:pPr>
+              <w:spacing w:after="0" w:line="240" w:lineRule="auto"/>
+              <w:jc w:val="center"/>
+            </w:pPr>
+            <w:r>
+              <w:rPr>
+                <w:rFonts w:ascii="Carlito" w:eastAsia="Carlito" w:hAnsi="Carlito"/>
+                <w:color w:val="252525"/>
+                <w:sz w:val="18"/>
+              </w:rPr>
+              <w:t>96</w:t>
+            </w:r>
+          </w:p>
+        </w:tc>
+        <w:tc>
+          <w:tcPr>
+            <w:tcW w:w="2232" w:type="dxa"/>
+            <w:tcBorders>
+              <w:top w:val="single" w:sz="5" w:space="0" w:color="D7D9DE"/>
+              <w:left w:val="single" w:sz="5" w:space="0" w:color="D7D9DE"/>
+              <w:bottom w:val="single" w:sz="5" w:space="0" w:color="D7D9DE"/>
+              <w:right w:val="single" w:sz="5" w:space="0" w:color="D7D9DE"/>
+            </w:tcBorders>
+            <w:tcMar>
+              <w:top w:w="55" w:type="dxa"/>
+              <w:left w:w="70" w:type="dxa"/>
+              <w:bottom w:w="55" w:type="dxa"/>
+              <w:right w:w="70" w:type="dxa"/>
+            </w:tcMar>
+            <w:vAlign w:val="center"/>
+          </w:tcPr>
+          <w:p>
+            <w:pPr>
+              <w:spacing w:after="0" w:line="240" w:lineRule="auto"/>
+              <w:jc w:val="center"/>
+            </w:pPr>
+            <w:r>
+              <w:rPr>
+                <w:rFonts w:ascii="Carlito" w:eastAsia="Carlito" w:hAnsi="Carlito"/>
+                <w:color w:val="252525"/>
+                <w:sz w:val="18"/>
+              </w:rPr>
+              <w:t>13.71</w:t>
+            </w:r>
+          </w:p>
+        </w:tc>
+        <w:tc>
+          <w:tcPr>
+            <w:tcW w:w="2088" w:type="dxa"/>
+            <w:tcBorders>
+              <w:top w:val="single" w:sz="5" w:space="0" w:color="D7D9DE"/>
+              <w:left w:val="single" w:sz="5" w:space="0" w:color="D7D9DE"/>
+              <w:bottom w:val="single" w:sz="5" w:space="0" w:color="D7D9DE"/>
+              <w:right w:val="single" w:sz="5" w:space="0" w:color="D7D9DE"/>
+            </w:tcBorders>
+            <w:tcMar>
+              <w:top w:w="55" w:type="dxa"/>
+              <w:left w:w="70" w:type="dxa"/>
+              <w:bottom w:w="55" w:type="dxa"/>
+              <w:right w:w="70" w:type="dxa"/>
+            </w:tcMar>
+            <w:vAlign w:val="center"/>
+          </w:tcPr>
+          <w:p>
+            <w:pPr>
+              <w:spacing w:after="0" w:line="240" w:lineRule="auto"/>
+              <w:jc w:val="center"/>
+            </w:pPr>
+            <w:r>
+              <w:rPr>
+                <w:rFonts w:ascii="Carlito" w:eastAsia="Carlito" w:hAnsi="Carlito"/>
+                <w:color w:val="252525"/>
+                <w:sz w:val="18"/>
+              </w:rPr>
+              <w:t>+3</w:t>
+            </w:r>
+          </w:p>
+        </w:tc>
+      </w:tr>
+      <w:tr>
+        <w:trPr>
+          <w:cantSplit/>
+          <w:jc w:val="center"/>
+        </w:trPr>
+        <w:tc>
+          <w:tcPr>
+            <w:tcW w:w="1800" w:type="dxa"/>
+            <w:tcBorders>
+              <w:top w:val="single" w:sz="5" w:space="0" w:color="D7D9DE"/>
+              <w:left w:val="single" w:sz="5" w:space="0" w:color="D7D9DE"/>
+              <w:bottom w:val="single" w:sz="5" w:space="0" w:color="D7D9DE"/>
+              <w:right w:val="single" w:sz="5" w:space="0" w:color="D7D9DE"/>
+            </w:tcBorders>
+            <w:tcMar>
+              <w:top w:w="55" w:type="dxa"/>
+              <w:left w:w="70" w:type="dxa"/>
+              <w:bottom w:w="55" w:type="dxa"/>
+              <w:right w:w="70" w:type="dxa"/>
+            </w:tcMar>
+            <w:vAlign w:val="center"/>
+          </w:tcPr>
+          <w:p>
+            <w:pPr>
+              <w:spacing w:after="0" w:line="240" w:lineRule="auto"/>
+              <w:jc w:val="center"/>
+            </w:pPr>
+            <w:r>
+              <w:rPr>
+                <w:rFonts w:ascii="Carlito" w:eastAsia="Carlito" w:hAnsi="Carlito"/>
+                <w:color w:val="252525"/>
+                <w:sz w:val="18"/>
+              </w:rPr>
+              <w:t>13 Jul</w:t>
+            </w:r>
+          </w:p>
+        </w:tc>
+        <w:tc>
+          <w:tcPr>
+            <w:tcW w:w="1512" w:type="dxa"/>
+            <w:tcBorders>
+              <w:top w:val="single" w:sz="5" w:space="0" w:color="D7D9DE"/>
+              <w:left w:val="single" w:sz="5" w:space="0" w:color="D7D9DE"/>
+              <w:bottom w:val="single" w:sz="5" w:space="0" w:color="D7D9DE"/>
+              <w:right w:val="single" w:sz="5" w:space="0" w:color="D7D9DE"/>
+            </w:tcBorders>
+            <w:tcMar>
+              <w:top w:w="55" w:type="dxa"/>
+              <w:left w:w="70" w:type="dxa"/>
+              <w:bottom w:w="55" w:type="dxa"/>
+              <w:right w:w="70" w:type="dxa"/>
+            </w:tcMar>
+            <w:vAlign w:val="center"/>
+          </w:tcPr>
+          <w:p>
+            <w:pPr>
+              <w:spacing w:after="0" w:line="240" w:lineRule="auto"/>
+              <w:jc w:val="center"/>
+            </w:pPr>
+            <w:r>
+              <w:rPr>
+                <w:rFonts w:ascii="Carlito" w:eastAsia="Carlito" w:hAnsi="Carlito"/>
+                <w:color w:val="252525"/>
+                <w:sz w:val="18"/>
+              </w:rPr>
+              <w:t>24</w:t>
+            </w:r>
+          </w:p>
+        </w:tc>
+        <w:tc>
+          <w:tcPr>
+            <w:tcW w:w="2044" w:type="dxa"/>
+            <w:tcBorders>
+              <w:top w:val="single" w:sz="5" w:space="0" w:color="D7D9DE"/>
+              <w:left w:val="single" w:sz="5" w:space="0" w:color="D7D9DE"/>
+              <w:bottom w:val="single" w:sz="5" w:space="0" w:color="D7D9DE"/>
+              <w:right w:val="single" w:sz="5" w:space="0" w:color="D7D9DE"/>
+            </w:tcBorders>
+            <w:tcMar>
+              <w:top w:w="55" w:type="dxa"/>
+              <w:left w:w="70" w:type="dxa"/>
+              <w:bottom w:w="55" w:type="dxa"/>
+              <w:right w:w="70" w:type="dxa"/>
+            </w:tcMar>
+            <w:vAlign w:val="center"/>
+          </w:tcPr>
+          <w:p>
+            <w:pPr>
+              <w:spacing w:after="0" w:line="240" w:lineRule="auto"/>
+              <w:jc w:val="center"/>
+            </w:pPr>
+            <w:r>
+              <w:rPr>
+                <w:rFonts w:ascii="Carlito" w:eastAsia="Carlito" w:hAnsi="Carlito"/>
+                <w:color w:val="252525"/>
+                <w:sz w:val="18"/>
+              </w:rPr>
+              <w:t>98</w:t>
+            </w:r>
+          </w:p>
+        </w:tc>
+        <w:tc>
+          <w:tcPr>
+            <w:tcW w:w="2232" w:type="dxa"/>
+            <w:tcBorders>
+              <w:top w:val="single" w:sz="5" w:space="0" w:color="D7D9DE"/>
+              <w:left w:val="single" w:sz="5" w:space="0" w:color="D7D9DE"/>
+              <w:bottom w:val="single" w:sz="5" w:space="0" w:color="D7D9DE"/>
+              <w:right w:val="single" w:sz="5" w:space="0" w:color="D7D9DE"/>
+            </w:tcBorders>
+            <w:tcMar>
+              <w:top w:w="55" w:type="dxa"/>
+              <w:left w:w="70" w:type="dxa"/>
+              <w:bottom w:w="55" w:type="dxa"/>
+              <w:right w:w="70" w:type="dxa"/>
+            </w:tcMar>
+            <w:vAlign w:val="center"/>
+          </w:tcPr>
+          <w:p>
+            <w:pPr>
+              <w:spacing w:after="0" w:line="240" w:lineRule="auto"/>
+              <w:jc w:val="center"/>
+            </w:pPr>
+            <w:r>
+              <w:rPr>
+                <w:rFonts w:ascii="Carlito" w:eastAsia="Carlito" w:hAnsi="Carlito"/>
+                <w:color w:val="252525"/>
+                <w:sz w:val="18"/>
+              </w:rPr>
+              <w:t>14.00</w:t>
+            </w:r>
+          </w:p>
+        </w:tc>
+        <w:tc>
+          <w:tcPr>
+            <w:tcW w:w="2088" w:type="dxa"/>
+            <w:tcBorders>
+              <w:top w:val="single" w:sz="5" w:space="0" w:color="D7D9DE"/>
+              <w:left w:val="single" w:sz="5" w:space="0" w:color="D7D9DE"/>
+              <w:bottom w:val="single" w:sz="5" w:space="0" w:color="D7D9DE"/>
+              <w:right w:val="single" w:sz="5" w:space="0" w:color="D7D9DE"/>
+            </w:tcBorders>
+            <w:tcMar>
+              <w:top w:w="55" w:type="dxa"/>
+              <w:left w:w="70" w:type="dxa"/>
+              <w:bottom w:w="55" w:type="dxa"/>
+              <w:right w:w="70" w:type="dxa"/>
+            </w:tcMar>
+            <w:vAlign w:val="center"/>
+          </w:tcPr>
+          <w:p>
+            <w:pPr>
+              <w:spacing w:after="0" w:line="240" w:lineRule="auto"/>
+              <w:jc w:val="center"/>
+            </w:pPr>
+            <w:r>
+              <w:rPr>
+                <w:rFonts w:ascii="Carlito" w:eastAsia="Carlito" w:hAnsi="Carlito"/>
+                <w:color w:val="252525"/>
+                <w:sz w:val="18"/>
+              </w:rPr>
+              <w:t>+5</w:t>
+            </w:r>
+          </w:p>
+        </w:tc>
+      </w:tr>
+      <w:tr>
+        <w:trPr>
+          <w:cantSplit/>
+          <w:jc w:val="center"/>
+        </w:trPr>
+        <w:tc>
+          <w:tcPr>
+            <w:tcW w:w="1800" w:type="dxa"/>
+            <w:tcBorders>
+              <w:top w:val="single" w:sz="5" w:space="0" w:color="D7D9DE"/>
+              <w:left w:val="single" w:sz="5" w:space="0" w:color="D7D9DE"/>
+              <w:bottom w:val="single" w:sz="5" w:space="0" w:color="D7D9DE"/>
+              <w:right w:val="single" w:sz="5" w:space="0" w:color="D7D9DE"/>
+            </w:tcBorders>
+            <w:tcMar>
+              <w:top w:w="55" w:type="dxa"/>
+              <w:left w:w="70" w:type="dxa"/>
+              <w:bottom w:w="55" w:type="dxa"/>
+              <w:right w:w="70" w:type="dxa"/>
+            </w:tcMar>
+            <w:vAlign w:val="center"/>
+          </w:tcPr>
+          <w:p>
+            <w:pPr>
+              <w:spacing w:after="0" w:line="240" w:lineRule="auto"/>
+              <w:jc w:val="center"/>
+            </w:pPr>
+            <w:r>
+              <w:rPr>
+                <w:rFonts w:ascii="Carlito" w:eastAsia="Carlito" w:hAnsi="Carlito"/>
+                <w:color w:val="252525"/>
+                <w:sz w:val="18"/>
+              </w:rPr>
+              <w:t>14 Jul</w:t>
+            </w:r>
+          </w:p>
+        </w:tc>
+        <w:tc>
+          <w:tcPr>
+            <w:tcW w:w="1512" w:type="dxa"/>
+            <w:tcBorders>
+              <w:top w:val="single" w:sz="5" w:space="0" w:color="D7D9DE"/>
+              <w:left w:val="single" w:sz="5" w:space="0" w:color="D7D9DE"/>
+              <w:bottom w:val="single" w:sz="5" w:space="0" w:color="D7D9DE"/>
+              <w:right w:val="single" w:sz="5" w:space="0" w:color="D7D9DE"/>
+            </w:tcBorders>
+            <w:tcMar>
+              <w:top w:w="55" w:type="dxa"/>
+              <w:left w:w="70" w:type="dxa"/>
+              <w:bottom w:w="55" w:type="dxa"/>
+              <w:right w:w="70" w:type="dxa"/>
+            </w:tcMar>
+            <w:vAlign w:val="center"/>
+          </w:tcPr>
+          <w:p>
+            <w:pPr>
+              <w:spacing w:after="0" w:line="240" w:lineRule="auto"/>
+              <w:jc w:val="center"/>
+            </w:pPr>
+            <w:r>
+              <w:rPr>
+                <w:rFonts w:ascii="Carlito" w:eastAsia="Carlito" w:hAnsi="Carlito"/>
+                <w:color w:val="252525"/>
+                <w:sz w:val="18"/>
+              </w:rPr>
+              <w:t>28</w:t>
+            </w:r>
+          </w:p>
+        </w:tc>
+        <w:tc>
+          <w:tcPr>
+            <w:tcW w:w="2044" w:type="dxa"/>
+            <w:tcBorders>
+              <w:top w:val="single" w:sz="5" w:space="0" w:color="D7D9DE"/>
+              <w:left w:val="single" w:sz="5" w:space="0" w:color="D7D9DE"/>
+              <w:bottom w:val="single" w:sz="5" w:space="0" w:color="D7D9DE"/>
+              <w:right w:val="single" w:sz="5" w:space="0" w:color="D7D9DE"/>
+            </w:tcBorders>
+            <w:tcMar>
+              <w:top w:w="55" w:type="dxa"/>
+              <w:left w:w="70" w:type="dxa"/>
+              <w:bottom w:w="55" w:type="dxa"/>
+              <w:right w:w="70" w:type="dxa"/>
+            </w:tcMar>
+            <w:vAlign w:val="center"/>
+          </w:tcPr>
+          <w:p>
+            <w:pPr>
+              <w:spacing w:after="0" w:line="240" w:lineRule="auto"/>
+              <w:jc w:val="center"/>
+            </w:pPr>
+            <w:r>
+              <w:rPr>
+                <w:rFonts w:ascii="Carlito" w:eastAsia="Carlito" w:hAnsi="Carlito"/>
+                <w:color w:val="252525"/>
+                <w:sz w:val="18"/>
+              </w:rPr>
+              <w:t>101</w:t>
+            </w:r>
+          </w:p>
+        </w:tc>
+        <w:tc>
+          <w:tcPr>
+            <w:tcW w:w="2232" w:type="dxa"/>
+            <w:tcBorders>
+              <w:top w:val="single" w:sz="5" w:space="0" w:color="D7D9DE"/>
+              <w:left w:val="single" w:sz="5" w:space="0" w:color="D7D9DE"/>
+              <w:bottom w:val="single" w:sz="5" w:space="0" w:color="D7D9DE"/>
+              <w:right w:val="single" w:sz="5" w:space="0" w:color="D7D9DE"/>
+            </w:tcBorders>
+            <w:tcMar>
+              <w:top w:w="55" w:type="dxa"/>
+              <w:left w:w="70" w:type="dxa"/>
+              <w:bottom w:w="55" w:type="dxa"/>
+              <w:right w:w="70" w:type="dxa"/>
+            </w:tcMar>
+            <w:vAlign w:val="center"/>
+          </w:tcPr>
+          <w:p>
+            <w:pPr>
+              <w:spacing w:after="0" w:line="240" w:lineRule="auto"/>
+              <w:jc w:val="center"/>
+            </w:pPr>
+            <w:r>
+              <w:rPr>
+                <w:rFonts w:ascii="Carlito" w:eastAsia="Carlito" w:hAnsi="Carlito"/>
+                <w:color w:val="252525"/>
+                <w:sz w:val="18"/>
+              </w:rPr>
+              <w:t>14.43</w:t>
+            </w:r>
+          </w:p>
+        </w:tc>
+        <w:tc>
+          <w:tcPr>
+            <w:tcW w:w="2088" w:type="dxa"/>
+            <w:tcBorders>
+              <w:top w:val="single" w:sz="5" w:space="0" w:color="D7D9DE"/>
+              <w:left w:val="single" w:sz="5" w:space="0" w:color="D7D9DE"/>
+              <w:bottom w:val="single" w:sz="5" w:space="0" w:color="D7D9DE"/>
+              <w:right w:val="single" w:sz="5" w:space="0" w:color="D7D9DE"/>
+            </w:tcBorders>
+            <w:tcMar>
+              <w:top w:w="55" w:type="dxa"/>
+              <w:left w:w="70" w:type="dxa"/>
+              <w:bottom w:w="55" w:type="dxa"/>
+              <w:right w:w="70" w:type="dxa"/>
+            </w:tcMar>
+            <w:vAlign w:val="center"/>
+          </w:tcPr>
+          <w:p>
+            <w:pPr>
+              <w:spacing w:after="0" w:line="240" w:lineRule="auto"/>
+              <w:jc w:val="center"/>
+            </w:pPr>
+            <w:r>
+              <w:rPr>
+                <w:rFonts w:ascii="Carlito" w:eastAsia="Carlito" w:hAnsi="Carlito"/>
+                <w:color w:val="252525"/>
+                <w:sz w:val="18"/>
+              </w:rPr>
+              <w:t>+4</w:t>
+            </w:r>
+          </w:p>
+        </w:tc>
+      </w:tr>
+    </w:tbl>
+    <w:p>
+      <w:pPr>
+        <w:pStyle w:val="ReportBody"/>
+      </w:pPr>
+      <w:r>
+        <w:t>For 8 July, the rolling total is 9 + 0 + 11 + 18 + 22 + 25 + 6 = 91. The zero on 3 July remains part of the window. Without a date spine, that row would be absent and the same seven-row frame would reach back to 1 July, producing a different result.</w:t>
+      </w:r>
+    </w:p>
+    <w:p>
+      <w:pPr>
+        <w:spacing w:after="0"/>
+      </w:pPr>
+      <w:r>
+        <w:br w:type="page"/>
+      </w:r>
+    </w:p>
+    <w:p>
+      <w:pPr>
+        <w:pStyle w:val="ReportHeading"/>
+        <w:pBdr>
+          <w:bottom w:val="single" w:sz="10" w:space="2" w:color="8ED14B"/>
+        </w:pBdr>
+      </w:pPr>
+      <w:r>
+        <w:t>5. Interpretation and application</w:t>
+      </w:r>
+    </w:p>
+    <w:p>
+      <w:pPr>
+        <w:pStyle w:val="ReportBody"/>
+      </w:pPr>
+      <w:r>
+        <w:t>The sequence shows a temporary drop on 8 July followed by a gradual recovery. The seven-day average rises from 13.00 to 14.43 by 14 July, while day_change</w:t>
+      </w:r>
+      <w:r>
+        <w:t xml:space="preserve"> identifies the sharpest daily movement: a rise of 16 loans on 11 July after the zero-loan day. These values are from the generated demonstration only; they are not presented as results from the full assignment warehouse.</w:t>
+      </w:r>
+    </w:p>
+    <w:p>
+      <w:pPr>
+        <w:pStyle w:val="ReportSubheading"/>
+      </w:pPr>
+      <w:r>
+        <w:t>Why the date spine changes the meaning</w:t>
+      </w:r>
+    </w:p>
+    <w:p>
+      <w:pPr>
+        <w:pStyle w:val="ReportBody"/>
+      </w:pPr>
+      <w:r>
+        <w:t>A window frame measured in rows is reliable only when row spacing is reliable. Once every date is represented, the rolling total has a clear calendar interpretation and a zero is treated as information rather than missing data. The same pattern can be partitioned by genre, membership tier or branch while preserving a continuous date sequence for each partition.</w:t>
+      </w:r>
+    </w:p>
+    <w:p>
+      <w:pPr>
+        <w:pStyle w:val="ReportSubheading"/>
+      </w:pPr>
+      <w:r>
+        <w:t>Using the existing DimDate table</w:t>
+      </w:r>
+    </w:p>
+    <w:p>
+      <w:pPr>
+        <w:pStyle w:val="ReportBody"/>
+      </w:pPr>
+      <w:r>
+        <w:t>Green Grass Library already has a day-level DimDate</w:t>
+      </w:r>
+      <w:r>
+        <w:t>. For production reporting, I would usually select the required range from DimDate instead of generating it recursively. The recursive CTE is still useful for an ad-hoc analysis or a database without a complete date dimension. The important technique is not recursion by itself; it is constructing a complete grain before applying the window.</w:t>
+      </w:r>
+    </w:p>
+    <w:p>
+      <w:pPr>
+        <w:pStyle w:val="ReportHeading"/>
+        <w:pBdr>
+          <w:bottom w:val="single" w:sz="10" w:space="2" w:color="8ED14B"/>
+        </w:pBdr>
+      </w:pPr>
+      <w:r>
+        <w:t>6. Business uses</w:t>
+      </w:r>
+    </w:p>
+    <w:p>
+      <w:pPr>
+        <w:pStyle w:val="ReportBullet"/>
+        <w:ind w:left="360" w:hanging="216"/>
+      </w:pPr>
+      <w:r>
+        <w:rPr>
+          <w:b/>
+          <w:color w:val="5D8F2B"/>
+          <w:sz w:val="22"/>
+        </w:rPr>
+        <w:t xml:space="preserve">• </w:t>
+      </w:r>
+      <w:r>
+        <w:rPr>
+          <w:sz w:val="22"/>
+        </w:rPr>
+        <w:t>Staffing: compare the current seven-day average with the previous week before setting counter coverage.</w:t>
+      </w:r>
+    </w:p>
+    <w:p>
+      <w:pPr>
+        <w:pStyle w:val="ReportBullet"/>
+        <w:ind w:left="360" w:hanging="216"/>
+      </w:pPr>
+      <w:r>
+        <w:rPr>
+          <w:b/>
+          <w:color w:val="5D8F2B"/>
+          <w:sz w:val="22"/>
+        </w:rPr>
+        <w:t xml:space="preserve">• </w:t>
+      </w:r>
+      <w:r>
+        <w:rPr>
+          <w:sz w:val="22"/>
+        </w:rPr>
+        <w:t>Collection planning: calculate separate rolling demand for Children and Young Adult titles around school holidays.</w:t>
+      </w:r>
+    </w:p>
+    <w:p>
+      <w:pPr>
+        <w:pStyle w:val="ReportBullet"/>
+        <w:ind w:left="360" w:hanging="216"/>
+      </w:pPr>
+      <w:r>
+        <w:rPr>
+          <w:b/>
+          <w:color w:val="5D8F2B"/>
+          <w:sz w:val="22"/>
+        </w:rPr>
+        <w:t xml:space="preserve">• </w:t>
+      </w:r>
+      <w:r>
+        <w:rPr>
+          <w:sz w:val="22"/>
+        </w:rPr>
+        <w:t>Alerts: flag a sudden rise using day_change while keeping the rolling average as a less volatile baseline.</w:t>
+      </w:r>
+    </w:p>
+    <w:p>
+      <w:pPr>
+        <w:pStyle w:val="ReportHeading"/>
+        <w:pBdr>
+          <w:bottom w:val="single" w:sz="10" w:space="2" w:color="8ED14B"/>
+        </w:pBdr>
+      </w:pPr>
+      <w:r>
+        <w:t>7. Boundaries and limitations</w:t>
+      </w:r>
+    </w:p>
+    <w:p>
+      <w:pPr>
+        <w:pStyle w:val="ReportBody"/>
+      </w:pPr>
+      <w:r>
+        <w:t>Long recursive ranges can reach the server’s recursion limit, so DimDate</w:t>
+      </w:r>
+      <w:r>
+        <w:t xml:space="preserve"> is better for multi-year reporting. Late-arriving corrections also require the affected rolling windows to be recalculated. Finally, a seven-day average should not be compared blindly across public holidays or closure periods; an explicit open-day indicator may be needed for operational staffing.</w:t>
+      </w:r>
+    </w:p>
+    <w:p>
+      <w:pPr>
+        <w:spacing w:after="0"/>
+      </w:pPr>
+      <w:r>
+        <w:br w:type="page"/>
+      </w:r>
+    </w:p>
+    <w:p>
+      <w:pPr>
+        <w:pStyle w:val="ReportHeading"/>
+        <w:pBdr>
+          <w:bottom w:val="single" w:sz="10" w:space="2" w:color="8ED14B"/>
+        </w:pBdr>
+      </w:pPr>
+      <w:r>
+        <w:t>8. Conclusion</w:t>
+      </w:r>
+    </w:p>
+    <w:p>
+      <w:pPr>
+        <w:pStyle w:val="ReportBody"/>
+      </w:pPr>
+      <w:r>
+        <w:t>The main finding is that window functions do not repair an incomplete timeline. They calculate over the rows supplied to them. A complete date spine converts missing dates into explicit zeroes, after which a seven-row frame becomes a genuine seven-calendar-day frame. LAG can then measure day-to-day movement without skipping quiet dates.</w:t>
+      </w:r>
+    </w:p>
+    <w:p>
+      <w:pPr>
+        <w:pStyle w:val="ReportBody"/>
+      </w:pPr>
+      <w:r>
+        <w:t>For this library, the production implementation should normally begin from DimDate and left-join FactLoan</w:t>
+      </w:r>
+      <w:r>
+        <w:t>. The recursive version demonstrates the underlying idea and remains useful for bounded, one-off ranges. In both cases, the grain must be one row per date before the rolling metric is trusted.</w:t>
+      </w:r>
+    </w:p>
+    <w:p>
+      <w:pPr>
+        <w:pStyle w:val="ReportSubheading"/>
+      </w:pPr>
+      <w:r>
+        <w:t>Checks I would show during the interview</w:t>
+      </w:r>
+    </w:p>
+    <w:p>
+      <w:pPr>
+        <w:pStyle w:val="ReportBullet"/>
+        <w:ind w:left="360" w:hanging="216"/>
+      </w:pPr>
+      <w:r>
+        <w:rPr>
+          <w:b/>
+          <w:color w:val="5D8F2B"/>
+          <w:sz w:val="21"/>
+        </w:rPr>
+        <w:t xml:space="preserve">• </w:t>
+      </w:r>
+      <w:r>
+        <w:rPr>
+          <w:sz w:val="21"/>
+        </w:rPr>
+        <w:t>Remove the date spine and show how the zero-loan dates disappear.</w:t>
+      </w:r>
+    </w:p>
+    <w:p>
+      <w:pPr>
+        <w:pStyle w:val="ReportBullet"/>
+        <w:ind w:left="360" w:hanging="216"/>
+      </w:pPr>
+      <w:r>
+        <w:rPr>
+          <w:b/>
+          <w:color w:val="5D8F2B"/>
+          <w:sz w:val="21"/>
+        </w:rPr>
+        <w:t xml:space="preserve">• </w:t>
+      </w:r>
+      <w:r>
+        <w:rPr>
+          <w:sz w:val="21"/>
+        </w:rPr>
+        <w:t>Manually recalculate the 8 July rolling total to prove the window result.</w:t>
+      </w:r>
+    </w:p>
+    <w:p>
+      <w:pPr>
+        <w:pStyle w:val="ReportBullet"/>
+        <w:ind w:left="360" w:hanging="216"/>
+      </w:pPr>
+      <w:r>
+        <w:rPr>
+          <w:b/>
+          <w:color w:val="5D8F2B"/>
+          <w:sz w:val="21"/>
+        </w:rPr>
+        <w:t xml:space="preserve">• </w:t>
+      </w:r>
+      <w:r>
+        <w:rPr>
+          <w:sz w:val="21"/>
+        </w:rPr>
+        <w:t>Replace the recursive calendar with DimDate and confirm that the output is unchanged.</w:t>
+      </w:r>
+    </w:p>
+    <w:p>
+      <w:pPr>
+        <w:pStyle w:val="ReportSubheading"/>
+      </w:pPr>
+      <w:r>
+        <w:t>References</w:t>
+      </w:r>
+    </w:p>
+    <w:p>
+      <w:pPr>
+        <w:pStyle w:val="ReportReference"/>
+      </w:pPr>
+      <w:r>
+        <w:rPr>
+          <w:sz w:val="18"/>
+        </w:rPr>
+        <w:t>[1] Oracle. (2026). MySQL 8.4 Reference Manual: WITH (Common Table Expressions), Date Series Generation. https://dev.mysql.com/doc/refman/8.4/en/with.html</w:t>
+      </w:r>
+    </w:p>
+    <w:p>
+      <w:pPr>
+        <w:pStyle w:val="ReportReference"/>
+      </w:pPr>
+      <w:r>
+        <w:rPr>
+          <w:sz w:val="18"/>
+        </w:rPr>
+        <w:t>[2] Oracle. (2026). MySQL 8.4 Reference Manual: Window Function Descriptions. https://dev.mysql.com/doc/refman/8.4/en/window-function-descriptions.html</w:t>
+      </w:r>
+    </w:p>
+    <w:p>
+      <w:pPr>
+        <w:pStyle w:val="ReportReference"/>
+      </w:pPr>
+      <w:r>
+        <w:rPr>
+          <w:sz w:val="18"/>
+        </w:rPr>
+        <w:t>[3] Singapore Polytechnic. (2026). ST1501 Data Engineering CA2 Specification, 2026/2027 Semester 1.</w:t>
+      </w:r>
+    </w:p>
+    <w:sectPr>
+      <w:headerReference w:type="even" r:id="rId11"/>
+      <w:headerReference w:type="default" r:id="rId12"/>
+      <w:footerReference w:type="default" r:id="rId13"/>
+      <w:headerReference w:type="first" r:id="rId14"/>
+      <w:pgSz w:w="11909" w:h="16834" w:code="9"/>
+      <w:pgMar w:top="1440" w:right="1080" w:bottom="1440" w:left="1080" w:header="720" w:footer="720" w:gutter="0"/>
+      <w:pgNumType w:start="0"/>
+      <w:cols w:space="720"/>
+      <w:titlePg/>
+      <w:docGrid w:linePitch="272"/>
+    </w:sectPr>
+  </w:body>
+</w:document>
 </file>
 
 <file path=word/endnotes.xml><?xml version="1.0" encoding="utf-8"?>
@@ -35,6 +7305,7 @@
         <w:docPartUnique/>
       </w:docPartObj>
     </w:sdtPr>
+    <w:sdtEndPr/>
     <w:sdtContent>
       <w:p>
         <w:pPr>
@@ -7528,19 +14799,19 @@
 </file>
 
 <file path=customXml/item1.xml><?xml version="1.0" encoding="utf-8"?>
-<?mso-contentType ?>
-<FormTemplates xmlns="http://schemas.microsoft.com/sharepoint/v3/contenttype/forms">
-  <Display>DocumentLibraryForm</Display>
-  <Edit>DocumentLibraryForm</Edit>
-  <New>DocumentLibraryForm</New>
-</FormTemplates>
+<p:properties xmlns:p="http://schemas.microsoft.com/office/2006/metadata/properties" xmlns:xsi="http://www.w3.org/2001/XMLSchema-instance" xmlns:pc="http://schemas.microsoft.com/office/infopath/2007/PartnerControls">
+  <documentManagement>
+    <_ip_UnifiedCompliancePolicyUIAction xmlns="http://schemas.microsoft.com/sharepoint/v3" xsi:nil="true"/>
+    <lcf76f155ced4ddcb4097134ff3c332f xmlns="72f5c66d-4f9b-4523-9c59-0147434cba56">
+      <Terms xmlns="http://schemas.microsoft.com/office/infopath/2007/PartnerControls"/>
+    </lcf76f155ced4ddcb4097134ff3c332f>
+    <TaxCatchAll xmlns="d5671106-6e7e-4942-8aee-9bcd5dd7e66b" xsi:nil="true"/>
+    <_ip_UnifiedCompliancePolicyProperties xmlns="http://schemas.microsoft.com/sharepoint/v3" xsi:nil="true"/>
+  </documentManagement>
+</p:properties>
 </file>
 
 <file path=customXml/item2.xml><?xml version="1.0" encoding="utf-8"?>
-<b:Sources xmlns:b="http://schemas.openxmlformats.org/officeDocument/2006/bibliography" xmlns="http://schemas.openxmlformats.org/officeDocument/2006/bibliography" SelectedStyle="\MLA.XSL" StyleName="MLA"/>
-</file>
-
-<file path=customXml/item3.xml><?xml version="1.0" encoding="utf-8"?>
 <ct:contentTypeSchema xmlns:ct="http://schemas.microsoft.com/office/2006/metadata/contentType" xmlns:ma="http://schemas.microsoft.com/office/2006/metadata/properties/metaAttributes" ct:_="" ma:_="" ma:contentTypeName="Document" ma:contentTypeID="0x01010088CE47F754C76E4E816A66E05339225A" ma:contentTypeVersion="13" ma:contentTypeDescription="Create a new document." ma:contentTypeScope="" ma:versionID="076a7d54fdb0b635cd2e2f75f54c1b16">
   <xsd:schema xmlns:xsd="http://www.w3.org/2001/XMLSchema" xmlns:xs="http://www.w3.org/2001/XMLSchema" xmlns:p="http://schemas.microsoft.com/office/2006/metadata/properties" xmlns:ns1="http://schemas.microsoft.com/sharepoint/v3" xmlns:ns2="72f5c66d-4f9b-4523-9c59-0147434cba56" xmlns:ns3="d5671106-6e7e-4942-8aee-9bcd5dd7e66b" targetNamespace="http://schemas.microsoft.com/office/2006/metadata/properties" ma:root="true" ma:fieldsID="733d59cbe7e7cf634dfb746df9f4de01" ns1:_="" ns2:_="" ns3:_="">
     <xsd:import namespace="http://schemas.microsoft.com/sharepoint/v3"/>
@@ -7752,36 +15023,32 @@
 </ct:contentTypeSchema>
 </file>
 
+<file path=customXml/item3.xml><?xml version="1.0" encoding="utf-8"?>
+<b:Sources xmlns:b="http://schemas.openxmlformats.org/officeDocument/2006/bibliography" xmlns="http://schemas.openxmlformats.org/officeDocument/2006/bibliography" SelectedStyle="\MLA.XSL" StyleName="MLA"/>
+</file>
+
 <file path=customXml/item4.xml><?xml version="1.0" encoding="utf-8"?>
-<p:properties xmlns:p="http://schemas.microsoft.com/office/2006/metadata/properties" xmlns:xsi="http://www.w3.org/2001/XMLSchema-instance" xmlns:pc="http://schemas.microsoft.com/office/infopath/2007/PartnerControls">
-  <documentManagement>
-    <_ip_UnifiedCompliancePolicyUIAction xmlns="http://schemas.microsoft.com/sharepoint/v3" xsi:nil="true"/>
-    <lcf76f155ced4ddcb4097134ff3c332f xmlns="72f5c66d-4f9b-4523-9c59-0147434cba56">
-      <Terms xmlns="http://schemas.microsoft.com/office/infopath/2007/PartnerControls"/>
-    </lcf76f155ced4ddcb4097134ff3c332f>
-    <TaxCatchAll xmlns="d5671106-6e7e-4942-8aee-9bcd5dd7e66b" xsi:nil="true"/>
-    <_ip_UnifiedCompliancePolicyProperties xmlns="http://schemas.microsoft.com/sharepoint/v3" xsi:nil="true"/>
-  </documentManagement>
-</p:properties>
+<?mso-contentType ?>
+<FormTemplates xmlns="http://schemas.microsoft.com/sharepoint/v3/contenttype/forms">
+  <Display>DocumentLibraryForm</Display>
+  <Edit>DocumentLibraryForm</Edit>
+  <New>DocumentLibraryForm</New>
+</FormTemplates>
 </file>
 
 <file path=customXml/itemProps1.xml><?xml version="1.0" encoding="utf-8"?>
-<ds:datastoreItem xmlns:ds="http://schemas.openxmlformats.org/officeDocument/2006/customXml" ds:itemID="{C793F174-B33D-4AAE-9E3B-9A362A6F4892}">
+<ds:datastoreItem xmlns:ds="http://schemas.openxmlformats.org/officeDocument/2006/customXml" ds:itemID="{2FE68222-D1D7-4405-9D8B-445901EEA94E}">
   <ds:schemaRefs>
-    <ds:schemaRef ds:uri="http://schemas.microsoft.com/sharepoint/v3/contenttype/forms"/>
+    <ds:schemaRef ds:uri="http://schemas.microsoft.com/office/2006/metadata/properties"/>
+    <ds:schemaRef ds:uri="http://schemas.microsoft.com/office/infopath/2007/PartnerControls"/>
+    <ds:schemaRef ds:uri="http://schemas.microsoft.com/sharepoint/v3"/>
+    <ds:schemaRef ds:uri="72f5c66d-4f9b-4523-9c59-0147434cba56"/>
+    <ds:schemaRef ds:uri="d5671106-6e7e-4942-8aee-9bcd5dd7e66b"/>
   </ds:schemaRefs>
 </ds:datastoreItem>
 </file>
 
 <file path=customXml/itemProps2.xml><?xml version="1.0" encoding="utf-8"?>
-<ds:datastoreItem xmlns:ds="http://schemas.openxmlformats.org/officeDocument/2006/customXml" ds:itemID="{6A404842-743E-4BBC-99A7-70A911F17733}">
-  <ds:schemaRefs>
-    <ds:schemaRef ds:uri="http://schemas.openxmlformats.org/officeDocument/2006/bibliography"/>
-  </ds:schemaRefs>
-</ds:datastoreItem>
-</file>
-
-<file path=customXml/itemProps3.xml><?xml version="1.0" encoding="utf-8"?>
 <ds:datastoreItem xmlns:ds="http://schemas.openxmlformats.org/officeDocument/2006/customXml" ds:itemID="{77819383-3D86-46CF-A5E7-D6F9C756A7E0}">
   <ds:schemaRefs>
     <ds:schemaRef ds:uri="http://schemas.microsoft.com/office/2006/metadata/contentType"/>
@@ -7801,14 +15068,18 @@
 </ds:datastoreItem>
 </file>
 
+<file path=customXml/itemProps3.xml><?xml version="1.0" encoding="utf-8"?>
+<ds:datastoreItem xmlns:ds="http://schemas.openxmlformats.org/officeDocument/2006/customXml" ds:itemID="{6A404842-743E-4BBC-99A7-70A911F17733}">
+  <ds:schemaRefs>
+    <ds:schemaRef ds:uri="http://schemas.openxmlformats.org/officeDocument/2006/bibliography"/>
+  </ds:schemaRefs>
+</ds:datastoreItem>
+</file>
+
 <file path=customXml/itemProps4.xml><?xml version="1.0" encoding="utf-8"?>
-<ds:datastoreItem xmlns:ds="http://schemas.openxmlformats.org/officeDocument/2006/customXml" ds:itemID="{2FE68222-D1D7-4405-9D8B-445901EEA94E}">
+<ds:datastoreItem xmlns:ds="http://schemas.openxmlformats.org/officeDocument/2006/customXml" ds:itemID="{C793F174-B33D-4AAE-9E3B-9A362A6F4892}">
   <ds:schemaRefs>
-    <ds:schemaRef ds:uri="http://schemas.microsoft.com/office/2006/metadata/properties"/>
-    <ds:schemaRef ds:uri="http://schemas.microsoft.com/office/infopath/2007/PartnerControls"/>
-    <ds:schemaRef ds:uri="http://schemas.microsoft.com/sharepoint/v3"/>
-    <ds:schemaRef ds:uri="72f5c66d-4f9b-4523-9c59-0147434cba56"/>
-    <ds:schemaRef ds:uri="d5671106-6e7e-4942-8aee-9bcd5dd7e66b"/>
+    <ds:schemaRef ds:uri="http://schemas.microsoft.com/sharepoint/v3/contenttype/forms"/>
   </ds:schemaRefs>
 </ds:datastoreItem>
 </file>